--- a/Conference/Вариация критической энергии в применении к ускорительному комплексу NICA.docx
+++ b/Conference/Вариация критической энергии в применении к ускорительному комплексу NICA.docx
@@ -7,47 +7,69 @@
         <w:pStyle w:val="a3"/>
         <w:jc w:val="center"/>
         <w:rPr>
+          <w:rFonts w:ascii="Times New Roman" w:hAnsi="Times New Roman" w:cs="Times New Roman"/>
           <w:sz w:val="40"/>
           <w:szCs w:val="40"/>
         </w:rPr>
       </w:pPr>
       <w:r>
         <w:rPr>
+          <w:rFonts w:ascii="Times New Roman" w:hAnsi="Times New Roman" w:cs="Times New Roman"/>
           <w:sz w:val="40"/>
           <w:szCs w:val="40"/>
         </w:rPr>
         <w:t>Вариация критической энергии в применении к ускорительному комплексу NICA.</w:t>
       </w:r>
     </w:p>
-    <w:p/>
     <w:p>
-      <w:r>
+      <w:pPr>
+        <w:rPr>
+          <w:rFonts w:ascii="Times New Roman" w:hAnsi="Times New Roman" w:cs="Times New Roman"/>
+        </w:rPr>
+      </w:pPr>
+    </w:p>
+    <w:p>
+      <w:pPr>
+        <w:rPr>
+          <w:rFonts w:ascii="Times New Roman" w:hAnsi="Times New Roman" w:cs="Times New Roman"/>
+        </w:rPr>
+      </w:pPr>
+      <w:r>
+        <w:rPr>
+          <w:rFonts w:ascii="Times New Roman" w:hAnsi="Times New Roman" w:cs="Times New Roman"/>
+          <w:b/>
+          <w:bCs/>
+        </w:rPr>
         <w:t>Аннотация</w:t>
       </w:r>
       <w:r>
-        <w:t xml:space="preserve">: </w:t>
-      </w:r>
-      <w:r>
-        <w:t xml:space="preserve">Критическая энергия является важным параметром, определяющим работу ускорителя. Для сохранения устойчивости пучка при прохождении критической энергии используются 2 основных метода: повышение критической энергии и скачкообразное прохождение через критическую энергию. В данной статье рассматривается метод повышения критической энергии в структуре </w:t>
+        <w:rPr>
+          <w:rFonts w:ascii="Times New Roman" w:hAnsi="Times New Roman" w:cs="Times New Roman"/>
+        </w:rPr>
+        <w:t xml:space="preserve">: Критическая энергия является важным параметром, определяющим работу ускорителя. Для сохранения устойчивости пучка при прохождении критической энергии используются 2 основных метода: повышение критической энергии и скачкообразное прохождение через критическую энергию. В данной статье рассматривается метод повышения критической энергии в структуре коллайдера NICA для эксперимента по столкновению поляризованного протонного и </w:t>
       </w:r>
       <w:proofErr w:type="spellStart"/>
       <w:r>
-        <w:t>коллайдера</w:t>
+        <w:rPr>
+          <w:rFonts w:ascii="Times New Roman" w:hAnsi="Times New Roman" w:cs="Times New Roman"/>
+        </w:rPr>
+        <w:t>дейтронного</w:t>
       </w:r>
       <w:proofErr w:type="spellEnd"/>
       <w:r>
-        <w:t xml:space="preserve"> NICA для эксперимента по столкновению поляризованного протонного и </w:t>
-      </w:r>
-      <w:proofErr w:type="spellStart"/>
-      <w:r>
-        <w:t>дейтронного</w:t>
-      </w:r>
-      <w:proofErr w:type="spellEnd"/>
-      <w:r>
+        <w:rPr>
+          <w:rFonts w:ascii="Times New Roman" w:hAnsi="Times New Roman" w:cs="Times New Roman"/>
+        </w:rPr>
         <w:t xml:space="preserve"> пучков.</w:t>
       </w:r>
     </w:p>
-    <w:p/>
+    <w:p>
+      <w:pPr>
+        <w:rPr>
+          <w:rFonts w:ascii="Times New Roman" w:hAnsi="Times New Roman" w:cs="Times New Roman"/>
+        </w:rPr>
+      </w:pPr>
+    </w:p>
     <w:p>
       <w:pPr>
         <w:pStyle w:val="a5"/>
@@ -56,99 +78,244 @@
           <w:numId w:val="1"/>
         </w:numPr>
         <w:rPr>
+          <w:rFonts w:ascii="Times New Roman" w:hAnsi="Times New Roman" w:cs="Times New Roman"/>
+          <w:b/>
+          <w:bCs/>
           <w:lang w:val="en-US"/>
         </w:rPr>
       </w:pPr>
       <w:r>
+        <w:rPr>
+          <w:rFonts w:ascii="Times New Roman" w:hAnsi="Times New Roman" w:cs="Times New Roman"/>
+          <w:b/>
+          <w:bCs/>
+        </w:rPr>
         <w:t>Введение</w:t>
-      </w:r>
-    </w:p>
-    <w:p/>
-    <w:p>
-      <w:pPr>
-        <w:ind w:firstLine="360"/>
-      </w:pPr>
-      <w:r>
-        <w:t xml:space="preserve">Ускорительный комплекс </w:t>
-      </w:r>
-      <w:proofErr w:type="spellStart"/>
-      <w:r>
-        <w:t>коллайдера</w:t>
-      </w:r>
-      <w:proofErr w:type="spellEnd"/>
-      <w:r>
-        <w:t xml:space="preserve"> </w:t>
-      </w:r>
-      <w:r>
-        <w:rPr>
-          <w:lang w:val="en-US"/>
-        </w:rPr>
-        <w:t>NICA</w:t>
-      </w:r>
-      <w:r>
-        <w:t xml:space="preserve"> </w:t>
-      </w:r>
-      <w:r>
-        <w:t xml:space="preserve">изначально проектировался с возможностью реализации </w:t>
-      </w:r>
-      <w:r>
-        <w:t xml:space="preserve">экспериментов по столкновению тяжелых ионов, но также имеется возможность </w:t>
-      </w:r>
-      <w:proofErr w:type="spellStart"/>
-      <w:r>
-        <w:t>эффектовного</w:t>
-      </w:r>
-      <w:proofErr w:type="spellEnd"/>
-      <w:r>
-        <w:t xml:space="preserve"> ускорения протонов и дейтронов для реализации поляризованной программы. </w:t>
       </w:r>
     </w:p>
     <w:p>
       <w:pPr>
         <w:rPr>
-          <w:rFonts w:eastAsiaTheme="minorEastAsia"/>
-          <w:i/>
+          <w:rFonts w:ascii="Times New Roman" w:hAnsi="Times New Roman" w:cs="Times New Roman"/>
+        </w:rPr>
+      </w:pPr>
+    </w:p>
+    <w:p>
+      <w:pPr>
+        <w:ind w:firstLine="360"/>
+        <w:rPr>
+          <w:rFonts w:ascii="Times New Roman" w:hAnsi="Times New Roman" w:cs="Times New Roman"/>
+        </w:rPr>
+      </w:pPr>
+      <w:r>
+        <w:rPr>
+          <w:rFonts w:ascii="Times New Roman" w:hAnsi="Times New Roman" w:cs="Times New Roman"/>
+        </w:rPr>
+        <w:t xml:space="preserve">Ускорительный комплекс коллайдера </w:t>
+      </w:r>
+      <w:r>
+        <w:rPr>
+          <w:rFonts w:ascii="Times New Roman" w:hAnsi="Times New Roman" w:cs="Times New Roman"/>
           <w:lang w:val="en-US"/>
         </w:rPr>
-      </w:pPr>
-      <w:r>
-        <w:tab/>
-      </w:r>
-      <w:r>
-        <w:t xml:space="preserve">Критическая энергия </w:t>
-      </w:r>
-      <w:proofErr w:type="spellStart"/>
-      <w:r>
-        <w:t>коллайдера</w:t>
-      </w:r>
-      <w:proofErr w:type="spellEnd"/>
-      <w:r>
-        <w:t xml:space="preserve"> в эксперименте по </w:t>
-      </w:r>
-      <w:r>
-        <w:t>ускорени</w:t>
-      </w:r>
-      <w:r>
-        <w:t xml:space="preserve">ю </w:t>
-      </w:r>
-      <w:r>
+        <w:t>NICA</w:t>
+      </w:r>
+      <w:r>
+        <w:rPr>
+          <w:rFonts w:ascii="Times New Roman" w:hAnsi="Times New Roman" w:cs="Times New Roman"/>
+        </w:rPr>
+        <w:t xml:space="preserve"> изначально проектировался с возможностью реализации </w:t>
+      </w:r>
+      <w:r>
+        <w:rPr>
+          <w:rFonts w:ascii="Times New Roman" w:hAnsi="Times New Roman" w:cs="Times New Roman"/>
+        </w:rPr>
+        <w:t xml:space="preserve">экспериментов по столкновению тяжелых ионов, </w:t>
+      </w:r>
+      <w:r>
+        <w:rPr>
+          <w:rFonts w:ascii="Times New Roman" w:hAnsi="Times New Roman" w:cs="Times New Roman"/>
+        </w:rPr>
+        <w:t>а</w:t>
+      </w:r>
+      <w:r>
+        <w:rPr>
+          <w:rFonts w:ascii="Times New Roman" w:hAnsi="Times New Roman" w:cs="Times New Roman"/>
+        </w:rPr>
+        <w:t xml:space="preserve"> также</w:t>
+      </w:r>
+      <w:r>
+        <w:rPr>
+          <w:rFonts w:ascii="Times New Roman" w:hAnsi="Times New Roman" w:cs="Times New Roman"/>
+        </w:rPr>
+        <w:t xml:space="preserve"> </w:t>
+      </w:r>
+      <w:r>
+        <w:rPr>
+          <w:rFonts w:ascii="Times New Roman" w:hAnsi="Times New Roman" w:cs="Times New Roman"/>
+        </w:rPr>
+        <w:t>эффек</w:t>
+      </w:r>
+      <w:r>
+        <w:rPr>
+          <w:rFonts w:ascii="Times New Roman" w:hAnsi="Times New Roman" w:cs="Times New Roman"/>
+        </w:rPr>
+        <w:t>ти</w:t>
+      </w:r>
+      <w:r>
+        <w:rPr>
+          <w:rFonts w:ascii="Times New Roman" w:hAnsi="Times New Roman" w:cs="Times New Roman"/>
+        </w:rPr>
+        <w:t>вного ускорения протонов и дейтронов для реализации поляризованной программы.</w:t>
+      </w:r>
+    </w:p>
+    <w:p>
+      <w:pPr>
+        <w:ind w:firstLine="360"/>
+        <w:rPr>
+          <w:rFonts w:ascii="Times New Roman" w:eastAsiaTheme="minorEastAsia" w:hAnsi="Times New Roman" w:cs="Times New Roman"/>
+        </w:rPr>
+      </w:pPr>
+      <w:r>
+        <w:rPr>
+          <w:rFonts w:ascii="Times New Roman" w:hAnsi="Times New Roman" w:cs="Times New Roman"/>
+        </w:rPr>
+        <w:t xml:space="preserve">Для </w:t>
+      </w:r>
+      <w:r>
+        <w:rPr>
+          <w:rFonts w:ascii="Times New Roman" w:hAnsi="Times New Roman" w:cs="Times New Roman"/>
+        </w:rPr>
         <w:t xml:space="preserve">тяжелых ионов золота </w:t>
       </w:r>
-      <w:r>
-        <w:rPr>
-          <w:lang w:val="en-US"/>
-        </w:rPr>
-        <w:t>Au</w:t>
-      </w:r>
-      <w:r>
-        <w:t xml:space="preserve"> равно </w:t>
+      <m:oMath>
+        <m:sPre>
+          <m:sPrePr>
+            <m:ctrlPr>
+              <w:rPr>
+                <w:rFonts w:ascii="Cambria Math" w:hAnsi="Cambria Math" w:cs="Times New Roman"/>
+                <w:i/>
+              </w:rPr>
+            </m:ctrlPr>
+          </m:sPrePr>
+          <m:sub>
+            <m:r>
+              <w:rPr>
+                <w:rFonts w:ascii="Cambria Math" w:hAnsi="Cambria Math" w:cs="Times New Roman"/>
+              </w:rPr>
+              <m:t xml:space="preserve"> </m:t>
+            </m:r>
+          </m:sub>
+          <m:sup>
+            <m:r>
+              <w:rPr>
+                <w:rFonts w:ascii="Cambria Math" w:hAnsi="Cambria Math" w:cs="Times New Roman"/>
+              </w:rPr>
+              <m:t>79</m:t>
+            </m:r>
+          </m:sup>
+          <m:e>
+            <m:r>
+              <w:rPr>
+                <w:rFonts w:ascii="Cambria Math" w:hAnsi="Cambria Math" w:cs="Times New Roman"/>
+              </w:rPr>
+              <m:t>A</m:t>
+            </m:r>
+          </m:e>
+        </m:sPre>
+        <m:sSub>
+          <m:sSubPr>
+            <m:ctrlPr>
+              <w:rPr>
+                <w:rFonts w:ascii="Cambria Math" w:hAnsi="Cambria Math" w:cs="Times New Roman"/>
+                <w:i/>
+              </w:rPr>
+            </m:ctrlPr>
+          </m:sSubPr>
+          <m:e>
+            <m:r>
+              <w:rPr>
+                <w:rFonts w:ascii="Cambria Math" w:hAnsi="Cambria Math" w:cs="Times New Roman"/>
+              </w:rPr>
+              <m:t>u</m:t>
+            </m:r>
+          </m:e>
+          <m:sub>
+            <m:r>
+              <w:rPr>
+                <w:rFonts w:ascii="Cambria Math" w:hAnsi="Cambria Math" w:cs="Times New Roman"/>
+              </w:rPr>
+              <m:t>197</m:t>
+            </m:r>
+          </m:sub>
+        </m:sSub>
+      </m:oMath>
+      <w:r>
+        <w:rPr>
+          <w:rFonts w:ascii="Times New Roman" w:hAnsi="Times New Roman" w:cs="Times New Roman"/>
+        </w:rPr>
+        <w:t xml:space="preserve"> </w:t>
+      </w:r>
+      <w:r>
+        <w:rPr>
+          <w:rFonts w:ascii="Times New Roman" w:hAnsi="Times New Roman" w:cs="Times New Roman"/>
+        </w:rPr>
+        <w:t>c</w:t>
+      </w:r>
+      <w:r>
+        <w:rPr>
+          <w:rFonts w:ascii="Times New Roman" w:hAnsi="Times New Roman" w:cs="Times New Roman"/>
+        </w:rPr>
+        <w:t xml:space="preserve"> максимальной энергией 4.5 ГэВ</w:t>
+      </w:r>
+      <w:r>
+        <w:rPr>
+          <w:rFonts w:ascii="Times New Roman" w:hAnsi="Times New Roman" w:cs="Times New Roman"/>
+        </w:rPr>
+        <w:t>/</w:t>
+      </w:r>
+      <w:r>
+        <w:rPr>
+          <w:rFonts w:ascii="Times New Roman" w:hAnsi="Times New Roman" w:cs="Times New Roman"/>
+        </w:rPr>
+        <w:t>н</w:t>
+      </w:r>
+      <w:r>
+        <w:rPr>
+          <w:rFonts w:ascii="Times New Roman" w:hAnsi="Times New Roman" w:cs="Times New Roman"/>
+        </w:rPr>
+        <w:t>уклон к</w:t>
+      </w:r>
+      <w:r>
+        <w:rPr>
+          <w:rFonts w:ascii="Times New Roman" w:hAnsi="Times New Roman" w:cs="Times New Roman"/>
+        </w:rPr>
+        <w:t xml:space="preserve">ритическая энергия коллайдера </w:t>
+      </w:r>
+      <w:r>
+        <w:rPr>
+          <w:rFonts w:ascii="Times New Roman" w:hAnsi="Times New Roman" w:cs="Times New Roman"/>
+        </w:rPr>
+        <w:t>равн</w:t>
+      </w:r>
+      <w:r>
+        <w:rPr>
+          <w:rFonts w:ascii="Times New Roman" w:hAnsi="Times New Roman" w:cs="Times New Roman"/>
+        </w:rPr>
+        <w:t>а</w:t>
+      </w:r>
+      <w:r>
+        <w:rPr>
+          <w:rFonts w:ascii="Times New Roman" w:hAnsi="Times New Roman" w:cs="Times New Roman"/>
+        </w:rPr>
+        <w:t xml:space="preserve"> </w:t>
       </w:r>
       <m:oMath>
         <m:sSubSup>
           <m:sSubSupPr>
             <m:ctrlPr>
               <w:rPr>
-                <w:rFonts w:ascii="Cambria Math" w:hAnsi="Cambria Math"/>
+                <w:rFonts w:ascii="Cambria Math" w:hAnsi="Cambria Math" w:cs="Times New Roman"/>
                 <w:i/>
               </w:rPr>
             </m:ctrlPr>
@@ -159,20 +326,21 @@
                 <m:sty m:val="p"/>
               </m:rPr>
               <w:rPr>
-                <w:rFonts w:ascii="Cambria Math" w:hAnsi="Cambria Math"/>
-              </w:rPr>
-              <m:t>γ</m:t>
-            </m:r>
-            <m:ctrlPr>
-              <w:rPr>
-                <w:rFonts w:ascii="Cambria Math" w:hAnsi="Cambria Math"/>
+                <w:rFonts w:ascii="Cambria Math" w:hAnsi="Cambria Math" w:cs="Times New Roman"/>
+              </w:rPr>
+              <m:t>E</m:t>
+            </m:r>
+            <m:ctrlPr>
+              <w:rPr>
+                <w:rFonts w:ascii="Cambria Math" w:hAnsi="Cambria Math" w:cs="Times New Roman"/>
               </w:rPr>
             </m:ctrlPr>
           </m:e>
           <m:sub>
             <m:r>
               <w:rPr>
-                <w:rFonts w:ascii="Cambria Math" w:hAnsi="Cambria Math"/>
+                <w:rFonts w:ascii="Cambria Math" w:hAnsi="Cambria Math" w:cs="Times New Roman"/>
+                <w:lang w:val="en-US"/>
               </w:rPr>
               <m:t>tr</m:t>
             </m:r>
@@ -180,43 +348,1103 @@
           <m:sup>
             <m:r>
               <w:rPr>
-                <w:rFonts w:ascii="Cambria Math" w:hAnsi="Cambria Math"/>
-              </w:rPr>
-              <m:t>Au-Au</m:t>
+                <w:rFonts w:ascii="Cambria Math" w:hAnsi="Cambria Math" w:cs="Times New Roman"/>
+              </w:rPr>
+              <m:t>Au</m:t>
+            </m:r>
+            <m:r>
+              <w:rPr>
+                <w:rFonts w:ascii="Cambria Math" w:hAnsi="Cambria Math" w:cs="Times New Roman"/>
+              </w:rPr>
+              <m:t>-</m:t>
+            </m:r>
+            <m:r>
+              <w:rPr>
+                <w:rFonts w:ascii="Cambria Math" w:hAnsi="Cambria Math" w:cs="Times New Roman"/>
+              </w:rPr>
+              <m:t>Au</m:t>
             </m:r>
           </m:sup>
         </m:sSubSup>
         <m:r>
           <w:rPr>
+            <w:rFonts w:ascii="Cambria Math" w:hAnsi="Cambria Math" w:cs="Times New Roman"/>
+          </w:rPr>
+          <m:t>=</m:t>
+        </m:r>
+        <m:r>
+          <w:rPr>
+            <w:rFonts w:ascii="Cambria Math" w:hAnsi="Cambria Math" w:cs="Times New Roman"/>
+          </w:rPr>
+          <m:t>5,</m:t>
+        </m:r>
+        <m:r>
+          <w:rPr>
+            <w:rFonts w:ascii="Cambria Math" w:hAnsi="Cambria Math" w:cs="Times New Roman"/>
+          </w:rPr>
+          <m:t>7</m:t>
+        </m:r>
+        <m:r>
+          <w:rPr>
+            <w:rFonts w:ascii="Cambria Math" w:hAnsi="Cambria Math" w:cs="Times New Roman"/>
+          </w:rPr>
+          <m:t xml:space="preserve"> </m:t>
+        </m:r>
+        <m:r>
+          <w:rPr>
+            <w:rFonts w:ascii="Cambria Math" w:eastAsiaTheme="minorEastAsia" w:hAnsi="Cambria Math" w:cs="Times New Roman"/>
+          </w:rPr>
+          <m:t>ГэВ</m:t>
+        </m:r>
+      </m:oMath>
+      <w:r>
+        <w:rPr>
+          <w:rFonts w:ascii="Times New Roman" w:eastAsiaTheme="minorEastAsia" w:hAnsi="Times New Roman" w:cs="Times New Roman"/>
+        </w:rPr>
+        <w:t xml:space="preserve"> </w:t>
+      </w:r>
+      <w:r>
+        <w:rPr>
+          <w:rFonts w:ascii="Times New Roman" w:hAnsi="Times New Roman" w:cs="Times New Roman"/>
+        </w:rPr>
+        <w:t>(</w:t>
+      </w:r>
+      <w:r>
+        <w:rPr>
+          <w:rFonts w:ascii="Times New Roman" w:hAnsi="Times New Roman" w:cs="Times New Roman"/>
+        </w:rPr>
+        <w:t xml:space="preserve"> </w:t>
+      </w:r>
+      <m:oMath>
+        <m:sSubSup>
+          <m:sSubSupPr>
+            <m:ctrlPr>
+              <w:rPr>
+                <w:rFonts w:ascii="Cambria Math" w:hAnsi="Cambria Math" w:cs="Times New Roman"/>
+                <w:i/>
+              </w:rPr>
+            </m:ctrlPr>
+          </m:sSubSupPr>
+          <m:e>
+            <m:r>
+              <m:rPr>
+                <m:sty m:val="p"/>
+              </m:rPr>
+              <w:rPr>
+                <w:rFonts w:ascii="Cambria Math" w:hAnsi="Cambria Math" w:cs="Times New Roman"/>
+              </w:rPr>
+              <m:t>γ</m:t>
+            </m:r>
+            <m:ctrlPr>
+              <w:rPr>
+                <w:rFonts w:ascii="Cambria Math" w:hAnsi="Cambria Math" w:cs="Times New Roman"/>
+              </w:rPr>
+            </m:ctrlPr>
+          </m:e>
+          <m:sub>
+            <m:r>
+              <w:rPr>
+                <w:rFonts w:ascii="Cambria Math" w:hAnsi="Cambria Math" w:cs="Times New Roman"/>
+              </w:rPr>
+              <m:t>tr</m:t>
+            </m:r>
+          </m:sub>
+          <m:sup>
+            <m:r>
+              <w:rPr>
+                <w:rFonts w:ascii="Cambria Math" w:hAnsi="Cambria Math" w:cs="Times New Roman"/>
+              </w:rPr>
+              <m:t>Au</m:t>
+            </m:r>
+            <m:r>
+              <w:rPr>
+                <w:rFonts w:ascii="Cambria Math" w:hAnsi="Cambria Math" w:cs="Times New Roman"/>
+              </w:rPr>
+              <m:t>-</m:t>
+            </m:r>
+            <m:r>
+              <w:rPr>
+                <w:rFonts w:ascii="Cambria Math" w:hAnsi="Cambria Math" w:cs="Times New Roman"/>
+              </w:rPr>
+              <m:t>Au</m:t>
+            </m:r>
+          </m:sup>
+        </m:sSubSup>
+        <m:r>
+          <w:rPr>
+            <w:rFonts w:ascii="Cambria Math" w:hAnsi="Cambria Math" w:cs="Times New Roman"/>
+          </w:rPr>
+          <m:t>=</m:t>
+        </m:r>
+        <m:r>
+          <w:rPr>
+            <w:rFonts w:ascii="Cambria Math" w:hAnsi="Cambria Math" w:cs="Times New Roman"/>
+          </w:rPr>
+          <m:t>7</m:t>
+        </m:r>
+        <m:r>
+          <w:rPr>
+            <w:rFonts w:ascii="Cambria Math" w:hAnsi="Cambria Math" w:cs="Times New Roman"/>
+          </w:rPr>
+          <m:t>,1</m:t>
+        </m:r>
+        <m:r>
+          <w:rPr>
+            <w:rFonts w:ascii="Cambria Math" w:hAnsi="Cambria Math" w:cs="Times New Roman"/>
+          </w:rPr>
+          <m:t xml:space="preserve"> </m:t>
+        </m:r>
+        <m:r>
+          <w:rPr>
+            <w:rFonts w:ascii="Cambria Math" w:eastAsiaTheme="minorEastAsia" w:hAnsi="Cambria Math" w:cs="Times New Roman"/>
+          </w:rPr>
+          <m:t>)</m:t>
+        </m:r>
+        <m:r>
+          <w:rPr>
+            <w:rFonts w:ascii="Cambria Math" w:eastAsiaTheme="minorEastAsia" w:hAnsi="Cambria Math" w:cs="Times New Roman"/>
+          </w:rPr>
+          <m:t>.</m:t>
+        </m:r>
+      </m:oMath>
+      <w:r>
+        <w:rPr>
+          <w:rFonts w:ascii="Times New Roman" w:eastAsiaTheme="minorEastAsia" w:hAnsi="Times New Roman" w:cs="Times New Roman"/>
+        </w:rPr>
+        <w:t xml:space="preserve"> </w:t>
+      </w:r>
+      <w:r>
+        <w:rPr>
+          <w:rFonts w:ascii="Times New Roman" w:eastAsiaTheme="minorEastAsia" w:hAnsi="Times New Roman" w:cs="Times New Roman"/>
+        </w:rPr>
+        <w:t xml:space="preserve">Таким образом, проблем с прохождением критической энергии не возникает, что было изначально учтено при проектировании </w:t>
+      </w:r>
+      <w:proofErr w:type="spellStart"/>
+      <w:r>
+        <w:rPr>
+          <w:rFonts w:ascii="Times New Roman" w:eastAsiaTheme="minorEastAsia" w:hAnsi="Times New Roman" w:cs="Times New Roman"/>
+        </w:rPr>
+        <w:t>магнито</w:t>
+      </w:r>
+      <w:proofErr w:type="spellEnd"/>
+      <w:r>
+        <w:rPr>
+          <w:rFonts w:ascii="Times New Roman" w:eastAsiaTheme="minorEastAsia" w:hAnsi="Times New Roman" w:cs="Times New Roman"/>
+        </w:rPr>
+        <w:t>-оптической структуры.</w:t>
+      </w:r>
+      <w:r>
+        <w:rPr>
+          <w:rFonts w:ascii="Times New Roman" w:eastAsiaTheme="minorEastAsia" w:hAnsi="Times New Roman" w:cs="Times New Roman"/>
+        </w:rPr>
+        <w:t xml:space="preserve"> Такое значение критической энергии было достигнуто выбором частоты </w:t>
+      </w:r>
+      <w:r>
+        <w:rPr>
+          <w:rFonts w:ascii="Times New Roman" w:hAnsi="Times New Roman" w:cs="Times New Roman"/>
+        </w:rPr>
+        <w:t xml:space="preserve">бетатронных колебаний в горизонтальной плоскости </w:t>
+      </w:r>
+      <m:oMath>
+        <m:sSub>
+          <m:sSubPr>
+            <m:ctrlPr>
+              <w:rPr>
+                <w:rFonts w:ascii="Cambria Math" w:hAnsi="Cambria Math"/>
+              </w:rPr>
+            </m:ctrlPr>
+          </m:sSubPr>
+          <m:e>
+            <m:r>
+              <w:rPr>
+                <w:rFonts w:ascii="Cambria Math" w:hAnsi="Cambria Math"/>
+              </w:rPr>
+              <m:t>ν</m:t>
+            </m:r>
+          </m:e>
+          <m:sub>
+            <m:r>
+              <w:rPr>
+                <w:rFonts w:ascii="Cambria Math" w:hAnsi="Cambria Math"/>
+              </w:rPr>
+              <m:t>x</m:t>
+            </m:r>
+          </m:sub>
+        </m:sSub>
+      </m:oMath>
+      <w:r>
+        <w:rPr>
+          <w:rFonts w:ascii="Times New Roman" w:hAnsi="Times New Roman" w:cs="Times New Roman"/>
+        </w:rPr>
+        <w:t>,</w:t>
+      </w:r>
+      <w:r>
+        <w:rPr>
+          <w:rFonts w:ascii="Times New Roman" w:hAnsi="Times New Roman" w:cs="Times New Roman"/>
+        </w:rPr>
+        <w:t xml:space="preserve"> </w:t>
+      </w:r>
+      <w:r>
+        <w:rPr>
+          <w:rFonts w:ascii="Times New Roman" w:hAnsi="Times New Roman" w:cs="Times New Roman"/>
+        </w:rPr>
+        <w:t xml:space="preserve">которая  при условии регулярности структуры арок, состоящих из одинаковых ячеек ФОДО,  должна быть больше максимального значения фактора Лоренца во всем интервале энергии </w:t>
+      </w:r>
+      <m:oMath>
+        <m:r>
+          <m:rPr>
+            <m:sty m:val="p"/>
+          </m:rPr>
+          <w:rPr>
             <w:rFonts w:ascii="Cambria Math" w:hAnsi="Cambria Math"/>
           </w:rPr>
-          <m:t>=</m:t>
+          <m:t xml:space="preserve"> </m:t>
+        </m:r>
+        <m:sSub>
+          <m:sSubPr>
+            <m:ctrlPr>
+              <w:rPr>
+                <w:rFonts w:ascii="Cambria Math" w:hAnsi="Cambria Math"/>
+              </w:rPr>
+            </m:ctrlPr>
+          </m:sSubPr>
+          <m:e>
+            <m:r>
+              <w:rPr>
+                <w:rFonts w:ascii="Cambria Math" w:hAnsi="Cambria Math"/>
+              </w:rPr>
+              <m:t>ν</m:t>
+            </m:r>
+          </m:e>
+          <m:sub>
+            <m:r>
+              <w:rPr>
+                <w:rFonts w:ascii="Cambria Math" w:hAnsi="Cambria Math"/>
+              </w:rPr>
+              <m:t>x</m:t>
+            </m:r>
+          </m:sub>
+        </m:sSub>
+        <m:r>
+          <m:rPr>
+            <m:sty m:val="p"/>
+          </m:rPr>
+          <w:rPr>
+            <w:rFonts w:ascii="Cambria Math" w:hAnsi="Cambria Math"/>
+          </w:rPr>
+          <m:t>≈</m:t>
+        </m:r>
+        <m:sSubSup>
+          <m:sSubSupPr>
+            <m:ctrlPr>
+              <w:rPr>
+                <w:rFonts w:ascii="Cambria Math" w:hAnsi="Cambria Math"/>
+              </w:rPr>
+            </m:ctrlPr>
+          </m:sSubSupPr>
+          <m:e>
+            <m:r>
+              <w:rPr>
+                <w:rFonts w:ascii="Cambria Math" w:hAnsi="Cambria Math"/>
+              </w:rPr>
+              <m:t>γ</m:t>
+            </m:r>
+          </m:e>
+          <m:sub>
+            <m:r>
+              <m:rPr>
+                <m:sty m:val="p"/>
+              </m:rPr>
+              <w:rPr>
+                <w:rFonts w:ascii="Cambria Math" w:hAnsi="Cambria Math"/>
+              </w:rPr>
+              <m:t>tr</m:t>
+            </m:r>
+          </m:sub>
+          <m:sup>
+            <m:r>
+              <w:rPr>
+                <w:rFonts w:ascii="Cambria Math" w:hAnsi="Cambria Math"/>
+              </w:rPr>
+              <m:t>Au</m:t>
+            </m:r>
+          </m:sup>
+        </m:sSubSup>
+        <m:r>
+          <m:rPr>
+            <m:sty m:val="p"/>
+          </m:rPr>
+          <w:rPr>
+            <w:rFonts w:ascii="Cambria Math" w:hAnsi="Cambria Math"/>
+          </w:rPr>
+          <m:t>&gt;</m:t>
+        </m:r>
+        <m:sSubSup>
+          <m:sSubSupPr>
+            <m:ctrlPr>
+              <w:rPr>
+                <w:rFonts w:ascii="Cambria Math" w:hAnsi="Cambria Math"/>
+              </w:rPr>
+            </m:ctrlPr>
+          </m:sSubSupPr>
+          <m:e>
+            <m:r>
+              <w:rPr>
+                <w:rFonts w:ascii="Cambria Math" w:hAnsi="Cambria Math"/>
+              </w:rPr>
+              <m:t>γ</m:t>
+            </m:r>
+          </m:e>
+          <m:sub>
+            <m:r>
+              <w:rPr>
+                <w:rFonts w:ascii="Cambria Math" w:hAnsi="Cambria Math"/>
+              </w:rPr>
+              <m:t>max</m:t>
+            </m:r>
+          </m:sub>
+          <m:sup>
+            <m:r>
+              <w:rPr>
+                <w:rFonts w:ascii="Cambria Math" w:hAnsi="Cambria Math"/>
+              </w:rPr>
+              <m:t>Au</m:t>
+            </m:r>
+          </m:sup>
+        </m:sSubSup>
+        <m:r>
+          <m:rPr>
+            <m:sty m:val="p"/>
+          </m:rPr>
+          <w:rPr>
+            <w:rFonts w:ascii="Cambria Math" w:hAnsi="Cambria Math"/>
+          </w:rPr>
+          <m:t>≈</m:t>
+        </m:r>
+        <m:r>
+          <m:rPr>
+            <m:sty m:val="p"/>
+          </m:rPr>
+          <w:rPr>
+            <w:rFonts w:ascii="Cambria Math" w:hAnsi="Cambria Math"/>
+          </w:rPr>
+          <m:t>5.8</m:t>
         </m:r>
       </m:oMath>
+      <w:r>
+        <w:rPr>
+          <w:rFonts w:ascii="Times New Roman" w:hAnsi="Times New Roman" w:cs="Times New Roman"/>
+        </w:rPr>
+        <w:t>.</w:t>
+      </w:r>
+      <w:r>
+        <w:rPr>
+          <w:rFonts w:ascii="Times New Roman" w:hAnsi="Times New Roman" w:cs="Times New Roman"/>
+        </w:rPr>
+        <w:t xml:space="preserve"> В данном случае была выбрана частота</w:t>
+      </w:r>
+      <w:r>
+        <w:rPr>
+          <w:rFonts w:ascii="Times New Roman" w:hAnsi="Times New Roman" w:cs="Times New Roman"/>
+        </w:rPr>
+        <w:t xml:space="preserve"> </w:t>
+      </w:r>
+      <m:oMath>
+        <m:sSubSup>
+          <m:sSubSupPr>
+            <m:ctrlPr>
+              <w:rPr>
+                <w:rFonts w:ascii="Cambria Math" w:hAnsi="Cambria Math"/>
+                <w:i/>
+                <w:lang w:val="en-US"/>
+              </w:rPr>
+            </m:ctrlPr>
+          </m:sSubSupPr>
+          <m:e>
+            <m:r>
+              <w:rPr>
+                <w:rFonts w:ascii="Cambria Math" w:hAnsi="Cambria Math"/>
+              </w:rPr>
+              <m:t>ν</m:t>
+            </m:r>
+            <m:ctrlPr>
+              <w:rPr>
+                <w:rFonts w:ascii="Cambria Math" w:hAnsi="Cambria Math"/>
+                <w:i/>
+              </w:rPr>
+            </m:ctrlPr>
+          </m:e>
+          <m:sub>
+            <m:r>
+              <w:rPr>
+                <w:rFonts w:ascii="Cambria Math" w:hAnsi="Cambria Math"/>
+              </w:rPr>
+              <m:t>x</m:t>
+            </m:r>
+            <m:r>
+              <w:rPr>
+                <w:rFonts w:ascii="Cambria Math" w:hAnsi="Cambria Math"/>
+              </w:rPr>
+              <m:t>,y</m:t>
+            </m:r>
+            <m:ctrlPr>
+              <w:rPr>
+                <w:rFonts w:ascii="Cambria Math" w:hAnsi="Cambria Math"/>
+                <w:i/>
+              </w:rPr>
+            </m:ctrlPr>
+          </m:sub>
+          <m:sup>
+            <m:r>
+              <w:rPr>
+                <w:rFonts w:ascii="Cambria Math" w:hAnsi="Cambria Math"/>
+                <w:lang w:val="en-US"/>
+              </w:rPr>
+              <m:t>Au</m:t>
+            </m:r>
+          </m:sup>
+        </m:sSubSup>
+        <m:r>
+          <w:rPr>
+            <w:rFonts w:ascii="Cambria Math" w:hAnsi="Cambria Math"/>
+          </w:rPr>
+          <m:t>= 9,4</m:t>
+        </m:r>
+        <m:r>
+          <w:rPr>
+            <w:rFonts w:ascii="Cambria Math" w:hAnsi="Cambria Math"/>
+          </w:rPr>
+          <m:t>4</m:t>
+        </m:r>
+      </m:oMath>
+      <w:r>
+        <w:rPr>
+          <w:rFonts w:ascii="Times New Roman" w:eastAsiaTheme="minorEastAsia" w:hAnsi="Times New Roman" w:cs="Times New Roman"/>
+        </w:rPr>
+        <w:t>.</w:t>
+      </w:r>
     </w:p>
     <w:p>
       <w:pPr>
-        <w:rPr>
-          <w:rFonts w:eastAsiaTheme="minorEastAsia"/>
-        </w:rPr>
-      </w:pPr>
+        <w:ind w:firstLine="360"/>
+        <w:rPr>
+          <w:rFonts w:ascii="Times New Roman" w:eastAsiaTheme="minorEastAsia" w:hAnsi="Times New Roman" w:cs="Times New Roman"/>
+          <w:i/>
+        </w:rPr>
+      </w:pPr>
+      <w:r>
+        <w:rPr>
+          <w:rFonts w:ascii="Times New Roman" w:eastAsiaTheme="minorEastAsia" w:hAnsi="Times New Roman" w:cs="Times New Roman"/>
+        </w:rPr>
+        <w:t xml:space="preserve">При ускорении протонов магнитная жесткость в поворотных арках остаётся неизменной </w:t>
+      </w:r>
+      <m:oMath>
+        <m:sSub>
+          <m:sSubPr>
+            <m:ctrlPr>
+              <w:rPr>
+                <w:rFonts w:ascii="Cambria Math" w:hAnsi="Cambria Math"/>
+              </w:rPr>
+            </m:ctrlPr>
+          </m:sSubPr>
+          <m:e>
+            <m:r>
+              <w:rPr>
+                <w:rFonts w:ascii="Cambria Math" w:hAnsi="Cambria Math"/>
+              </w:rPr>
+              <m:t>R</m:t>
+            </m:r>
+          </m:e>
+          <m:sub>
+            <m:r>
+              <w:rPr>
+                <w:rFonts w:ascii="Cambria Math" w:hAnsi="Cambria Math"/>
+              </w:rPr>
+              <m:t>arc</m:t>
+            </m:r>
+          </m:sub>
+        </m:sSub>
+        <m:r>
+          <m:rPr>
+            <m:sty m:val="p"/>
+          </m:rPr>
+          <w:rPr>
+            <w:rFonts w:ascii="Cambria Math" w:hAnsi="Cambria Math"/>
+          </w:rPr>
+          <m:t>⋅</m:t>
+        </m:r>
+        <m:sSub>
+          <m:sSubPr>
+            <m:ctrlPr>
+              <w:rPr>
+                <w:rFonts w:ascii="Cambria Math" w:hAnsi="Cambria Math"/>
+              </w:rPr>
+            </m:ctrlPr>
+          </m:sSubPr>
+          <m:e>
+            <m:r>
+              <w:rPr>
+                <w:rFonts w:ascii="Cambria Math" w:hAnsi="Cambria Math"/>
+              </w:rPr>
+              <m:t>B</m:t>
+            </m:r>
+          </m:e>
+          <m:sub>
+            <m:r>
+              <w:rPr>
+                <w:rFonts w:ascii="Cambria Math" w:hAnsi="Cambria Math"/>
+              </w:rPr>
+              <m:t>bend</m:t>
+            </m:r>
+          </m:sub>
+        </m:sSub>
+        <m:r>
+          <m:rPr>
+            <m:sty m:val="p"/>
+          </m:rPr>
+          <w:rPr>
+            <w:rFonts w:ascii="Cambria Math" w:hAnsi="Cambria Math"/>
+          </w:rPr>
+          <m:t>=</m:t>
+        </m:r>
+        <m:f>
+          <m:fPr>
+            <m:ctrlPr>
+              <w:rPr>
+                <w:rFonts w:ascii="Cambria Math" w:hAnsi="Cambria Math"/>
+              </w:rPr>
+            </m:ctrlPr>
+          </m:fPr>
+          <m:num>
+            <m:r>
+              <w:rPr>
+                <w:rFonts w:ascii="Cambria Math" w:hAnsi="Cambria Math"/>
+              </w:rPr>
+              <m:t>A</m:t>
+            </m:r>
+            <m:r>
+              <m:rPr>
+                <m:sty m:val="p"/>
+              </m:rPr>
+              <w:rPr>
+                <w:rFonts w:ascii="Cambria Math" w:hAnsi="Cambria Math"/>
+              </w:rPr>
+              <m:t>⋅</m:t>
+            </m:r>
+            <m:r>
+              <w:rPr>
+                <w:rFonts w:ascii="Cambria Math" w:hAnsi="Cambria Math"/>
+              </w:rPr>
+              <m:t>mcγβ</m:t>
+            </m:r>
+          </m:num>
+          <m:den>
+            <m:r>
+              <w:rPr>
+                <w:rFonts w:ascii="Cambria Math" w:hAnsi="Cambria Math"/>
+              </w:rPr>
+              <m:t>eZ</m:t>
+            </m:r>
+          </m:den>
+        </m:f>
+        <m:r>
+          <m:rPr>
+            <m:sty m:val="p"/>
+          </m:rPr>
+          <w:rPr>
+            <w:rFonts w:ascii="Cambria Math" w:hAnsi="Cambria Math"/>
+          </w:rPr>
+          <m:t>≈45</m:t>
+        </m:r>
+      </m:oMath>
+      <w:r>
+        <w:rPr>
+          <w:rFonts w:ascii="Times New Roman" w:eastAsiaTheme="minorEastAsia" w:hAnsi="Times New Roman" w:cs="Times New Roman"/>
+        </w:rPr>
+        <w:t xml:space="preserve"> </w:t>
+      </w:r>
+      <w:r>
+        <w:rPr>
+          <w:rFonts w:ascii="Times New Roman" w:eastAsiaTheme="minorEastAsia" w:hAnsi="Times New Roman" w:cs="Times New Roman"/>
+        </w:rPr>
+        <w:t xml:space="preserve">для любых частиц при максимальном магнитном поле в поворотных магнитах. Тем самым, определяется максимально возможная энергия для протонов </w:t>
+      </w:r>
+      <m:oMath>
+        <m:sSubSup>
+          <m:sSubSupPr>
+            <m:ctrlPr>
+              <w:rPr>
+                <w:rFonts w:ascii="Cambria Math" w:hAnsi="Cambria Math" w:cs="Times New Roman"/>
+                <w:i/>
+              </w:rPr>
+            </m:ctrlPr>
+          </m:sSubSupPr>
+          <m:e>
+            <m:r>
+              <m:rPr>
+                <m:sty m:val="p"/>
+              </m:rPr>
+              <w:rPr>
+                <w:rFonts w:ascii="Cambria Math" w:hAnsi="Cambria Math" w:cs="Times New Roman"/>
+              </w:rPr>
+              <m:t>E</m:t>
+            </m:r>
+            <m:ctrlPr>
+              <w:rPr>
+                <w:rFonts w:ascii="Cambria Math" w:hAnsi="Cambria Math" w:cs="Times New Roman"/>
+              </w:rPr>
+            </m:ctrlPr>
+          </m:e>
+          <m:sub>
+            <m:r>
+              <w:rPr>
+                <w:rFonts w:ascii="Cambria Math" w:hAnsi="Cambria Math" w:cs="Times New Roman"/>
+                <w:lang w:val="en-US"/>
+              </w:rPr>
+              <m:t>max</m:t>
+            </m:r>
+          </m:sub>
+          <m:sup>
+            <m:r>
+              <w:rPr>
+                <w:rFonts w:ascii="Cambria Math" w:hAnsi="Cambria Math" w:cs="Times New Roman"/>
+              </w:rPr>
+              <m:t>p</m:t>
+            </m:r>
+          </m:sup>
+        </m:sSubSup>
+        <m:r>
+          <w:rPr>
+            <w:rFonts w:ascii="Cambria Math" w:hAnsi="Cambria Math" w:cs="Times New Roman"/>
+          </w:rPr>
+          <m:t>=</m:t>
+        </m:r>
+        <m:r>
+          <w:rPr>
+            <w:rFonts w:ascii="Cambria Math" w:hAnsi="Cambria Math" w:cs="Times New Roman"/>
+          </w:rPr>
+          <m:t>1</m:t>
+        </m:r>
+        <m:r>
+          <w:rPr>
+            <w:rFonts w:ascii="Cambria Math" w:hAnsi="Cambria Math" w:cs="Times New Roman"/>
+          </w:rPr>
+          <m:t>2</m:t>
+        </m:r>
+        <m:r>
+          <w:rPr>
+            <w:rFonts w:ascii="Cambria Math" w:hAnsi="Cambria Math" w:cs="Times New Roman"/>
+          </w:rPr>
+          <m:t>,</m:t>
+        </m:r>
+        <m:r>
+          <w:rPr>
+            <w:rFonts w:ascii="Cambria Math" w:hAnsi="Cambria Math" w:cs="Times New Roman"/>
+          </w:rPr>
+          <m:t>4</m:t>
+        </m:r>
+        <m:r>
+          <w:rPr>
+            <w:rFonts w:ascii="Cambria Math" w:hAnsi="Cambria Math" w:cs="Times New Roman"/>
+          </w:rPr>
+          <m:t xml:space="preserve"> </m:t>
+        </m:r>
+        <m:r>
+          <w:rPr>
+            <w:rFonts w:ascii="Cambria Math" w:eastAsiaTheme="minorEastAsia" w:hAnsi="Cambria Math" w:cs="Times New Roman"/>
+          </w:rPr>
+          <m:t>ГэВ</m:t>
+        </m:r>
+      </m:oMath>
+      <w:r>
+        <w:rPr>
+          <w:rFonts w:ascii="Times New Roman" w:eastAsiaTheme="minorEastAsia" w:hAnsi="Times New Roman" w:cs="Times New Roman"/>
+        </w:rPr>
+        <w:t xml:space="preserve"> (</w:t>
+      </w:r>
+      <m:oMath>
+        <m:sSubSup>
+          <m:sSubSupPr>
+            <m:ctrlPr>
+              <w:rPr>
+                <w:rFonts w:ascii="Cambria Math" w:hAnsi="Cambria Math" w:cs="Times New Roman"/>
+                <w:i/>
+              </w:rPr>
+            </m:ctrlPr>
+          </m:sSubSupPr>
+          <m:e>
+            <m:r>
+              <m:rPr>
+                <m:sty m:val="p"/>
+              </m:rPr>
+              <w:rPr>
+                <w:rFonts w:ascii="Cambria Math" w:hAnsi="Cambria Math" w:cs="Times New Roman"/>
+              </w:rPr>
+              <m:t>γ</m:t>
+            </m:r>
+            <m:ctrlPr>
+              <w:rPr>
+                <w:rFonts w:ascii="Cambria Math" w:hAnsi="Cambria Math" w:cs="Times New Roman"/>
+              </w:rPr>
+            </m:ctrlPr>
+          </m:e>
+          <m:sub>
+            <m:r>
+              <w:rPr>
+                <w:rFonts w:ascii="Cambria Math" w:hAnsi="Cambria Math" w:cs="Times New Roman"/>
+              </w:rPr>
+              <m:t>tr</m:t>
+            </m:r>
+          </m:sub>
+          <m:sup>
+            <m:r>
+              <w:rPr>
+                <w:rFonts w:ascii="Cambria Math" w:hAnsi="Cambria Math" w:cs="Times New Roman"/>
+              </w:rPr>
+              <m:t>Au</m:t>
+            </m:r>
+            <m:r>
+              <w:rPr>
+                <w:rFonts w:ascii="Cambria Math" w:hAnsi="Cambria Math" w:cs="Times New Roman"/>
+              </w:rPr>
+              <m:t>-</m:t>
+            </m:r>
+            <m:r>
+              <w:rPr>
+                <w:rFonts w:ascii="Cambria Math" w:hAnsi="Cambria Math" w:cs="Times New Roman"/>
+              </w:rPr>
+              <m:t>Au</m:t>
+            </m:r>
+          </m:sup>
+        </m:sSubSup>
+        <m:r>
+          <w:rPr>
+            <w:rFonts w:ascii="Cambria Math" w:hAnsi="Cambria Math" w:cs="Times New Roman"/>
+          </w:rPr>
+          <m:t>=</m:t>
+        </m:r>
+        <m:r>
+          <w:rPr>
+            <w:rFonts w:ascii="Cambria Math" w:hAnsi="Cambria Math" w:cs="Times New Roman"/>
+          </w:rPr>
+          <m:t>14</m:t>
+        </m:r>
+        <m:r>
+          <w:rPr>
+            <w:rFonts w:ascii="Cambria Math" w:hAnsi="Cambria Math" w:cs="Times New Roman"/>
+          </w:rPr>
+          <m:t>,</m:t>
+        </m:r>
+        <m:r>
+          <w:rPr>
+            <w:rFonts w:ascii="Cambria Math" w:hAnsi="Cambria Math" w:cs="Times New Roman"/>
+          </w:rPr>
+          <m:t>3</m:t>
+        </m:r>
+      </m:oMath>
+      <w:r>
+        <w:rPr>
+          <w:rFonts w:ascii="Times New Roman" w:eastAsiaTheme="minorEastAsia" w:hAnsi="Times New Roman" w:cs="Times New Roman"/>
+        </w:rPr>
+        <w:t>)</w:t>
+      </w:r>
+      <w:r>
+        <w:rPr>
+          <w:rFonts w:ascii="Times New Roman" w:eastAsiaTheme="minorEastAsia" w:hAnsi="Times New Roman" w:cs="Times New Roman"/>
+        </w:rPr>
+        <w:t xml:space="preserve">, что заведомо выше критической энергии для ионной регулярной структуры </w:t>
+      </w:r>
+      <m:oMath>
+        <m:sSubSup>
+          <m:sSubSupPr>
+            <m:ctrlPr>
+              <w:rPr>
+                <w:rFonts w:ascii="Cambria Math" w:hAnsi="Cambria Math" w:cs="Times New Roman"/>
+                <w:i/>
+              </w:rPr>
+            </m:ctrlPr>
+          </m:sSubSupPr>
+          <m:e>
+            <m:r>
+              <m:rPr>
+                <m:sty m:val="p"/>
+              </m:rPr>
+              <w:rPr>
+                <w:rFonts w:ascii="Cambria Math" w:hAnsi="Cambria Math" w:cs="Times New Roman"/>
+              </w:rPr>
+              <m:t>E</m:t>
+            </m:r>
+            <m:ctrlPr>
+              <w:rPr>
+                <w:rFonts w:ascii="Cambria Math" w:hAnsi="Cambria Math" w:cs="Times New Roman"/>
+              </w:rPr>
+            </m:ctrlPr>
+          </m:e>
+          <m:sub>
+            <m:r>
+              <w:rPr>
+                <w:rFonts w:ascii="Cambria Math" w:hAnsi="Cambria Math" w:cs="Times New Roman"/>
+              </w:rPr>
+              <m:t>tr</m:t>
+            </m:r>
+          </m:sub>
+          <m:sup>
+            <m:r>
+              <w:rPr>
+                <w:rFonts w:ascii="Cambria Math" w:hAnsi="Cambria Math" w:cs="Times New Roman"/>
+              </w:rPr>
+              <m:t>Au</m:t>
+            </m:r>
+            <m:r>
+              <w:rPr>
+                <w:rFonts w:ascii="Cambria Math" w:hAnsi="Cambria Math" w:cs="Times New Roman"/>
+              </w:rPr>
+              <m:t>-</m:t>
+            </m:r>
+            <m:r>
+              <w:rPr>
+                <w:rFonts w:ascii="Cambria Math" w:hAnsi="Cambria Math" w:cs="Times New Roman"/>
+              </w:rPr>
+              <m:t>Au</m:t>
+            </m:r>
+          </m:sup>
+        </m:sSubSup>
+        <m:r>
+          <w:rPr>
+            <w:rFonts w:ascii="Cambria Math" w:hAnsi="Cambria Math" w:cs="Times New Roman"/>
+          </w:rPr>
+          <m:t>=5,</m:t>
+        </m:r>
+        <m:r>
+          <w:rPr>
+            <w:rFonts w:ascii="Cambria Math" w:hAnsi="Cambria Math" w:cs="Times New Roman"/>
+          </w:rPr>
+          <m:t>7</m:t>
+        </m:r>
+        <m:r>
+          <w:rPr>
+            <w:rFonts w:ascii="Cambria Math" w:hAnsi="Cambria Math" w:cs="Times New Roman"/>
+          </w:rPr>
+          <m:t xml:space="preserve"> </m:t>
+        </m:r>
+        <m:r>
+          <w:rPr>
+            <w:rFonts w:ascii="Cambria Math" w:eastAsiaTheme="minorEastAsia" w:hAnsi="Cambria Math" w:cs="Times New Roman"/>
+          </w:rPr>
+          <m:t>ГэВ</m:t>
+        </m:r>
+      </m:oMath>
+      <w:r>
+        <w:rPr>
+          <w:rFonts w:ascii="Times New Roman" w:eastAsiaTheme="minorEastAsia" w:hAnsi="Times New Roman" w:cs="Times New Roman"/>
+        </w:rPr>
+        <w:t xml:space="preserve"> </w:t>
+      </w:r>
+      <w:r>
+        <w:rPr>
+          <w:rFonts w:ascii="Times New Roman" w:hAnsi="Times New Roman" w:cs="Times New Roman"/>
+        </w:rPr>
+        <w:t xml:space="preserve">( </w:t>
+      </w:r>
+      <m:oMath>
+        <m:sSubSup>
+          <m:sSubSupPr>
+            <m:ctrlPr>
+              <w:rPr>
+                <w:rFonts w:ascii="Cambria Math" w:hAnsi="Cambria Math" w:cs="Times New Roman"/>
+                <w:i/>
+              </w:rPr>
+            </m:ctrlPr>
+          </m:sSubSupPr>
+          <m:e>
+            <m:r>
+              <m:rPr>
+                <m:sty m:val="p"/>
+              </m:rPr>
+              <w:rPr>
+                <w:rFonts w:ascii="Cambria Math" w:hAnsi="Cambria Math" w:cs="Times New Roman"/>
+              </w:rPr>
+              <m:t>γ</m:t>
+            </m:r>
+            <m:ctrlPr>
+              <w:rPr>
+                <w:rFonts w:ascii="Cambria Math" w:hAnsi="Cambria Math" w:cs="Times New Roman"/>
+              </w:rPr>
+            </m:ctrlPr>
+          </m:e>
+          <m:sub>
+            <m:r>
+              <w:rPr>
+                <w:rFonts w:ascii="Cambria Math" w:hAnsi="Cambria Math" w:cs="Times New Roman"/>
+              </w:rPr>
+              <m:t>tr</m:t>
+            </m:r>
+          </m:sub>
+          <m:sup>
+            <m:r>
+              <w:rPr>
+                <w:rFonts w:ascii="Cambria Math" w:hAnsi="Cambria Math" w:cs="Times New Roman"/>
+              </w:rPr>
+              <m:t>Au</m:t>
+            </m:r>
+            <m:r>
+              <w:rPr>
+                <w:rFonts w:ascii="Cambria Math" w:hAnsi="Cambria Math" w:cs="Times New Roman"/>
+              </w:rPr>
+              <m:t>-</m:t>
+            </m:r>
+            <m:r>
+              <w:rPr>
+                <w:rFonts w:ascii="Cambria Math" w:hAnsi="Cambria Math" w:cs="Times New Roman"/>
+              </w:rPr>
+              <m:t>Au</m:t>
+            </m:r>
+          </m:sup>
+        </m:sSubSup>
+        <m:r>
+          <w:rPr>
+            <w:rFonts w:ascii="Cambria Math" w:hAnsi="Cambria Math" w:cs="Times New Roman"/>
+          </w:rPr>
+          <m:t>=7</m:t>
+        </m:r>
+        <m:r>
+          <w:rPr>
+            <w:rFonts w:ascii="Cambria Math" w:hAnsi="Cambria Math" w:cs="Times New Roman"/>
+          </w:rPr>
+          <m:t>,1</m:t>
+        </m:r>
+      </m:oMath>
+      <w:r>
+        <w:rPr>
+          <w:rFonts w:ascii="Times New Roman" w:eastAsiaTheme="minorEastAsia" w:hAnsi="Times New Roman" w:cs="Times New Roman"/>
+        </w:rPr>
+        <w:t xml:space="preserve">). </w:t>
+      </w:r>
+      <w:r>
+        <w:rPr>
+          <w:rFonts w:ascii="Times New Roman" w:eastAsiaTheme="minorEastAsia" w:hAnsi="Times New Roman" w:cs="Times New Roman"/>
+        </w:rPr>
+        <w:t xml:space="preserve">Таким образом, для ускорения протонов необходимо либо скачкообразное прохождение через критическую энергию, либо поднятие критической энергии до величины </w:t>
+      </w:r>
+      <m:oMath>
+        <m:sSubSup>
+          <m:sSubSupPr>
+            <m:ctrlPr>
+              <w:rPr>
+                <w:rFonts w:ascii="Cambria Math" w:hAnsi="Cambria Math"/>
+              </w:rPr>
+            </m:ctrlPr>
+          </m:sSubSupPr>
+          <m:e>
+            <m:r>
+              <w:rPr>
+                <w:rFonts w:ascii="Cambria Math" w:hAnsi="Cambria Math"/>
+              </w:rPr>
+              <m:t>γ</m:t>
+            </m:r>
+          </m:e>
+          <m:sub>
+            <m:r>
+              <w:rPr>
+                <w:rFonts w:ascii="Cambria Math" w:hAnsi="Cambria Math"/>
+                <w:lang w:val="en-US"/>
+              </w:rPr>
+              <m:t>tr</m:t>
+            </m:r>
+          </m:sub>
+          <m:sup>
+            <m:r>
+              <w:rPr>
+                <w:rFonts w:ascii="Cambria Math" w:hAnsi="Cambria Math"/>
+              </w:rPr>
+              <m:t>p</m:t>
+            </m:r>
+          </m:sup>
+        </m:sSubSup>
+        <m:r>
+          <m:rPr>
+            <m:sty m:val="p"/>
+          </m:rPr>
+          <w:rPr>
+            <w:rFonts w:ascii="Cambria Math" w:hAnsi="Cambria Math"/>
+          </w:rPr>
+          <m:t>&gt;</m:t>
+        </m:r>
+        <m:sSubSup>
+          <m:sSubSupPr>
+            <m:ctrlPr>
+              <w:rPr>
+                <w:rFonts w:ascii="Cambria Math" w:hAnsi="Cambria Math"/>
+              </w:rPr>
+            </m:ctrlPr>
+          </m:sSubSupPr>
+          <m:e>
+            <m:r>
+              <w:rPr>
+                <w:rFonts w:ascii="Cambria Math" w:hAnsi="Cambria Math"/>
+              </w:rPr>
+              <m:t>γ</m:t>
+            </m:r>
+          </m:e>
+          <m:sub>
+            <m:r>
+              <w:rPr>
+                <w:rFonts w:ascii="Cambria Math" w:hAnsi="Cambria Math"/>
+              </w:rPr>
+              <m:t>max</m:t>
+            </m:r>
+          </m:sub>
+          <m:sup>
+            <m:r>
+              <w:rPr>
+                <w:rFonts w:ascii="Cambria Math" w:hAnsi="Cambria Math"/>
+              </w:rPr>
+              <m:t>p</m:t>
+            </m:r>
+          </m:sup>
+        </m:sSubSup>
+        <m:r>
+          <m:rPr>
+            <m:sty m:val="p"/>
+          </m:rPr>
+          <w:rPr>
+            <w:rFonts w:ascii="Cambria Math" w:hAnsi="Cambria Math"/>
+          </w:rPr>
+          <m:t>=</m:t>
+        </m:r>
+        <m:r>
+          <m:rPr>
+            <m:sty m:val="p"/>
+          </m:rPr>
+          <w:rPr>
+            <w:rFonts w:ascii="Cambria Math" w:hAnsi="Cambria Math"/>
+          </w:rPr>
+          <m:t>14.</m:t>
+        </m:r>
+        <m:r>
+          <m:rPr>
+            <m:sty m:val="p"/>
+          </m:rPr>
+          <w:rPr>
+            <w:rFonts w:ascii="Cambria Math" w:hAnsi="Cambria Math"/>
+          </w:rPr>
+          <m:t>3</m:t>
+        </m:r>
+      </m:oMath>
+      <w:r>
+        <w:rPr>
+          <w:rFonts w:ascii="Times New Roman" w:eastAsiaTheme="minorEastAsia" w:hAnsi="Times New Roman" w:cs="Times New Roman"/>
+        </w:rPr>
+        <w:t xml:space="preserve">. </w:t>
+      </w:r>
     </w:p>
     <w:p>
       <w:pPr>
         <w:rPr>
-          <w:rFonts w:eastAsiaTheme="minorEastAsia"/>
+          <w:rFonts w:ascii="Times New Roman" w:hAnsi="Times New Roman" w:cs="Times New Roman"/>
         </w:rPr>
       </w:pPr>
     </w:p>
-    <w:p>
-      <w:pPr>
-        <w:rPr>
-          <w:rFonts w:eastAsiaTheme="minorEastAsia"/>
-        </w:rPr>
-      </w:pPr>
-    </w:p>
-    <w:p/>
-    <w:p/>
     <w:p>
       <w:pPr>
         <w:pStyle w:val="a5"/>
@@ -224,18 +1452,78 @@
           <w:ilvl w:val="0"/>
           <w:numId w:val="1"/>
         </w:numPr>
-      </w:pPr>
-      <w:r>
-        <w:t xml:space="preserve">Модуляция дисперсионной функции в </w:t>
-      </w:r>
-      <w:proofErr w:type="spellStart"/>
-      <w:r>
-        <w:t>суперпероде</w:t>
-      </w:r>
-      <w:proofErr w:type="spellEnd"/>
+        <w:rPr>
+          <w:rFonts w:ascii="Times New Roman" w:hAnsi="Times New Roman" w:cs="Times New Roman"/>
+          <w:b/>
+          <w:bCs/>
+        </w:rPr>
+      </w:pPr>
+      <w:r>
+        <w:rPr>
+          <w:rFonts w:ascii="Times New Roman" w:hAnsi="Times New Roman" w:cs="Times New Roman"/>
+          <w:b/>
+          <w:bCs/>
+        </w:rPr>
+        <w:t>Модуляция дисперсионной функции</w:t>
+      </w:r>
     </w:p>
-    <w:p/>
-    <w:p/>
+    <w:p>
+      <w:pPr>
+        <w:rPr>
+          <w:rFonts w:ascii="Times New Roman" w:hAnsi="Times New Roman" w:cs="Times New Roman"/>
+          <w:b/>
+          <w:bCs/>
+        </w:rPr>
+      </w:pPr>
+    </w:p>
+    <w:p>
+      <w:pPr>
+        <w:rPr>
+          <w:rFonts w:ascii="Times New Roman" w:hAnsi="Times New Roman" w:cs="Times New Roman"/>
+          <w:b/>
+          <w:bCs/>
+          <w:lang w:val="en-US"/>
+        </w:rPr>
+      </w:pPr>
+    </w:p>
+    <w:p>
+      <w:pPr>
+        <w:ind w:left="360"/>
+        <w:rPr>
+          <w:rFonts w:ascii="Times New Roman" w:hAnsi="Times New Roman" w:cs="Times New Roman"/>
+        </w:rPr>
+      </w:pPr>
+    </w:p>
+    <w:p>
+      <w:pPr>
+        <w:pStyle w:val="a5"/>
+        <w:rPr>
+          <w:rFonts w:ascii="Times New Roman" w:hAnsi="Times New Roman" w:cs="Times New Roman"/>
+        </w:rPr>
+      </w:pPr>
+    </w:p>
+    <w:p>
+      <w:pPr>
+        <w:pStyle w:val="a5"/>
+        <w:rPr>
+          <w:rFonts w:ascii="Times New Roman" w:hAnsi="Times New Roman" w:cs="Times New Roman"/>
+        </w:rPr>
+      </w:pPr>
+    </w:p>
+    <w:p>
+      <w:pPr>
+        <w:rPr>
+          <w:rFonts w:ascii="Times New Roman" w:hAnsi="Times New Roman" w:cs="Times New Roman"/>
+        </w:rPr>
+      </w:pPr>
+    </w:p>
+    <w:p>
+      <w:pPr>
+        <w:rPr>
+          <w:rFonts w:ascii="Times New Roman" w:hAnsi="Times New Roman" w:cs="Times New Roman"/>
+        </w:rPr>
+      </w:pPr>
+    </w:p>
     <w:sectPr>
       <w:pgSz w:w="11906" w:h="16838"/>
       <w:pgMar w:top="1134" w:right="850" w:bottom="1134" w:left="1701" w:header="708" w:footer="708" w:gutter="0"/>

--- a/Conference/Вариация критической энергии в применении к ускорительному комплексу NICA.docx
+++ b/Conference/Вариация критической энергии в применении к ускорительному комплексу NICA.docx
@@ -4,27 +4,224 @@
   <w:body>
     <w:p>
       <w:pPr>
-        <w:pStyle w:val="a3"/>
         <w:jc w:val="center"/>
         <w:rPr>
-          <w:rFonts w:ascii="Times New Roman" w:hAnsi="Times New Roman" w:cs="Times New Roman"/>
-          <w:sz w:val="40"/>
-          <w:szCs w:val="40"/>
-        </w:rPr>
-      </w:pPr>
-      <w:r>
-        <w:rPr>
-          <w:rFonts w:ascii="Times New Roman" w:hAnsi="Times New Roman" w:cs="Times New Roman"/>
-          <w:sz w:val="40"/>
-          <w:szCs w:val="40"/>
-        </w:rPr>
-        <w:t>Вариация критической энергии в применении к ускорительному комплексу NICA.</w:t>
-      </w:r>
-    </w:p>
-    <w:p>
-      <w:pPr>
-        <w:rPr>
-          <w:rFonts w:ascii="Times New Roman" w:hAnsi="Times New Roman" w:cs="Times New Roman"/>
+          <w:rFonts w:ascii="Times New Roman" w:eastAsiaTheme="majorEastAsia" w:hAnsi="Times New Roman" w:cs="Times New Roman"/>
+          <w:b/>
+          <w:bCs/>
+          <w:spacing w:val="-10"/>
+          <w:kern w:val="28"/>
+          <w:sz w:val="28"/>
+          <w:szCs w:val="28"/>
+        </w:rPr>
+      </w:pPr>
+      <w:r>
+        <w:rPr>
+          <w:rFonts w:ascii="Times New Roman" w:eastAsiaTheme="majorEastAsia" w:hAnsi="Times New Roman" w:cs="Times New Roman"/>
+          <w:b/>
+          <w:bCs/>
+          <w:spacing w:val="-10"/>
+          <w:kern w:val="28"/>
+          <w:sz w:val="28"/>
+          <w:szCs w:val="28"/>
+        </w:rPr>
+        <w:t xml:space="preserve">Возможные методы прохождения критической энергии в ускорительном комплексе </w:t>
+      </w:r>
+      <w:r>
+        <w:rPr>
+          <w:rFonts w:ascii="Times New Roman" w:eastAsiaTheme="majorEastAsia" w:hAnsi="Times New Roman" w:cs="Times New Roman"/>
+          <w:b/>
+          <w:bCs/>
+          <w:spacing w:val="-10"/>
+          <w:kern w:val="28"/>
+          <w:sz w:val="28"/>
+          <w:szCs w:val="28"/>
+          <w:lang w:val="en-US"/>
+        </w:rPr>
+        <w:t>NICA</w:t>
+      </w:r>
+      <w:r>
+        <w:rPr>
+          <w:rFonts w:ascii="Times New Roman" w:eastAsiaTheme="majorEastAsia" w:hAnsi="Times New Roman" w:cs="Times New Roman"/>
+          <w:b/>
+          <w:bCs/>
+          <w:spacing w:val="-10"/>
+          <w:kern w:val="28"/>
+          <w:sz w:val="28"/>
+          <w:szCs w:val="28"/>
+        </w:rPr>
+        <w:t xml:space="preserve"> </w:t>
+      </w:r>
+      <w:r>
+        <w:rPr>
+          <w:rFonts w:ascii="Times New Roman" w:eastAsiaTheme="majorEastAsia" w:hAnsi="Times New Roman" w:cs="Times New Roman"/>
+          <w:b/>
+          <w:bCs/>
+          <w:spacing w:val="-10"/>
+          <w:kern w:val="28"/>
+          <w:sz w:val="28"/>
+          <w:szCs w:val="28"/>
+        </w:rPr>
+        <w:t>для поляризованного протонного пучка</w:t>
+      </w:r>
+      <w:r>
+        <w:rPr>
+          <w:rFonts w:ascii="Times New Roman" w:eastAsiaTheme="majorEastAsia" w:hAnsi="Times New Roman" w:cs="Times New Roman"/>
+          <w:b/>
+          <w:bCs/>
+          <w:spacing w:val="-10"/>
+          <w:kern w:val="28"/>
+          <w:sz w:val="28"/>
+          <w:szCs w:val="28"/>
+        </w:rPr>
+        <w:t>.</w:t>
+      </w:r>
+    </w:p>
+    <w:p/>
+    <w:p>
+      <w:pPr>
+        <w:jc w:val="center"/>
+        <w:rPr>
+          <w:rFonts w:ascii="Times New Roman" w:hAnsi="Times New Roman" w:cs="Times New Roman"/>
+          <w:b/>
+          <w:bCs/>
+          <w:i/>
+          <w:iCs/>
+        </w:rPr>
+      </w:pPr>
+      <w:r>
+        <w:rPr>
+          <w:rFonts w:ascii="Times New Roman" w:hAnsi="Times New Roman" w:cs="Times New Roman"/>
+          <w:b/>
+          <w:bCs/>
+          <w:i/>
+          <w:iCs/>
+        </w:rPr>
+        <w:t xml:space="preserve">Колокольчиков С.Д, </w:t>
+      </w:r>
+      <w:r>
+        <w:rPr>
+          <w:rFonts w:ascii="Times New Roman" w:hAnsi="Times New Roman" w:cs="Times New Roman"/>
+          <w:b/>
+          <w:bCs/>
+          <w:i/>
+          <w:iCs/>
+        </w:rPr>
+        <w:t>Сеничев Ю</w:t>
+      </w:r>
+      <w:r>
+        <w:rPr>
+          <w:rFonts w:ascii="Times New Roman" w:hAnsi="Times New Roman" w:cs="Times New Roman"/>
+          <w:b/>
+          <w:bCs/>
+          <w:i/>
+          <w:iCs/>
+        </w:rPr>
+        <w:t>.</w:t>
+      </w:r>
+      <w:r>
+        <w:rPr>
+          <w:rFonts w:ascii="Times New Roman" w:hAnsi="Times New Roman" w:cs="Times New Roman"/>
+          <w:b/>
+          <w:bCs/>
+          <w:i/>
+          <w:iCs/>
+        </w:rPr>
+        <w:t>В</w:t>
+      </w:r>
+    </w:p>
+    <w:p>
+      <w:pPr>
+        <w:pStyle w:val="12"/>
+        <w:rPr>
+          <w:sz w:val="22"/>
+          <w:szCs w:val="22"/>
+        </w:rPr>
+      </w:pPr>
+      <w:r>
+        <w:rPr>
+          <w:sz w:val="22"/>
+          <w:szCs w:val="22"/>
+        </w:rPr>
+        <w:t>Московс</w:t>
+      </w:r>
+      <w:r>
+        <w:rPr>
+          <w:sz w:val="22"/>
+          <w:szCs w:val="22"/>
+        </w:rPr>
+        <w:t>кий физико-технический институт</w:t>
+      </w:r>
+      <w:r>
+        <w:rPr>
+          <w:sz w:val="22"/>
+          <w:szCs w:val="22"/>
+        </w:rPr>
+        <w:br/>
+      </w:r>
+      <w:r>
+        <w:rPr>
+          <w:sz w:val="22"/>
+          <w:szCs w:val="22"/>
+        </w:rPr>
+        <w:t>(</w:t>
+      </w:r>
+      <w:r>
+        <w:rPr>
+          <w:sz w:val="22"/>
+          <w:szCs w:val="22"/>
+        </w:rPr>
+        <w:t>национальный исследовательский университет</w:t>
+      </w:r>
+      <w:r>
+        <w:rPr>
+          <w:sz w:val="22"/>
+          <w:szCs w:val="22"/>
+        </w:rPr>
+        <w:t>)</w:t>
+      </w:r>
+      <w:r>
+        <w:rPr>
+          <w:sz w:val="22"/>
+          <w:szCs w:val="22"/>
+        </w:rPr>
+        <w:t>,</w:t>
+      </w:r>
+      <w:r>
+        <w:rPr>
+          <w:sz w:val="22"/>
+          <w:szCs w:val="22"/>
+        </w:rPr>
+        <w:br/>
+      </w:r>
+      <w:r>
+        <w:rPr>
+          <w:sz w:val="22"/>
+          <w:szCs w:val="22"/>
+        </w:rPr>
+        <w:t xml:space="preserve">Институт ядерных исследований </w:t>
+      </w:r>
+      <w:r>
+        <w:rPr>
+          <w:sz w:val="22"/>
+          <w:szCs w:val="22"/>
+        </w:rPr>
+        <w:t>РАН</w:t>
+      </w:r>
+      <w:r>
+        <w:rPr>
+          <w:sz w:val="22"/>
+          <w:szCs w:val="22"/>
+        </w:rPr>
+        <w:t>.</w:t>
+      </w:r>
+    </w:p>
+    <w:p>
+      <w:pPr>
+        <w:pStyle w:val="12"/>
+        <w:rPr>
+          <w:sz w:val="22"/>
+          <w:szCs w:val="22"/>
         </w:rPr>
       </w:pPr>
     </w:p>
@@ -278,13 +475,7 @@
         <w:rPr>
           <w:rFonts w:ascii="Times New Roman" w:hAnsi="Times New Roman" w:cs="Times New Roman"/>
         </w:rPr>
-        <w:t>н</w:t>
-      </w:r>
-      <w:r>
-        <w:rPr>
-          <w:rFonts w:ascii="Times New Roman" w:hAnsi="Times New Roman" w:cs="Times New Roman"/>
-        </w:rPr>
-        <w:t>уклон к</w:t>
+        <w:t>нуклон к</w:t>
       </w:r>
       <w:r>
         <w:rPr>
@@ -350,19 +541,7 @@
               <w:rPr>
                 <w:rFonts w:ascii="Cambria Math" w:hAnsi="Cambria Math" w:cs="Times New Roman"/>
               </w:rPr>
-              <m:t>Au</m:t>
-            </m:r>
-            <m:r>
-              <w:rPr>
-                <w:rFonts w:ascii="Cambria Math" w:hAnsi="Cambria Math" w:cs="Times New Roman"/>
-              </w:rPr>
-              <m:t>-</m:t>
-            </m:r>
-            <m:r>
-              <w:rPr>
-                <w:rFonts w:ascii="Cambria Math" w:hAnsi="Cambria Math" w:cs="Times New Roman"/>
-              </w:rPr>
-              <m:t>Au</m:t>
+              <m:t>Au-Au</m:t>
             </m:r>
           </m:sup>
         </m:sSubSup>
@@ -370,25 +549,7 @@
           <w:rPr>
             <w:rFonts w:ascii="Cambria Math" w:hAnsi="Cambria Math" w:cs="Times New Roman"/>
           </w:rPr>
-          <m:t>=</m:t>
-        </m:r>
-        <m:r>
-          <w:rPr>
-            <w:rFonts w:ascii="Cambria Math" w:hAnsi="Cambria Math" w:cs="Times New Roman"/>
-          </w:rPr>
-          <m:t>5,</m:t>
-        </m:r>
-        <m:r>
-          <w:rPr>
-            <w:rFonts w:ascii="Cambria Math" w:hAnsi="Cambria Math" w:cs="Times New Roman"/>
-          </w:rPr>
-          <m:t>7</m:t>
-        </m:r>
-        <m:r>
-          <w:rPr>
-            <w:rFonts w:ascii="Cambria Math" w:hAnsi="Cambria Math" w:cs="Times New Roman"/>
-          </w:rPr>
-          <m:t xml:space="preserve"> </m:t>
+          <m:t xml:space="preserve">=5,7 </m:t>
         </m:r>
         <m:r>
           <w:rPr>
@@ -454,19 +615,7 @@
               <w:rPr>
                 <w:rFonts w:ascii="Cambria Math" w:hAnsi="Cambria Math" w:cs="Times New Roman"/>
               </w:rPr>
-              <m:t>Au</m:t>
-            </m:r>
-            <m:r>
-              <w:rPr>
-                <w:rFonts w:ascii="Cambria Math" w:hAnsi="Cambria Math" w:cs="Times New Roman"/>
-              </w:rPr>
-              <m:t>-</m:t>
-            </m:r>
-            <m:r>
-              <w:rPr>
-                <w:rFonts w:ascii="Cambria Math" w:hAnsi="Cambria Math" w:cs="Times New Roman"/>
-              </w:rPr>
-              <m:t>Au</m:t>
+              <m:t>Au-Au</m:t>
             </m:r>
           </m:sup>
         </m:sSubSup>
@@ -474,37 +623,13 @@
           <w:rPr>
             <w:rFonts w:ascii="Cambria Math" w:hAnsi="Cambria Math" w:cs="Times New Roman"/>
           </w:rPr>
-          <m:t>=</m:t>
-        </m:r>
-        <m:r>
-          <w:rPr>
-            <w:rFonts w:ascii="Cambria Math" w:hAnsi="Cambria Math" w:cs="Times New Roman"/>
-          </w:rPr>
-          <m:t>7</m:t>
-        </m:r>
-        <m:r>
-          <w:rPr>
-            <w:rFonts w:ascii="Cambria Math" w:hAnsi="Cambria Math" w:cs="Times New Roman"/>
-          </w:rPr>
-          <m:t>,1</m:t>
-        </m:r>
-        <m:r>
-          <w:rPr>
-            <w:rFonts w:ascii="Cambria Math" w:hAnsi="Cambria Math" w:cs="Times New Roman"/>
-          </w:rPr>
-          <m:t xml:space="preserve"> </m:t>
+          <m:t xml:space="preserve">=7,1 </m:t>
         </m:r>
         <m:r>
           <w:rPr>
             <w:rFonts w:ascii="Cambria Math" w:eastAsiaTheme="minorEastAsia" w:hAnsi="Cambria Math" w:cs="Times New Roman"/>
           </w:rPr>
-          <m:t>)</m:t>
-        </m:r>
-        <m:r>
-          <w:rPr>
-            <w:rFonts w:ascii="Cambria Math" w:eastAsiaTheme="minorEastAsia" w:hAnsi="Cambria Math" w:cs="Times New Roman"/>
-          </w:rPr>
-          <m:t>.</m:t>
+          <m:t>).</m:t>
         </m:r>
       </m:oMath>
       <w:r>
@@ -719,16 +844,7 @@
           <w:rPr>
             <w:rFonts w:ascii="Cambria Math" w:hAnsi="Cambria Math"/>
           </w:rPr>
-          <m:t>≈</m:t>
-        </m:r>
-        <m:r>
-          <m:rPr>
-            <m:sty m:val="p"/>
-          </m:rPr>
-          <w:rPr>
-            <w:rFonts w:ascii="Cambria Math" w:hAnsi="Cambria Math"/>
-          </w:rPr>
-          <m:t>5.8</m:t>
+          <m:t>≈5.8</m:t>
         </m:r>
       </m:oMath>
       <w:r>
@@ -779,13 +895,7 @@
               <w:rPr>
                 <w:rFonts w:ascii="Cambria Math" w:hAnsi="Cambria Math"/>
               </w:rPr>
-              <m:t>x</m:t>
-            </m:r>
-            <m:r>
-              <w:rPr>
-                <w:rFonts w:ascii="Cambria Math" w:hAnsi="Cambria Math"/>
-              </w:rPr>
-              <m:t>,y</m:t>
+              <m:t>x,y</m:t>
             </m:r>
             <m:ctrlPr>
               <w:rPr>
@@ -808,13 +918,7 @@
           <w:rPr>
             <w:rFonts w:ascii="Cambria Math" w:hAnsi="Cambria Math"/>
           </w:rPr>
-          <m:t>= 9,4</m:t>
-        </m:r>
-        <m:r>
-          <w:rPr>
-            <w:rFonts w:ascii="Cambria Math" w:hAnsi="Cambria Math"/>
-          </w:rPr>
-          <m:t>4</m:t>
+          <m:t>= 9,44</m:t>
         </m:r>
       </m:oMath>
       <w:r>
@@ -828,8 +932,7 @@
       <w:pPr>
         <w:ind w:firstLine="360"/>
         <w:rPr>
-          <w:rFonts w:ascii="Times New Roman" w:eastAsiaTheme="minorEastAsia" w:hAnsi="Times New Roman" w:cs="Times New Roman"/>
-          <w:i/>
+          <w:rFonts w:ascii="Times New Roman" w:hAnsi="Times New Roman" w:cs="Times New Roman"/>
         </w:rPr>
       </w:pPr>
       <w:r>
@@ -1017,37 +1120,7 @@
           <w:rPr>
             <w:rFonts w:ascii="Cambria Math" w:hAnsi="Cambria Math" w:cs="Times New Roman"/>
           </w:rPr>
-          <m:t>=</m:t>
-        </m:r>
-        <m:r>
-          <w:rPr>
-            <w:rFonts w:ascii="Cambria Math" w:hAnsi="Cambria Math" w:cs="Times New Roman"/>
-          </w:rPr>
-          <m:t>1</m:t>
-        </m:r>
-        <m:r>
-          <w:rPr>
-            <w:rFonts w:ascii="Cambria Math" w:hAnsi="Cambria Math" w:cs="Times New Roman"/>
-          </w:rPr>
-          <m:t>2</m:t>
-        </m:r>
-        <m:r>
-          <w:rPr>
-            <w:rFonts w:ascii="Cambria Math" w:hAnsi="Cambria Math" w:cs="Times New Roman"/>
-          </w:rPr>
-          <m:t>,</m:t>
-        </m:r>
-        <m:r>
-          <w:rPr>
-            <w:rFonts w:ascii="Cambria Math" w:hAnsi="Cambria Math" w:cs="Times New Roman"/>
-          </w:rPr>
-          <m:t>4</m:t>
-        </m:r>
-        <m:r>
-          <w:rPr>
-            <w:rFonts w:ascii="Cambria Math" w:hAnsi="Cambria Math" w:cs="Times New Roman"/>
-          </w:rPr>
-          <m:t xml:space="preserve"> </m:t>
+          <m:t xml:space="preserve">=12,4 </m:t>
         </m:r>
         <m:r>
           <w:rPr>
@@ -1101,19 +1174,7 @@
               <w:rPr>
                 <w:rFonts w:ascii="Cambria Math" w:hAnsi="Cambria Math" w:cs="Times New Roman"/>
               </w:rPr>
-              <m:t>Au</m:t>
-            </m:r>
-            <m:r>
-              <w:rPr>
-                <w:rFonts w:ascii="Cambria Math" w:hAnsi="Cambria Math" w:cs="Times New Roman"/>
-              </w:rPr>
-              <m:t>-</m:t>
-            </m:r>
-            <m:r>
-              <w:rPr>
-                <w:rFonts w:ascii="Cambria Math" w:hAnsi="Cambria Math" w:cs="Times New Roman"/>
-              </w:rPr>
-              <m:t>Au</m:t>
+              <m:t>Au-Au</m:t>
             </m:r>
           </m:sup>
         </m:sSubSup>
@@ -1121,25 +1182,7 @@
           <w:rPr>
             <w:rFonts w:ascii="Cambria Math" w:hAnsi="Cambria Math" w:cs="Times New Roman"/>
           </w:rPr>
-          <m:t>=</m:t>
-        </m:r>
-        <m:r>
-          <w:rPr>
-            <w:rFonts w:ascii="Cambria Math" w:hAnsi="Cambria Math" w:cs="Times New Roman"/>
-          </w:rPr>
-          <m:t>14</m:t>
-        </m:r>
-        <m:r>
-          <w:rPr>
-            <w:rFonts w:ascii="Cambria Math" w:hAnsi="Cambria Math" w:cs="Times New Roman"/>
-          </w:rPr>
-          <m:t>,</m:t>
-        </m:r>
-        <m:r>
-          <w:rPr>
-            <w:rFonts w:ascii="Cambria Math" w:hAnsi="Cambria Math" w:cs="Times New Roman"/>
-          </w:rPr>
-          <m:t>3</m:t>
+          <m:t>=14,3</m:t>
         </m:r>
       </m:oMath>
       <w:r>
@@ -1193,19 +1236,7 @@
               <w:rPr>
                 <w:rFonts w:ascii="Cambria Math" w:hAnsi="Cambria Math" w:cs="Times New Roman"/>
               </w:rPr>
-              <m:t>Au</m:t>
-            </m:r>
-            <m:r>
-              <w:rPr>
-                <w:rFonts w:ascii="Cambria Math" w:hAnsi="Cambria Math" w:cs="Times New Roman"/>
-              </w:rPr>
-              <m:t>-</m:t>
-            </m:r>
-            <m:r>
-              <w:rPr>
-                <w:rFonts w:ascii="Cambria Math" w:hAnsi="Cambria Math" w:cs="Times New Roman"/>
-              </w:rPr>
-              <m:t>Au</m:t>
+              <m:t>Au-Au</m:t>
             </m:r>
           </m:sup>
         </m:sSubSup>
@@ -1213,19 +1244,7 @@
           <w:rPr>
             <w:rFonts w:ascii="Cambria Math" w:hAnsi="Cambria Math" w:cs="Times New Roman"/>
           </w:rPr>
-          <m:t>=5,</m:t>
-        </m:r>
-        <m:r>
-          <w:rPr>
-            <w:rFonts w:ascii="Cambria Math" w:hAnsi="Cambria Math" w:cs="Times New Roman"/>
-          </w:rPr>
-          <m:t>7</m:t>
-        </m:r>
-        <m:r>
-          <w:rPr>
-            <w:rFonts w:ascii="Cambria Math" w:hAnsi="Cambria Math" w:cs="Times New Roman"/>
-          </w:rPr>
-          <m:t xml:space="preserve"> </m:t>
+          <m:t xml:space="preserve">=5,7 </m:t>
         </m:r>
         <m:r>
           <w:rPr>
@@ -1285,19 +1304,7 @@
               <w:rPr>
                 <w:rFonts w:ascii="Cambria Math" w:hAnsi="Cambria Math" w:cs="Times New Roman"/>
               </w:rPr>
-              <m:t>Au</m:t>
-            </m:r>
-            <m:r>
-              <w:rPr>
-                <w:rFonts w:ascii="Cambria Math" w:hAnsi="Cambria Math" w:cs="Times New Roman"/>
-              </w:rPr>
-              <m:t>-</m:t>
-            </m:r>
-            <m:r>
-              <w:rPr>
-                <w:rFonts w:ascii="Cambria Math" w:hAnsi="Cambria Math" w:cs="Times New Roman"/>
-              </w:rPr>
-              <m:t>Au</m:t>
+              <m:t>Au-Au</m:t>
             </m:r>
           </m:sup>
         </m:sSubSup>
@@ -1305,13 +1312,7 @@
           <w:rPr>
             <w:rFonts w:ascii="Cambria Math" w:hAnsi="Cambria Math" w:cs="Times New Roman"/>
           </w:rPr>
-          <m:t>=7</m:t>
-        </m:r>
-        <m:r>
-          <w:rPr>
-            <w:rFonts w:ascii="Cambria Math" w:hAnsi="Cambria Math" w:cs="Times New Roman"/>
-          </w:rPr>
-          <m:t>,1</m:t>
+          <m:t>=7,1</m:t>
         </m:r>
       </m:oMath>
       <w:r>
@@ -1410,38 +1411,6260 @@
           <w:rPr>
             <w:rFonts w:ascii="Cambria Math" w:hAnsi="Cambria Math"/>
           </w:rPr>
-          <m:t>=</m:t>
+          <m:t>=14.3</m:t>
+        </m:r>
+      </m:oMath>
+      <w:r>
+        <w:rPr>
+          <w:rFonts w:ascii="Times New Roman" w:eastAsiaTheme="minorEastAsia" w:hAnsi="Times New Roman" w:cs="Times New Roman"/>
+        </w:rPr>
+        <w:t xml:space="preserve">. </w:t>
+      </w:r>
+      <w:r>
+        <w:rPr>
+          <w:rFonts w:ascii="Times New Roman" w:eastAsiaTheme="minorEastAsia" w:hAnsi="Times New Roman" w:cs="Times New Roman"/>
+        </w:rPr>
+        <w:t xml:space="preserve"> </w:t>
+      </w:r>
+      <w:r>
+        <w:rPr>
+          <w:rFonts w:ascii="Times New Roman" w:eastAsiaTheme="minorEastAsia" w:hAnsi="Times New Roman" w:cs="Times New Roman"/>
+        </w:rPr>
+        <w:t>В данной статье будет приведен метод поднятия критической энергии путем резонансной модуляции дисперсионной функции в арках коллайдера.</w:t>
+      </w:r>
+      <w:r>
+        <w:rPr>
+          <w:rFonts w:ascii="Times New Roman" w:eastAsiaTheme="minorEastAsia" w:hAnsi="Times New Roman" w:cs="Times New Roman"/>
+        </w:rPr>
+        <w:t xml:space="preserve"> </w:t>
+      </w:r>
+      <w:r>
+        <w:rPr>
+          <w:rFonts w:ascii="Times New Roman" w:hAnsi="Times New Roman" w:cs="Times New Roman"/>
+        </w:rPr>
+        <w:t xml:space="preserve">Для </w:t>
+      </w:r>
+      <w:r>
+        <w:rPr>
+          <w:rFonts w:ascii="Times New Roman" w:hAnsi="Times New Roman" w:cs="Times New Roman"/>
+        </w:rPr>
+        <w:t xml:space="preserve">протонного </w:t>
+      </w:r>
+      <w:r>
+        <w:rPr>
+          <w:rFonts w:ascii="Times New Roman" w:hAnsi="Times New Roman" w:cs="Times New Roman"/>
+        </w:rPr>
+        <w:t>пучк</w:t>
+      </w:r>
+      <w:r>
+        <w:rPr>
+          <w:rFonts w:ascii="Times New Roman" w:hAnsi="Times New Roman" w:cs="Times New Roman"/>
+        </w:rPr>
+        <w:t>а</w:t>
+      </w:r>
+      <w:r>
+        <w:rPr>
+          <w:rFonts w:ascii="Times New Roman" w:hAnsi="Times New Roman" w:cs="Times New Roman"/>
+        </w:rPr>
+        <w:t xml:space="preserve"> время </w:t>
+      </w:r>
+      <w:proofErr w:type="spellStart"/>
+      <w:r>
+        <w:rPr>
+          <w:rFonts w:ascii="Times New Roman" w:hAnsi="Times New Roman" w:cs="Times New Roman"/>
+        </w:rPr>
+        <w:t>внутрипучкового</w:t>
+      </w:r>
+      <w:proofErr w:type="spellEnd"/>
+      <w:r>
+        <w:rPr>
+          <w:rFonts w:ascii="Times New Roman" w:hAnsi="Times New Roman" w:cs="Times New Roman"/>
+        </w:rPr>
+        <w:t xml:space="preserve"> нагрева возрастает на порядки по сравнению с тяжелыми ионами. Поэтому критическая энергия может подниматься за счет вариации дисперсии без опасения большого </w:t>
+      </w:r>
+      <w:r>
+        <w:rPr>
+          <w:rFonts w:ascii="Times New Roman" w:hAnsi="Times New Roman" w:cs="Times New Roman"/>
+        </w:rPr>
+        <w:t>влияния</w:t>
+      </w:r>
+      <w:r>
+        <w:rPr>
+          <w:rFonts w:ascii="Times New Roman" w:hAnsi="Times New Roman" w:cs="Times New Roman"/>
+        </w:rPr>
+        <w:t xml:space="preserve"> </w:t>
+      </w:r>
+      <w:proofErr w:type="spellStart"/>
+      <w:r>
+        <w:rPr>
+          <w:rFonts w:ascii="Times New Roman" w:hAnsi="Times New Roman" w:cs="Times New Roman"/>
+        </w:rPr>
+        <w:t>внутрипучкового</w:t>
+      </w:r>
+      <w:proofErr w:type="spellEnd"/>
+      <w:r>
+        <w:rPr>
+          <w:rFonts w:ascii="Times New Roman" w:hAnsi="Times New Roman" w:cs="Times New Roman"/>
+        </w:rPr>
+        <w:t xml:space="preserve"> рассеяния.</w:t>
+      </w:r>
+    </w:p>
+    <w:p>
+      <w:pPr>
+        <w:ind w:firstLine="360"/>
+        <w:rPr>
+          <w:rFonts w:ascii="Times New Roman" w:hAnsi="Times New Roman" w:cs="Times New Roman"/>
+        </w:rPr>
+      </w:pPr>
+    </w:p>
+    <w:p>
+      <w:pPr>
+        <w:pStyle w:val="a5"/>
+        <w:numPr>
+          <w:ilvl w:val="0"/>
+          <w:numId w:val="1"/>
+        </w:numPr>
+        <w:rPr>
+          <w:rFonts w:ascii="Times New Roman" w:hAnsi="Times New Roman" w:cs="Times New Roman"/>
+          <w:b/>
+          <w:bCs/>
+        </w:rPr>
+      </w:pPr>
+      <w:r>
+        <w:rPr>
+          <w:rFonts w:ascii="Times New Roman" w:hAnsi="Times New Roman" w:cs="Times New Roman"/>
+          <w:b/>
+          <w:bCs/>
+        </w:rPr>
+        <w:t>Модуляция дисперсионной функции</w:t>
+      </w:r>
+    </w:p>
+    <w:p>
+      <w:pPr>
+        <w:rPr>
+          <w:rFonts w:ascii="Times New Roman" w:hAnsi="Times New Roman" w:cs="Times New Roman"/>
+          <w:b/>
+          <w:bCs/>
+        </w:rPr>
+      </w:pPr>
+    </w:p>
+    <w:p>
+      <w:pPr>
+        <w:ind w:firstLine="708"/>
+        <w:rPr>
+          <w:rFonts w:ascii="Times New Roman" w:hAnsi="Times New Roman" w:cs="Times New Roman"/>
+        </w:rPr>
+      </w:pPr>
+      <w:r>
+        <w:rPr>
+          <w:rFonts w:ascii="Times New Roman" w:hAnsi="Times New Roman" w:cs="Times New Roman"/>
+        </w:rPr>
+        <w:t>Коэффициент</w:t>
+      </w:r>
+      <w:r>
+        <w:rPr>
+          <w:rFonts w:ascii="Times New Roman" w:hAnsi="Times New Roman" w:cs="Times New Roman"/>
+        </w:rPr>
+        <w:t xml:space="preserve"> </w:t>
+      </w:r>
+      <w:r>
+        <w:rPr>
+          <w:rFonts w:ascii="Times New Roman" w:hAnsi="Times New Roman" w:cs="Times New Roman"/>
+        </w:rPr>
+        <w:t xml:space="preserve">расширения орбиты </w:t>
+      </w:r>
+      <w:r>
+        <w:rPr>
+          <w:rFonts w:ascii="Times New Roman" w:hAnsi="Times New Roman" w:cs="Times New Roman"/>
+        </w:rPr>
+        <w:t>(</w:t>
+      </w:r>
+      <w:r>
+        <w:rPr>
+          <w:rFonts w:ascii="Times New Roman" w:hAnsi="Times New Roman" w:cs="Times New Roman"/>
+          <w:lang w:val="en-US"/>
+        </w:rPr>
+        <w:t>momentum</w:t>
+      </w:r>
+      <w:r>
+        <w:rPr>
+          <w:rFonts w:ascii="Times New Roman" w:hAnsi="Times New Roman" w:cs="Times New Roman"/>
+        </w:rPr>
+        <w:t xml:space="preserve"> </w:t>
+      </w:r>
+      <w:r>
+        <w:rPr>
+          <w:rFonts w:ascii="Times New Roman" w:hAnsi="Times New Roman" w:cs="Times New Roman"/>
+          <w:lang w:val="en-US"/>
+        </w:rPr>
+        <w:t>compaction</w:t>
+      </w:r>
+      <w:r>
+        <w:rPr>
+          <w:rFonts w:ascii="Times New Roman" w:hAnsi="Times New Roman" w:cs="Times New Roman"/>
+        </w:rPr>
+        <w:t xml:space="preserve"> </w:t>
+      </w:r>
+      <w:r>
+        <w:rPr>
+          <w:rFonts w:ascii="Times New Roman" w:hAnsi="Times New Roman" w:cs="Times New Roman"/>
+          <w:lang w:val="en-US"/>
+        </w:rPr>
+        <w:t>factor</w:t>
+      </w:r>
+      <w:r>
+        <w:rPr>
+          <w:rFonts w:ascii="Times New Roman" w:hAnsi="Times New Roman" w:cs="Times New Roman"/>
+        </w:rPr>
+        <w:t xml:space="preserve">) </w:t>
+      </w:r>
+      <w:r>
+        <w:rPr>
+          <w:rFonts w:ascii="Times New Roman" w:hAnsi="Times New Roman" w:cs="Times New Roman"/>
+        </w:rPr>
+        <w:t xml:space="preserve">определяется как </w:t>
+      </w:r>
+    </w:p>
+    <w:p>
+      <w:pPr>
+        <w:ind w:firstLine="360"/>
+        <w:rPr>
+          <w:rFonts w:ascii="Times New Roman" w:hAnsi="Times New Roman" w:cs="Times New Roman"/>
+        </w:rPr>
+      </w:pPr>
+    </w:p>
+    <w:p>
+      <w:pPr>
+        <w:rPr>
+          <w:rFonts w:ascii="Times New Roman" w:eastAsiaTheme="minorEastAsia" w:hAnsi="Times New Roman" w:cs="Times New Roman"/>
+          <w:i/>
+        </w:rPr>
+      </w:pPr>
+      <m:oMathPara>
+        <m:oMath>
+          <m:r>
+            <m:rPr>
+              <m:sty m:val="p"/>
+            </m:rPr>
+            <w:rPr>
+              <w:rFonts w:ascii="Cambria Math" w:hAnsi="Cambria Math" w:cs="Times New Roman"/>
+            </w:rPr>
+            <m:t>α</m:t>
+          </m:r>
+          <m:r>
+            <w:rPr>
+              <w:rFonts w:ascii="Cambria Math" w:hAnsi="Cambria Math" w:cs="Times New Roman"/>
+            </w:rPr>
+            <m:t>=</m:t>
+          </m:r>
+          <m:f>
+            <m:fPr>
+              <m:ctrlPr>
+                <w:rPr>
+                  <w:rFonts w:ascii="Cambria Math" w:hAnsi="Cambria Math" w:cs="Times New Roman"/>
+                  <w:i/>
+                  <w:lang w:val="en-US"/>
+                </w:rPr>
+              </m:ctrlPr>
+            </m:fPr>
+            <m:num>
+              <m:r>
+                <w:rPr>
+                  <w:rFonts w:ascii="Cambria Math" w:hAnsi="Cambria Math" w:cs="Times New Roman"/>
+                </w:rPr>
+                <m:t>1</m:t>
+              </m:r>
+            </m:num>
+            <m:den>
+              <m:sSub>
+                <m:sSubPr>
+                  <m:ctrlPr>
+                    <w:rPr>
+                      <w:rFonts w:ascii="Cambria Math" w:hAnsi="Cambria Math" w:cs="Times New Roman"/>
+                    </w:rPr>
+                  </m:ctrlPr>
+                </m:sSubPr>
+                <m:e>
+                  <m:r>
+                    <w:rPr>
+                      <w:rFonts w:ascii="Cambria Math" w:hAnsi="Cambria Math" w:cs="Times New Roman"/>
+                    </w:rPr>
+                    <m:t>γ</m:t>
+                  </m:r>
+                </m:e>
+                <m:sub>
+                  <m:r>
+                    <w:rPr>
+                      <w:rFonts w:ascii="Cambria Math" w:hAnsi="Cambria Math" w:cs="Times New Roman"/>
+                    </w:rPr>
+                    <m:t>tr</m:t>
+                  </m:r>
+                </m:sub>
+              </m:sSub>
+            </m:den>
+          </m:f>
+          <m:r>
+            <w:rPr>
+              <w:rFonts w:ascii="Cambria Math" w:hAnsi="Cambria Math" w:cs="Times New Roman"/>
+            </w:rPr>
+            <m:t>=</m:t>
+          </m:r>
+          <m:f>
+            <m:fPr>
+              <m:ctrlPr>
+                <w:rPr>
+                  <w:rFonts w:ascii="Cambria Math" w:hAnsi="Cambria Math" w:cs="Times New Roman"/>
+                  <w:i/>
+                </w:rPr>
+              </m:ctrlPr>
+            </m:fPr>
+            <m:num>
+              <m:r>
+                <w:rPr>
+                  <w:rFonts w:ascii="Cambria Math" w:hAnsi="Cambria Math" w:cs="Times New Roman"/>
+                </w:rPr>
+                <m:t>1</m:t>
+              </m:r>
+            </m:num>
+            <m:den>
+              <m:r>
+                <w:rPr>
+                  <w:rFonts w:ascii="Cambria Math" w:hAnsi="Cambria Math" w:cs="Times New Roman"/>
+                </w:rPr>
+                <m:t>C</m:t>
+              </m:r>
+            </m:den>
+          </m:f>
+          <m:nary>
+            <m:naryPr>
+              <m:limLoc m:val="undOvr"/>
+              <m:ctrlPr>
+                <w:rPr>
+                  <w:rFonts w:ascii="Cambria Math" w:hAnsi="Cambria Math" w:cs="Times New Roman"/>
+                  <w:i/>
+                </w:rPr>
+              </m:ctrlPr>
+            </m:naryPr>
+            <m:sub>
+              <m:r>
+                <w:rPr>
+                  <w:rFonts w:ascii="Cambria Math" w:hAnsi="Cambria Math" w:cs="Times New Roman"/>
+                </w:rPr>
+                <m:t>0</m:t>
+              </m:r>
+            </m:sub>
+            <m:sup>
+              <m:r>
+                <w:rPr>
+                  <w:rFonts w:ascii="Cambria Math" w:hAnsi="Cambria Math" w:cs="Times New Roman"/>
+                </w:rPr>
+                <m:t>C</m:t>
+              </m:r>
+            </m:sup>
+            <m:e>
+              <m:f>
+                <m:fPr>
+                  <m:ctrlPr>
+                    <w:rPr>
+                      <w:rFonts w:ascii="Cambria Math" w:hAnsi="Cambria Math" w:cs="Times New Roman"/>
+                      <w:i/>
+                    </w:rPr>
+                  </m:ctrlPr>
+                </m:fPr>
+                <m:num>
+                  <m:r>
+                    <w:rPr>
+                      <w:rFonts w:ascii="Cambria Math" w:hAnsi="Cambria Math" w:cs="Times New Roman"/>
+                    </w:rPr>
+                    <m:t>D</m:t>
+                  </m:r>
+                  <m:d>
+                    <m:dPr>
+                      <m:ctrlPr>
+                        <w:rPr>
+                          <w:rFonts w:ascii="Cambria Math" w:hAnsi="Cambria Math" w:cs="Times New Roman"/>
+                          <w:i/>
+                        </w:rPr>
+                      </m:ctrlPr>
+                    </m:dPr>
+                    <m:e>
+                      <m:r>
+                        <w:rPr>
+                          <w:rFonts w:ascii="Cambria Math" w:hAnsi="Cambria Math" w:cs="Times New Roman"/>
+                        </w:rPr>
+                        <m:t>s</m:t>
+                      </m:r>
+                    </m:e>
+                  </m:d>
+                </m:num>
+                <m:den>
+                  <m:r>
+                    <w:rPr>
+                      <w:rFonts w:ascii="Cambria Math" w:hAnsi="Cambria Math" w:cs="Times New Roman"/>
+                    </w:rPr>
+                    <m:t>ρ</m:t>
+                  </m:r>
+                  <m:d>
+                    <m:dPr>
+                      <m:ctrlPr>
+                        <w:rPr>
+                          <w:rFonts w:ascii="Cambria Math" w:hAnsi="Cambria Math" w:cs="Times New Roman"/>
+                          <w:i/>
+                        </w:rPr>
+                      </m:ctrlPr>
+                    </m:dPr>
+                    <m:e>
+                      <m:r>
+                        <w:rPr>
+                          <w:rFonts w:ascii="Cambria Math" w:hAnsi="Cambria Math" w:cs="Times New Roman"/>
+                        </w:rPr>
+                        <m:t>s</m:t>
+                      </m:r>
+                    </m:e>
+                  </m:d>
+                </m:den>
+              </m:f>
+              <m:box>
+                <m:boxPr>
+                  <m:diff m:val="1"/>
+                  <m:ctrlPr>
+                    <w:rPr>
+                      <w:rFonts w:ascii="Cambria Math" w:hAnsi="Cambria Math" w:cs="Times New Roman"/>
+                      <w:i/>
+                    </w:rPr>
+                  </m:ctrlPr>
+                </m:boxPr>
+                <m:e>
+                  <m:r>
+                    <w:rPr>
+                      <w:rFonts w:ascii="Cambria Math" w:hAnsi="Cambria Math" w:cs="Times New Roman"/>
+                    </w:rPr>
+                    <m:t>ds</m:t>
+                  </m:r>
+                </m:e>
+              </m:box>
+            </m:e>
+          </m:nary>
+          <m:r>
+            <w:rPr>
+              <w:rFonts w:ascii="Cambria Math" w:hAnsi="Cambria Math" w:cs="Times New Roman"/>
+            </w:rPr>
+            <m:t>,(1)</m:t>
+          </m:r>
+        </m:oMath>
+      </m:oMathPara>
+    </w:p>
+    <w:p>
+      <w:pPr>
+        <w:rPr>
+          <w:rFonts w:ascii="Times New Roman" w:eastAsiaTheme="minorEastAsia" w:hAnsi="Times New Roman" w:cs="Times New Roman"/>
+          <w:i/>
+        </w:rPr>
+      </w:pPr>
+    </w:p>
+    <w:p>
+      <w:pPr>
+        <w:rPr>
+          <w:rFonts w:ascii="Times New Roman" w:eastAsiaTheme="minorEastAsia" w:hAnsi="Times New Roman" w:cs="Times New Roman"/>
+        </w:rPr>
+      </w:pPr>
+      <w:r>
+        <w:rPr>
+          <w:rFonts w:ascii="Times New Roman" w:hAnsi="Times New Roman" w:cs="Times New Roman"/>
+        </w:rPr>
+        <w:t>г</w:t>
+      </w:r>
+      <w:r>
+        <w:rPr>
+          <w:rFonts w:ascii="Times New Roman" w:hAnsi="Times New Roman" w:cs="Times New Roman"/>
+        </w:rPr>
+        <w:t>де</w:t>
+      </w:r>
+      <w:r>
+        <w:rPr>
+          <w:rFonts w:ascii="Times New Roman" w:hAnsi="Times New Roman" w:cs="Times New Roman"/>
+        </w:rPr>
+        <w:t xml:space="preserve"> </w:t>
+      </w:r>
+      <m:oMath>
+        <m:r>
+          <w:rPr>
+            <w:rFonts w:ascii="Cambria Math" w:hAnsi="Cambria Math" w:cs="Times New Roman"/>
+          </w:rPr>
+          <m:t xml:space="preserve">C </m:t>
+        </m:r>
+      </m:oMath>
+      <w:r>
+        <w:rPr>
+          <w:rFonts w:ascii="Times New Roman" w:hAnsi="Times New Roman" w:cs="Times New Roman"/>
+        </w:rPr>
+        <w:t>– длина замкнутой равновесной орбиты</w:t>
+      </w:r>
+      <w:r>
+        <w:rPr>
+          <w:rFonts w:ascii="Times New Roman" w:hAnsi="Times New Roman" w:cs="Times New Roman"/>
+        </w:rPr>
+        <w:t xml:space="preserve">, </w:t>
+      </w:r>
+      <m:oMath>
+        <m:r>
+          <w:rPr>
+            <w:rFonts w:ascii="Cambria Math" w:hAnsi="Cambria Math" w:cs="Times New Roman"/>
+          </w:rPr>
+          <m:t>D(s)</m:t>
+        </m:r>
+      </m:oMath>
+      <w:r>
+        <w:rPr>
+          <w:rFonts w:ascii="Times New Roman" w:eastAsiaTheme="minorEastAsia" w:hAnsi="Times New Roman" w:cs="Times New Roman"/>
+        </w:rPr>
+        <w:t xml:space="preserve"> </w:t>
+      </w:r>
+      <w:r>
+        <w:rPr>
+          <w:rFonts w:ascii="Times New Roman" w:hAnsi="Times New Roman" w:cs="Times New Roman"/>
+        </w:rPr>
+        <w:t xml:space="preserve">– </w:t>
+      </w:r>
+      <w:r>
+        <w:rPr>
+          <w:rFonts w:ascii="Times New Roman" w:hAnsi="Times New Roman" w:cs="Times New Roman"/>
+        </w:rPr>
+        <w:t>горизонтальная дисперсионная функция</w:t>
+      </w:r>
+      <w:r>
+        <w:rPr>
+          <w:rFonts w:ascii="Times New Roman" w:hAnsi="Times New Roman" w:cs="Times New Roman"/>
+        </w:rPr>
+        <w:t xml:space="preserve">, </w:t>
+      </w:r>
+      <m:oMath>
+        <m:r>
+          <w:rPr>
+            <w:rFonts w:ascii="Cambria Math" w:hAnsi="Cambria Math" w:cs="Times New Roman"/>
+          </w:rPr>
+          <m:t>ρ(s)</m:t>
+        </m:r>
+      </m:oMath>
+      <w:r>
+        <w:rPr>
+          <w:rFonts w:ascii="Times New Roman" w:eastAsiaTheme="minorEastAsia" w:hAnsi="Times New Roman" w:cs="Times New Roman"/>
+        </w:rPr>
+        <w:t xml:space="preserve"> – </w:t>
+      </w:r>
+      <w:r>
+        <w:rPr>
+          <w:rFonts w:ascii="Times New Roman" w:eastAsiaTheme="minorEastAsia" w:hAnsi="Times New Roman" w:cs="Times New Roman"/>
+        </w:rPr>
+        <w:t>радиус кривизны равновесной орбиты</w:t>
+      </w:r>
+      <w:r>
+        <w:rPr>
+          <w:rFonts w:ascii="Times New Roman" w:eastAsiaTheme="minorEastAsia" w:hAnsi="Times New Roman" w:cs="Times New Roman"/>
+        </w:rPr>
+        <w:t>.</w:t>
+      </w:r>
+      <w:r>
+        <w:rPr>
+          <w:rFonts w:ascii="Times New Roman" w:eastAsiaTheme="minorEastAsia" w:hAnsi="Times New Roman" w:cs="Times New Roman"/>
+        </w:rPr>
+        <w:t xml:space="preserve"> </w:t>
+      </w:r>
+    </w:p>
+    <w:p>
+      <w:pPr>
+        <w:rPr>
+          <w:rFonts w:ascii="Times New Roman" w:eastAsiaTheme="minorEastAsia" w:hAnsi="Times New Roman" w:cs="Times New Roman"/>
+        </w:rPr>
+      </w:pPr>
+      <w:r>
+        <w:rPr>
+          <w:rFonts w:ascii="Times New Roman" w:eastAsiaTheme="minorEastAsia" w:hAnsi="Times New Roman" w:cs="Times New Roman"/>
+        </w:rPr>
+        <w:t>У</w:t>
+      </w:r>
+      <w:r>
+        <w:rPr>
+          <w:rFonts w:ascii="Times New Roman" w:eastAsiaTheme="minorEastAsia" w:hAnsi="Times New Roman" w:cs="Times New Roman"/>
+        </w:rPr>
+        <w:t xml:space="preserve">равнение для дисперсионной функции </w:t>
+      </w:r>
+      <w:r>
+        <w:rPr>
+          <w:rFonts w:ascii="Times New Roman" w:eastAsiaTheme="minorEastAsia" w:hAnsi="Times New Roman" w:cs="Times New Roman"/>
+        </w:rPr>
+        <w:t>с периодической переменной фокусировкой</w:t>
+      </w:r>
+    </w:p>
+    <w:p>
+      <w:pPr>
+        <w:rPr>
+          <w:rFonts w:ascii="Times New Roman" w:eastAsiaTheme="minorEastAsia" w:hAnsi="Times New Roman" w:cs="Times New Roman"/>
+        </w:rPr>
+      </w:pPr>
+    </w:p>
+    <w:p>
+      <w:pPr>
+        <w:jc w:val="center"/>
+        <w:rPr>
+          <w:rFonts w:ascii="Times New Roman" w:eastAsiaTheme="minorEastAsia" w:hAnsi="Times New Roman" w:cs="Times New Roman"/>
+        </w:rPr>
+      </w:pPr>
+      <m:oMath>
+        <m:f>
+          <m:fPr>
+            <m:ctrlPr>
+              <w:rPr>
+                <w:rFonts w:ascii="Cambria Math" w:hAnsi="Cambria Math" w:cs="Times New Roman"/>
+              </w:rPr>
+            </m:ctrlPr>
+          </m:fPr>
+          <m:num>
+            <m:sSup>
+              <m:sSupPr>
+                <m:ctrlPr>
+                  <w:rPr>
+                    <w:rFonts w:ascii="Cambria Math" w:hAnsi="Cambria Math" w:cs="Times New Roman"/>
+                  </w:rPr>
+                </m:ctrlPr>
+              </m:sSupPr>
+              <m:e>
+                <m:r>
+                  <w:rPr>
+                    <w:rFonts w:ascii="Cambria Math" w:hAnsi="Cambria Math" w:cs="Times New Roman"/>
+                  </w:rPr>
+                  <m:t>d</m:t>
+                </m:r>
+              </m:e>
+              <m:sup>
+                <m:r>
+                  <m:rPr>
+                    <m:sty m:val="p"/>
+                  </m:rPr>
+                  <w:rPr>
+                    <w:rFonts w:ascii="Cambria Math" w:hAnsi="Cambria Math" w:cs="Times New Roman"/>
+                  </w:rPr>
+                  <m:t>2</m:t>
+                </m:r>
+              </m:sup>
+            </m:sSup>
+            <m:r>
+              <w:rPr>
+                <w:rFonts w:ascii="Cambria Math" w:hAnsi="Cambria Math" w:cs="Times New Roman"/>
+              </w:rPr>
+              <m:t>D</m:t>
+            </m:r>
+          </m:num>
+          <m:den>
+            <m:r>
+              <w:rPr>
+                <w:rFonts w:ascii="Cambria Math" w:hAnsi="Cambria Math" w:cs="Times New Roman"/>
+              </w:rPr>
+              <m:t>d</m:t>
+            </m:r>
+            <m:sSup>
+              <m:sSupPr>
+                <m:ctrlPr>
+                  <w:rPr>
+                    <w:rFonts w:ascii="Cambria Math" w:hAnsi="Cambria Math" w:cs="Times New Roman"/>
+                  </w:rPr>
+                </m:ctrlPr>
+              </m:sSupPr>
+              <m:e>
+                <m:r>
+                  <w:rPr>
+                    <w:rFonts w:ascii="Cambria Math" w:hAnsi="Cambria Math" w:cs="Times New Roman"/>
+                  </w:rPr>
+                  <m:t>s</m:t>
+                </m:r>
+              </m:e>
+              <m:sup>
+                <m:r>
+                  <m:rPr>
+                    <m:sty m:val="p"/>
+                  </m:rPr>
+                  <w:rPr>
+                    <w:rFonts w:ascii="Cambria Math" w:hAnsi="Cambria Math" w:cs="Times New Roman"/>
+                  </w:rPr>
+                  <m:t>2</m:t>
+                </m:r>
+              </m:sup>
+            </m:sSup>
+          </m:den>
+        </m:f>
+        <m:r>
+          <m:rPr>
+            <m:sty m:val="p"/>
+          </m:rPr>
+          <w:rPr>
+            <w:rFonts w:ascii="Cambria Math" w:hAnsi="Cambria Math" w:cs="Times New Roman"/>
+          </w:rPr>
+          <m:t>+</m:t>
+        </m:r>
+        <w:bookmarkStart w:id="0" w:name="_Hlk38468792"/>
+        <m:d>
+          <m:dPr>
+            <m:begChr m:val="["/>
+            <m:endChr m:val="]"/>
+            <m:ctrlPr>
+              <w:rPr>
+                <w:rFonts w:ascii="Cambria Math" w:hAnsi="Cambria Math" w:cs="Times New Roman"/>
+              </w:rPr>
+            </m:ctrlPr>
+          </m:dPr>
+          <m:e>
+            <m:r>
+              <w:rPr>
+                <w:rFonts w:ascii="Cambria Math" w:hAnsi="Cambria Math" w:cs="Times New Roman"/>
+              </w:rPr>
+              <m:t>K</m:t>
+            </m:r>
+            <m:r>
+              <m:rPr>
+                <m:sty m:val="p"/>
+              </m:rPr>
+              <w:rPr>
+                <w:rFonts w:ascii="Cambria Math" w:hAnsi="Cambria Math" w:cs="Times New Roman"/>
+              </w:rPr>
+              <m:t>(</m:t>
+            </m:r>
+            <m:r>
+              <w:rPr>
+                <w:rFonts w:ascii="Cambria Math" w:hAnsi="Cambria Math" w:cs="Times New Roman"/>
+              </w:rPr>
+              <m:t>s</m:t>
+            </m:r>
+            <m:r>
+              <m:rPr>
+                <m:sty m:val="p"/>
+              </m:rPr>
+              <w:rPr>
+                <w:rFonts w:ascii="Cambria Math" w:hAnsi="Cambria Math" w:cs="Times New Roman"/>
+              </w:rPr>
+              <m:t>)+</m:t>
+            </m:r>
+            <m:r>
+              <w:rPr>
+                <w:rFonts w:ascii="Cambria Math" w:hAnsi="Cambria Math" w:cs="Times New Roman"/>
+              </w:rPr>
+              <m:t>εk</m:t>
+            </m:r>
+            <m:r>
+              <m:rPr>
+                <m:sty m:val="p"/>
+              </m:rPr>
+              <w:rPr>
+                <w:rFonts w:ascii="Cambria Math" w:hAnsi="Cambria Math" w:cs="Times New Roman"/>
+              </w:rPr>
+              <m:t>(</m:t>
+            </m:r>
+            <m:r>
+              <w:rPr>
+                <w:rFonts w:ascii="Cambria Math" w:hAnsi="Cambria Math" w:cs="Times New Roman"/>
+              </w:rPr>
+              <m:t>s</m:t>
+            </m:r>
+            <m:r>
+              <m:rPr>
+                <m:sty m:val="p"/>
+              </m:rPr>
+              <w:rPr>
+                <w:rFonts w:ascii="Cambria Math" w:hAnsi="Cambria Math" w:cs="Times New Roman"/>
+              </w:rPr>
+              <m:t>)</m:t>
+            </m:r>
+          </m:e>
+        </m:d>
+        <w:bookmarkEnd w:id="0"/>
+        <m:r>
+          <w:rPr>
+            <w:rFonts w:ascii="Cambria Math" w:hAnsi="Cambria Math" w:cs="Times New Roman"/>
+          </w:rPr>
+          <m:t>D</m:t>
         </m:r>
         <m:r>
           <m:rPr>
             <m:sty m:val="p"/>
           </m:rPr>
           <w:rPr>
-            <w:rFonts w:ascii="Cambria Math" w:hAnsi="Cambria Math"/>
+            <w:rFonts w:ascii="Cambria Math" w:hAnsi="Cambria Math" w:cs="Times New Roman"/>
           </w:rPr>
-          <m:t>14.</m:t>
+          <m:t>=0</m:t>
+        </m:r>
+      </m:oMath>
+      <w:r>
+        <w:rPr>
+          <w:rFonts w:ascii="Times New Roman" w:eastAsiaTheme="minorEastAsia" w:hAnsi="Times New Roman" w:cs="Times New Roman"/>
+        </w:rPr>
+        <w:t>,</w:t>
+      </w:r>
+      <w:r>
+        <w:rPr>
+          <w:rFonts w:ascii="Times New Roman" w:eastAsiaTheme="minorEastAsia" w:hAnsi="Times New Roman" w:cs="Times New Roman"/>
+        </w:rPr>
+        <w:t xml:space="preserve"> (2)</w:t>
+      </w:r>
+    </w:p>
+    <w:p>
+      <w:pPr>
+        <w:jc w:val="center"/>
+        <w:rPr>
+          <w:rFonts w:ascii="Times New Roman" w:eastAsiaTheme="minorEastAsia" w:hAnsi="Times New Roman" w:cs="Times New Roman"/>
+        </w:rPr>
+      </w:pPr>
+    </w:p>
+    <w:p>
+      <w:pPr>
+        <w:rPr>
+          <w:rFonts w:ascii="Times New Roman" w:eastAsiaTheme="minorEastAsia" w:hAnsi="Times New Roman" w:cs="Times New Roman"/>
+        </w:rPr>
+      </w:pPr>
+      <w:r>
+        <w:rPr>
+          <w:rFonts w:ascii="Times New Roman" w:eastAsiaTheme="minorEastAsia" w:hAnsi="Times New Roman" w:cs="Times New Roman"/>
+        </w:rPr>
+        <w:t xml:space="preserve">Где </w:t>
+      </w:r>
+      <m:oMath>
+        <m:r>
+          <w:rPr>
+            <w:rFonts w:ascii="Cambria Math" w:hAnsi="Cambria Math" w:cs="Times New Roman"/>
+          </w:rPr>
+          <m:t>K</m:t>
+        </m:r>
+        <m:d>
+          <m:dPr>
+            <m:ctrlPr>
+              <w:rPr>
+                <w:rFonts w:ascii="Cambria Math" w:hAnsi="Cambria Math" w:cs="Times New Roman"/>
+              </w:rPr>
+            </m:ctrlPr>
+          </m:dPr>
+          <m:e>
+            <m:r>
+              <w:rPr>
+                <w:rFonts w:ascii="Cambria Math" w:hAnsi="Cambria Math" w:cs="Times New Roman"/>
+              </w:rPr>
+              <m:t>s</m:t>
+            </m:r>
+            <m:ctrlPr>
+              <w:rPr>
+                <w:rFonts w:ascii="Cambria Math" w:hAnsi="Cambria Math" w:cs="Times New Roman"/>
+                <w:i/>
+              </w:rPr>
+            </m:ctrlPr>
+          </m:e>
+        </m:d>
+        <m:r>
+          <w:rPr>
+            <w:rFonts w:ascii="Cambria Math" w:hAnsi="Cambria Math" w:cs="Times New Roman"/>
+          </w:rPr>
+          <m:t>=</m:t>
+        </m:r>
+        <m:f>
+          <m:fPr>
+            <m:ctrlPr>
+              <w:rPr>
+                <w:rFonts w:ascii="Cambria Math" w:hAnsi="Cambria Math" w:cs="Times New Roman"/>
+                <w:i/>
+              </w:rPr>
+            </m:ctrlPr>
+          </m:fPr>
+          <m:num>
+            <m:r>
+              <w:rPr>
+                <w:rFonts w:ascii="Cambria Math" w:hAnsi="Cambria Math" w:cs="Times New Roman"/>
+              </w:rPr>
+              <m:t>e</m:t>
+            </m:r>
+          </m:num>
+          <m:den>
+            <m:r>
+              <w:rPr>
+                <w:rFonts w:ascii="Cambria Math" w:hAnsi="Cambria Math" w:cs="Times New Roman"/>
+              </w:rPr>
+              <m:t>p</m:t>
+            </m:r>
+          </m:den>
+        </m:f>
+        <m:r>
+          <w:rPr>
+            <w:rFonts w:ascii="Cambria Math" w:hAnsi="Cambria Math" w:cs="Times New Roman"/>
+          </w:rPr>
+          <m:t>G</m:t>
+        </m:r>
+        <m:d>
+          <m:dPr>
+            <m:ctrlPr>
+              <w:rPr>
+                <w:rFonts w:ascii="Cambria Math" w:hAnsi="Cambria Math" w:cs="Times New Roman"/>
+                <w:i/>
+              </w:rPr>
+            </m:ctrlPr>
+          </m:dPr>
+          <m:e>
+            <m:r>
+              <w:rPr>
+                <w:rFonts w:ascii="Cambria Math" w:hAnsi="Cambria Math" w:cs="Times New Roman"/>
+              </w:rPr>
+              <m:t>s</m:t>
+            </m:r>
+          </m:e>
+        </m:d>
+      </m:oMath>
+      <w:r>
+        <w:rPr>
+          <w:rFonts w:ascii="Times New Roman" w:eastAsiaTheme="minorEastAsia" w:hAnsi="Times New Roman" w:cs="Times New Roman"/>
+        </w:rPr>
+        <w:t xml:space="preserve">, </w:t>
+      </w:r>
+      <m:oMath>
+        <m:r>
+          <w:rPr>
+            <w:rFonts w:ascii="Cambria Math" w:hAnsi="Cambria Math" w:cs="Times New Roman"/>
+          </w:rPr>
+          <m:t>εk</m:t>
+        </m:r>
+        <m:d>
+          <m:dPr>
+            <m:ctrlPr>
+              <w:rPr>
+                <w:rFonts w:ascii="Cambria Math" w:hAnsi="Cambria Math" w:cs="Times New Roman"/>
+              </w:rPr>
+            </m:ctrlPr>
+          </m:dPr>
+          <m:e>
+            <m:r>
+              <w:rPr>
+                <w:rFonts w:ascii="Cambria Math" w:hAnsi="Cambria Math" w:cs="Times New Roman"/>
+              </w:rPr>
+              <m:t>s</m:t>
+            </m:r>
+          </m:e>
+        </m:d>
+        <m:r>
+          <m:rPr>
+            <m:sty m:val="p"/>
+          </m:rPr>
+          <w:rPr>
+            <w:rFonts w:ascii="Cambria Math" w:hAnsi="Cambria Math" w:cs="Times New Roman"/>
+          </w:rPr>
+          <m:t>=</m:t>
+        </m:r>
+        <m:f>
+          <m:fPr>
+            <m:ctrlPr>
+              <w:rPr>
+                <w:rFonts w:ascii="Cambria Math" w:hAnsi="Cambria Math" w:cs="Times New Roman"/>
+              </w:rPr>
+            </m:ctrlPr>
+          </m:fPr>
+          <m:num>
+            <m:r>
+              <w:rPr>
+                <w:rFonts w:ascii="Cambria Math" w:hAnsi="Cambria Math" w:cs="Times New Roman"/>
+              </w:rPr>
+              <m:t>e</m:t>
+            </m:r>
+          </m:num>
+          <m:den>
+            <m:r>
+              <w:rPr>
+                <w:rFonts w:ascii="Cambria Math" w:hAnsi="Cambria Math" w:cs="Times New Roman"/>
+              </w:rPr>
+              <m:t>p</m:t>
+            </m:r>
+          </m:den>
+        </m:f>
+        <m:r>
+          <m:rPr>
+            <m:sty m:val="p"/>
+          </m:rPr>
+          <w:rPr>
+            <w:rFonts w:ascii="Cambria Math" w:hAnsi="Cambria Math" w:cs="Times New Roman"/>
+          </w:rPr>
+          <m:t>Δ</m:t>
+        </m:r>
+        <m:r>
+          <w:rPr>
+            <w:rFonts w:ascii="Cambria Math" w:hAnsi="Cambria Math" w:cs="Times New Roman"/>
+          </w:rPr>
+          <m:t>G</m:t>
+        </m:r>
+        <m:d>
+          <m:dPr>
+            <m:ctrlPr>
+              <w:rPr>
+                <w:rFonts w:ascii="Cambria Math" w:hAnsi="Cambria Math" w:cs="Times New Roman"/>
+                <w:i/>
+              </w:rPr>
+            </m:ctrlPr>
+          </m:dPr>
+          <m:e>
+            <m:r>
+              <w:rPr>
+                <w:rFonts w:ascii="Cambria Math" w:hAnsi="Cambria Math" w:cs="Times New Roman"/>
+              </w:rPr>
+              <m:t>s</m:t>
+            </m:r>
+          </m:e>
+        </m:d>
+      </m:oMath>
+      <w:r>
+        <w:rPr>
+          <w:rFonts w:ascii="Times New Roman" w:eastAsiaTheme="minorEastAsia" w:hAnsi="Times New Roman" w:cs="Times New Roman"/>
+        </w:rPr>
+        <w:t xml:space="preserve">, </w:t>
+      </w:r>
+      <m:oMath>
+        <m:r>
+          <w:rPr>
+            <w:rFonts w:ascii="Cambria Math" w:hAnsi="Cambria Math" w:cs="Times New Roman"/>
+          </w:rPr>
+          <m:t>G</m:t>
+        </m:r>
+        <m:d>
+          <m:dPr>
+            <m:ctrlPr>
+              <w:rPr>
+                <w:rFonts w:ascii="Cambria Math" w:hAnsi="Cambria Math" w:cs="Times New Roman"/>
+                <w:i/>
+              </w:rPr>
+            </m:ctrlPr>
+          </m:dPr>
+          <m:e>
+            <m:r>
+              <w:rPr>
+                <w:rFonts w:ascii="Cambria Math" w:hAnsi="Cambria Math" w:cs="Times New Roman"/>
+              </w:rPr>
+              <m:t>s</m:t>
+            </m:r>
+          </m:e>
+        </m:d>
+      </m:oMath>
+      <w:r>
+        <w:rPr>
+          <w:rFonts w:ascii="Times New Roman" w:eastAsiaTheme="minorEastAsia" w:hAnsi="Times New Roman" w:cs="Times New Roman"/>
+          <w:i/>
+        </w:rPr>
+        <w:t xml:space="preserve"> – </w:t>
+      </w:r>
+      <w:r>
+        <w:rPr>
+          <w:rFonts w:ascii="Times New Roman" w:eastAsiaTheme="minorEastAsia" w:hAnsi="Times New Roman" w:cs="Times New Roman"/>
+          <w:iCs/>
+        </w:rPr>
+        <w:t>градиент магнитооптических линз</w:t>
+      </w:r>
+      <w:r>
+        <w:rPr>
+          <w:rFonts w:ascii="Times New Roman" w:eastAsiaTheme="minorEastAsia" w:hAnsi="Times New Roman" w:cs="Times New Roman"/>
+          <w:iCs/>
+        </w:rPr>
+        <w:t xml:space="preserve">, </w:t>
+      </w:r>
+      <m:oMath>
+        <m:r>
+          <m:rPr>
+            <m:sty m:val="p"/>
+          </m:rPr>
+          <w:rPr>
+            <w:rFonts w:ascii="Cambria Math" w:hAnsi="Cambria Math" w:cs="Times New Roman"/>
+          </w:rPr>
+          <m:t>Δ</m:t>
+        </m:r>
+        <m:r>
+          <w:rPr>
+            <w:rFonts w:ascii="Cambria Math" w:hAnsi="Cambria Math" w:cs="Times New Roman"/>
+          </w:rPr>
+          <m:t>G</m:t>
+        </m:r>
+        <m:d>
+          <m:dPr>
+            <m:ctrlPr>
+              <w:rPr>
+                <w:rFonts w:ascii="Cambria Math" w:hAnsi="Cambria Math" w:cs="Times New Roman"/>
+                <w:i/>
+              </w:rPr>
+            </m:ctrlPr>
+          </m:dPr>
+          <m:e>
+            <m:r>
+              <w:rPr>
+                <w:rFonts w:ascii="Cambria Math" w:hAnsi="Cambria Math" w:cs="Times New Roman"/>
+              </w:rPr>
+              <m:t>s</m:t>
+            </m:r>
+          </m:e>
+        </m:d>
+      </m:oMath>
+      <w:r>
+        <w:rPr>
+          <w:rFonts w:ascii="Times New Roman" w:eastAsiaTheme="minorEastAsia" w:hAnsi="Times New Roman" w:cs="Times New Roman"/>
+        </w:rPr>
+        <w:t xml:space="preserve"> –</w:t>
+      </w:r>
+      <w:r>
+        <w:rPr>
+          <w:rFonts w:ascii="Times New Roman" w:eastAsiaTheme="minorEastAsia" w:hAnsi="Times New Roman" w:cs="Times New Roman"/>
+        </w:rPr>
+        <w:t xml:space="preserve"> </w:t>
+      </w:r>
+      <w:proofErr w:type="spellStart"/>
+      <w:r>
+        <w:rPr>
+          <w:rFonts w:ascii="Times New Roman" w:eastAsiaTheme="minorEastAsia" w:hAnsi="Times New Roman" w:cs="Times New Roman"/>
+        </w:rPr>
+        <w:t>суперпериодическая</w:t>
+      </w:r>
+      <w:proofErr w:type="spellEnd"/>
+      <w:r>
+        <w:rPr>
+          <w:rFonts w:ascii="Times New Roman" w:eastAsiaTheme="minorEastAsia" w:hAnsi="Times New Roman" w:cs="Times New Roman"/>
+        </w:rPr>
+        <w:t xml:space="preserve"> </w:t>
+      </w:r>
+      <w:r>
+        <w:rPr>
+          <w:rFonts w:ascii="Times New Roman" w:eastAsiaTheme="minorEastAsia" w:hAnsi="Times New Roman" w:cs="Times New Roman"/>
+        </w:rPr>
+        <w:t>модуляция градиента</w:t>
+      </w:r>
+      <w:r>
+        <w:rPr>
+          <w:rFonts w:ascii="Times New Roman" w:eastAsiaTheme="minorEastAsia" w:hAnsi="Times New Roman" w:cs="Times New Roman"/>
+          <w:iCs/>
+        </w:rPr>
+        <w:t>.</w:t>
+      </w:r>
+      <w:r>
+        <w:rPr>
+          <w:rFonts w:ascii="Times New Roman" w:eastAsiaTheme="minorEastAsia" w:hAnsi="Times New Roman" w:cs="Times New Roman"/>
+        </w:rPr>
+        <w:t xml:space="preserve"> </w:t>
+      </w:r>
+      <w:proofErr w:type="spellStart"/>
+      <w:r>
+        <w:rPr>
+          <w:rFonts w:ascii="Times New Roman" w:eastAsiaTheme="minorEastAsia" w:hAnsi="Times New Roman" w:cs="Times New Roman"/>
+        </w:rPr>
+        <w:t>Суперпериод</w:t>
+      </w:r>
+      <w:proofErr w:type="spellEnd"/>
+      <w:r>
+        <w:rPr>
+          <w:rFonts w:ascii="Times New Roman" w:eastAsiaTheme="minorEastAsia" w:hAnsi="Times New Roman" w:cs="Times New Roman"/>
+        </w:rPr>
+        <w:t xml:space="preserve"> определяется как совокупность нескольких периодов. </w:t>
+      </w:r>
+      <w:r>
+        <w:rPr>
+          <w:rFonts w:ascii="Times New Roman" w:eastAsiaTheme="minorEastAsia" w:hAnsi="Times New Roman" w:cs="Times New Roman"/>
+        </w:rPr>
+        <w:t>Таким образом, коэффициент расширения орбиты зависит от</w:t>
+      </w:r>
+      <w:r>
+        <w:rPr>
+          <w:rFonts w:ascii="Times New Roman" w:eastAsiaTheme="minorEastAsia" w:hAnsi="Times New Roman" w:cs="Times New Roman"/>
+        </w:rPr>
+        <w:t xml:space="preserve"> </w:t>
+      </w:r>
+      <w:r>
+        <w:rPr>
+          <w:rFonts w:ascii="Times New Roman" w:eastAsiaTheme="minorEastAsia" w:hAnsi="Times New Roman" w:cs="Times New Roman"/>
+        </w:rPr>
+        <w:t>функций</w:t>
+      </w:r>
+      <w:r>
+        <w:rPr>
+          <w:rFonts w:ascii="Times New Roman" w:eastAsiaTheme="minorEastAsia" w:hAnsi="Times New Roman" w:cs="Times New Roman"/>
+        </w:rPr>
+        <w:t xml:space="preserve">: </w:t>
+      </w:r>
+      <w:r>
+        <w:rPr>
+          <w:rFonts w:ascii="Times New Roman" w:eastAsiaTheme="minorEastAsia" w:hAnsi="Times New Roman" w:cs="Times New Roman"/>
+        </w:rPr>
+        <w:t xml:space="preserve">кривизны орбиты </w:t>
+      </w:r>
+      <m:oMath>
+        <m:r>
+          <w:rPr>
+            <w:rFonts w:ascii="Cambria Math" w:hAnsi="Cambria Math" w:cs="Times New Roman"/>
+          </w:rPr>
+          <m:t>ρ(s)</m:t>
+        </m:r>
+      </m:oMath>
+      <w:r>
+        <w:rPr>
+          <w:rFonts w:ascii="Times New Roman" w:eastAsiaTheme="minorEastAsia" w:hAnsi="Times New Roman" w:cs="Times New Roman"/>
+        </w:rPr>
+        <w:t xml:space="preserve">, </w:t>
+      </w:r>
+      <w:r>
+        <w:rPr>
+          <w:rFonts w:ascii="Times New Roman" w:eastAsiaTheme="minorEastAsia" w:hAnsi="Times New Roman" w:cs="Times New Roman"/>
+        </w:rPr>
+        <w:t xml:space="preserve"> градиента и модуляции</w:t>
+      </w:r>
+      <w:r>
+        <w:rPr>
+          <w:rFonts w:ascii="Times New Roman" w:eastAsiaTheme="minorEastAsia" w:hAnsi="Times New Roman" w:cs="Times New Roman"/>
+        </w:rPr>
+        <w:t xml:space="preserve"> </w:t>
+      </w:r>
+      <w:r>
+        <w:rPr>
+          <w:rFonts w:ascii="Times New Roman" w:eastAsiaTheme="minorEastAsia" w:hAnsi="Times New Roman" w:cs="Times New Roman"/>
+          <w:lang w:val="en-US"/>
+        </w:rPr>
+        <w:t>c</w:t>
+      </w:r>
+      <w:r>
+        <w:rPr>
+          <w:rFonts w:ascii="Times New Roman" w:eastAsiaTheme="minorEastAsia" w:hAnsi="Times New Roman" w:cs="Times New Roman"/>
+        </w:rPr>
+        <w:t xml:space="preserve">ответственно </w:t>
+      </w:r>
+      <m:oMath>
+        <m:r>
+          <w:rPr>
+            <w:rFonts w:ascii="Cambria Math" w:hAnsi="Cambria Math" w:cs="Times New Roman"/>
+          </w:rPr>
+          <m:t>G</m:t>
+        </m:r>
+        <m:d>
+          <m:dPr>
+            <m:ctrlPr>
+              <w:rPr>
+                <w:rFonts w:ascii="Cambria Math" w:hAnsi="Cambria Math" w:cs="Times New Roman"/>
+                <w:i/>
+              </w:rPr>
+            </m:ctrlPr>
+          </m:dPr>
+          <m:e>
+            <m:r>
+              <w:rPr>
+                <w:rFonts w:ascii="Cambria Math" w:hAnsi="Cambria Math" w:cs="Times New Roman"/>
+              </w:rPr>
+              <m:t>s</m:t>
+            </m:r>
+          </m:e>
+        </m:d>
+      </m:oMath>
+      <w:r>
+        <w:rPr>
+          <w:rFonts w:ascii="Times New Roman" w:eastAsiaTheme="minorEastAsia" w:hAnsi="Times New Roman" w:cs="Times New Roman"/>
+        </w:rPr>
+        <w:t>,</w:t>
+      </w:r>
+      <w:r>
+        <w:rPr>
+          <w:rFonts w:ascii="Times New Roman" w:eastAsiaTheme="minorEastAsia" w:hAnsi="Times New Roman" w:cs="Times New Roman"/>
+        </w:rPr>
+        <w:t xml:space="preserve"> </w:t>
+      </w:r>
+      <m:oMath>
+        <m:r>
+          <m:rPr>
+            <m:sty m:val="p"/>
+          </m:rPr>
+          <w:rPr>
+            <w:rFonts w:ascii="Cambria Math" w:hAnsi="Cambria Math" w:cs="Times New Roman"/>
+          </w:rPr>
+          <m:t>Δ</m:t>
+        </m:r>
+        <m:r>
+          <w:rPr>
+            <w:rFonts w:ascii="Cambria Math" w:hAnsi="Cambria Math" w:cs="Times New Roman"/>
+          </w:rPr>
+          <m:t>G</m:t>
+        </m:r>
+        <m:d>
+          <m:dPr>
+            <m:ctrlPr>
+              <w:rPr>
+                <w:rFonts w:ascii="Cambria Math" w:hAnsi="Cambria Math" w:cs="Times New Roman"/>
+                <w:i/>
+              </w:rPr>
+            </m:ctrlPr>
+          </m:dPr>
+          <m:e>
+            <m:r>
+              <w:rPr>
+                <w:rFonts w:ascii="Cambria Math" w:hAnsi="Cambria Math" w:cs="Times New Roman"/>
+              </w:rPr>
+              <m:t>s</m:t>
+            </m:r>
+          </m:e>
+        </m:d>
+      </m:oMath>
+      <w:r>
+        <w:rPr>
+          <w:rFonts w:ascii="Times New Roman" w:eastAsiaTheme="minorEastAsia" w:hAnsi="Times New Roman" w:cs="Times New Roman"/>
+        </w:rPr>
+        <w:t>.</w:t>
+      </w:r>
+      <w:r>
+        <w:rPr>
+          <w:rFonts w:ascii="Times New Roman" w:eastAsiaTheme="minorEastAsia" w:hAnsi="Times New Roman" w:cs="Times New Roman"/>
+        </w:rPr>
+        <w:t xml:space="preserve"> </w:t>
+      </w:r>
+      <w:r>
+        <w:rPr>
+          <w:rFonts w:ascii="Times New Roman" w:hAnsi="Times New Roman" w:cs="Times New Roman"/>
+        </w:rPr>
+        <w:t>В структуре NICA регулярная расстановка отклоняющих магнитов исключает возможность модуляции кривизны орбиты</w:t>
+      </w:r>
+      <w:r>
+        <w:rPr>
+          <w:rFonts w:ascii="Times New Roman" w:eastAsiaTheme="minorEastAsia" w:hAnsi="Times New Roman" w:cs="Times New Roman"/>
+        </w:rPr>
+        <w:t>.</w:t>
+      </w:r>
+      <w:r>
+        <w:rPr>
+          <w:rFonts w:ascii="Times New Roman" w:eastAsiaTheme="minorEastAsia" w:hAnsi="Times New Roman" w:cs="Times New Roman"/>
+        </w:rPr>
+        <w:t xml:space="preserve"> </w:t>
+      </w:r>
+      <w:r>
+        <w:rPr>
+          <w:rFonts w:ascii="Times New Roman" w:hAnsi="Times New Roman" w:cs="Times New Roman"/>
+        </w:rPr>
+        <w:t xml:space="preserve">Поэтому мы используем только модуляцию силы квадрупольных линз по длине </w:t>
+      </w:r>
+      <w:proofErr w:type="spellStart"/>
+      <w:r>
+        <w:rPr>
+          <w:rFonts w:ascii="Times New Roman" w:hAnsi="Times New Roman" w:cs="Times New Roman"/>
+        </w:rPr>
+        <w:t>суперпериода</w:t>
+      </w:r>
+      <w:proofErr w:type="spellEnd"/>
+      <w:r>
+        <w:rPr>
+          <w:rFonts w:ascii="Times New Roman" w:hAnsi="Times New Roman" w:cs="Times New Roman"/>
+        </w:rPr>
+        <w:t>.</w:t>
+      </w:r>
+      <w:r>
+        <w:rPr>
+          <w:rFonts w:ascii="Times New Roman" w:eastAsiaTheme="minorEastAsia" w:hAnsi="Times New Roman" w:cs="Times New Roman"/>
+        </w:rPr>
+        <w:t xml:space="preserve"> </w:t>
+      </w:r>
+      <w:r>
+        <w:rPr>
+          <w:rFonts w:ascii="Times New Roman" w:eastAsiaTheme="minorEastAsia" w:hAnsi="Times New Roman" w:cs="Times New Roman"/>
+        </w:rPr>
+        <w:t xml:space="preserve">Функция </w:t>
+      </w:r>
+      <m:oMath>
+        <m:r>
+          <w:rPr>
+            <w:rFonts w:ascii="Cambria Math" w:hAnsi="Cambria Math" w:cs="Times New Roman"/>
+          </w:rPr>
+          <m:t>K</m:t>
+        </m:r>
+        <m:d>
+          <m:dPr>
+            <m:ctrlPr>
+              <w:rPr>
+                <w:rFonts w:ascii="Cambria Math" w:hAnsi="Cambria Math" w:cs="Times New Roman"/>
+              </w:rPr>
+            </m:ctrlPr>
+          </m:dPr>
+          <m:e>
+            <m:r>
+              <w:rPr>
+                <w:rFonts w:ascii="Cambria Math" w:hAnsi="Cambria Math" w:cs="Times New Roman"/>
+              </w:rPr>
+              <m:t>s</m:t>
+            </m:r>
+            <m:ctrlPr>
+              <w:rPr>
+                <w:rFonts w:ascii="Cambria Math" w:hAnsi="Cambria Math" w:cs="Times New Roman"/>
+                <w:i/>
+              </w:rPr>
+            </m:ctrlPr>
+          </m:e>
+        </m:d>
+      </m:oMath>
+      <w:r>
+        <w:rPr>
+          <w:rFonts w:ascii="Times New Roman" w:eastAsiaTheme="minorEastAsia" w:hAnsi="Times New Roman" w:cs="Times New Roman"/>
+        </w:rPr>
+        <w:t xml:space="preserve"> имеет периодичность одного периода фокусирующей ячейки</w:t>
+      </w:r>
+      <w:r>
+        <w:rPr>
+          <w:rFonts w:ascii="Times New Roman" w:eastAsiaTheme="minorEastAsia" w:hAnsi="Times New Roman" w:cs="Times New Roman"/>
+        </w:rPr>
+        <w:t xml:space="preserve">, </w:t>
+      </w:r>
+      <m:oMath>
+        <m:r>
+          <w:rPr>
+            <w:rFonts w:ascii="Cambria Math" w:hAnsi="Cambria Math" w:cs="Times New Roman"/>
+          </w:rPr>
+          <m:t>k</m:t>
         </m:r>
         <m:r>
           <m:rPr>
             <m:sty m:val="p"/>
           </m:rPr>
           <w:rPr>
-            <w:rFonts w:ascii="Cambria Math" w:hAnsi="Cambria Math"/>
+            <w:rFonts w:ascii="Cambria Math" w:hAnsi="Cambria Math" w:cs="Times New Roman"/>
           </w:rPr>
-          <m:t>3</m:t>
+          <m:t>(</m:t>
+        </m:r>
+        <m:r>
+          <w:rPr>
+            <w:rFonts w:ascii="Cambria Math" w:hAnsi="Cambria Math" w:cs="Times New Roman"/>
+          </w:rPr>
+          <m:t>s</m:t>
+        </m:r>
+        <m:r>
+          <m:rPr>
+            <m:sty m:val="p"/>
+          </m:rPr>
+          <w:rPr>
+            <w:rFonts w:ascii="Cambria Math" w:hAnsi="Cambria Math" w:cs="Times New Roman"/>
+          </w:rPr>
+          <m:t>)</m:t>
         </m:r>
       </m:oMath>
       <w:r>
         <w:rPr>
           <w:rFonts w:ascii="Times New Roman" w:eastAsiaTheme="minorEastAsia" w:hAnsi="Times New Roman" w:cs="Times New Roman"/>
         </w:rPr>
+        <w:t xml:space="preserve"> </w:t>
+      </w:r>
+      <w:r>
+        <w:rPr>
+          <w:rFonts w:ascii="Times New Roman" w:eastAsiaTheme="minorEastAsia" w:hAnsi="Times New Roman" w:cs="Times New Roman"/>
+        </w:rPr>
+        <w:t xml:space="preserve">имеет периодичность </w:t>
+      </w:r>
+      <w:proofErr w:type="spellStart"/>
+      <w:r>
+        <w:rPr>
+          <w:rFonts w:ascii="Times New Roman" w:eastAsiaTheme="minorEastAsia" w:hAnsi="Times New Roman" w:cs="Times New Roman"/>
+        </w:rPr>
+        <w:t>суперпериода</w:t>
+      </w:r>
+      <w:proofErr w:type="spellEnd"/>
+      <w:r>
+        <w:rPr>
+          <w:rFonts w:ascii="Times New Roman" w:eastAsiaTheme="minorEastAsia" w:hAnsi="Times New Roman" w:cs="Times New Roman"/>
+        </w:rPr>
+        <w:t>.</w:t>
+      </w:r>
+      <w:r>
+        <w:rPr>
+          <w:rFonts w:ascii="Times New Roman" w:eastAsiaTheme="minorEastAsia" w:hAnsi="Times New Roman" w:cs="Times New Roman"/>
+        </w:rPr>
+        <w:t xml:space="preserve"> Для одного </w:t>
+      </w:r>
+      <w:proofErr w:type="spellStart"/>
+      <w:r>
+        <w:rPr>
+          <w:rFonts w:ascii="Times New Roman" w:eastAsiaTheme="minorEastAsia" w:hAnsi="Times New Roman" w:cs="Times New Roman"/>
+        </w:rPr>
+        <w:t>суперпериода</w:t>
+      </w:r>
+      <w:proofErr w:type="spellEnd"/>
+      <w:r>
+        <w:rPr>
+          <w:rFonts w:ascii="Times New Roman" w:eastAsiaTheme="minorEastAsia" w:hAnsi="Times New Roman" w:cs="Times New Roman"/>
+        </w:rPr>
+        <w:t xml:space="preserve"> </w:t>
+      </w:r>
+      <w:r>
+        <w:rPr>
+          <w:rFonts w:ascii="Times New Roman" w:hAnsi="Times New Roman" w:cs="Times New Roman"/>
+        </w:rPr>
+        <w:t>коэффициент</w:t>
+      </w:r>
+      <w:r>
+        <w:rPr>
+          <w:rFonts w:ascii="Times New Roman" w:hAnsi="Times New Roman" w:cs="Times New Roman"/>
+        </w:rPr>
+        <w:t xml:space="preserve"> </w:t>
+      </w:r>
+      <w:r>
+        <w:rPr>
+          <w:rFonts w:ascii="Times New Roman" w:hAnsi="Times New Roman" w:cs="Times New Roman"/>
+        </w:rPr>
+        <w:t xml:space="preserve">расширения орбиты </w:t>
+      </w:r>
+      <w:r>
+        <w:rPr>
+          <w:rFonts w:ascii="Times New Roman" w:eastAsiaTheme="minorEastAsia" w:hAnsi="Times New Roman" w:cs="Times New Roman"/>
+        </w:rPr>
+        <w:t>определяется по формуле</w:t>
+      </w:r>
+      <w:r>
+        <w:rPr>
+          <w:rFonts w:ascii="Times New Roman" w:eastAsiaTheme="minorEastAsia" w:hAnsi="Times New Roman" w:cs="Times New Roman"/>
+        </w:rPr>
+        <w:t xml:space="preserve"> (3)</w:t>
+      </w:r>
+      <w:r>
+        <w:rPr>
+          <w:rFonts w:ascii="Times New Roman" w:eastAsiaTheme="minorEastAsia" w:hAnsi="Times New Roman" w:cs="Times New Roman"/>
+        </w:rPr>
+        <w:t xml:space="preserve">, </w:t>
+      </w:r>
+      <w:r>
+        <w:rPr>
+          <w:rFonts w:ascii="Times New Roman" w:eastAsiaTheme="minorEastAsia" w:hAnsi="Times New Roman" w:cs="Times New Roman"/>
+        </w:rPr>
+        <w:t xml:space="preserve">вывод данной формуле произведен в работе </w:t>
+      </w:r>
+      <w:r>
+        <w:rPr>
+          <w:rFonts w:ascii="Times New Roman" w:eastAsiaTheme="minorEastAsia" w:hAnsi="Times New Roman" w:cs="Times New Roman"/>
+        </w:rPr>
+        <w:t>[1]:</w:t>
+      </w:r>
+    </w:p>
+    <w:p>
+      <w:pPr>
+        <w:rPr>
+          <w:rFonts w:ascii="Times New Roman" w:eastAsiaTheme="minorEastAsia" w:hAnsi="Times New Roman" w:cs="Times New Roman"/>
+        </w:rPr>
+      </w:pPr>
+    </w:p>
+    <w:p>
+      <w:pPr>
+        <w:jc w:val="center"/>
+        <w:rPr>
+          <w:rFonts w:ascii="Times New Roman" w:eastAsiaTheme="minorEastAsia" w:hAnsi="Times New Roman" w:cs="Times New Roman"/>
+        </w:rPr>
+      </w:pPr>
+      <m:oMathPara>
+        <m:oMath>
+          <m:sSub>
+            <m:sSubPr>
+              <m:ctrlPr>
+                <w:rPr>
+                  <w:rFonts w:ascii="Cambria Math" w:hAnsi="Cambria Math" w:cs="Times New Roman"/>
+                  <w:i/>
+                </w:rPr>
+              </m:ctrlPr>
+            </m:sSubPr>
+            <m:e>
+              <m:r>
+                <w:rPr>
+                  <w:rFonts w:ascii="Cambria Math" w:hAnsi="Cambria Math" w:cs="Times New Roman"/>
+                </w:rPr>
+                <m:t>α</m:t>
+              </m:r>
+            </m:e>
+            <m:sub>
+              <m:r>
+                <w:rPr>
+                  <w:rFonts w:ascii="Cambria Math" w:hAnsi="Cambria Math" w:cs="Times New Roman"/>
+                </w:rPr>
+                <m:t>s</m:t>
+              </m:r>
+            </m:sub>
+          </m:sSub>
+          <m:r>
+            <w:rPr>
+              <w:rFonts w:ascii="Cambria Math" w:hAnsi="Cambria Math" w:cs="Times New Roman"/>
+            </w:rPr>
+            <m:t>=</m:t>
+          </m:r>
+          <m:f>
+            <m:fPr>
+              <m:ctrlPr>
+                <w:rPr>
+                  <w:rFonts w:ascii="Cambria Math" w:hAnsi="Cambria Math" w:cs="Times New Roman"/>
+                  <w:i/>
+                </w:rPr>
+              </m:ctrlPr>
+            </m:fPr>
+            <m:num>
+              <m:r>
+                <w:rPr>
+                  <w:rFonts w:ascii="Cambria Math" w:hAnsi="Cambria Math" w:cs="Times New Roman"/>
+                </w:rPr>
+                <m:t>1</m:t>
+              </m:r>
+            </m:num>
+            <m:den>
+              <m:sSup>
+                <m:sSupPr>
+                  <m:ctrlPr>
+                    <w:rPr>
+                      <w:rFonts w:ascii="Cambria Math" w:hAnsi="Cambria Math" w:cs="Times New Roman"/>
+                      <w:i/>
+                    </w:rPr>
+                  </m:ctrlPr>
+                </m:sSupPr>
+                <m:e>
+                  <m:sSub>
+                    <m:sSubPr>
+                      <m:ctrlPr>
+                        <w:rPr>
+                          <w:rFonts w:ascii="Cambria Math" w:hAnsi="Cambria Math" w:cs="Times New Roman"/>
+                          <w:i/>
+                        </w:rPr>
+                      </m:ctrlPr>
+                    </m:sSubPr>
+                    <m:e>
+                      <m:r>
+                        <w:rPr>
+                          <w:rFonts w:ascii="Cambria Math" w:hAnsi="Cambria Math" w:cs="Times New Roman"/>
+                        </w:rPr>
+                        <m:t>ν</m:t>
+                      </m:r>
+                    </m:e>
+                    <m:sub>
+                      <m:r>
+                        <w:rPr>
+                          <w:rFonts w:ascii="Cambria Math" w:hAnsi="Cambria Math" w:cs="Times New Roman"/>
+                        </w:rPr>
+                        <m:t>x,арк</m:t>
+                      </m:r>
+                    </m:sub>
+                  </m:sSub>
+                </m:e>
+                <m:sup>
+                  <m:r>
+                    <w:rPr>
+                      <w:rFonts w:ascii="Cambria Math" w:hAnsi="Cambria Math" w:cs="Times New Roman"/>
+                    </w:rPr>
+                    <m:t>2</m:t>
+                  </m:r>
+                </m:sup>
+              </m:sSup>
+            </m:den>
+          </m:f>
+          <m:d>
+            <m:dPr>
+              <m:begChr m:val="{"/>
+              <m:endChr m:val="}"/>
+              <m:ctrlPr>
+                <w:rPr>
+                  <w:rFonts w:ascii="Cambria Math" w:hAnsi="Cambria Math" w:cs="Times New Roman"/>
+                  <w:i/>
+                </w:rPr>
+              </m:ctrlPr>
+            </m:dPr>
+            <m:e>
+              <m:r>
+                <w:rPr>
+                  <w:rFonts w:ascii="Cambria Math" w:hAnsi="Cambria Math" w:cs="Times New Roman"/>
+                </w:rPr>
+                <m:t>1+</m:t>
+              </m:r>
+              <m:f>
+                <m:fPr>
+                  <m:ctrlPr>
+                    <w:rPr>
+                      <w:rFonts w:ascii="Cambria Math" w:hAnsi="Cambria Math" w:cs="Times New Roman"/>
+                      <w:i/>
+                    </w:rPr>
+                  </m:ctrlPr>
+                </m:fPr>
+                <m:num>
+                  <m:r>
+                    <w:rPr>
+                      <w:rFonts w:ascii="Cambria Math" w:hAnsi="Cambria Math" w:cs="Times New Roman"/>
+                    </w:rPr>
+                    <m:t>1</m:t>
+                  </m:r>
+                </m:num>
+                <m:den>
+                  <m:r>
+                    <w:rPr>
+                      <w:rFonts w:ascii="Cambria Math" w:hAnsi="Cambria Math" w:cs="Times New Roman"/>
+                    </w:rPr>
+                    <m:t>4</m:t>
+                  </m:r>
+                </m:den>
+              </m:f>
+              <m:sSup>
+                <m:sSupPr>
+                  <m:ctrlPr>
+                    <w:rPr>
+                      <w:rFonts w:ascii="Cambria Math" w:hAnsi="Cambria Math" w:cs="Times New Roman"/>
+                      <w:i/>
+                    </w:rPr>
+                  </m:ctrlPr>
+                </m:sSupPr>
+                <m:e>
+                  <m:d>
+                    <m:dPr>
+                      <m:ctrlPr>
+                        <w:rPr>
+                          <w:rFonts w:ascii="Cambria Math" w:hAnsi="Cambria Math" w:cs="Times New Roman"/>
+                          <w:i/>
+                        </w:rPr>
+                      </m:ctrlPr>
+                    </m:dPr>
+                    <m:e>
+                      <m:f>
+                        <m:fPr>
+                          <m:ctrlPr>
+                            <w:rPr>
+                              <w:rFonts w:ascii="Cambria Math" w:hAnsi="Cambria Math" w:cs="Times New Roman"/>
+                              <w:i/>
+                            </w:rPr>
+                          </m:ctrlPr>
+                        </m:fPr>
+                        <m:num>
+                          <m:sSub>
+                            <m:sSubPr>
+                              <m:ctrlPr>
+                                <w:rPr>
+                                  <w:rFonts w:ascii="Cambria Math" w:hAnsi="Cambria Math" w:cs="Times New Roman"/>
+                                  <w:i/>
+                                </w:rPr>
+                              </m:ctrlPr>
+                            </m:sSubPr>
+                            <m:e>
+                              <m:bar>
+                                <m:barPr>
+                                  <m:pos m:val="top"/>
+                                  <m:ctrlPr>
+                                    <w:rPr>
+                                      <w:rFonts w:ascii="Cambria Math" w:hAnsi="Cambria Math"/>
+                                      <w:i/>
+                                    </w:rPr>
+                                  </m:ctrlPr>
+                                </m:barPr>
+                                <m:e>
+                                  <m:r>
+                                    <w:rPr>
+                                      <w:rFonts w:ascii="Cambria Math"/>
+                                    </w:rPr>
+                                    <m:t>R</m:t>
+                                  </m:r>
+                                </m:e>
+                              </m:bar>
+                            </m:e>
+                            <m:sub>
+                              <m:r>
+                                <w:rPr>
+                                  <w:rFonts w:ascii="Cambria Math" w:hAnsi="Cambria Math" w:cs="Times New Roman"/>
+                                </w:rPr>
+                                <m:t>arc</m:t>
+                              </m:r>
+                            </m:sub>
+                          </m:sSub>
+                        </m:num>
+                        <m:den>
+                          <m:sSub>
+                            <m:sSubPr>
+                              <m:ctrlPr>
+                                <w:rPr>
+                                  <w:rFonts w:ascii="Cambria Math" w:hAnsi="Cambria Math" w:cs="Times New Roman"/>
+                                  <w:i/>
+                                </w:rPr>
+                              </m:ctrlPr>
+                            </m:sSubPr>
+                            <m:e>
+                              <m:r>
+                                <w:rPr>
+                                  <w:rFonts w:ascii="Cambria Math" w:hAnsi="Cambria Math" w:cs="Times New Roman"/>
+                                </w:rPr>
+                                <m:t>ν</m:t>
+                              </m:r>
+                            </m:e>
+                            <m:sub>
+                              <m:r>
+                                <w:rPr>
+                                  <w:rFonts w:ascii="Cambria Math" w:hAnsi="Cambria Math" w:cs="Times New Roman"/>
+                                </w:rPr>
+                                <m:t>x,арк</m:t>
+                              </m:r>
+                            </m:sub>
+                          </m:sSub>
+                        </m:den>
+                      </m:f>
+                    </m:e>
+                  </m:d>
+                </m:e>
+                <m:sup>
+                  <m:r>
+                    <w:rPr>
+                      <w:rFonts w:ascii="Cambria Math" w:hAnsi="Cambria Math" w:cs="Times New Roman"/>
+                    </w:rPr>
+                    <m:t>4</m:t>
+                  </m:r>
+                </m:sup>
+              </m:sSup>
+              <m:nary>
+                <m:naryPr>
+                  <m:chr m:val="∑"/>
+                  <m:ctrlPr>
+                    <w:rPr>
+                      <w:rFonts w:ascii="Cambria Math" w:hAnsi="Cambria Math" w:cs="Times New Roman"/>
+                      <w:i/>
+                    </w:rPr>
+                  </m:ctrlPr>
+                </m:naryPr>
+                <m:sub>
+                  <m:r>
+                    <w:rPr>
+                      <w:rFonts w:ascii="Cambria Math" w:hAnsi="Cambria Math" w:cs="Times New Roman"/>
+                    </w:rPr>
+                    <m:t>k=-∞</m:t>
+                  </m:r>
+                </m:sub>
+                <m:sup>
+                  <m:r>
+                    <w:rPr>
+                      <w:rFonts w:ascii="Cambria Math" w:hAnsi="Cambria Math" w:cs="Times New Roman"/>
+                    </w:rPr>
+                    <m:t>∞</m:t>
+                  </m:r>
+                </m:sup>
+                <m:e>
+                  <m:f>
+                    <m:fPr>
+                      <m:ctrlPr>
+                        <w:rPr>
+                          <w:rFonts w:ascii="Cambria Math" w:hAnsi="Cambria Math" w:cs="Times New Roman"/>
+                          <w:i/>
+                        </w:rPr>
+                      </m:ctrlPr>
+                    </m:fPr>
+                    <m:num>
+                      <m:sSup>
+                        <m:sSupPr>
+                          <m:ctrlPr>
+                            <w:rPr>
+                              <w:rFonts w:ascii="Cambria Math" w:hAnsi="Cambria Math" w:cs="Times New Roman"/>
+                              <w:i/>
+                            </w:rPr>
+                          </m:ctrlPr>
+                        </m:sSupPr>
+                        <m:e>
+                          <m:sSub>
+                            <m:sSubPr>
+                              <m:ctrlPr>
+                                <w:rPr>
+                                  <w:rFonts w:ascii="Cambria Math" w:hAnsi="Cambria Math" w:cs="Times New Roman"/>
+                                  <w:i/>
+                                </w:rPr>
+                              </m:ctrlPr>
+                            </m:sSubPr>
+                            <m:e>
+                              <m:r>
+                                <w:rPr>
+                                  <w:rFonts w:ascii="Cambria Math" w:hAnsi="Cambria Math" w:cs="Times New Roman"/>
+                                </w:rPr>
+                                <m:t>g</m:t>
+                              </m:r>
+                            </m:e>
+                            <m:sub>
+                              <m:r>
+                                <w:rPr>
+                                  <w:rFonts w:ascii="Cambria Math" w:hAnsi="Cambria Math" w:cs="Times New Roman"/>
+                                </w:rPr>
+                                <m:t>k</m:t>
+                              </m:r>
+                            </m:sub>
+                          </m:sSub>
+                        </m:e>
+                        <m:sup>
+                          <m:r>
+                            <w:rPr>
+                              <w:rFonts w:ascii="Cambria Math" w:hAnsi="Cambria Math" w:cs="Times New Roman"/>
+                            </w:rPr>
+                            <m:t>2</m:t>
+                          </m:r>
+                        </m:sup>
+                      </m:sSup>
+                    </m:num>
+                    <m:den>
+                      <m:r>
+                        <w:rPr>
+                          <w:rFonts w:ascii="Cambria Math" w:hAnsi="Cambria Math" w:cs="Times New Roman"/>
+                        </w:rPr>
+                        <m:t>(1-kS/</m:t>
+                      </m:r>
+                      <m:sSub>
+                        <m:sSubPr>
+                          <m:ctrlPr>
+                            <w:rPr>
+                              <w:rFonts w:ascii="Cambria Math" w:hAnsi="Cambria Math" w:cs="Times New Roman"/>
+                              <w:i/>
+                            </w:rPr>
+                          </m:ctrlPr>
+                        </m:sSubPr>
+                        <m:e>
+                          <m:r>
+                            <w:rPr>
+                              <w:rFonts w:ascii="Cambria Math" w:hAnsi="Cambria Math" w:cs="Times New Roman"/>
+                            </w:rPr>
+                            <m:t>ν</m:t>
+                          </m:r>
+                        </m:e>
+                        <m:sub>
+                          <m:r>
+                            <w:rPr>
+                              <w:rFonts w:ascii="Cambria Math" w:hAnsi="Cambria Math" w:cs="Times New Roman"/>
+                            </w:rPr>
+                            <m:t>x,арк</m:t>
+                          </m:r>
+                        </m:sub>
+                      </m:sSub>
+                      <m:r>
+                        <w:rPr>
+                          <w:rFonts w:ascii="Cambria Math" w:hAnsi="Cambria Math" w:cs="Times New Roman"/>
+                        </w:rPr>
+                        <m:t>)[1-(1-kS/</m:t>
+                      </m:r>
+                      <m:sSub>
+                        <m:sSubPr>
+                          <m:ctrlPr>
+                            <w:rPr>
+                              <w:rFonts w:ascii="Cambria Math" w:hAnsi="Cambria Math" w:cs="Times New Roman"/>
+                              <w:i/>
+                            </w:rPr>
+                          </m:ctrlPr>
+                        </m:sSubPr>
+                        <m:e>
+                          <m:r>
+                            <w:rPr>
+                              <w:rFonts w:ascii="Cambria Math" w:hAnsi="Cambria Math" w:cs="Times New Roman"/>
+                            </w:rPr>
+                            <m:t>ν</m:t>
+                          </m:r>
+                        </m:e>
+                        <m:sub>
+                          <m:r>
+                            <w:rPr>
+                              <w:rFonts w:ascii="Cambria Math" w:hAnsi="Cambria Math" w:cs="Times New Roman"/>
+                            </w:rPr>
+                            <m:t>x,арк</m:t>
+                          </m:r>
+                        </m:sub>
+                      </m:sSub>
+                      <m:sSup>
+                        <m:sSupPr>
+                          <m:ctrlPr>
+                            <w:rPr>
+                              <w:rFonts w:ascii="Cambria Math" w:hAnsi="Cambria Math" w:cs="Times New Roman"/>
+                              <w:i/>
+                            </w:rPr>
+                          </m:ctrlPr>
+                        </m:sSupPr>
+                        <m:e>
+                          <m:r>
+                            <w:rPr>
+                              <w:rFonts w:ascii="Cambria Math" w:hAnsi="Cambria Math" w:cs="Times New Roman"/>
+                            </w:rPr>
+                            <m:t>)</m:t>
+                          </m:r>
+                        </m:e>
+                        <m:sup>
+                          <m:r>
+                            <w:rPr>
+                              <w:rFonts w:ascii="Cambria Math" w:hAnsi="Cambria Math" w:cs="Times New Roman"/>
+                            </w:rPr>
+                            <m:t>2</m:t>
+                          </m:r>
+                        </m:sup>
+                      </m:sSup>
+                      <m:sSup>
+                        <m:sSupPr>
+                          <m:ctrlPr>
+                            <w:rPr>
+                              <w:rFonts w:ascii="Cambria Math" w:hAnsi="Cambria Math" w:cs="Times New Roman"/>
+                              <w:i/>
+                            </w:rPr>
+                          </m:ctrlPr>
+                        </m:sSupPr>
+                        <m:e>
+                          <m:r>
+                            <w:rPr>
+                              <w:rFonts w:ascii="Cambria Math" w:hAnsi="Cambria Math" w:cs="Times New Roman"/>
+                            </w:rPr>
+                            <m:t>]</m:t>
+                          </m:r>
+                        </m:e>
+                        <m:sup>
+                          <m:r>
+                            <w:rPr>
+                              <w:rFonts w:ascii="Cambria Math" w:hAnsi="Cambria Math" w:cs="Times New Roman"/>
+                            </w:rPr>
+                            <m:t>2</m:t>
+                          </m:r>
+                        </m:sup>
+                      </m:sSup>
+                    </m:den>
+                  </m:f>
+                </m:e>
+              </m:nary>
+              <m:r>
+                <w:rPr>
+                  <w:rFonts w:ascii="Cambria Math" w:hAnsi="Cambria Math" w:cs="Times New Roman"/>
+                </w:rPr>
+                <m:t>...</m:t>
+              </m:r>
+            </m:e>
+          </m:d>
+          <m:r>
+            <w:rPr>
+              <w:rFonts w:ascii="Cambria Math" w:eastAsiaTheme="minorEastAsia" w:hAnsi="Cambria Math" w:cs="Times New Roman"/>
+            </w:rPr>
+            <m:t>, (3)</m:t>
+          </m:r>
+        </m:oMath>
+      </m:oMathPara>
+    </w:p>
+    <w:p>
+      <w:pPr>
+        <w:jc w:val="center"/>
+        <w:rPr>
+          <w:rFonts w:ascii="Times New Roman" w:eastAsiaTheme="minorEastAsia" w:hAnsi="Times New Roman" w:cs="Times New Roman"/>
+        </w:rPr>
+      </w:pPr>
+    </w:p>
+    <w:p>
+      <w:pPr>
+        <w:rPr>
+          <w:rFonts w:ascii="Times New Roman" w:eastAsiaTheme="minorEastAsia" w:hAnsi="Times New Roman" w:cs="Times New Roman"/>
+          <w:iCs/>
+        </w:rPr>
+      </w:pPr>
+      <w:r>
+        <w:rPr>
+          <w:rFonts w:ascii="Times New Roman" w:eastAsiaTheme="minorEastAsia" w:hAnsi="Times New Roman" w:cs="Times New Roman"/>
+        </w:rPr>
+        <w:t>Где</w:t>
+      </w:r>
+      <w:r>
+        <w:rPr>
+          <w:rFonts w:ascii="Times New Roman" w:eastAsiaTheme="minorEastAsia" w:hAnsi="Times New Roman" w:cs="Times New Roman"/>
+        </w:rPr>
+        <w:t xml:space="preserve"> </w:t>
+      </w:r>
+      <m:oMath>
+        <m:sSub>
+          <m:sSubPr>
+            <m:ctrlPr>
+              <w:rPr>
+                <w:rFonts w:ascii="Cambria Math" w:hAnsi="Cambria Math" w:cs="Times New Roman"/>
+                <w:i/>
+              </w:rPr>
+            </m:ctrlPr>
+          </m:sSubPr>
+          <m:e>
+            <m:bar>
+              <m:barPr>
+                <m:pos m:val="top"/>
+                <m:ctrlPr>
+                  <w:rPr>
+                    <w:rFonts w:ascii="Cambria Math" w:hAnsi="Cambria Math"/>
+                    <w:i/>
+                  </w:rPr>
+                </m:ctrlPr>
+              </m:barPr>
+              <m:e>
+                <m:r>
+                  <w:rPr>
+                    <w:rFonts w:ascii="Cambria Math"/>
+                  </w:rPr>
+                  <m:t>R</m:t>
+                </m:r>
+              </m:e>
+            </m:bar>
+          </m:e>
+          <m:sub>
+            <m:r>
+              <w:rPr>
+                <w:rFonts w:ascii="Cambria Math" w:hAnsi="Cambria Math" w:cs="Times New Roman"/>
+              </w:rPr>
+              <m:t>arc</m:t>
+            </m:r>
+          </m:sub>
+        </m:sSub>
+      </m:oMath>
+      <w:r>
+        <w:rPr>
+          <w:rFonts w:ascii="Times New Roman" w:eastAsiaTheme="minorEastAsia" w:hAnsi="Times New Roman" w:cs="Times New Roman"/>
+        </w:rPr>
+        <w:t xml:space="preserve"> усредненное значение кривизны</w:t>
+      </w:r>
+      <w:r>
+        <w:rPr>
+          <w:rFonts w:ascii="Times New Roman" w:eastAsiaTheme="minorEastAsia" w:hAnsi="Times New Roman" w:cs="Times New Roman"/>
+        </w:rPr>
+        <w:t xml:space="preserve">, </w:t>
+      </w:r>
+      <m:oMath>
+        <m:sSub>
+          <m:sSubPr>
+            <m:ctrlPr>
+              <w:rPr>
+                <w:rFonts w:ascii="Cambria Math" w:hAnsi="Cambria Math" w:cs="Times New Roman"/>
+                <w:i/>
+              </w:rPr>
+            </m:ctrlPr>
+          </m:sSubPr>
+          <m:e>
+            <m:r>
+              <w:rPr>
+                <w:rFonts w:ascii="Cambria Math" w:hAnsi="Cambria Math" w:cs="Times New Roman"/>
+              </w:rPr>
+              <m:t>ν</m:t>
+            </m:r>
+          </m:e>
+          <m:sub>
+            <m:r>
+              <w:rPr>
+                <w:rFonts w:ascii="Cambria Math" w:hAnsi="Cambria Math" w:cs="Times New Roman"/>
+              </w:rPr>
+              <m:t>x,арк</m:t>
+            </m:r>
+          </m:sub>
+        </m:sSub>
+      </m:oMath>
+      <w:r>
+        <w:rPr>
+          <w:rFonts w:ascii="Times New Roman" w:eastAsiaTheme="minorEastAsia" w:hAnsi="Times New Roman" w:cs="Times New Roman"/>
+        </w:rPr>
+        <w:t xml:space="preserve"> – </w:t>
+      </w:r>
+      <w:r>
+        <w:rPr>
+          <w:rFonts w:ascii="Times New Roman" w:eastAsiaTheme="minorEastAsia" w:hAnsi="Times New Roman" w:cs="Times New Roman"/>
+        </w:rPr>
+        <w:t>частота горизонтальных бетатронных колебаний</w:t>
+      </w:r>
+      <w:r>
+        <w:rPr>
+          <w:rFonts w:ascii="Times New Roman" w:eastAsiaTheme="minorEastAsia" w:hAnsi="Times New Roman" w:cs="Times New Roman"/>
+        </w:rPr>
+        <w:t xml:space="preserve"> </w:t>
+      </w:r>
+      <w:r>
+        <w:rPr>
+          <w:rFonts w:ascii="Times New Roman" w:eastAsiaTheme="minorEastAsia" w:hAnsi="Times New Roman" w:cs="Times New Roman"/>
+        </w:rPr>
+        <w:t>на арке</w:t>
+      </w:r>
+      <w:r>
+        <w:rPr>
+          <w:rFonts w:ascii="Times New Roman" w:eastAsiaTheme="minorEastAsia" w:hAnsi="Times New Roman" w:cs="Times New Roman"/>
+        </w:rPr>
+        <w:t xml:space="preserve">, </w:t>
+      </w:r>
+      <w:r>
+        <w:rPr>
+          <w:rFonts w:ascii="Times New Roman" w:eastAsiaTheme="minorEastAsia" w:hAnsi="Times New Roman" w:cs="Times New Roman"/>
+          <w:lang w:val="en-US"/>
+        </w:rPr>
+        <w:t>S</w:t>
+      </w:r>
+      <w:r>
+        <w:rPr>
+          <w:rFonts w:ascii="Times New Roman" w:eastAsiaTheme="minorEastAsia" w:hAnsi="Times New Roman" w:cs="Times New Roman"/>
+        </w:rPr>
+        <w:t xml:space="preserve"> – </w:t>
+      </w:r>
+      <w:r>
+        <w:rPr>
+          <w:rFonts w:ascii="Times New Roman" w:eastAsiaTheme="minorEastAsia" w:hAnsi="Times New Roman" w:cs="Times New Roman"/>
+        </w:rPr>
+        <w:t>количество суперпериодов</w:t>
+      </w:r>
+      <w:r>
+        <w:rPr>
+          <w:rFonts w:ascii="Times New Roman" w:eastAsiaTheme="minorEastAsia" w:hAnsi="Times New Roman" w:cs="Times New Roman"/>
+        </w:rPr>
+        <w:t xml:space="preserve">, </w:t>
+      </w:r>
+      <m:oMath>
+        <m:sSub>
+          <m:sSubPr>
+            <m:ctrlPr>
+              <w:rPr>
+                <w:rFonts w:ascii="Cambria Math" w:eastAsiaTheme="minorEastAsia" w:hAnsi="Cambria Math" w:cs="Times New Roman"/>
+                <w:i/>
+              </w:rPr>
+            </m:ctrlPr>
+          </m:sSubPr>
+          <m:e>
+            <m:r>
+              <w:rPr>
+                <w:rFonts w:ascii="Cambria Math" w:eastAsiaTheme="minorEastAsia" w:hAnsi="Cambria Math" w:cs="Times New Roman"/>
+              </w:rPr>
+              <m:t>g</m:t>
+            </m:r>
+          </m:e>
+          <m:sub>
+            <m:r>
+              <w:rPr>
+                <w:rFonts w:ascii="Cambria Math" w:eastAsiaTheme="minorEastAsia" w:hAnsi="Cambria Math" w:cs="Times New Roman"/>
+              </w:rPr>
+              <m:t>k</m:t>
+            </m:r>
+          </m:sub>
+        </m:sSub>
+      </m:oMath>
+      <w:r>
+        <w:rPr>
+          <w:rFonts w:ascii="Times New Roman" w:eastAsiaTheme="minorEastAsia" w:hAnsi="Times New Roman" w:cs="Times New Roman"/>
+        </w:rPr>
+        <w:t xml:space="preserve"> </w:t>
+      </w:r>
+      <w:r>
+        <w:rPr>
+          <w:rFonts w:ascii="Times New Roman" w:eastAsiaTheme="minorEastAsia" w:hAnsi="Times New Roman" w:cs="Times New Roman"/>
+        </w:rPr>
+        <w:t>–</w:t>
+      </w:r>
+      <m:oMath>
+        <m:r>
+          <w:rPr>
+            <w:rFonts w:ascii="Cambria Math" w:hAnsi="Cambria Math" w:cs="Times New Roman"/>
+          </w:rPr>
+          <m:t xml:space="preserve"> k</m:t>
+        </m:r>
+      </m:oMath>
+      <w:r>
+        <w:rPr>
+          <w:rFonts w:ascii="Times New Roman" w:eastAsiaTheme="minorEastAsia" w:hAnsi="Times New Roman" w:cs="Times New Roman"/>
+        </w:rPr>
+        <w:t>-</w:t>
+      </w:r>
+      <w:proofErr w:type="spellStart"/>
+      <w:r>
+        <w:rPr>
+          <w:rFonts w:ascii="Times New Roman" w:eastAsiaTheme="minorEastAsia" w:hAnsi="Times New Roman" w:cs="Times New Roman"/>
+        </w:rPr>
+        <w:t>ая</w:t>
+      </w:r>
+      <w:proofErr w:type="spellEnd"/>
+      <w:r>
+        <w:rPr>
+          <w:rFonts w:ascii="Times New Roman" w:eastAsiaTheme="minorEastAsia" w:hAnsi="Times New Roman" w:cs="Times New Roman"/>
+        </w:rPr>
+        <w:t xml:space="preserve"> гармоника модуляции</w:t>
+      </w:r>
+      <w:r>
+        <w:rPr>
+          <w:rFonts w:ascii="Times New Roman" w:eastAsiaTheme="minorEastAsia" w:hAnsi="Times New Roman" w:cs="Times New Roman"/>
+        </w:rPr>
+        <w:t xml:space="preserve"> </w:t>
+      </w:r>
+      <w:r>
+        <w:rPr>
+          <w:rFonts w:ascii="Times New Roman" w:eastAsiaTheme="minorEastAsia" w:hAnsi="Times New Roman" w:cs="Times New Roman"/>
+        </w:rPr>
+        <w:t>градиента при разложении</w:t>
+      </w:r>
+      <w:r>
+        <w:rPr>
+          <w:rFonts w:ascii="Times New Roman" w:eastAsiaTheme="minorEastAsia" w:hAnsi="Times New Roman" w:cs="Times New Roman"/>
+        </w:rPr>
+        <w:t xml:space="preserve"> функции в ряд Фурье</w:t>
+      </w:r>
+      <w:r>
+        <w:rPr>
+          <w:rFonts w:ascii="Times New Roman" w:eastAsiaTheme="minorEastAsia" w:hAnsi="Times New Roman" w:cs="Times New Roman"/>
+        </w:rPr>
+        <w:t xml:space="preserve"> </w:t>
+      </w:r>
+      <m:oMath>
+        <m:r>
+          <w:rPr>
+            <w:rFonts w:ascii="Cambria Math" w:hAnsi="Cambria Math" w:cs="Times New Roman"/>
+          </w:rPr>
+          <m:t>εk</m:t>
+        </m:r>
+        <m:d>
+          <m:dPr>
+            <m:ctrlPr>
+              <w:rPr>
+                <w:rFonts w:ascii="Cambria Math" w:hAnsi="Cambria Math" w:cs="Times New Roman"/>
+              </w:rPr>
+            </m:ctrlPr>
+          </m:dPr>
+          <m:e>
+            <m:r>
+              <w:rPr>
+                <w:rFonts w:ascii="Cambria Math" w:hAnsi="Cambria Math" w:cs="Times New Roman"/>
+              </w:rPr>
+              <m:t>s</m:t>
+            </m:r>
+          </m:e>
+        </m:d>
+        <m:r>
+          <w:rPr>
+            <w:rFonts w:ascii="Cambria Math" w:eastAsiaTheme="minorEastAsia" w:hAnsi="Cambria Math" w:cs="Times New Roman"/>
+          </w:rPr>
+          <m:t>=</m:t>
+        </m:r>
+        <m:nary>
+          <m:naryPr>
+            <m:chr m:val="∑"/>
+            <m:limLoc m:val="undOvr"/>
+            <m:ctrlPr>
+              <w:rPr>
+                <w:rFonts w:ascii="Cambria Math" w:eastAsiaTheme="minorEastAsia" w:hAnsi="Cambria Math" w:cs="Times New Roman"/>
+                <w:i/>
+              </w:rPr>
+            </m:ctrlPr>
+          </m:naryPr>
+          <m:sub>
+            <m:r>
+              <w:rPr>
+                <w:rFonts w:ascii="Cambria Math" w:eastAsiaTheme="minorEastAsia" w:hAnsi="Cambria Math" w:cs="Times New Roman"/>
+                <w:lang w:val="en-US"/>
+              </w:rPr>
+              <m:t>k</m:t>
+            </m:r>
+            <m:r>
+              <w:rPr>
+                <w:rFonts w:ascii="Cambria Math" w:eastAsiaTheme="minorEastAsia" w:hAnsi="Cambria Math" w:cs="Times New Roman"/>
+              </w:rPr>
+              <m:t>=0</m:t>
+            </m:r>
+          </m:sub>
+          <m:sup>
+            <m:r>
+              <w:rPr>
+                <w:rFonts w:ascii="Cambria Math" w:eastAsiaTheme="minorEastAsia" w:hAnsi="Cambria Math" w:cs="Times New Roman"/>
+              </w:rPr>
+              <m:t>∞</m:t>
+            </m:r>
+          </m:sup>
+          <m:e>
+            <m:sSub>
+              <m:sSubPr>
+                <m:ctrlPr>
+                  <w:rPr>
+                    <w:rFonts w:ascii="Cambria Math" w:eastAsiaTheme="minorEastAsia" w:hAnsi="Cambria Math" w:cs="Times New Roman"/>
+                    <w:i/>
+                  </w:rPr>
+                </m:ctrlPr>
+              </m:sSubPr>
+              <m:e>
+                <m:r>
+                  <w:rPr>
+                    <w:rFonts w:ascii="Cambria Math" w:eastAsiaTheme="minorEastAsia" w:hAnsi="Cambria Math" w:cs="Times New Roman"/>
+                  </w:rPr>
+                  <m:t>g</m:t>
+                </m:r>
+              </m:e>
+              <m:sub>
+                <m:r>
+                  <w:rPr>
+                    <w:rFonts w:ascii="Cambria Math" w:eastAsiaTheme="minorEastAsia" w:hAnsi="Cambria Math" w:cs="Times New Roman"/>
+                  </w:rPr>
+                  <m:t>k</m:t>
+                </m:r>
+              </m:sub>
+            </m:sSub>
+          </m:e>
+        </m:nary>
+        <m:r>
+          <w:rPr>
+            <w:rFonts w:ascii="Cambria Math" w:eastAsiaTheme="minorEastAsia" w:hAnsi="Cambria Math" w:cs="Times New Roman"/>
+          </w:rPr>
+          <m:t>cos(kϕ)</m:t>
+        </m:r>
+      </m:oMath>
+      <w:r>
+        <w:rPr>
+          <w:rFonts w:ascii="Times New Roman" w:eastAsiaTheme="minorEastAsia" w:hAnsi="Times New Roman" w:cs="Times New Roman"/>
+        </w:rPr>
         <w:t xml:space="preserve">. </w:t>
       </w:r>
-    </w:p>
-    <w:p>
-      <w:pPr>
-        <w:rPr>
-          <w:rFonts w:ascii="Times New Roman" w:hAnsi="Times New Roman" w:cs="Times New Roman"/>
+      <w:r>
+        <w:rPr>
+          <w:rFonts w:ascii="Times New Roman" w:eastAsiaTheme="minorEastAsia" w:hAnsi="Times New Roman" w:cs="Times New Roman"/>
+        </w:rPr>
+        <w:t xml:space="preserve">В силу зеркальной симметрии разложение </w:t>
+      </w:r>
+      <w:r>
+        <w:rPr>
+          <w:rFonts w:ascii="Times New Roman" w:eastAsiaTheme="minorEastAsia" w:hAnsi="Times New Roman" w:cs="Times New Roman"/>
+        </w:rPr>
+        <w:t>произведено по косинусам</w:t>
+      </w:r>
+      <w:r>
+        <w:rPr>
+          <w:rFonts w:ascii="Times New Roman" w:eastAsiaTheme="minorEastAsia" w:hAnsi="Times New Roman" w:cs="Times New Roman"/>
+        </w:rPr>
+        <w:t>.</w:t>
+      </w:r>
+      <w:r>
+        <w:rPr>
+          <w:rFonts w:ascii="Times New Roman" w:eastAsiaTheme="minorEastAsia" w:hAnsi="Times New Roman" w:cs="Times New Roman"/>
+        </w:rPr>
+        <w:t xml:space="preserve"> В случает отсутствия </w:t>
+      </w:r>
+      <w:proofErr w:type="spellStart"/>
+      <w:r>
+        <w:rPr>
+          <w:rFonts w:ascii="Times New Roman" w:eastAsiaTheme="minorEastAsia" w:hAnsi="Times New Roman" w:cs="Times New Roman"/>
+        </w:rPr>
+        <w:t>суперпериодической</w:t>
+      </w:r>
+      <w:proofErr w:type="spellEnd"/>
+      <w:r>
+        <w:rPr>
+          <w:rFonts w:ascii="Times New Roman" w:eastAsiaTheme="minorEastAsia" w:hAnsi="Times New Roman" w:cs="Times New Roman"/>
+        </w:rPr>
+        <w:t xml:space="preserve"> модуляции </w:t>
+      </w:r>
+      <m:oMath>
+        <m:sSub>
+          <m:sSubPr>
+            <m:ctrlPr>
+              <w:rPr>
+                <w:rFonts w:ascii="Cambria Math" w:eastAsiaTheme="minorEastAsia" w:hAnsi="Cambria Math" w:cs="Times New Roman"/>
+                <w:i/>
+              </w:rPr>
+            </m:ctrlPr>
+          </m:sSubPr>
+          <m:e>
+            <m:r>
+              <w:rPr>
+                <w:rFonts w:ascii="Cambria Math" w:eastAsiaTheme="minorEastAsia" w:hAnsi="Cambria Math" w:cs="Times New Roman"/>
+              </w:rPr>
+              <m:t>g</m:t>
+            </m:r>
+          </m:e>
+          <m:sub>
+            <m:r>
+              <w:rPr>
+                <w:rFonts w:ascii="Cambria Math" w:eastAsiaTheme="minorEastAsia" w:hAnsi="Cambria Math" w:cs="Times New Roman"/>
+              </w:rPr>
+              <m:t>k</m:t>
+            </m:r>
+          </m:sub>
+        </m:sSub>
+        <m:r>
+          <w:rPr>
+            <w:rFonts w:ascii="Cambria Math" w:eastAsiaTheme="minorEastAsia" w:hAnsi="Cambria Math" w:cs="Times New Roman"/>
+          </w:rPr>
+          <m:t>=0,  ∀k</m:t>
+        </m:r>
+      </m:oMath>
+      <w:r>
+        <w:rPr>
+          <w:rFonts w:ascii="Times New Roman" w:eastAsiaTheme="minorEastAsia" w:hAnsi="Times New Roman" w:cs="Times New Roman"/>
+        </w:rPr>
+        <w:t xml:space="preserve">, </w:t>
+      </w:r>
+      <w:r>
+        <w:rPr>
+          <w:rFonts w:ascii="Times New Roman" w:eastAsiaTheme="minorEastAsia" w:hAnsi="Times New Roman" w:cs="Times New Roman"/>
+        </w:rPr>
+        <w:t>формула (3</w:t>
+      </w:r>
+      <w:proofErr w:type="gramStart"/>
+      <w:r>
+        <w:rPr>
+          <w:rFonts w:ascii="Times New Roman" w:eastAsiaTheme="minorEastAsia" w:hAnsi="Times New Roman" w:cs="Times New Roman"/>
+        </w:rPr>
+        <w:t>)  принимает</w:t>
+      </w:r>
+      <w:proofErr w:type="gramEnd"/>
+      <w:r>
+        <w:rPr>
+          <w:rFonts w:ascii="Times New Roman" w:eastAsiaTheme="minorEastAsia" w:hAnsi="Times New Roman" w:cs="Times New Roman"/>
+        </w:rPr>
+        <w:t xml:space="preserve"> вид </w:t>
+      </w:r>
+      <m:oMath>
+        <m:sSub>
+          <m:sSubPr>
+            <m:ctrlPr>
+              <w:rPr>
+                <w:rFonts w:ascii="Cambria Math" w:hAnsi="Cambria Math" w:cs="Times New Roman"/>
+                <w:i/>
+              </w:rPr>
+            </m:ctrlPr>
+          </m:sSubPr>
+          <m:e>
+            <m:r>
+              <w:rPr>
+                <w:rFonts w:ascii="Cambria Math" w:hAnsi="Cambria Math" w:cs="Times New Roman"/>
+              </w:rPr>
+              <m:t>α</m:t>
+            </m:r>
+          </m:e>
+          <m:sub>
+            <m:r>
+              <w:rPr>
+                <w:rFonts w:ascii="Cambria Math" w:hAnsi="Cambria Math" w:cs="Times New Roman"/>
+              </w:rPr>
+              <m:t>s</m:t>
+            </m:r>
+          </m:sub>
+        </m:sSub>
+        <m:r>
+          <w:rPr>
+            <w:rFonts w:ascii="Cambria Math" w:hAnsi="Cambria Math" w:cs="Times New Roman"/>
+          </w:rPr>
+          <m:t>=</m:t>
+        </m:r>
+        <m:f>
+          <m:fPr>
+            <m:ctrlPr>
+              <w:rPr>
+                <w:rFonts w:ascii="Cambria Math" w:hAnsi="Cambria Math" w:cs="Times New Roman"/>
+                <w:i/>
+              </w:rPr>
+            </m:ctrlPr>
+          </m:fPr>
+          <m:num>
+            <m:r>
+              <w:rPr>
+                <w:rFonts w:ascii="Cambria Math" w:hAnsi="Cambria Math" w:cs="Times New Roman"/>
+              </w:rPr>
+              <m:t>1</m:t>
+            </m:r>
+          </m:num>
+          <m:den>
+            <m:sSup>
+              <m:sSupPr>
+                <m:ctrlPr>
+                  <w:rPr>
+                    <w:rFonts w:ascii="Cambria Math" w:hAnsi="Cambria Math" w:cs="Times New Roman"/>
+                    <w:i/>
+                  </w:rPr>
+                </m:ctrlPr>
+              </m:sSupPr>
+              <m:e>
+                <m:sSub>
+                  <m:sSubPr>
+                    <m:ctrlPr>
+                      <w:rPr>
+                        <w:rFonts w:ascii="Cambria Math" w:hAnsi="Cambria Math" w:cs="Times New Roman"/>
+                        <w:i/>
+                      </w:rPr>
+                    </m:ctrlPr>
+                  </m:sSubPr>
+                  <m:e>
+                    <m:r>
+                      <w:rPr>
+                        <w:rFonts w:ascii="Cambria Math" w:hAnsi="Cambria Math" w:cs="Times New Roman"/>
+                      </w:rPr>
+                      <m:t>ν</m:t>
+                    </m:r>
+                  </m:e>
+                  <m:sub>
+                    <m:r>
+                      <w:rPr>
+                        <w:rFonts w:ascii="Cambria Math" w:hAnsi="Cambria Math" w:cs="Times New Roman"/>
+                      </w:rPr>
+                      <m:t>x,арк</m:t>
+                    </m:r>
+                  </m:sub>
+                </m:sSub>
+              </m:e>
+              <m:sup>
+                <m:r>
+                  <w:rPr>
+                    <w:rFonts w:ascii="Cambria Math" w:hAnsi="Cambria Math" w:cs="Times New Roman"/>
+                  </w:rPr>
+                  <m:t>2</m:t>
+                </m:r>
+              </m:sup>
+            </m:sSup>
+          </m:den>
+        </m:f>
+      </m:oMath>
+      <w:r>
+        <w:rPr>
+          <w:rFonts w:ascii="Times New Roman" w:eastAsiaTheme="minorEastAsia" w:hAnsi="Times New Roman" w:cs="Times New Roman"/>
+        </w:rPr>
+        <w:t xml:space="preserve">, </w:t>
+      </w:r>
+      <w:r>
+        <w:rPr>
+          <w:rFonts w:ascii="Times New Roman" w:eastAsiaTheme="minorEastAsia" w:hAnsi="Times New Roman" w:cs="Times New Roman"/>
+        </w:rPr>
+        <w:t>что соответствует случаю регулярной структуры</w:t>
+      </w:r>
+      <w:r>
+        <w:rPr>
+          <w:rFonts w:ascii="Times New Roman" w:eastAsiaTheme="minorEastAsia" w:hAnsi="Times New Roman" w:cs="Times New Roman"/>
+        </w:rPr>
+        <w:t xml:space="preserve">. </w:t>
+      </w:r>
+      <w:r>
+        <w:rPr>
+          <w:rFonts w:ascii="Times New Roman" w:eastAsiaTheme="minorEastAsia" w:hAnsi="Times New Roman" w:cs="Times New Roman"/>
+        </w:rPr>
+        <w:t xml:space="preserve">Для поднятия критической энергии необходимо уменьшить </w:t>
+      </w:r>
+      <m:oMath>
+        <m:sSub>
+          <m:sSubPr>
+            <m:ctrlPr>
+              <w:rPr>
+                <w:rFonts w:ascii="Cambria Math" w:hAnsi="Cambria Math" w:cs="Times New Roman"/>
+                <w:i/>
+              </w:rPr>
+            </m:ctrlPr>
+          </m:sSubPr>
+          <m:e>
+            <m:r>
+              <w:rPr>
+                <w:rFonts w:ascii="Cambria Math" w:hAnsi="Cambria Math" w:cs="Times New Roman"/>
+              </w:rPr>
+              <m:t>α</m:t>
+            </m:r>
+          </m:e>
+          <m:sub>
+            <m:r>
+              <w:rPr>
+                <w:rFonts w:ascii="Cambria Math" w:hAnsi="Cambria Math" w:cs="Times New Roman"/>
+              </w:rPr>
+              <m:t>s</m:t>
+            </m:r>
+          </m:sub>
+        </m:sSub>
+        <m:r>
+          <w:rPr>
+            <w:rFonts w:ascii="Cambria Math" w:hAnsi="Cambria Math" w:cs="Times New Roman"/>
+          </w:rPr>
+          <m:t>=1/</m:t>
+        </m:r>
+        <m:sSubSup>
+          <m:sSubSupPr>
+            <m:ctrlPr>
+              <w:rPr>
+                <w:rFonts w:ascii="Cambria Math" w:hAnsi="Cambria Math" w:cs="Times New Roman"/>
+                <w:i/>
+              </w:rPr>
+            </m:ctrlPr>
+          </m:sSubSupPr>
+          <m:e>
+            <m:r>
+              <w:rPr>
+                <w:rFonts w:ascii="Cambria Math" w:hAnsi="Cambria Math" w:cs="Times New Roman"/>
+              </w:rPr>
+              <m:t>γ</m:t>
+            </m:r>
+          </m:e>
+          <m:sub>
+            <m:r>
+              <w:rPr>
+                <w:rFonts w:ascii="Cambria Math" w:hAnsi="Cambria Math" w:cs="Times New Roman"/>
+              </w:rPr>
+              <m:t>кр</m:t>
+            </m:r>
+          </m:sub>
+          <m:sup>
+            <m:r>
+              <w:rPr>
+                <w:rFonts w:ascii="Cambria Math" w:hAnsi="Cambria Math" w:cs="Times New Roman"/>
+              </w:rPr>
+              <m:t>арк</m:t>
+            </m:r>
+          </m:sup>
+        </m:sSubSup>
+      </m:oMath>
+      <w:r>
+        <w:rPr>
+          <w:rFonts w:ascii="Times New Roman" w:eastAsiaTheme="minorEastAsia" w:hAnsi="Times New Roman" w:cs="Times New Roman"/>
+        </w:rPr>
+        <w:t xml:space="preserve">, </w:t>
+      </w:r>
+      <w:r>
+        <w:rPr>
+          <w:rFonts w:ascii="Times New Roman" w:eastAsiaTheme="minorEastAsia" w:hAnsi="Times New Roman" w:cs="Times New Roman"/>
+        </w:rPr>
+        <w:t>а значит выражение под знаком суммы должно быть отрицательным</w:t>
+      </w:r>
+      <w:r>
+        <w:rPr>
+          <w:rFonts w:ascii="Times New Roman" w:eastAsiaTheme="minorEastAsia" w:hAnsi="Times New Roman" w:cs="Times New Roman"/>
+        </w:rPr>
+        <w:t xml:space="preserve">, </w:t>
+      </w:r>
+      <w:r>
+        <w:rPr>
+          <w:rFonts w:ascii="Times New Roman" w:eastAsiaTheme="minorEastAsia" w:hAnsi="Times New Roman" w:cs="Times New Roman"/>
+        </w:rPr>
+        <w:t xml:space="preserve">это реализуемо при условии </w:t>
+      </w:r>
+      <m:oMath>
+        <m:f>
+          <m:fPr>
+            <m:ctrlPr>
+              <w:rPr>
+                <w:rFonts w:ascii="Cambria Math" w:hAnsi="Cambria Math" w:cs="Times New Roman"/>
+                <w:i/>
+              </w:rPr>
+            </m:ctrlPr>
+          </m:fPr>
+          <m:num>
+            <m:r>
+              <w:rPr>
+                <w:rFonts w:ascii="Cambria Math" w:hAnsi="Cambria Math" w:cs="Times New Roman"/>
+              </w:rPr>
+              <m:t>kS</m:t>
+            </m:r>
+          </m:num>
+          <m:den>
+            <m:sSub>
+              <m:sSubPr>
+                <m:ctrlPr>
+                  <w:rPr>
+                    <w:rFonts w:ascii="Cambria Math" w:hAnsi="Cambria Math" w:cs="Times New Roman"/>
+                    <w:i/>
+                  </w:rPr>
+                </m:ctrlPr>
+              </m:sSubPr>
+              <m:e>
+                <m:r>
+                  <w:rPr>
+                    <w:rFonts w:ascii="Cambria Math" w:hAnsi="Cambria Math" w:cs="Times New Roman"/>
+                  </w:rPr>
+                  <m:t>ν</m:t>
+                </m:r>
+              </m:e>
+              <m:sub>
+                <m:r>
+                  <w:rPr>
+                    <w:rFonts w:ascii="Cambria Math" w:hAnsi="Cambria Math" w:cs="Times New Roman"/>
+                  </w:rPr>
+                  <m:t>x,арк</m:t>
+                </m:r>
+              </m:sub>
+            </m:sSub>
+          </m:den>
+        </m:f>
+        <m:r>
+          <w:rPr>
+            <w:rFonts w:ascii="Cambria Math" w:hAnsi="Cambria Math" w:cs="Times New Roman"/>
+          </w:rPr>
+          <m:t>&gt;1</m:t>
+        </m:r>
+      </m:oMath>
+      <w:r>
+        <w:rPr>
+          <w:rFonts w:ascii="Times New Roman" w:eastAsiaTheme="minorEastAsia" w:hAnsi="Times New Roman" w:cs="Times New Roman"/>
+        </w:rPr>
+        <w:t xml:space="preserve">. </w:t>
+      </w:r>
+      <w:r>
+        <w:rPr>
+          <w:rFonts w:ascii="Times New Roman" w:eastAsiaTheme="minorEastAsia" w:hAnsi="Times New Roman" w:cs="Times New Roman"/>
+        </w:rPr>
+        <w:t xml:space="preserve">Первая гармоника </w:t>
+      </w:r>
+      <m:oMath>
+        <m:r>
+          <w:rPr>
+            <w:rFonts w:ascii="Cambria Math" w:hAnsi="Cambria Math" w:cs="Times New Roman"/>
+          </w:rPr>
+          <m:t>k</m:t>
+        </m:r>
+        <m:r>
+          <w:rPr>
+            <w:rFonts w:ascii="Cambria Math" w:eastAsiaTheme="minorEastAsia" w:hAnsi="Cambria Math" w:cs="Times New Roman"/>
+          </w:rPr>
+          <m:t>=1</m:t>
+        </m:r>
+      </m:oMath>
+      <w:r>
+        <w:rPr>
+          <w:rFonts w:ascii="Times New Roman" w:eastAsiaTheme="minorEastAsia" w:hAnsi="Times New Roman" w:cs="Times New Roman"/>
+        </w:rPr>
+        <w:t xml:space="preserve"> является определяющей и для 12 ФОДО ячеек реализуемо условие </w:t>
+      </w:r>
+      <m:oMath>
+        <m:r>
+          <w:rPr>
+            <w:rFonts w:ascii="Cambria Math" w:hAnsi="Cambria Math" w:cs="Times New Roman"/>
+          </w:rPr>
+          <m:t>S</m:t>
+        </m:r>
+        <m:r>
+          <w:rPr>
+            <w:rFonts w:ascii="Cambria Math" w:eastAsiaTheme="minorEastAsia" w:hAnsi="Cambria Math" w:cs="Times New Roman"/>
+          </w:rPr>
+          <m:t>=4</m:t>
+        </m:r>
+      </m:oMath>
+      <w:r>
+        <w:rPr>
+          <w:rFonts w:ascii="Times New Roman" w:eastAsiaTheme="minorEastAsia" w:hAnsi="Times New Roman" w:cs="Times New Roman"/>
+        </w:rPr>
+        <w:t>,</w:t>
+      </w:r>
+      <w:r>
+        <w:rPr>
+          <w:rFonts w:ascii="Times New Roman" w:eastAsiaTheme="minorEastAsia" w:hAnsi="Times New Roman" w:cs="Times New Roman"/>
+        </w:rPr>
+        <w:t xml:space="preserve"> </w:t>
+      </w:r>
+      <m:oMath>
+        <m:sSub>
+          <m:sSubPr>
+            <m:ctrlPr>
+              <w:rPr>
+                <w:rFonts w:ascii="Cambria Math" w:hAnsi="Cambria Math" w:cs="Times New Roman"/>
+                <w:i/>
+              </w:rPr>
+            </m:ctrlPr>
+          </m:sSubPr>
+          <m:e>
+            <m:r>
+              <w:rPr>
+                <w:rFonts w:ascii="Cambria Math" w:hAnsi="Cambria Math" w:cs="Times New Roman"/>
+              </w:rPr>
+              <m:t>ν</m:t>
+            </m:r>
+          </m:e>
+          <m:sub>
+            <m:r>
+              <w:rPr>
+                <w:rFonts w:ascii="Cambria Math" w:hAnsi="Cambria Math" w:cs="Times New Roman"/>
+              </w:rPr>
+              <m:t>x,арк</m:t>
+            </m:r>
+          </m:sub>
+        </m:sSub>
+        <m:r>
+          <w:rPr>
+            <w:rFonts w:ascii="Cambria Math"/>
+          </w:rPr>
+          <m:t>=3</m:t>
+        </m:r>
+      </m:oMath>
+      <w:r>
+        <w:rPr>
+          <w:rFonts w:ascii="Times New Roman" w:eastAsiaTheme="minorEastAsia" w:hAnsi="Times New Roman" w:cs="Times New Roman"/>
+        </w:rPr>
+        <w:t xml:space="preserve">, </w:t>
+      </w:r>
+      <w:r>
+        <w:rPr>
+          <w:rFonts w:ascii="Times New Roman" w:eastAsiaTheme="minorEastAsia" w:hAnsi="Times New Roman" w:cs="Times New Roman"/>
+        </w:rPr>
+        <w:t xml:space="preserve">где 3 ФОДО ячейки объединены в один </w:t>
+      </w:r>
+      <w:proofErr w:type="spellStart"/>
+      <w:r>
+        <w:rPr>
+          <w:rFonts w:ascii="Times New Roman" w:eastAsiaTheme="minorEastAsia" w:hAnsi="Times New Roman" w:cs="Times New Roman"/>
+        </w:rPr>
+        <w:t>суперпериод</w:t>
+      </w:r>
+      <w:proofErr w:type="spellEnd"/>
+      <w:r>
+        <w:rPr>
+          <w:rFonts w:ascii="Times New Roman" w:eastAsiaTheme="minorEastAsia" w:hAnsi="Times New Roman" w:cs="Times New Roman"/>
+        </w:rPr>
+        <w:t xml:space="preserve">. </w:t>
+      </w:r>
+      <w:r>
+        <w:rPr>
+          <w:rFonts w:ascii="Times New Roman" w:eastAsiaTheme="minorEastAsia" w:hAnsi="Times New Roman" w:cs="Times New Roman"/>
+        </w:rPr>
+        <w:t xml:space="preserve">Таким образом, благодаря набегу бетатронных колебаний кратному 2π, в нашем </w:t>
+      </w:r>
+      <w:proofErr w:type="gramStart"/>
+      <w:r>
+        <w:rPr>
+          <w:rFonts w:ascii="Times New Roman" w:eastAsiaTheme="minorEastAsia" w:hAnsi="Times New Roman" w:cs="Times New Roman"/>
+        </w:rPr>
+        <w:t>случае  6</w:t>
+      </w:r>
+      <w:proofErr w:type="gramEnd"/>
+      <w:r>
+        <w:rPr>
+          <w:rFonts w:ascii="Times New Roman" w:eastAsiaTheme="minorEastAsia" w:hAnsi="Times New Roman" w:cs="Times New Roman"/>
+        </w:rPr>
+        <w:t>π, арка имеет свойства ахромата первого порядка.</w:t>
+      </w:r>
+    </w:p>
+    <w:p>
+      <w:pPr>
+        <w:rPr>
+          <w:rFonts w:ascii="Times New Roman" w:eastAsiaTheme="minorEastAsia" w:hAnsi="Times New Roman" w:cs="Times New Roman"/>
+        </w:rPr>
+      </w:pPr>
+    </w:p>
+    <w:p>
+      <w:pPr>
+        <w:rPr>
+          <w:rFonts w:ascii="Times New Roman" w:eastAsiaTheme="minorEastAsia" w:hAnsi="Times New Roman" w:cs="Times New Roman"/>
+        </w:rPr>
+      </w:pPr>
+      <w:r>
+        <w:rPr>
+          <w:rFonts w:ascii="Times New Roman" w:eastAsiaTheme="minorEastAsia" w:hAnsi="Times New Roman" w:cs="Times New Roman"/>
+        </w:rPr>
+        <w:t>Ранее все формулы были приведены для арки, а не для всего кольца коллайдера</w:t>
+      </w:r>
+      <w:r>
+        <w:rPr>
+          <w:rFonts w:ascii="Times New Roman" w:eastAsiaTheme="minorEastAsia" w:hAnsi="Times New Roman" w:cs="Times New Roman"/>
+        </w:rPr>
+        <w:t xml:space="preserve">. </w:t>
+      </w:r>
+      <w:r>
+        <w:rPr>
+          <w:rFonts w:ascii="Times New Roman" w:eastAsiaTheme="minorEastAsia" w:hAnsi="Times New Roman" w:cs="Times New Roman"/>
+        </w:rPr>
+        <w:t>Введение прямых участков уменьшает степень модуляции дисперсионной функции</w:t>
+      </w:r>
+      <w:r>
+        <w:rPr>
+          <w:rFonts w:ascii="Times New Roman" w:eastAsiaTheme="minorEastAsia" w:hAnsi="Times New Roman" w:cs="Times New Roman"/>
+        </w:rPr>
+        <w:t xml:space="preserve">. </w:t>
+      </w:r>
+      <w:r>
+        <w:rPr>
+          <w:rFonts w:ascii="Times New Roman" w:eastAsiaTheme="minorEastAsia" w:hAnsi="Times New Roman" w:cs="Times New Roman"/>
+        </w:rPr>
+        <w:t>У</w:t>
+      </w:r>
+      <w:r>
+        <w:rPr>
+          <w:rFonts w:ascii="Times New Roman" w:eastAsiaTheme="minorEastAsia" w:hAnsi="Times New Roman" w:cs="Times New Roman"/>
+        </w:rPr>
+        <w:t xml:space="preserve">среднение дисперсии по более длинной орбите автоматически уменьшает ее значение, а значит уменьшает коэффициент  уплотнения орбиты  для всего ускорителя, результирующее значение критической энергии </w:t>
+      </w:r>
+      <m:oMath>
+        <m:sSubSup>
+          <m:sSubSupPr>
+            <m:ctrlPr>
+              <w:rPr>
+                <w:rFonts w:ascii="Cambria Math" w:hAnsi="Times-Roman" w:cs="Times-Roman"/>
+                <w:i/>
+                <w:sz w:val="20"/>
+                <w:szCs w:val="20"/>
+              </w:rPr>
+            </m:ctrlPr>
+          </m:sSubSupPr>
+          <m:e>
+            <m:r>
+              <w:rPr>
+                <w:rFonts w:ascii="Cambria Math" w:hAnsi="Cambria Math" w:cs="Times-Roman"/>
+                <w:sz w:val="20"/>
+                <w:szCs w:val="20"/>
+              </w:rPr>
+              <m:t>γ</m:t>
+            </m:r>
+          </m:e>
+          <m:sub>
+            <m:r>
+              <w:rPr>
+                <w:rFonts w:ascii="Cambria Math" w:hAnsi="Times-Roman" w:cs="Times-Roman"/>
+                <w:sz w:val="20"/>
+                <w:szCs w:val="20"/>
+                <w:lang w:val="en-US"/>
+              </w:rPr>
+              <m:t>tr</m:t>
+            </m:r>
+          </m:sub>
+          <m:sup>
+            <m:r>
+              <w:rPr>
+                <w:rFonts w:ascii="Cambria Math" w:hAnsi="Times-Roman" w:cs="Times-Roman"/>
+                <w:sz w:val="20"/>
+                <w:szCs w:val="20"/>
+              </w:rPr>
+              <m:t>total</m:t>
+            </m:r>
+          </m:sup>
+        </m:sSubSup>
+      </m:oMath>
+      <w:r>
+        <w:rPr>
+          <w:rFonts w:ascii="Times New Roman" w:eastAsiaTheme="minorEastAsia" w:hAnsi="Times New Roman" w:cs="Times New Roman"/>
+        </w:rPr>
+        <w:t xml:space="preserve"> </w:t>
+      </w:r>
+      <w:r>
+        <w:rPr>
+          <w:rFonts w:ascii="Times New Roman" w:eastAsiaTheme="minorEastAsia" w:hAnsi="Times New Roman" w:cs="Times New Roman"/>
+        </w:rPr>
+        <w:t xml:space="preserve">увеличивается и </w:t>
+      </w:r>
+      <w:r>
+        <w:rPr>
+          <w:rFonts w:ascii="Times New Roman" w:eastAsiaTheme="minorEastAsia" w:hAnsi="Times New Roman" w:cs="Times New Roman"/>
+        </w:rPr>
+        <w:t>определяется выражением:</w:t>
+      </w:r>
+    </w:p>
+    <w:p>
+      <w:pPr>
+        <w:rPr>
+          <w:rFonts w:ascii="Times New Roman" w:eastAsiaTheme="minorEastAsia" w:hAnsi="Times New Roman" w:cs="Times New Roman"/>
+        </w:rPr>
+      </w:pPr>
+    </w:p>
+    <w:p>
+      <w:pPr>
+        <w:rPr>
+          <w:rFonts w:ascii="Times New Roman" w:eastAsiaTheme="minorEastAsia" w:hAnsi="Times New Roman" w:cs="Times New Roman"/>
+          <w:i/>
+          <w:sz w:val="20"/>
+          <w:szCs w:val="20"/>
+        </w:rPr>
+      </w:pPr>
+      <m:oMathPara>
+        <m:oMath>
+          <m:sSubSup>
+            <m:sSubSupPr>
+              <m:ctrlPr>
+                <w:rPr>
+                  <w:rFonts w:ascii="Cambria Math" w:hAnsi="Times-Roman" w:cs="Times-Roman"/>
+                  <w:i/>
+                  <w:sz w:val="20"/>
+                  <w:szCs w:val="20"/>
+                </w:rPr>
+              </m:ctrlPr>
+            </m:sSubSupPr>
+            <m:e>
+              <m:r>
+                <w:rPr>
+                  <w:rFonts w:ascii="Cambria Math" w:hAnsi="Cambria Math" w:cs="Times-Roman"/>
+                  <w:sz w:val="20"/>
+                  <w:szCs w:val="20"/>
+                </w:rPr>
+                <m:t>γ</m:t>
+              </m:r>
+            </m:e>
+            <m:sub>
+              <m:r>
+                <w:rPr>
+                  <w:rFonts w:ascii="Cambria Math" w:hAnsi="Times-Roman" w:cs="Times-Roman"/>
+                  <w:sz w:val="20"/>
+                  <w:szCs w:val="20"/>
+                </w:rPr>
+                <m:t>tr</m:t>
+              </m:r>
+            </m:sub>
+            <m:sup>
+              <m:r>
+                <w:rPr>
+                  <w:rFonts w:ascii="Cambria Math" w:hAnsi="Times-Roman" w:cs="Times-Roman"/>
+                  <w:sz w:val="20"/>
+                  <w:szCs w:val="20"/>
+                </w:rPr>
+                <m:t>total</m:t>
+              </m:r>
+            </m:sup>
+          </m:sSubSup>
+          <m:r>
+            <w:rPr>
+              <w:rFonts w:ascii="Cambria Math" w:hAnsi="Times-Roman" w:cs="Times-Roman"/>
+              <w:sz w:val="20"/>
+              <w:szCs w:val="20"/>
+            </w:rPr>
+            <m:t>=</m:t>
+          </m:r>
+          <m:sSubSup>
+            <m:sSubSupPr>
+              <m:ctrlPr>
+                <w:rPr>
+                  <w:rFonts w:ascii="Cambria Math" w:hAnsi="Cambria Math" w:cs="Times New Roman"/>
+                  <w:i/>
+                </w:rPr>
+              </m:ctrlPr>
+            </m:sSubSupPr>
+            <m:e>
+              <m:r>
+                <w:rPr>
+                  <w:rFonts w:ascii="Cambria Math" w:hAnsi="Cambria Math" w:cs="Times New Roman"/>
+                </w:rPr>
+                <m:t>γ</m:t>
+              </m:r>
+            </m:e>
+            <m:sub>
+              <m:r>
+                <w:rPr>
+                  <w:rFonts w:ascii="Cambria Math" w:hAnsi="Cambria Math" w:cs="Times New Roman"/>
+                </w:rPr>
+                <m:t>tr</m:t>
+              </m:r>
+            </m:sub>
+            <m:sup>
+              <m:r>
+                <w:rPr>
+                  <w:rFonts w:ascii="Cambria Math" w:hAnsi="Cambria Math" w:cs="Times New Roman"/>
+                </w:rPr>
+                <m:t>arc</m:t>
+              </m:r>
+            </m:sup>
+          </m:sSubSup>
+          <m:rad>
+            <m:radPr>
+              <m:degHide m:val="1"/>
+              <m:ctrlPr>
+                <w:rPr>
+                  <w:rFonts w:ascii="Cambria Math" w:hAnsi="Times-Roman" w:cs="Times-Roman"/>
+                  <w:i/>
+                  <w:sz w:val="20"/>
+                  <w:szCs w:val="20"/>
+                </w:rPr>
+              </m:ctrlPr>
+            </m:radPr>
+            <m:deg/>
+            <m:e>
+              <m:f>
+                <m:fPr>
+                  <m:ctrlPr>
+                    <w:rPr>
+                      <w:rFonts w:ascii="Cambria Math" w:hAnsi="Times-Roman" w:cs="Times-Roman"/>
+                      <w:i/>
+                      <w:sz w:val="20"/>
+                      <w:szCs w:val="20"/>
+                    </w:rPr>
+                  </m:ctrlPr>
+                </m:fPr>
+                <m:num>
+                  <m:r>
+                    <w:rPr>
+                      <w:rFonts w:ascii="Cambria Math" w:hAnsi="Times-Roman" w:cs="Times-Roman"/>
+                      <w:sz w:val="20"/>
+                      <w:szCs w:val="20"/>
+                    </w:rPr>
+                    <m:t>S</m:t>
+                  </m:r>
+                  <m:r>
+                    <w:rPr>
+                      <w:rFonts w:ascii="Cambria Math" w:hAnsi="Cambria Math" w:cs="Cambria Math"/>
+                      <w:sz w:val="20"/>
+                      <w:szCs w:val="20"/>
+                    </w:rPr>
+                    <m:t>⋅</m:t>
+                  </m:r>
+                  <m:sSub>
+                    <m:sSubPr>
+                      <m:ctrlPr>
+                        <w:rPr>
+                          <w:rFonts w:ascii="Cambria Math" w:hAnsi="Times-Roman" w:cs="Times-Roman"/>
+                          <w:i/>
+                          <w:sz w:val="20"/>
+                          <w:szCs w:val="20"/>
+                        </w:rPr>
+                      </m:ctrlPr>
+                    </m:sSubPr>
+                    <m:e>
+                      <m:r>
+                        <w:rPr>
+                          <w:rFonts w:ascii="Cambria Math" w:hAnsi="Times-Roman" w:cs="Times-Roman"/>
+                          <w:sz w:val="20"/>
+                          <w:szCs w:val="20"/>
+                        </w:rPr>
+                        <m:t>L</m:t>
+                      </m:r>
+                    </m:e>
+                    <m:sub>
+                      <m:r>
+                        <w:rPr>
+                          <w:rFonts w:ascii="Cambria Math" w:hAnsi="Times-Roman" w:cs="Times-Roman"/>
+                          <w:sz w:val="20"/>
+                          <w:szCs w:val="20"/>
+                        </w:rPr>
+                        <m:t>s</m:t>
+                      </m:r>
+                    </m:sub>
+                  </m:sSub>
+                  <m:r>
+                    <w:rPr>
+                      <w:rFonts w:ascii="Cambria Math" w:hAnsi="Times-Roman" w:cs="Times-Roman"/>
+                      <w:sz w:val="20"/>
+                      <w:szCs w:val="20"/>
+                    </w:rPr>
+                    <m:t>+</m:t>
+                  </m:r>
+                  <m:sSub>
+                    <m:sSubPr>
+                      <m:ctrlPr>
+                        <w:rPr>
+                          <w:rFonts w:ascii="Cambria Math" w:hAnsi="Times-Roman" w:cs="Times-Roman"/>
+                          <w:i/>
+                          <w:sz w:val="20"/>
+                          <w:szCs w:val="20"/>
+                        </w:rPr>
+                      </m:ctrlPr>
+                    </m:sSubPr>
+                    <m:e>
+                      <m:r>
+                        <w:rPr>
+                          <w:rFonts w:ascii="Cambria Math" w:hAnsi="Times-Roman" w:cs="Times-Roman"/>
+                          <w:sz w:val="20"/>
+                          <w:szCs w:val="20"/>
+                        </w:rPr>
+                        <m:t>L</m:t>
+                      </m:r>
+                    </m:e>
+                    <m:sub>
+                      <m:r>
+                        <w:rPr>
+                          <w:rFonts w:ascii="Cambria Math" w:hAnsi="Times-Roman" w:cs="Times-Roman"/>
+                          <w:sz w:val="20"/>
+                          <w:szCs w:val="20"/>
+                        </w:rPr>
+                        <m:t>str</m:t>
+                      </m:r>
+                    </m:sub>
+                  </m:sSub>
+                </m:num>
+                <m:den>
+                  <m:r>
+                    <w:rPr>
+                      <w:rFonts w:ascii="Cambria Math" w:hAnsi="Times-Roman" w:cs="Times-Roman"/>
+                      <w:sz w:val="20"/>
+                      <w:szCs w:val="20"/>
+                    </w:rPr>
+                    <m:t>S</m:t>
+                  </m:r>
+                  <m:r>
+                    <w:rPr>
+                      <w:rFonts w:ascii="Cambria Math" w:hAnsi="Cambria Math" w:cs="Cambria Math"/>
+                      <w:sz w:val="20"/>
+                      <w:szCs w:val="20"/>
+                    </w:rPr>
+                    <m:t>⋅</m:t>
+                  </m:r>
+                  <m:sSub>
+                    <m:sSubPr>
+                      <m:ctrlPr>
+                        <w:rPr>
+                          <w:rFonts w:ascii="Cambria Math" w:hAnsi="Times-Roman" w:cs="Times-Roman"/>
+                          <w:i/>
+                          <w:sz w:val="20"/>
+                          <w:szCs w:val="20"/>
+                        </w:rPr>
+                      </m:ctrlPr>
+                    </m:sSubPr>
+                    <m:e>
+                      <m:r>
+                        <w:rPr>
+                          <w:rFonts w:ascii="Cambria Math" w:hAnsi="Times-Roman" w:cs="Times-Roman"/>
+                          <w:sz w:val="20"/>
+                          <w:szCs w:val="20"/>
+                        </w:rPr>
+                        <m:t>L</m:t>
+                      </m:r>
+                    </m:e>
+                    <m:sub>
+                      <m:r>
+                        <w:rPr>
+                          <w:rFonts w:ascii="Cambria Math" w:hAnsi="Times-Roman" w:cs="Times-Roman"/>
+                          <w:sz w:val="20"/>
+                          <w:szCs w:val="20"/>
+                        </w:rPr>
+                        <m:t>s</m:t>
+                      </m:r>
+                    </m:sub>
+                  </m:sSub>
+                  <m:ctrlPr>
+                    <w:rPr>
+                      <w:rFonts w:ascii="Cambria Math" w:hAnsi="Cambria Math" w:cs="Times-Roman"/>
+                      <w:i/>
+                      <w:sz w:val="20"/>
+                      <w:szCs w:val="20"/>
+                    </w:rPr>
+                  </m:ctrlPr>
+                </m:den>
+              </m:f>
+            </m:e>
+          </m:rad>
+          <m:r>
+            <w:rPr>
+              <w:rFonts w:ascii="Cambria Math" w:hAnsi="Times-Roman" w:cs="Times-Roman"/>
+              <w:sz w:val="20"/>
+              <w:szCs w:val="20"/>
+            </w:rPr>
+            <m:t xml:space="preserve"> (5).</m:t>
+          </m:r>
+        </m:oMath>
+      </m:oMathPara>
+    </w:p>
+    <w:p>
+      <w:pPr>
+        <w:rPr>
+          <w:rFonts w:ascii="Times New Roman" w:eastAsiaTheme="minorEastAsia" w:hAnsi="Times New Roman" w:cs="Times New Roman"/>
+          <w:iCs/>
+          <w:sz w:val="20"/>
+          <w:szCs w:val="20"/>
+        </w:rPr>
+      </w:pPr>
+    </w:p>
+    <w:p>
+      <w:pPr>
+        <w:rPr>
+          <w:rFonts w:ascii="Times New Roman" w:eastAsiaTheme="minorEastAsia" w:hAnsi="Times New Roman" w:cs="Times New Roman"/>
+          <w:iCs/>
+          <w:sz w:val="20"/>
+          <w:szCs w:val="20"/>
+        </w:rPr>
+      </w:pPr>
+    </w:p>
+    <w:p>
+      <w:pPr>
+        <w:rPr>
+          <w:rFonts w:ascii="Times New Roman" w:eastAsiaTheme="minorEastAsia" w:hAnsi="Times New Roman" w:cs="Times New Roman"/>
+          <w:iCs/>
+          <w:sz w:val="20"/>
+          <w:szCs w:val="20"/>
+        </w:rPr>
+      </w:pPr>
+    </w:p>
+    <w:p>
+      <w:pPr>
+        <w:pStyle w:val="a5"/>
+        <w:numPr>
+          <w:ilvl w:val="1"/>
+          <w:numId w:val="1"/>
+        </w:numPr>
+        <w:rPr>
+          <w:rFonts w:ascii="Times New Roman" w:hAnsi="Times New Roman" w:cs="Times New Roman"/>
+          <w:b/>
+          <w:bCs/>
+        </w:rPr>
+      </w:pPr>
+      <w:r>
+        <w:rPr>
+          <w:rFonts w:ascii="Times New Roman" w:hAnsi="Times New Roman" w:cs="Times New Roman"/>
+          <w:b/>
+          <w:bCs/>
+        </w:rPr>
+        <w:t xml:space="preserve">Введение </w:t>
+      </w:r>
+      <w:proofErr w:type="spellStart"/>
+      <w:r>
+        <w:rPr>
+          <w:rFonts w:ascii="Times New Roman" w:hAnsi="Times New Roman" w:cs="Times New Roman"/>
+          <w:b/>
+          <w:bCs/>
+        </w:rPr>
+        <w:t>суперпериодичности</w:t>
+      </w:r>
+      <w:proofErr w:type="spellEnd"/>
+      <w:r>
+        <w:rPr>
+          <w:rFonts w:ascii="Times New Roman" w:hAnsi="Times New Roman" w:cs="Times New Roman"/>
+          <w:b/>
+          <w:bCs/>
+        </w:rPr>
+        <w:t xml:space="preserve"> на арках</w:t>
+      </w:r>
+      <w:r>
+        <w:rPr>
+          <w:rFonts w:ascii="Times New Roman" w:hAnsi="Times New Roman" w:cs="Times New Roman"/>
+          <w:b/>
+          <w:bCs/>
+          <w:lang w:val="en-US"/>
+        </w:rPr>
+        <w:t>.</w:t>
+      </w:r>
+    </w:p>
+    <w:p>
+      <w:pPr>
+        <w:rPr>
+          <w:rFonts w:ascii="Times New Roman" w:hAnsi="Times New Roman" w:cs="Times New Roman"/>
+          <w:b/>
+          <w:bCs/>
+        </w:rPr>
+      </w:pPr>
+    </w:p>
+    <w:p>
+      <w:pPr>
+        <w:ind w:firstLine="360"/>
+        <w:rPr>
+          <w:rFonts w:ascii="Times New Roman" w:hAnsi="Times New Roman" w:cs="Times New Roman"/>
+        </w:rPr>
+      </w:pPr>
+      <w:r>
+        <w:rPr>
+          <w:rFonts w:ascii="Times New Roman" w:hAnsi="Times New Roman" w:cs="Times New Roman"/>
+        </w:rPr>
+        <w:lastRenderedPageBreak/>
+        <w:t xml:space="preserve">Один </w:t>
+      </w:r>
+      <w:proofErr w:type="spellStart"/>
+      <w:r>
+        <w:rPr>
+          <w:rFonts w:ascii="Times New Roman" w:hAnsi="Times New Roman" w:cs="Times New Roman"/>
+        </w:rPr>
+        <w:t>суперпериод</w:t>
+      </w:r>
+      <w:proofErr w:type="spellEnd"/>
+      <w:r>
+        <w:rPr>
+          <w:rFonts w:ascii="Times New Roman" w:hAnsi="Times New Roman" w:cs="Times New Roman"/>
+        </w:rPr>
+        <w:t xml:space="preserve"> состоит из 3-х ФОДО ячеек</w:t>
+      </w:r>
+      <w:r>
+        <w:rPr>
+          <w:rFonts w:ascii="Times New Roman" w:hAnsi="Times New Roman" w:cs="Times New Roman"/>
+        </w:rPr>
+        <w:t xml:space="preserve">, </w:t>
+      </w:r>
+      <w:r>
+        <w:rPr>
+          <w:rFonts w:ascii="Times New Roman" w:hAnsi="Times New Roman" w:cs="Times New Roman"/>
+          <w:lang w:val="en-US"/>
+        </w:rPr>
+        <w:t>c</w:t>
+      </w:r>
+      <w:r>
+        <w:rPr>
+          <w:rFonts w:ascii="Times New Roman" w:hAnsi="Times New Roman" w:cs="Times New Roman"/>
+        </w:rPr>
+        <w:t xml:space="preserve"> </w:t>
+      </w:r>
+      <w:r>
+        <w:rPr>
+          <w:rFonts w:ascii="Times New Roman" w:hAnsi="Times New Roman" w:cs="Times New Roman"/>
+        </w:rPr>
+        <w:t xml:space="preserve">двумя семействами фокусирующих квадруполей и одним семейством </w:t>
+      </w:r>
+      <w:proofErr w:type="spellStart"/>
+      <w:r>
+        <w:rPr>
+          <w:rFonts w:ascii="Times New Roman" w:hAnsi="Times New Roman" w:cs="Times New Roman"/>
+        </w:rPr>
+        <w:t>дефокусирующих</w:t>
+      </w:r>
+      <w:proofErr w:type="spellEnd"/>
+      <w:r>
+        <w:rPr>
+          <w:rFonts w:ascii="Times New Roman" w:hAnsi="Times New Roman" w:cs="Times New Roman"/>
+        </w:rPr>
+        <w:t xml:space="preserve">. </w:t>
+      </w:r>
+      <w:r>
+        <w:rPr>
+          <w:rFonts w:ascii="Times New Roman" w:hAnsi="Times New Roman" w:cs="Times New Roman"/>
+        </w:rPr>
+        <w:t xml:space="preserve">Также один </w:t>
+      </w:r>
+      <w:proofErr w:type="spellStart"/>
+      <w:r>
+        <w:rPr>
+          <w:rFonts w:ascii="Times New Roman" w:hAnsi="Times New Roman" w:cs="Times New Roman"/>
+        </w:rPr>
+        <w:t>суперпериод</w:t>
+      </w:r>
+      <w:proofErr w:type="spellEnd"/>
+      <w:r>
+        <w:rPr>
+          <w:rFonts w:ascii="Times New Roman" w:hAnsi="Times New Roman" w:cs="Times New Roman"/>
+        </w:rPr>
+        <w:t xml:space="preserve"> включает в себя 2 семейства </w:t>
+      </w:r>
+      <w:proofErr w:type="spellStart"/>
+      <w:r>
+        <w:rPr>
+          <w:rFonts w:ascii="Times New Roman" w:hAnsi="Times New Roman" w:cs="Times New Roman"/>
+        </w:rPr>
+        <w:t>секступолей</w:t>
+      </w:r>
+      <w:proofErr w:type="spellEnd"/>
+      <w:r>
+        <w:rPr>
+          <w:rFonts w:ascii="Times New Roman" w:hAnsi="Times New Roman" w:cs="Times New Roman"/>
+        </w:rPr>
+        <w:t xml:space="preserve"> для подавления </w:t>
+      </w:r>
+      <w:proofErr w:type="spellStart"/>
+      <w:r>
+        <w:rPr>
+          <w:rFonts w:ascii="Times New Roman" w:hAnsi="Times New Roman" w:cs="Times New Roman"/>
+        </w:rPr>
+        <w:t>храмотичности</w:t>
+      </w:r>
+      <w:proofErr w:type="spellEnd"/>
+      <w:r>
+        <w:rPr>
+          <w:rFonts w:ascii="Times New Roman" w:hAnsi="Times New Roman" w:cs="Times New Roman"/>
+        </w:rPr>
+        <w:t>.</w:t>
+      </w:r>
+      <w:r>
+        <w:rPr>
+          <w:rFonts w:ascii="Times New Roman" w:hAnsi="Times New Roman" w:cs="Times New Roman"/>
+          <w:noProof/>
+        </w:rPr>
+        <w:drawing>
+          <wp:inline distT="0" distB="0" distL="0" distR="0">
+            <wp:extent cx="5940425" cy="1224280"/>
+            <wp:effectExtent l="0" t="0" r="3175" b="0"/>
+            <wp:docPr id="2" name="Рисунок 2"/>
+            <wp:cNvGraphicFramePr>
+              <a:graphicFrameLocks xmlns:a="http://schemas.openxmlformats.org/drawingml/2006/main" noChangeAspect="1"/>
+            </wp:cNvGraphicFramePr>
+            <a:graphic xmlns:a="http://schemas.openxmlformats.org/drawingml/2006/main">
+              <a:graphicData uri="http://schemas.openxmlformats.org/drawingml/2006/picture">
+                <pic:pic xmlns:pic="http://schemas.openxmlformats.org/drawingml/2006/picture">
+                  <pic:nvPicPr>
+                    <pic:cNvPr id="2" name="Рисунок 2"/>
+                    <pic:cNvPicPr/>
+                  </pic:nvPicPr>
+                  <pic:blipFill>
+                    <a:blip r:embed="rId6">
+                      <a:extLst>
+                        <a:ext uri="{28A0092B-C50C-407E-A947-70E740481C1C}">
+                          <a14:useLocalDpi xmlns:a14="http://schemas.microsoft.com/office/drawing/2010/main" val="0"/>
+                        </a:ext>
+                      </a:extLst>
+                    </a:blip>
+                    <a:stretch>
+                      <a:fillRect/>
+                    </a:stretch>
+                  </pic:blipFill>
+                  <pic:spPr>
+                    <a:xfrm>
+                      <a:off x="0" y="0"/>
+                      <a:ext cx="5940425" cy="1224280"/>
+                    </a:xfrm>
+                    <a:prstGeom prst="rect">
+                      <a:avLst/>
+                    </a:prstGeom>
+                  </pic:spPr>
+                </pic:pic>
+              </a:graphicData>
+            </a:graphic>
+          </wp:inline>
+        </w:drawing>
+      </w:r>
+    </w:p>
+    <w:p>
+      <w:pPr>
+        <w:jc w:val="center"/>
+        <w:rPr>
+          <w:rFonts w:ascii="Times New Roman" w:hAnsi="Times New Roman" w:cs="Times New Roman"/>
+        </w:rPr>
+      </w:pPr>
+      <w:r>
+        <w:rPr>
+          <w:rFonts w:ascii="Times New Roman" w:hAnsi="Times New Roman" w:cs="Times New Roman"/>
+        </w:rPr>
+        <w:t>Рис1</w:t>
+      </w:r>
+      <w:r>
+        <w:rPr>
+          <w:rFonts w:ascii="Times New Roman" w:hAnsi="Times New Roman" w:cs="Times New Roman"/>
+        </w:rPr>
+        <w:t xml:space="preserve">. </w:t>
+      </w:r>
+      <w:proofErr w:type="spellStart"/>
+      <w:r>
+        <w:rPr>
+          <w:rFonts w:ascii="Times New Roman" w:hAnsi="Times New Roman" w:cs="Times New Roman"/>
+        </w:rPr>
+        <w:t>Суперпери</w:t>
+      </w:r>
+      <w:r>
+        <w:rPr>
+          <w:rFonts w:ascii="Times New Roman" w:hAnsi="Times New Roman" w:cs="Times New Roman"/>
+        </w:rPr>
+        <w:t>о</w:t>
+      </w:r>
+      <w:r>
+        <w:rPr>
+          <w:rFonts w:ascii="Times New Roman" w:hAnsi="Times New Roman" w:cs="Times New Roman"/>
+        </w:rPr>
+        <w:t>д</w:t>
+      </w:r>
+      <w:proofErr w:type="spellEnd"/>
+      <w:r>
+        <w:rPr>
+          <w:rFonts w:ascii="Times New Roman" w:hAnsi="Times New Roman" w:cs="Times New Roman"/>
+        </w:rPr>
+        <w:t xml:space="preserve">, </w:t>
+      </w:r>
+      <w:r>
+        <w:rPr>
+          <w:rFonts w:ascii="Times New Roman" w:hAnsi="Times New Roman" w:cs="Times New Roman"/>
+        </w:rPr>
+        <w:t>состоящий из 3-х ФОДО ячеек</w:t>
+      </w:r>
+      <w:r>
+        <w:rPr>
+          <w:rFonts w:ascii="Times New Roman" w:hAnsi="Times New Roman" w:cs="Times New Roman"/>
+        </w:rPr>
+        <w:t>.</w:t>
+      </w:r>
+      <w:r>
+        <w:rPr>
+          <w:rFonts w:ascii="Times New Roman" w:hAnsi="Times New Roman" w:cs="Times New Roman"/>
+        </w:rPr>
+        <w:t xml:space="preserve"> </w:t>
+      </w:r>
+    </w:p>
+    <w:p>
+      <w:pPr>
+        <w:jc w:val="center"/>
+        <w:rPr>
+          <w:rFonts w:ascii="Times New Roman" w:hAnsi="Times New Roman" w:cs="Times New Roman"/>
+        </w:rPr>
+      </w:pPr>
+      <w:r>
+        <w:rPr>
+          <w:rFonts w:ascii="Times New Roman" w:hAnsi="Times New Roman" w:cs="Times New Roman"/>
+          <w:lang w:val="en-US"/>
+        </w:rPr>
+        <w:t>QF</w:t>
+      </w:r>
+      <w:r>
+        <w:rPr>
+          <w:rFonts w:ascii="Times New Roman" w:hAnsi="Times New Roman" w:cs="Times New Roman"/>
+        </w:rPr>
+        <w:t xml:space="preserve">1, </w:t>
+      </w:r>
+      <w:r>
+        <w:rPr>
+          <w:rFonts w:ascii="Times New Roman" w:hAnsi="Times New Roman" w:cs="Times New Roman"/>
+          <w:lang w:val="en-US"/>
+        </w:rPr>
+        <w:t>QF</w:t>
+      </w:r>
+      <w:r>
+        <w:rPr>
+          <w:rFonts w:ascii="Times New Roman" w:hAnsi="Times New Roman" w:cs="Times New Roman"/>
+        </w:rPr>
+        <w:t xml:space="preserve">2 – </w:t>
+      </w:r>
+      <w:r>
+        <w:rPr>
+          <w:rFonts w:ascii="Times New Roman" w:hAnsi="Times New Roman" w:cs="Times New Roman"/>
+        </w:rPr>
+        <w:t>фокусирующие квадруполи</w:t>
+      </w:r>
+      <w:r>
+        <w:rPr>
+          <w:rFonts w:ascii="Times New Roman" w:hAnsi="Times New Roman" w:cs="Times New Roman"/>
+        </w:rPr>
+        <w:t>,</w:t>
+      </w:r>
+    </w:p>
+    <w:p>
+      <w:pPr>
+        <w:jc w:val="center"/>
+        <w:rPr>
+          <w:rFonts w:ascii="Times New Roman" w:hAnsi="Times New Roman" w:cs="Times New Roman"/>
+        </w:rPr>
+      </w:pPr>
+      <w:r>
+        <w:rPr>
+          <w:rFonts w:ascii="Times New Roman" w:hAnsi="Times New Roman" w:cs="Times New Roman"/>
+          <w:lang w:val="en-US"/>
+        </w:rPr>
+        <w:t>QD</w:t>
+      </w:r>
+      <w:r>
+        <w:rPr>
+          <w:rFonts w:ascii="Times New Roman" w:hAnsi="Times New Roman" w:cs="Times New Roman"/>
+        </w:rPr>
+        <w:t xml:space="preserve"> </w:t>
+      </w:r>
+      <w:proofErr w:type="gramStart"/>
+      <w:r>
+        <w:rPr>
+          <w:rFonts w:ascii="Times New Roman" w:hAnsi="Times New Roman" w:cs="Times New Roman"/>
+        </w:rPr>
+        <w:t xml:space="preserve">–  </w:t>
+      </w:r>
+      <w:proofErr w:type="spellStart"/>
+      <w:r>
+        <w:rPr>
+          <w:rFonts w:ascii="Times New Roman" w:hAnsi="Times New Roman" w:cs="Times New Roman"/>
+        </w:rPr>
+        <w:t>дефокусирующие</w:t>
+      </w:r>
+      <w:proofErr w:type="spellEnd"/>
+      <w:proofErr w:type="gramEnd"/>
+      <w:r>
+        <w:rPr>
+          <w:rFonts w:ascii="Times New Roman" w:hAnsi="Times New Roman" w:cs="Times New Roman"/>
+        </w:rPr>
+        <w:t xml:space="preserve"> квадруполи</w:t>
+      </w:r>
+      <w:r>
+        <w:rPr>
+          <w:rFonts w:ascii="Times New Roman" w:hAnsi="Times New Roman" w:cs="Times New Roman"/>
+        </w:rPr>
+        <w:t>,</w:t>
+      </w:r>
+    </w:p>
+    <w:p>
+      <w:pPr>
+        <w:jc w:val="center"/>
+        <w:rPr>
+          <w:rFonts w:ascii="Times New Roman" w:hAnsi="Times New Roman" w:cs="Times New Roman"/>
+        </w:rPr>
+        <w:sectPr>
+          <w:type w:val="continuous"/>
+          <w:pgSz w:w="11906" w:h="16838"/>
+          <w:pgMar w:top="1134" w:right="850" w:bottom="1134" w:left="1701" w:header="708" w:footer="708" w:gutter="0"/>
+          <w:cols w:space="708"/>
+          <w:docGrid w:linePitch="360"/>
+        </w:sectPr>
+      </w:pPr>
+      <w:r>
+        <w:rPr>
+          <w:rFonts w:ascii="Times New Roman" w:hAnsi="Times New Roman" w:cs="Times New Roman"/>
+          <w:lang w:val="en-US"/>
+        </w:rPr>
+        <w:t>B</w:t>
+      </w:r>
+      <w:r>
+        <w:rPr>
+          <w:rFonts w:ascii="Times New Roman" w:hAnsi="Times New Roman" w:cs="Times New Roman"/>
+        </w:rPr>
+        <w:t xml:space="preserve"> – </w:t>
+      </w:r>
+      <w:r>
+        <w:rPr>
+          <w:rFonts w:ascii="Times New Roman" w:hAnsi="Times New Roman" w:cs="Times New Roman"/>
+        </w:rPr>
+        <w:t>поворотный магнит</w:t>
+      </w:r>
+      <w:r>
+        <w:rPr>
+          <w:rFonts w:ascii="Times New Roman" w:hAnsi="Times New Roman" w:cs="Times New Roman"/>
+        </w:rPr>
+        <w:t>.</w:t>
+      </w:r>
+    </w:p>
+    <w:p>
+      <w:pPr>
+        <w:jc w:val="center"/>
+        <w:rPr>
+          <w:rFonts w:ascii="Times New Roman" w:eastAsiaTheme="minorEastAsia" w:hAnsi="Times New Roman" w:cs="Times New Roman"/>
+          <w:iCs/>
+        </w:rPr>
+      </w:pPr>
+      <w:r>
+        <w:rPr>
+          <w:rFonts w:ascii="Times New Roman" w:eastAsiaTheme="minorEastAsia" w:hAnsi="Times New Roman" w:cs="Times New Roman"/>
+          <w:iCs/>
+          <w:noProof/>
+        </w:rPr>
+        <w:drawing>
+          <wp:anchor distT="0" distB="0" distL="114300" distR="114300" simplePos="0" relativeHeight="251658240" behindDoc="0" locked="0" layoutInCell="1" allowOverlap="1" wp14:anchorId="0393E040">
+            <wp:simplePos x="0" y="0"/>
+            <wp:positionH relativeFrom="margin">
+              <wp:posOffset>139065</wp:posOffset>
+            </wp:positionH>
+            <wp:positionV relativeFrom="margin">
+              <wp:posOffset>3053640</wp:posOffset>
+            </wp:positionV>
+            <wp:extent cx="2599690" cy="2150745"/>
+            <wp:effectExtent l="0" t="0" r="3810" b="0"/>
+            <wp:wrapSquare wrapText="bothSides"/>
+            <wp:docPr id="5" name="Рисунок 5"/>
+            <wp:cNvGraphicFramePr>
+              <a:graphicFrameLocks xmlns:a="http://schemas.openxmlformats.org/drawingml/2006/main" noChangeAspect="1"/>
+            </wp:cNvGraphicFramePr>
+            <a:graphic xmlns:a="http://schemas.openxmlformats.org/drawingml/2006/main">
+              <a:graphicData uri="http://schemas.openxmlformats.org/drawingml/2006/picture">
+                <pic:pic xmlns:pic="http://schemas.openxmlformats.org/drawingml/2006/picture">
+                  <pic:nvPicPr>
+                    <pic:cNvPr id="5" name="Рисунок 5"/>
+                    <pic:cNvPicPr/>
+                  </pic:nvPicPr>
+                  <pic:blipFill>
+                    <a:blip r:embed="rId7" cstate="print">
+                      <a:extLst>
+                        <a:ext uri="{28A0092B-C50C-407E-A947-70E740481C1C}">
+                          <a14:useLocalDpi xmlns:a14="http://schemas.microsoft.com/office/drawing/2010/main" val="0"/>
+                        </a:ext>
+                      </a:extLst>
+                    </a:blip>
+                    <a:stretch>
+                      <a:fillRect/>
+                    </a:stretch>
+                  </pic:blipFill>
+                  <pic:spPr>
+                    <a:xfrm>
+                      <a:off x="0" y="0"/>
+                      <a:ext cx="2599690" cy="2150745"/>
+                    </a:xfrm>
+                    <a:prstGeom prst="rect">
+                      <a:avLst/>
+                    </a:prstGeom>
+                  </pic:spPr>
+                </pic:pic>
+              </a:graphicData>
+            </a:graphic>
+          </wp:anchor>
+        </w:drawing>
+      </w:r>
+      <w:r>
+        <w:rPr>
+          <w:rFonts w:ascii="Times New Roman" w:eastAsiaTheme="minorEastAsia" w:hAnsi="Times New Roman" w:cs="Times New Roman"/>
+          <w:iCs/>
+          <w:noProof/>
+        </w:rPr>
+        <w:drawing>
+          <wp:anchor distT="0" distB="0" distL="114300" distR="114300" simplePos="0" relativeHeight="251662336" behindDoc="0" locked="0" layoutInCell="1" allowOverlap="1">
+            <wp:simplePos x="0" y="0"/>
+            <wp:positionH relativeFrom="column">
+              <wp:posOffset>3082552</wp:posOffset>
+            </wp:positionH>
+            <wp:positionV relativeFrom="paragraph">
+              <wp:posOffset>213734</wp:posOffset>
+            </wp:positionV>
+            <wp:extent cx="2667635" cy="2192655"/>
+            <wp:effectExtent l="0" t="0" r="0" b="4445"/>
+            <wp:wrapSquare wrapText="bothSides"/>
+            <wp:docPr id="10" name="Рисунок 10"/>
+            <wp:cNvGraphicFramePr>
+              <a:graphicFrameLocks xmlns:a="http://schemas.openxmlformats.org/drawingml/2006/main" noChangeAspect="1"/>
+            </wp:cNvGraphicFramePr>
+            <a:graphic xmlns:a="http://schemas.openxmlformats.org/drawingml/2006/main">
+              <a:graphicData uri="http://schemas.openxmlformats.org/drawingml/2006/picture">
+                <pic:pic xmlns:pic="http://schemas.openxmlformats.org/drawingml/2006/picture">
+                  <pic:nvPicPr>
+                    <pic:cNvPr id="10" name="Рисунок 10"/>
+                    <pic:cNvPicPr/>
+                  </pic:nvPicPr>
+                  <pic:blipFill>
+                    <a:blip r:embed="rId8" cstate="print">
+                      <a:extLst>
+                        <a:ext uri="{28A0092B-C50C-407E-A947-70E740481C1C}">
+                          <a14:useLocalDpi xmlns:a14="http://schemas.microsoft.com/office/drawing/2010/main" val="0"/>
+                        </a:ext>
+                      </a:extLst>
+                    </a:blip>
+                    <a:stretch>
+                      <a:fillRect/>
+                    </a:stretch>
+                  </pic:blipFill>
+                  <pic:spPr>
+                    <a:xfrm>
+                      <a:off x="0" y="0"/>
+                      <a:ext cx="2667635" cy="2192655"/>
+                    </a:xfrm>
+                    <a:prstGeom prst="rect">
+                      <a:avLst/>
+                    </a:prstGeom>
+                  </pic:spPr>
+                </pic:pic>
+              </a:graphicData>
+            </a:graphic>
+            <wp14:sizeRelH relativeFrom="page">
+              <wp14:pctWidth>0</wp14:pctWidth>
+            </wp14:sizeRelH>
+            <wp14:sizeRelV relativeFrom="page">
+              <wp14:pctHeight>0</wp14:pctHeight>
+            </wp14:sizeRelV>
+          </wp:anchor>
+        </w:drawing>
+      </w:r>
+    </w:p>
+    <w:p>
+      <w:pPr>
+        <w:rPr>
+          <w:rFonts w:ascii="Times New Roman" w:eastAsiaTheme="minorEastAsia" w:hAnsi="Times New Roman" w:cs="Times New Roman"/>
+          <w:iCs/>
+        </w:rPr>
+        <w:sectPr>
+          <w:type w:val="continuous"/>
+          <w:pgSz w:w="11906" w:h="16838"/>
+          <w:pgMar w:top="1134" w:right="850" w:bottom="1134" w:left="1701" w:header="708" w:footer="708" w:gutter="0"/>
+          <w:cols w:space="708"/>
+          <w:docGrid w:linePitch="360"/>
+        </w:sectPr>
+      </w:pPr>
+    </w:p>
+    <w:p>
+      <w:pPr>
+        <w:jc w:val="center"/>
+        <w:rPr>
+          <w:rFonts w:ascii="Times New Roman" w:eastAsiaTheme="minorEastAsia" w:hAnsi="Times New Roman" w:cs="Times New Roman"/>
+          <w:iCs/>
+        </w:rPr>
+      </w:pPr>
+    </w:p>
+    <w:p>
+      <w:pPr>
+        <w:jc w:val="center"/>
+        <w:rPr>
+          <w:rFonts w:ascii="Times New Roman" w:eastAsiaTheme="minorEastAsia" w:hAnsi="Times New Roman" w:cs="Times New Roman"/>
+          <w:iCs/>
+        </w:rPr>
+      </w:pPr>
+      <w:r>
+        <w:rPr>
+          <w:rFonts w:ascii="Times New Roman" w:eastAsiaTheme="minorEastAsia" w:hAnsi="Times New Roman" w:cs="Times New Roman"/>
+          <w:iCs/>
+        </w:rPr>
+        <w:t>Рис2</w:t>
+      </w:r>
+      <w:r>
+        <w:rPr>
+          <w:rFonts w:ascii="Times New Roman" w:eastAsiaTheme="minorEastAsia" w:hAnsi="Times New Roman" w:cs="Times New Roman"/>
+          <w:iCs/>
+        </w:rPr>
+        <w:t xml:space="preserve">. </w:t>
+      </w:r>
+      <w:r>
+        <w:rPr>
+          <w:rFonts w:ascii="Times New Roman" w:eastAsiaTheme="minorEastAsia" w:hAnsi="Times New Roman" w:cs="Times New Roman"/>
+          <w:iCs/>
+          <w:lang w:val="en-US"/>
+        </w:rPr>
+        <w:t>Twiss</w:t>
+      </w:r>
+      <w:r>
+        <w:rPr>
+          <w:rFonts w:ascii="Times New Roman" w:eastAsiaTheme="minorEastAsia" w:hAnsi="Times New Roman" w:cs="Times New Roman"/>
+          <w:iCs/>
+        </w:rPr>
+        <w:t>-параметры 3-х ячеек</w:t>
+      </w:r>
+      <w:r>
+        <w:rPr>
+          <w:rFonts w:ascii="Times New Roman" w:eastAsiaTheme="minorEastAsia" w:hAnsi="Times New Roman" w:cs="Times New Roman"/>
+          <w:iCs/>
+        </w:rPr>
+        <w:t xml:space="preserve">. </w:t>
+      </w:r>
+      <w:r>
+        <w:rPr>
+          <w:rFonts w:ascii="Times New Roman" w:eastAsiaTheme="minorEastAsia" w:hAnsi="Times New Roman" w:cs="Times New Roman"/>
+          <w:iCs/>
+        </w:rPr>
+        <w:t>Слева –</w:t>
+      </w:r>
+      <w:r>
+        <w:rPr>
+          <w:rFonts w:ascii="Times New Roman" w:eastAsiaTheme="minorEastAsia" w:hAnsi="Times New Roman" w:cs="Times New Roman"/>
+          <w:iCs/>
+        </w:rPr>
+        <w:t xml:space="preserve"> </w:t>
+      </w:r>
+      <w:r>
+        <w:rPr>
+          <w:rFonts w:ascii="Times New Roman" w:eastAsiaTheme="minorEastAsia" w:hAnsi="Times New Roman" w:cs="Times New Roman"/>
+          <w:iCs/>
+        </w:rPr>
+        <w:t>регулярная структура без модуляции</w:t>
+      </w:r>
+      <w:r>
+        <w:rPr>
+          <w:rFonts w:ascii="Times New Roman" w:eastAsiaTheme="minorEastAsia" w:hAnsi="Times New Roman" w:cs="Times New Roman"/>
+          <w:iCs/>
+        </w:rPr>
+        <w:t xml:space="preserve">, </w:t>
+      </w:r>
+      <w:r>
+        <w:rPr>
+          <w:rFonts w:ascii="Times New Roman" w:eastAsiaTheme="minorEastAsia" w:hAnsi="Times New Roman" w:cs="Times New Roman"/>
+          <w:iCs/>
+        </w:rPr>
+        <w:t>справа – модулированная</w:t>
+      </w:r>
+      <w:r>
+        <w:rPr>
+          <w:rFonts w:ascii="Times New Roman" w:eastAsiaTheme="minorEastAsia" w:hAnsi="Times New Roman" w:cs="Times New Roman"/>
+          <w:iCs/>
+        </w:rPr>
+        <w:t xml:space="preserve"> </w:t>
+      </w:r>
+      <w:r>
+        <w:rPr>
+          <w:rFonts w:ascii="Times New Roman" w:eastAsiaTheme="minorEastAsia" w:hAnsi="Times New Roman" w:cs="Times New Roman"/>
+          <w:iCs/>
+          <w:lang w:val="en-US"/>
+        </w:rPr>
+        <w:t>c</w:t>
+      </w:r>
+      <w:r>
+        <w:rPr>
+          <w:rFonts w:ascii="Times New Roman" w:eastAsiaTheme="minorEastAsia" w:hAnsi="Times New Roman" w:cs="Times New Roman"/>
+          <w:iCs/>
+        </w:rPr>
+        <w:t xml:space="preserve"> </w:t>
+      </w:r>
+      <w:r>
+        <w:rPr>
+          <w:rFonts w:ascii="Times New Roman" w:eastAsiaTheme="minorEastAsia" w:hAnsi="Times New Roman" w:cs="Times New Roman"/>
+          <w:iCs/>
+        </w:rPr>
+        <w:t xml:space="preserve">введением </w:t>
+      </w:r>
+      <w:proofErr w:type="spellStart"/>
+      <w:r>
+        <w:rPr>
+          <w:rFonts w:ascii="Times New Roman" w:eastAsiaTheme="minorEastAsia" w:hAnsi="Times New Roman" w:cs="Times New Roman"/>
+          <w:iCs/>
+        </w:rPr>
+        <w:t>суперпериодичности</w:t>
+      </w:r>
+      <w:proofErr w:type="spellEnd"/>
+      <w:r>
+        <w:rPr>
+          <w:rFonts w:ascii="Times New Roman" w:eastAsiaTheme="minorEastAsia" w:hAnsi="Times New Roman" w:cs="Times New Roman"/>
+          <w:iCs/>
+        </w:rPr>
+        <w:t xml:space="preserve">, </w:t>
+      </w:r>
+      <w:r>
+        <w:rPr>
+          <w:rFonts w:ascii="Times New Roman" w:eastAsiaTheme="minorEastAsia" w:hAnsi="Times New Roman" w:cs="Times New Roman"/>
+          <w:iCs/>
+        </w:rPr>
+        <w:t>глубина модуляции</w:t>
+      </w:r>
+      <w:r>
+        <w:rPr>
+          <w:rFonts w:ascii="Times New Roman" w:eastAsiaTheme="minorEastAsia" w:hAnsi="Times New Roman" w:cs="Times New Roman"/>
+          <w:iCs/>
+        </w:rPr>
+        <w:t xml:space="preserve"> </w:t>
+      </w:r>
+      <w:r>
+        <w:rPr>
+          <w:rFonts w:ascii="Times New Roman" w:eastAsiaTheme="minorEastAsia" w:hAnsi="Times New Roman" w:cs="Times New Roman"/>
+          <w:iCs/>
+        </w:rPr>
+        <w:t>2</w:t>
+      </w:r>
+      <w:r>
+        <w:rPr>
+          <w:rFonts w:ascii="Times New Roman" w:eastAsiaTheme="minorEastAsia" w:hAnsi="Times New Roman" w:cs="Times New Roman"/>
+          <w:iCs/>
+        </w:rPr>
+        <w:t>4</w:t>
+      </w:r>
+      <w:r>
+        <w:rPr>
+          <w:rFonts w:ascii="Times New Roman" w:eastAsiaTheme="minorEastAsia" w:hAnsi="Times New Roman" w:cs="Times New Roman"/>
+          <w:iCs/>
+        </w:rPr>
+        <w:t>%</w:t>
+      </w:r>
+      <w:r>
+        <w:rPr>
+          <w:rFonts w:ascii="Times New Roman" w:eastAsiaTheme="minorEastAsia" w:hAnsi="Times New Roman" w:cs="Times New Roman"/>
+          <w:iCs/>
+        </w:rPr>
+        <w:t>.</w:t>
+      </w:r>
+    </w:p>
+    <w:p>
+      <w:pPr>
+        <w:rPr>
+          <w:rFonts w:ascii="Times New Roman" w:eastAsiaTheme="minorEastAsia" w:hAnsi="Times New Roman" w:cs="Times New Roman"/>
+          <w:iCs/>
+        </w:rPr>
+      </w:pPr>
+    </w:p>
+    <w:p>
+      <w:pPr>
+        <w:rPr>
+          <w:rFonts w:ascii="Times New Roman" w:eastAsiaTheme="minorEastAsia" w:hAnsi="Times New Roman" w:cs="Times New Roman"/>
+          <w:iCs/>
+        </w:rPr>
+      </w:pPr>
+      <w:r>
+        <w:rPr>
+          <w:rFonts w:ascii="Times New Roman" w:eastAsiaTheme="minorEastAsia" w:hAnsi="Times New Roman" w:cs="Times New Roman"/>
+          <w:iCs/>
+        </w:rPr>
+        <w:t>На рис</w:t>
+      </w:r>
+      <w:r>
+        <w:rPr>
+          <w:rFonts w:ascii="Times New Roman" w:eastAsiaTheme="minorEastAsia" w:hAnsi="Times New Roman" w:cs="Times New Roman"/>
+          <w:iCs/>
+        </w:rPr>
+        <w:t xml:space="preserve">.2 </w:t>
+      </w:r>
+      <w:r>
+        <w:rPr>
+          <w:rFonts w:ascii="Times New Roman" w:eastAsiaTheme="minorEastAsia" w:hAnsi="Times New Roman" w:cs="Times New Roman"/>
+          <w:iCs/>
+        </w:rPr>
+        <w:t>приведены 3 ФОДО ячейки</w:t>
+      </w:r>
+      <w:r>
+        <w:rPr>
+          <w:rFonts w:ascii="Times New Roman" w:eastAsiaTheme="minorEastAsia" w:hAnsi="Times New Roman" w:cs="Times New Roman"/>
+          <w:iCs/>
+        </w:rPr>
+        <w:t xml:space="preserve">, </w:t>
+      </w:r>
+      <w:r>
+        <w:rPr>
+          <w:rFonts w:ascii="Times New Roman" w:eastAsiaTheme="minorEastAsia" w:hAnsi="Times New Roman" w:cs="Times New Roman"/>
+          <w:iCs/>
+        </w:rPr>
+        <w:t>первая – используется в регулярной тяжелоионной структуре</w:t>
+      </w:r>
+      <w:r>
+        <w:rPr>
+          <w:rFonts w:ascii="Times New Roman" w:eastAsiaTheme="minorEastAsia" w:hAnsi="Times New Roman" w:cs="Times New Roman"/>
+          <w:iCs/>
+        </w:rPr>
+        <w:t xml:space="preserve">, </w:t>
+      </w:r>
+      <w:r>
+        <w:rPr>
+          <w:rFonts w:ascii="Times New Roman" w:eastAsiaTheme="minorEastAsia" w:hAnsi="Times New Roman" w:cs="Times New Roman"/>
+          <w:iCs/>
+        </w:rPr>
+        <w:t>в этом случае модуляция отсутствует</w:t>
+      </w:r>
+      <w:r>
+        <w:rPr>
+          <w:rFonts w:ascii="Times New Roman" w:eastAsiaTheme="minorEastAsia" w:hAnsi="Times New Roman" w:cs="Times New Roman"/>
+          <w:iCs/>
+        </w:rPr>
+        <w:t xml:space="preserve">, </w:t>
+      </w:r>
+      <w:r>
+        <w:rPr>
+          <w:rFonts w:ascii="Times New Roman" w:eastAsiaTheme="minorEastAsia" w:hAnsi="Times New Roman" w:cs="Times New Roman"/>
+          <w:iCs/>
+        </w:rPr>
+        <w:t xml:space="preserve">вторая – модулированная </w:t>
+      </w:r>
+      <w:proofErr w:type="gramStart"/>
+      <w:r>
+        <w:rPr>
+          <w:rFonts w:ascii="Times New Roman" w:eastAsiaTheme="minorEastAsia" w:hAnsi="Times New Roman" w:cs="Times New Roman"/>
+          <w:iCs/>
+        </w:rPr>
+        <w:t>структура</w:t>
+      </w:r>
+      <w:r>
+        <w:rPr>
+          <w:rFonts w:ascii="Times New Roman" w:eastAsiaTheme="minorEastAsia" w:hAnsi="Times New Roman" w:cs="Times New Roman"/>
+          <w:iCs/>
+        </w:rPr>
+        <w:t xml:space="preserve">,  </w:t>
+      </w:r>
+      <w:r>
+        <w:rPr>
+          <w:rFonts w:ascii="Times New Roman" w:eastAsiaTheme="minorEastAsia" w:hAnsi="Times New Roman" w:cs="Times New Roman"/>
+          <w:iCs/>
+        </w:rPr>
+        <w:t>которая</w:t>
+      </w:r>
+      <w:proofErr w:type="gramEnd"/>
+      <w:r>
+        <w:rPr>
+          <w:rFonts w:ascii="Times New Roman" w:eastAsiaTheme="minorEastAsia" w:hAnsi="Times New Roman" w:cs="Times New Roman"/>
+          <w:iCs/>
+        </w:rPr>
+        <w:t xml:space="preserve"> и образует один </w:t>
+      </w:r>
+      <w:proofErr w:type="spellStart"/>
+      <w:r>
+        <w:rPr>
+          <w:rFonts w:ascii="Times New Roman" w:eastAsiaTheme="minorEastAsia" w:hAnsi="Times New Roman" w:cs="Times New Roman"/>
+          <w:iCs/>
+        </w:rPr>
+        <w:t>суперпериод</w:t>
+      </w:r>
+      <w:proofErr w:type="spellEnd"/>
+      <w:r>
+        <w:rPr>
+          <w:rFonts w:ascii="Times New Roman" w:eastAsiaTheme="minorEastAsia" w:hAnsi="Times New Roman" w:cs="Times New Roman"/>
+          <w:iCs/>
+        </w:rPr>
+        <w:t xml:space="preserve">. </w:t>
+      </w:r>
+      <w:r>
+        <w:rPr>
+          <w:rFonts w:ascii="Times New Roman" w:eastAsiaTheme="minorEastAsia" w:hAnsi="Times New Roman" w:cs="Times New Roman"/>
+          <w:iCs/>
+        </w:rPr>
+        <w:t xml:space="preserve">В обоих случаях частота бетатронных колебаний </w:t>
+      </w:r>
+    </w:p>
+    <w:p>
+      <w:pPr>
+        <w:rPr>
+          <w:rFonts w:ascii="Times New Roman" w:eastAsiaTheme="minorEastAsia" w:hAnsi="Times New Roman" w:cs="Times New Roman"/>
+          <w:iCs/>
+        </w:rPr>
+      </w:pPr>
+      <m:oMath>
+        <m:sSub>
+          <m:sSubPr>
+            <m:ctrlPr>
+              <w:rPr>
+                <w:rFonts w:ascii="Cambria Math" w:hAnsi="Cambria Math" w:cs="Times New Roman"/>
+                <w:i/>
+              </w:rPr>
+            </m:ctrlPr>
+          </m:sSubPr>
+          <m:e>
+            <m:r>
+              <w:rPr>
+                <w:rFonts w:ascii="Cambria Math" w:hAnsi="Cambria Math" w:cs="Times New Roman"/>
+              </w:rPr>
+              <m:t>ν</m:t>
+            </m:r>
+          </m:e>
+          <m:sub>
+            <m:r>
+              <w:rPr>
+                <w:rFonts w:ascii="Cambria Math" w:hAnsi="Cambria Math" w:cs="Times New Roman"/>
+              </w:rPr>
+              <m:t>x,</m:t>
+            </m:r>
+            <m:r>
+              <w:rPr>
+                <w:rFonts w:ascii="Cambria Math" w:hAnsi="Cambria Math" w:cs="Times New Roman"/>
+                <w:lang w:val="en-US"/>
+              </w:rPr>
+              <m:t>y</m:t>
+            </m:r>
+            <m:r>
+              <w:rPr>
+                <w:rFonts w:ascii="Cambria Math" w:hAnsi="Cambria Math" w:cs="Times New Roman"/>
+              </w:rPr>
+              <m:t xml:space="preserve"> </m:t>
+            </m:r>
+            <m:r>
+              <w:rPr>
+                <w:rFonts w:ascii="Cambria Math" w:hAnsi="Cambria Math" w:cs="Times New Roman"/>
+                <w:lang w:val="en-US"/>
+              </w:rPr>
+              <m:t>S</m:t>
+            </m:r>
+          </m:sub>
+        </m:sSub>
+        <m:r>
+          <w:rPr>
+            <w:rFonts w:ascii="Cambria Math"/>
+          </w:rPr>
+          <m:t>=0,75</m:t>
+        </m:r>
+      </m:oMath>
+      <w:r>
+        <w:rPr>
+          <w:rFonts w:ascii="Times New Roman" w:eastAsiaTheme="minorEastAsia" w:hAnsi="Times New Roman" w:cs="Times New Roman"/>
+          <w:iCs/>
+        </w:rPr>
+        <w:t xml:space="preserve">, </w:t>
+      </w:r>
+      <w:r>
+        <w:rPr>
+          <w:rFonts w:ascii="Times New Roman" w:eastAsiaTheme="minorEastAsia" w:hAnsi="Times New Roman" w:cs="Times New Roman"/>
+          <w:iCs/>
+        </w:rPr>
+        <w:t xml:space="preserve">таким образом для 4-х суперпериодов частота </w:t>
+      </w:r>
+      <m:oMath>
+        <m:sSub>
+          <m:sSubPr>
+            <m:ctrlPr>
+              <w:rPr>
+                <w:rFonts w:ascii="Cambria Math" w:hAnsi="Cambria Math" w:cs="Times New Roman"/>
+                <w:i/>
+              </w:rPr>
+            </m:ctrlPr>
+          </m:sSubPr>
+          <m:e>
+            <m:r>
+              <w:rPr>
+                <w:rFonts w:ascii="Cambria Math" w:hAnsi="Cambria Math" w:cs="Times New Roman"/>
+              </w:rPr>
+              <m:t>ν</m:t>
+            </m:r>
+          </m:e>
+          <m:sub>
+            <m:r>
+              <w:rPr>
+                <w:rFonts w:ascii="Cambria Math" w:hAnsi="Cambria Math" w:cs="Times New Roman"/>
+              </w:rPr>
+              <m:t>x,</m:t>
+            </m:r>
+            <m:r>
+              <w:rPr>
+                <w:rFonts w:ascii="Cambria Math" w:hAnsi="Cambria Math" w:cs="Times New Roman"/>
+                <w:lang w:val="en-US"/>
+              </w:rPr>
+              <m:t>y</m:t>
+            </m:r>
+            <m:r>
+              <w:rPr>
+                <w:rFonts w:ascii="Cambria Math" w:hAnsi="Cambria Math" w:cs="Times New Roman"/>
+              </w:rPr>
+              <m:t xml:space="preserve"> </m:t>
+            </m:r>
+            <m:r>
+              <w:rPr>
+                <w:rFonts w:ascii="Cambria Math" w:hAnsi="Cambria Math" w:cs="Times New Roman"/>
+                <w:lang w:val="en-US"/>
+              </w:rPr>
+              <m:t>arc</m:t>
+            </m:r>
+          </m:sub>
+        </m:sSub>
+        <m:r>
+          <w:rPr>
+            <w:rFonts w:ascii="Cambria Math"/>
+          </w:rPr>
+          <m:t>=3</m:t>
+        </m:r>
+      </m:oMath>
+      <w:r>
+        <w:rPr>
+          <w:rFonts w:ascii="Times New Roman" w:eastAsiaTheme="minorEastAsia" w:hAnsi="Times New Roman" w:cs="Times New Roman"/>
+        </w:rPr>
+        <w:t xml:space="preserve">, </w:t>
+      </w:r>
+      <w:r>
+        <w:rPr>
+          <w:rFonts w:ascii="Times New Roman" w:eastAsiaTheme="minorEastAsia" w:hAnsi="Times New Roman" w:cs="Times New Roman"/>
+        </w:rPr>
+        <w:t>что удовлетворяет ранее рассмотренному условию</w:t>
+      </w:r>
+      <w:r>
+        <w:rPr>
+          <w:rFonts w:ascii="Times New Roman" w:eastAsiaTheme="minorEastAsia" w:hAnsi="Times New Roman" w:cs="Times New Roman"/>
+        </w:rPr>
+        <w:t xml:space="preserve"> </w:t>
+      </w:r>
+      <m:oMath>
+        <m:r>
+          <w:rPr>
+            <w:rFonts w:ascii="Cambria Math" w:hAnsi="Cambria Math" w:cs="Times New Roman"/>
+          </w:rPr>
+          <m:t>S</m:t>
+        </m:r>
+        <m:r>
+          <w:rPr>
+            <w:rFonts w:ascii="Cambria Math" w:eastAsiaTheme="minorEastAsia" w:hAnsi="Cambria Math" w:cs="Times New Roman"/>
+          </w:rPr>
+          <m:t>=4</m:t>
+        </m:r>
+      </m:oMath>
+      <w:r>
+        <w:rPr>
+          <w:rFonts w:ascii="Times New Roman" w:eastAsiaTheme="minorEastAsia" w:hAnsi="Times New Roman" w:cs="Times New Roman"/>
+        </w:rPr>
+        <w:t>,</w:t>
+      </w:r>
+      <w:r>
+        <w:rPr>
+          <w:rFonts w:ascii="Times New Roman" w:eastAsiaTheme="minorEastAsia" w:hAnsi="Times New Roman" w:cs="Times New Roman"/>
+        </w:rPr>
+        <w:t xml:space="preserve"> </w:t>
+      </w:r>
+      <m:oMath>
+        <m:sSub>
+          <m:sSubPr>
+            <m:ctrlPr>
+              <w:rPr>
+                <w:rFonts w:ascii="Cambria Math" w:hAnsi="Cambria Math" w:cs="Times New Roman"/>
+                <w:i/>
+              </w:rPr>
+            </m:ctrlPr>
+          </m:sSubPr>
+          <m:e>
+            <m:r>
+              <w:rPr>
+                <w:rFonts w:ascii="Cambria Math" w:hAnsi="Cambria Math" w:cs="Times New Roman"/>
+              </w:rPr>
+              <m:t>ν</m:t>
+            </m:r>
+          </m:e>
+          <m:sub>
+            <m:r>
+              <w:rPr>
+                <w:rFonts w:ascii="Cambria Math" w:hAnsi="Cambria Math" w:cs="Times New Roman"/>
+              </w:rPr>
+              <m:t>x,арк</m:t>
+            </m:r>
+          </m:sub>
+        </m:sSub>
+        <m:r>
+          <w:rPr>
+            <w:rFonts w:ascii="Cambria Math"/>
+          </w:rPr>
+          <m:t>=3</m:t>
+        </m:r>
+      </m:oMath>
+      <w:r>
+        <w:rPr>
+          <w:rFonts w:ascii="Times New Roman" w:eastAsiaTheme="minorEastAsia" w:hAnsi="Times New Roman" w:cs="Times New Roman"/>
+          <w:iCs/>
+        </w:rPr>
+        <w:t>.</w:t>
+      </w:r>
+    </w:p>
+    <w:p>
+      <w:pPr>
+        <w:rPr>
+          <w:rFonts w:ascii="Times New Roman" w:eastAsiaTheme="minorEastAsia" w:hAnsi="Times New Roman" w:cs="Times New Roman"/>
+          <w:iCs/>
+        </w:rPr>
+      </w:pPr>
+    </w:p>
+    <w:p>
+      <w:pPr>
+        <w:rPr>
+          <w:rFonts w:ascii="Times New Roman" w:eastAsiaTheme="minorEastAsia" w:hAnsi="Times New Roman" w:cs="Times New Roman"/>
+          <w:lang w:val="en-US"/>
+        </w:rPr>
+      </w:pPr>
+      <w:r>
+        <w:rPr>
+          <w:rFonts w:ascii="Times New Roman" w:eastAsiaTheme="minorEastAsia" w:hAnsi="Times New Roman" w:cs="Times New Roman"/>
+          <w:iCs/>
+        </w:rPr>
+        <w:t xml:space="preserve">Глубина модуляции </w:t>
+      </w:r>
+      <w:r>
+        <w:rPr>
+          <w:rFonts w:ascii="Times New Roman" w:eastAsiaTheme="minorEastAsia" w:hAnsi="Times New Roman" w:cs="Times New Roman"/>
+          <w:iCs/>
+        </w:rPr>
+        <w:t>определяется соотношением градиентов двух различных фокусирующих семейств</w:t>
+      </w:r>
+      <w:r>
+        <w:rPr>
+          <w:rFonts w:ascii="Times New Roman" w:eastAsiaTheme="minorEastAsia" w:hAnsi="Times New Roman" w:cs="Times New Roman"/>
+          <w:iCs/>
+        </w:rPr>
+        <w:t xml:space="preserve">. </w:t>
+      </w:r>
+      <w:r>
+        <w:rPr>
+          <w:rFonts w:ascii="Times New Roman" w:eastAsiaTheme="minorEastAsia" w:hAnsi="Times New Roman" w:cs="Times New Roman"/>
+          <w:iCs/>
+        </w:rPr>
+        <w:t>Для приведенного на правом рисунке Рис</w:t>
+      </w:r>
+      <w:r>
+        <w:rPr>
+          <w:rFonts w:ascii="Times New Roman" w:eastAsiaTheme="minorEastAsia" w:hAnsi="Times New Roman" w:cs="Times New Roman"/>
+          <w:iCs/>
+        </w:rPr>
+        <w:t xml:space="preserve">.2 </w:t>
+      </w:r>
+      <m:oMath>
+        <m:r>
+          <w:rPr>
+            <w:rFonts w:ascii="Cambria Math" w:hAnsi="Cambria Math" w:cs="Times New Roman"/>
+          </w:rPr>
+          <m:t>QF1</m:t>
+        </m:r>
+        <m:r>
+          <w:rPr>
+            <w:rFonts w:ascii="Cambria Math"/>
+          </w:rPr>
+          <m:t>=2,77</m:t>
+        </m:r>
+        <m:r>
+          <w:rPr>
+            <w:rFonts w:ascii="Cambria Math" w:eastAsiaTheme="minorEastAsia" w:hAnsi="Cambria Math" w:cs="Times New Roman"/>
+          </w:rPr>
+          <m:t xml:space="preserve"> kG</m:t>
+        </m:r>
+        <m:r>
+          <m:rPr>
+            <m:lit/>
+          </m:rPr>
+          <w:rPr>
+            <w:rFonts w:ascii="Cambria Math" w:eastAsiaTheme="minorEastAsia" w:hAnsi="Cambria Math" w:cs="Times New Roman"/>
+          </w:rPr>
+          <m:t>/</m:t>
+        </m:r>
+        <m:r>
+          <w:rPr>
+            <w:rFonts w:ascii="Cambria Math" w:eastAsiaTheme="minorEastAsia" w:hAnsi="Cambria Math" w:cs="Times New Roman"/>
+          </w:rPr>
+          <m:t>cm</m:t>
+        </m:r>
+      </m:oMath>
+      <w:r>
+        <w:rPr>
+          <w:rFonts w:ascii="Times New Roman" w:eastAsiaTheme="minorEastAsia" w:hAnsi="Times New Roman" w:cs="Times New Roman"/>
+        </w:rPr>
+        <w:t xml:space="preserve">, </w:t>
+      </w:r>
+      <m:oMath>
+        <m:r>
+          <w:rPr>
+            <w:rFonts w:ascii="Cambria Math" w:hAnsi="Cambria Math" w:cs="Times New Roman"/>
+          </w:rPr>
+          <m:t>QF2</m:t>
+        </m:r>
+        <m:r>
+          <w:rPr>
+            <w:rFonts w:ascii="Cambria Math"/>
+          </w:rPr>
+          <m:t>=2,10</m:t>
+        </m:r>
+        <m:r>
+          <w:rPr>
+            <w:rFonts w:ascii="Cambria Math" w:eastAsiaTheme="minorEastAsia" w:hAnsi="Cambria Math" w:cs="Times New Roman"/>
+          </w:rPr>
+          <m:t xml:space="preserve"> kG</m:t>
+        </m:r>
+        <m:r>
+          <m:rPr>
+            <m:lit/>
+          </m:rPr>
+          <w:rPr>
+            <w:rFonts w:ascii="Cambria Math" w:eastAsiaTheme="minorEastAsia" w:hAnsi="Cambria Math" w:cs="Times New Roman"/>
+          </w:rPr>
+          <m:t>/</m:t>
+        </m:r>
+        <m:r>
+          <w:rPr>
+            <w:rFonts w:ascii="Cambria Math" w:eastAsiaTheme="minorEastAsia" w:hAnsi="Cambria Math" w:cs="Times New Roman"/>
+          </w:rPr>
+          <m:t>cm</m:t>
+        </m:r>
+      </m:oMath>
+      <w:r>
+        <w:rPr>
+          <w:rFonts w:ascii="Times New Roman" w:eastAsiaTheme="minorEastAsia" w:hAnsi="Times New Roman" w:cs="Times New Roman"/>
+        </w:rPr>
+        <w:t xml:space="preserve">. </w:t>
+      </w:r>
+      <w:r>
+        <w:rPr>
+          <w:rFonts w:ascii="Times New Roman" w:eastAsiaTheme="minorEastAsia" w:hAnsi="Times New Roman" w:cs="Times New Roman"/>
+        </w:rPr>
+        <w:t>Таким образом глубина модуляции</w:t>
+      </w:r>
+      <w:r>
+        <w:rPr>
+          <w:rFonts w:ascii="Times New Roman" w:eastAsiaTheme="minorEastAsia" w:hAnsi="Times New Roman" w:cs="Times New Roman"/>
+          <w:lang w:val="en-US"/>
+        </w:rPr>
+        <w:t>:</w:t>
+      </w:r>
+    </w:p>
+    <w:p>
+      <w:pPr>
+        <w:rPr>
+          <w:rFonts w:ascii="Times New Roman" w:eastAsiaTheme="minorEastAsia" w:hAnsi="Times New Roman" w:cs="Times New Roman"/>
+          <w:lang w:val="en-US"/>
+        </w:rPr>
+      </w:pPr>
+    </w:p>
+    <w:p>
+      <w:pPr>
+        <w:rPr>
+          <w:rFonts w:ascii="Times New Roman" w:eastAsiaTheme="minorEastAsia" w:hAnsi="Times New Roman" w:cs="Times New Roman"/>
+        </w:rPr>
+      </w:pPr>
+      <m:oMathPara>
+        <m:oMath>
+          <m:r>
+            <w:rPr>
+              <w:rFonts w:ascii="Cambria Math" w:hAnsi="Cambria Math" w:cs="Times New Roman"/>
+            </w:rPr>
+            <m:t>H</m:t>
+          </m:r>
+          <m:r>
+            <w:rPr>
+              <w:rFonts w:ascii="Cambria Math"/>
+            </w:rPr>
+            <m:t>=</m:t>
+          </m:r>
+          <m:f>
+            <m:fPr>
+              <m:ctrlPr>
+                <w:rPr>
+                  <w:rFonts w:ascii="Cambria Math" w:hAnsi="Cambria Math"/>
+                  <w:i/>
+                </w:rPr>
+              </m:ctrlPr>
+            </m:fPr>
+            <m:num>
+              <m:r>
+                <w:rPr>
+                  <w:rFonts w:ascii="Cambria Math"/>
+                </w:rPr>
+                <m:t xml:space="preserve">QF1 </m:t>
+              </m:r>
+              <m:r>
+                <w:rPr>
+                  <w:rFonts w:ascii="Cambria Math"/>
+                </w:rPr>
+                <m:t>–</m:t>
+              </m:r>
+              <m:r>
+                <w:rPr>
+                  <w:rFonts w:ascii="Cambria Math"/>
+                </w:rPr>
+                <m:t xml:space="preserve"> QF2</m:t>
+              </m:r>
+            </m:num>
+            <m:den>
+              <m:r>
+                <w:rPr>
+                  <w:rFonts w:ascii="Cambria Math"/>
+                </w:rPr>
+                <m:t>QF1</m:t>
+              </m:r>
+            </m:den>
+          </m:f>
+          <m:r>
+            <w:rPr>
+              <w:rFonts w:ascii="Cambria Math" w:eastAsiaTheme="minorEastAsia" w:hAnsi="Cambria Math" w:cs="Times New Roman"/>
+            </w:rPr>
+            <m:t>=24%</m:t>
+          </m:r>
+        </m:oMath>
+      </m:oMathPara>
+    </w:p>
+    <w:p>
+      <w:pPr>
+        <w:rPr>
+          <w:rFonts w:ascii="Times New Roman" w:eastAsiaTheme="minorEastAsia" w:hAnsi="Times New Roman" w:cs="Times New Roman"/>
+          <w:iCs/>
+        </w:rPr>
+      </w:pPr>
+    </w:p>
+    <w:p>
+      <w:pPr>
+        <w:rPr>
+          <w:rFonts w:ascii="Times New Roman" w:eastAsiaTheme="minorEastAsia" w:hAnsi="Times New Roman" w:cs="Times New Roman"/>
+        </w:rPr>
+      </w:pPr>
+      <w:r>
+        <w:rPr>
+          <w:rFonts w:ascii="Times New Roman" w:eastAsiaTheme="minorEastAsia" w:hAnsi="Times New Roman" w:cs="Times New Roman"/>
+          <w:iCs/>
+        </w:rPr>
+        <w:t xml:space="preserve">Для регулярной арки из 4-х одинаковых суперпериодов </w:t>
+      </w:r>
+      <w:r>
+        <w:rPr>
+          <w:rFonts w:ascii="Times New Roman" w:eastAsiaTheme="minorEastAsia" w:hAnsi="Times New Roman" w:cs="Times New Roman"/>
+          <w:iCs/>
+        </w:rPr>
+        <w:t xml:space="preserve">с </w:t>
+      </w:r>
+      <w:r>
+        <w:rPr>
+          <w:rFonts w:ascii="Times New Roman" w:eastAsiaTheme="minorEastAsia" w:hAnsi="Times New Roman" w:cs="Times New Roman"/>
+          <w:iCs/>
+        </w:rPr>
+        <w:t>критическ</w:t>
+      </w:r>
+      <w:r>
+        <w:rPr>
+          <w:rFonts w:ascii="Times New Roman" w:eastAsiaTheme="minorEastAsia" w:hAnsi="Times New Roman" w:cs="Times New Roman"/>
+          <w:iCs/>
+        </w:rPr>
+        <w:t>ой</w:t>
+      </w:r>
+      <w:r>
+        <w:rPr>
+          <w:rFonts w:ascii="Times New Roman" w:eastAsiaTheme="minorEastAsia" w:hAnsi="Times New Roman" w:cs="Times New Roman"/>
+          <w:iCs/>
+        </w:rPr>
+        <w:t xml:space="preserve"> энерги</w:t>
+      </w:r>
+      <w:r>
+        <w:rPr>
+          <w:rFonts w:ascii="Times New Roman" w:eastAsiaTheme="minorEastAsia" w:hAnsi="Times New Roman" w:cs="Times New Roman"/>
+          <w:iCs/>
+        </w:rPr>
+        <w:t xml:space="preserve">ей </w:t>
+      </w:r>
+      <w:r>
+        <w:rPr>
+          <w:rFonts w:ascii="Times New Roman" w:eastAsiaTheme="minorEastAsia" w:hAnsi="Times New Roman" w:cs="Times New Roman"/>
+          <w:iCs/>
+        </w:rPr>
+        <w:t xml:space="preserve"> </w:t>
+      </w:r>
+      <m:oMath>
+        <m:sSubSup>
+          <m:sSubSupPr>
+            <m:ctrlPr>
+              <w:rPr>
+                <w:rFonts w:ascii="Cambria Math" w:hAnsi="Cambria Math" w:cs="Times New Roman"/>
+                <w:i/>
+              </w:rPr>
+            </m:ctrlPr>
+          </m:sSubSupPr>
+          <m:e>
+            <m:r>
+              <w:rPr>
+                <w:rFonts w:ascii="Cambria Math" w:hAnsi="Cambria Math" w:cs="Times New Roman"/>
+              </w:rPr>
+              <m:t>γ</m:t>
+            </m:r>
+          </m:e>
+          <m:sub>
+            <m:r>
+              <w:rPr>
+                <w:rFonts w:ascii="Cambria Math" w:hAnsi="Cambria Math" w:cs="Times New Roman"/>
+              </w:rPr>
+              <m:t>tr</m:t>
+            </m:r>
+          </m:sub>
+          <m:sup>
+            <m:r>
+              <w:rPr>
+                <w:rFonts w:ascii="Cambria Math" w:hAnsi="Cambria Math" w:cs="Times New Roman"/>
+              </w:rPr>
+              <m:t>arc</m:t>
+            </m:r>
+          </m:sup>
+        </m:sSubSup>
+        <m:r>
+          <w:rPr>
+            <w:rFonts w:ascii="Cambria Math" w:hAnsi="Cambria Math" w:cs="Times New Roman"/>
+          </w:rPr>
+          <m:t>= 6</m:t>
+        </m:r>
+      </m:oMath>
+      <w:r>
+        <w:rPr>
+          <w:rFonts w:ascii="Times New Roman" w:eastAsiaTheme="minorEastAsia" w:hAnsi="Times New Roman" w:cs="Times New Roman"/>
+        </w:rPr>
+        <w:t>,</w:t>
+      </w:r>
+      <w:r>
+        <w:rPr>
+          <w:rFonts w:ascii="Times New Roman" w:eastAsiaTheme="minorEastAsia" w:hAnsi="Times New Roman" w:cs="Times New Roman"/>
+        </w:rPr>
+        <w:t xml:space="preserve"> по формуле (5) для всего кольца получаем </w:t>
+      </w:r>
+      <m:oMath>
+        <m:sSubSup>
+          <m:sSubSupPr>
+            <m:ctrlPr>
+              <w:rPr>
+                <w:rFonts w:ascii="Cambria Math" w:hAnsi="Cambria Math" w:cs="Times New Roman"/>
+                <w:i/>
+              </w:rPr>
+            </m:ctrlPr>
+          </m:sSubSupPr>
+          <m:e>
+            <m:r>
+              <w:rPr>
+                <w:rFonts w:ascii="Cambria Math" w:hAnsi="Cambria Math" w:cs="Times New Roman"/>
+              </w:rPr>
+              <m:t>γ</m:t>
+            </m:r>
+          </m:e>
+          <m:sub>
+            <m:r>
+              <w:rPr>
+                <w:rFonts w:ascii="Cambria Math" w:hAnsi="Cambria Math" w:cs="Times New Roman"/>
+                <w:lang w:val="en-US"/>
+              </w:rPr>
+              <m:t>tot</m:t>
+            </m:r>
+          </m:sub>
+          <m:sup>
+            <m:r>
+              <w:rPr>
+                <w:rFonts w:ascii="Cambria Math" w:hAnsi="Cambria Math" w:cs="Times New Roman"/>
+              </w:rPr>
+              <m:t>arc</m:t>
+            </m:r>
+          </m:sup>
+        </m:sSubSup>
+        <m:r>
+          <w:rPr>
+            <w:rFonts w:ascii="Cambria Math" w:hAnsi="Cambria Math" w:cs="Times New Roman"/>
+          </w:rPr>
+          <m:t xml:space="preserve"> ≈ 11,3</m:t>
+        </m:r>
+      </m:oMath>
+      <w:r>
+        <w:rPr>
+          <w:rFonts w:ascii="Times New Roman" w:eastAsiaTheme="minorEastAsia" w:hAnsi="Times New Roman" w:cs="Times New Roman"/>
+        </w:rPr>
+        <w:t>.</w:t>
+      </w:r>
+    </w:p>
+    <w:p>
+      <w:pPr>
+        <w:rPr>
+          <w:rFonts w:ascii="Times New Roman" w:eastAsiaTheme="minorEastAsia" w:hAnsi="Times New Roman" w:cs="Times New Roman"/>
+        </w:rPr>
+      </w:pPr>
+    </w:p>
+    <w:p>
+      <w:pPr>
+        <w:rPr>
+          <w:rFonts w:ascii="Times New Roman" w:eastAsiaTheme="minorEastAsia" w:hAnsi="Times New Roman" w:cs="Times New Roman"/>
+          <w:iCs/>
+        </w:rPr>
+      </w:pPr>
+    </w:p>
+    <w:p>
+      <w:pPr>
+        <w:rPr>
+          <w:rFonts w:ascii="Times New Roman" w:eastAsiaTheme="minorEastAsia" w:hAnsi="Times New Roman" w:cs="Times New Roman"/>
+          <w:iCs/>
+        </w:rPr>
+      </w:pPr>
+    </w:p>
+    <w:p>
+      <w:pPr>
+        <w:pStyle w:val="a5"/>
+        <w:numPr>
+          <w:ilvl w:val="1"/>
+          <w:numId w:val="1"/>
+        </w:numPr>
+        <w:rPr>
+          <w:rFonts w:ascii="Times New Roman" w:eastAsiaTheme="minorEastAsia" w:hAnsi="Times New Roman" w:cs="Times New Roman"/>
+          <w:iCs/>
+        </w:rPr>
+        <w:sectPr>
+          <w:type w:val="continuous"/>
+          <w:pgSz w:w="11906" w:h="16838"/>
+          <w:pgMar w:top="1134" w:right="850" w:bottom="1134" w:left="1701" w:header="708" w:footer="708" w:gutter="0"/>
+          <w:cols w:space="708"/>
+          <w:docGrid w:linePitch="360"/>
+        </w:sectPr>
+      </w:pPr>
+      <w:r>
+        <w:rPr>
+          <w:rFonts w:ascii="Times New Roman" w:hAnsi="Times New Roman" w:cs="Times New Roman"/>
+          <w:b/>
+          <w:bCs/>
+        </w:rPr>
+        <w:t>Подавление дисперсии на краях арки</w:t>
+      </w:r>
+    </w:p>
+    <w:p>
+      <w:pPr>
+        <w:rPr>
+          <w:rFonts w:ascii="Times New Roman" w:eastAsiaTheme="minorEastAsia" w:hAnsi="Times New Roman" w:cs="Times New Roman"/>
+          <w:iCs/>
+        </w:rPr>
+      </w:pPr>
+    </w:p>
+    <w:p>
+      <w:pPr>
+        <w:rPr>
+          <w:rFonts w:ascii="Times New Roman" w:eastAsiaTheme="minorEastAsia" w:hAnsi="Times New Roman" w:cs="Times New Roman"/>
+          <w:iCs/>
+        </w:rPr>
+      </w:pPr>
+    </w:p>
+    <w:p>
+      <w:pPr>
+        <w:rPr>
+          <w:rFonts w:ascii="Times New Roman" w:eastAsiaTheme="minorEastAsia" w:hAnsi="Times New Roman" w:cs="Times New Roman"/>
+          <w:iCs/>
+        </w:rPr>
+      </w:pPr>
+      <w:r>
+        <w:rPr>
+          <w:rFonts w:ascii="Times New Roman" w:eastAsiaTheme="minorEastAsia" w:hAnsi="Times New Roman" w:cs="Times New Roman"/>
+          <w:iCs/>
+          <w:noProof/>
+        </w:rPr>
+        <w:drawing>
+          <wp:inline distT="0" distB="0" distL="0" distR="0" wp14:anchorId="5F6390B0" wp14:editId="09B2958B">
+            <wp:extent cx="5940425" cy="3186430"/>
+            <wp:effectExtent l="0" t="0" r="3175" b="1270"/>
+            <wp:docPr id="4" name="Рисунок 4"/>
+            <wp:cNvGraphicFramePr>
+              <a:graphicFrameLocks xmlns:a="http://schemas.openxmlformats.org/drawingml/2006/main" noChangeAspect="1"/>
+            </wp:cNvGraphicFramePr>
+            <a:graphic xmlns:a="http://schemas.openxmlformats.org/drawingml/2006/main">
+              <a:graphicData uri="http://schemas.openxmlformats.org/drawingml/2006/picture">
+                <pic:pic xmlns:pic="http://schemas.openxmlformats.org/drawingml/2006/picture">
+                  <pic:nvPicPr>
+                    <pic:cNvPr id="4" name="Рисунок 4"/>
+                    <pic:cNvPicPr/>
+                  </pic:nvPicPr>
+                  <pic:blipFill>
+                    <a:blip r:embed="rId9">
+                      <a:extLst>
+                        <a:ext uri="{28A0092B-C50C-407E-A947-70E740481C1C}">
+                          <a14:useLocalDpi xmlns:a14="http://schemas.microsoft.com/office/drawing/2010/main" val="0"/>
+                        </a:ext>
+                      </a:extLst>
+                    </a:blip>
+                    <a:stretch>
+                      <a:fillRect/>
+                    </a:stretch>
+                  </pic:blipFill>
+                  <pic:spPr>
+                    <a:xfrm>
+                      <a:off x="0" y="0"/>
+                      <a:ext cx="5940425" cy="3186430"/>
+                    </a:xfrm>
+                    <a:prstGeom prst="rect">
+                      <a:avLst/>
+                    </a:prstGeom>
+                  </pic:spPr>
+                </pic:pic>
+              </a:graphicData>
+            </a:graphic>
+          </wp:inline>
+        </w:drawing>
+      </w:r>
+    </w:p>
+    <w:p>
+      <w:pPr>
+        <w:jc w:val="center"/>
+        <w:rPr>
+          <w:rFonts w:ascii="Times New Roman" w:eastAsiaTheme="minorEastAsia" w:hAnsi="Times New Roman" w:cs="Times New Roman"/>
+          <w:iCs/>
+        </w:rPr>
+      </w:pPr>
+    </w:p>
+    <w:p>
+      <w:pPr>
+        <w:jc w:val="center"/>
+        <w:rPr>
+          <w:rFonts w:ascii="Times New Roman" w:eastAsiaTheme="minorEastAsia" w:hAnsi="Times New Roman" w:cs="Times New Roman"/>
+          <w:iCs/>
+        </w:rPr>
+      </w:pPr>
+      <w:r>
+        <w:rPr>
+          <w:rFonts w:ascii="Times New Roman" w:eastAsiaTheme="minorEastAsia" w:hAnsi="Times New Roman" w:cs="Times New Roman"/>
+          <w:iCs/>
+        </w:rPr>
+        <w:t>Рис</w:t>
+      </w:r>
+      <w:r>
+        <w:rPr>
+          <w:rFonts w:ascii="Times New Roman" w:eastAsiaTheme="minorEastAsia" w:hAnsi="Times New Roman" w:cs="Times New Roman"/>
+          <w:iCs/>
+        </w:rPr>
+        <w:t>.</w:t>
+      </w:r>
+      <w:r>
+        <w:rPr>
+          <w:rFonts w:ascii="Times New Roman" w:eastAsiaTheme="minorEastAsia" w:hAnsi="Times New Roman" w:cs="Times New Roman"/>
+          <w:iCs/>
+        </w:rPr>
+        <w:t>3</w:t>
+      </w:r>
+      <w:r>
+        <w:rPr>
+          <w:rFonts w:ascii="Times New Roman" w:eastAsiaTheme="minorEastAsia" w:hAnsi="Times New Roman" w:cs="Times New Roman"/>
+          <w:iCs/>
+        </w:rPr>
+        <w:t xml:space="preserve"> </w:t>
+      </w:r>
+      <w:r>
+        <w:rPr>
+          <w:rFonts w:ascii="Times New Roman" w:eastAsiaTheme="minorEastAsia" w:hAnsi="Times New Roman" w:cs="Times New Roman"/>
+          <w:iCs/>
+        </w:rPr>
+        <w:t>Различные варианты структуры арки с подавлением дисперсии на краях</w:t>
+      </w:r>
+      <w:r>
+        <w:rPr>
+          <w:rFonts w:ascii="Times New Roman" w:eastAsiaTheme="minorEastAsia" w:hAnsi="Times New Roman" w:cs="Times New Roman"/>
+          <w:iCs/>
+        </w:rPr>
+        <w:t>.</w:t>
+      </w:r>
+    </w:p>
+    <w:p>
+      <w:pPr>
+        <w:rPr>
+          <w:rFonts w:ascii="Times New Roman" w:eastAsiaTheme="minorEastAsia" w:hAnsi="Times New Roman" w:cs="Times New Roman"/>
+          <w:iCs/>
+        </w:rPr>
+      </w:pPr>
+    </w:p>
+    <w:p>
+      <w:pPr>
+        <w:rPr>
+          <w:rFonts w:ascii="Times New Roman" w:hAnsi="Times New Roman" w:cs="Times New Roman"/>
+        </w:rPr>
+      </w:pPr>
+      <w:r>
+        <w:rPr>
+          <w:rFonts w:ascii="Times New Roman" w:hAnsi="Times New Roman" w:cs="Times New Roman"/>
+        </w:rPr>
+        <w:t>При в</w:t>
+      </w:r>
+      <w:r>
+        <w:rPr>
+          <w:rFonts w:ascii="Times New Roman" w:hAnsi="Times New Roman" w:cs="Times New Roman"/>
+        </w:rPr>
+        <w:t>ведени</w:t>
+      </w:r>
+      <w:r>
+        <w:rPr>
+          <w:rFonts w:ascii="Times New Roman" w:hAnsi="Times New Roman" w:cs="Times New Roman"/>
+        </w:rPr>
+        <w:t xml:space="preserve">и </w:t>
+      </w:r>
+      <w:r>
+        <w:rPr>
+          <w:rFonts w:ascii="Times New Roman" w:hAnsi="Times New Roman" w:cs="Times New Roman"/>
+        </w:rPr>
+        <w:t xml:space="preserve">прямых участков </w:t>
+      </w:r>
+      <w:r>
+        <w:rPr>
+          <w:rFonts w:ascii="Times New Roman" w:hAnsi="Times New Roman" w:cs="Times New Roman"/>
+        </w:rPr>
+        <w:t xml:space="preserve">необходимо </w:t>
+      </w:r>
+      <w:r>
+        <w:rPr>
+          <w:rFonts w:ascii="Times New Roman" w:hAnsi="Times New Roman" w:cs="Times New Roman"/>
+        </w:rPr>
+        <w:t xml:space="preserve">подавить дисперсию </w:t>
+      </w:r>
+      <w:r>
+        <w:rPr>
+          <w:rFonts w:ascii="Times New Roman" w:hAnsi="Times New Roman" w:cs="Times New Roman"/>
+        </w:rPr>
+        <w:t xml:space="preserve">на </w:t>
+      </w:r>
+      <w:r>
+        <w:rPr>
+          <w:rFonts w:ascii="Times New Roman" w:hAnsi="Times New Roman" w:cs="Times New Roman"/>
+        </w:rPr>
+        <w:t>конце каждой арки. На рис.1 показаны рассматриваемые схемы введения подавителей дисперсии.</w:t>
+      </w:r>
+    </w:p>
+    <w:p>
+      <w:pPr>
+        <w:rPr>
+          <w:rFonts w:ascii="Times New Roman" w:eastAsiaTheme="minorEastAsia" w:hAnsi="Times New Roman" w:cs="Times New Roman"/>
+          <w:iCs/>
+        </w:rPr>
+      </w:pPr>
+    </w:p>
+    <w:p>
+      <w:pPr>
+        <w:rPr>
+          <w:rFonts w:ascii="Times New Roman" w:eastAsiaTheme="minorEastAsia" w:hAnsi="Times New Roman" w:cs="Times New Roman"/>
+          <w:iCs/>
+        </w:rPr>
+      </w:pPr>
+      <w:r>
+        <w:rPr>
+          <w:rFonts w:ascii="Times New Roman" w:eastAsiaTheme="minorEastAsia" w:hAnsi="Times New Roman" w:cs="Times New Roman"/>
+          <w:iCs/>
+        </w:rPr>
+        <w:t>Рассматривается 3 варианта подавления дисперсии</w:t>
+      </w:r>
+      <w:r>
+        <w:rPr>
+          <w:rFonts w:ascii="Times New Roman" w:eastAsiaTheme="minorEastAsia" w:hAnsi="Times New Roman" w:cs="Times New Roman"/>
+          <w:iCs/>
+        </w:rPr>
+        <w:t>:</w:t>
+      </w:r>
+    </w:p>
+    <w:p>
+      <w:pPr>
+        <w:pStyle w:val="a5"/>
+        <w:numPr>
+          <w:ilvl w:val="0"/>
+          <w:numId w:val="6"/>
+        </w:numPr>
+        <w:rPr>
+          <w:rFonts w:ascii="Times New Roman" w:eastAsiaTheme="minorEastAsia" w:hAnsi="Times New Roman" w:cs="Times New Roman"/>
+          <w:iCs/>
+        </w:rPr>
+      </w:pPr>
+      <w:proofErr w:type="gramStart"/>
+      <w:r>
+        <w:rPr>
+          <w:rFonts w:ascii="Times New Roman" w:eastAsiaTheme="minorEastAsia" w:hAnsi="Times New Roman" w:cs="Times New Roman"/>
+          <w:iCs/>
+        </w:rPr>
+        <w:t>Регулярная арка</w:t>
+      </w:r>
+      <w:proofErr w:type="gramEnd"/>
+      <w:r>
+        <w:rPr>
+          <w:rFonts w:ascii="Times New Roman" w:eastAsiaTheme="minorEastAsia" w:hAnsi="Times New Roman" w:cs="Times New Roman"/>
+          <w:iCs/>
+        </w:rPr>
+        <w:t xml:space="preserve"> состоящая из 4-х одинаковых суперпериодов. При набеге фазы на арке кратному </w:t>
+      </w:r>
+      <m:oMath>
+        <m:r>
+          <m:rPr>
+            <m:sty m:val="p"/>
+          </m:rPr>
+          <w:rPr>
+            <w:rFonts w:ascii="Cambria Math"/>
+          </w:rPr>
+          <m:t>2</m:t>
+        </m:r>
+        <m:r>
+          <w:rPr>
+            <w:rFonts w:ascii="Cambria Math"/>
+          </w:rPr>
+          <m:t>π</m:t>
+        </m:r>
+      </m:oMath>
+      <w:r>
+        <w:rPr>
+          <w:rFonts w:ascii="Times New Roman" w:eastAsiaTheme="minorEastAsia" w:hAnsi="Times New Roman" w:cs="Times New Roman"/>
+        </w:rPr>
+        <w:t xml:space="preserve"> подавление </w:t>
+      </w:r>
+      <w:r>
+        <w:rPr>
+          <w:rFonts w:ascii="Times New Roman" w:eastAsiaTheme="minorEastAsia" w:hAnsi="Times New Roman" w:cs="Times New Roman"/>
+        </w:rPr>
+        <w:t>дисперсии прои</w:t>
+      </w:r>
+      <w:r>
+        <w:rPr>
+          <w:rFonts w:ascii="Times New Roman" w:eastAsiaTheme="minorEastAsia" w:hAnsi="Times New Roman" w:cs="Times New Roman"/>
+        </w:rPr>
+        <w:t xml:space="preserve">сходит </w:t>
+      </w:r>
+      <w:r>
+        <w:rPr>
+          <w:rFonts w:ascii="Times New Roman" w:eastAsiaTheme="minorEastAsia" w:hAnsi="Times New Roman" w:cs="Times New Roman"/>
+        </w:rPr>
+        <w:t>в силу регулярности</w:t>
+      </w:r>
+      <w:r>
+        <w:rPr>
+          <w:rFonts w:ascii="Times New Roman" w:eastAsiaTheme="minorEastAsia" w:hAnsi="Times New Roman" w:cs="Times New Roman"/>
+        </w:rPr>
+        <w:t>;</w:t>
+      </w:r>
+    </w:p>
+    <w:p>
+      <w:pPr>
+        <w:pStyle w:val="a5"/>
+        <w:numPr>
+          <w:ilvl w:val="0"/>
+          <w:numId w:val="6"/>
+        </w:numPr>
+        <w:rPr>
+          <w:rFonts w:ascii="Times New Roman" w:eastAsiaTheme="minorEastAsia" w:hAnsi="Times New Roman" w:cs="Times New Roman"/>
+          <w:iCs/>
+        </w:rPr>
+      </w:pPr>
+      <w:proofErr w:type="gramStart"/>
+      <w:r>
+        <w:rPr>
+          <w:rFonts w:ascii="Times New Roman" w:eastAsiaTheme="minorEastAsia" w:hAnsi="Times New Roman" w:cs="Times New Roman"/>
+          <w:iCs/>
+        </w:rPr>
+        <w:t>Регулярная арка</w:t>
+      </w:r>
+      <w:proofErr w:type="gramEnd"/>
+      <w:r>
+        <w:rPr>
+          <w:rFonts w:ascii="Times New Roman" w:eastAsiaTheme="minorEastAsia" w:hAnsi="Times New Roman" w:cs="Times New Roman"/>
+          <w:iCs/>
+        </w:rPr>
+        <w:t xml:space="preserve"> также состоящая из 4-х одинаковых суперпериодов. При набеге фазы на арке </w:t>
+      </w:r>
+      <w:r>
+        <w:rPr>
+          <w:rFonts w:ascii="Times New Roman" w:eastAsiaTheme="minorEastAsia" w:hAnsi="Times New Roman" w:cs="Times New Roman"/>
+          <w:b/>
+          <w:bCs/>
+          <w:iCs/>
+        </w:rPr>
+        <w:t>не</w:t>
+      </w:r>
+      <w:r>
+        <w:rPr>
+          <w:rFonts w:ascii="Times New Roman" w:eastAsiaTheme="minorEastAsia" w:hAnsi="Times New Roman" w:cs="Times New Roman"/>
+          <w:iCs/>
+        </w:rPr>
+        <w:t xml:space="preserve"> кратному </w:t>
+      </w:r>
+      <m:oMath>
+        <m:r>
+          <m:rPr>
+            <m:sty m:val="p"/>
+          </m:rPr>
+          <w:rPr>
+            <w:rFonts w:ascii="Cambria Math"/>
+          </w:rPr>
+          <m:t>2</m:t>
+        </m:r>
+        <m:r>
+          <w:rPr>
+            <w:rFonts w:ascii="Cambria Math"/>
+          </w:rPr>
+          <m:t>π</m:t>
+        </m:r>
+      </m:oMath>
+      <w:r>
+        <w:rPr>
+          <w:rFonts w:ascii="Times New Roman" w:eastAsiaTheme="minorEastAsia" w:hAnsi="Times New Roman" w:cs="Times New Roman"/>
+        </w:rPr>
+        <w:t xml:space="preserve"> </w:t>
+      </w:r>
+      <w:r>
+        <w:rPr>
+          <w:rFonts w:ascii="Times New Roman" w:eastAsiaTheme="minorEastAsia" w:hAnsi="Times New Roman" w:cs="Times New Roman"/>
+        </w:rPr>
+        <w:t>необходимо дополнительно добавить подавители дисперсии на краях арки</w:t>
+      </w:r>
+      <w:r>
+        <w:rPr>
+          <w:rFonts w:ascii="Times New Roman" w:eastAsiaTheme="minorEastAsia" w:hAnsi="Times New Roman" w:cs="Times New Roman"/>
+        </w:rPr>
+        <w:t>;</w:t>
+      </w:r>
+    </w:p>
+    <w:p>
+      <w:pPr>
+        <w:pStyle w:val="a5"/>
+        <w:numPr>
+          <w:ilvl w:val="0"/>
+          <w:numId w:val="6"/>
+        </w:numPr>
+        <w:rPr>
+          <w:rFonts w:ascii="Times New Roman" w:eastAsiaTheme="minorEastAsia" w:hAnsi="Times New Roman" w:cs="Times New Roman"/>
+          <w:iCs/>
+        </w:rPr>
+      </w:pPr>
+      <w:proofErr w:type="gramStart"/>
+      <w:r>
+        <w:rPr>
+          <w:rFonts w:ascii="Times New Roman" w:eastAsiaTheme="minorEastAsia" w:hAnsi="Times New Roman" w:cs="Times New Roman"/>
+        </w:rPr>
+        <w:t>Арка</w:t>
+      </w:r>
+      <w:proofErr w:type="gramEnd"/>
+      <w:r>
+        <w:rPr>
+          <w:rFonts w:ascii="Times New Roman" w:eastAsiaTheme="minorEastAsia" w:hAnsi="Times New Roman" w:cs="Times New Roman"/>
+        </w:rPr>
+        <w:t xml:space="preserve"> состоящая из 4-х суперпериодов</w:t>
+      </w:r>
+      <w:r>
+        <w:rPr>
+          <w:rFonts w:ascii="Times New Roman" w:eastAsiaTheme="minorEastAsia" w:hAnsi="Times New Roman" w:cs="Times New Roman"/>
+        </w:rPr>
+        <w:t xml:space="preserve">, </w:t>
+      </w:r>
+      <w:r>
+        <w:rPr>
+          <w:rFonts w:ascii="Times New Roman" w:eastAsiaTheme="minorEastAsia" w:hAnsi="Times New Roman" w:cs="Times New Roman"/>
+        </w:rPr>
+        <w:t xml:space="preserve">крайние </w:t>
+      </w:r>
+      <w:proofErr w:type="spellStart"/>
+      <w:r>
+        <w:rPr>
+          <w:rFonts w:ascii="Times New Roman" w:eastAsiaTheme="minorEastAsia" w:hAnsi="Times New Roman" w:cs="Times New Roman"/>
+        </w:rPr>
+        <w:t>суперпериоды</w:t>
+      </w:r>
+      <w:proofErr w:type="spellEnd"/>
+      <w:r>
+        <w:rPr>
+          <w:rFonts w:ascii="Times New Roman" w:eastAsiaTheme="minorEastAsia" w:hAnsi="Times New Roman" w:cs="Times New Roman"/>
+        </w:rPr>
+        <w:t xml:space="preserve"> выполняют роль подавителей дисперсии</w:t>
+      </w:r>
+      <w:r>
+        <w:rPr>
+          <w:rFonts w:ascii="Times New Roman" w:eastAsiaTheme="minorEastAsia" w:hAnsi="Times New Roman" w:cs="Times New Roman"/>
+        </w:rPr>
+        <w:t xml:space="preserve">, </w:t>
+      </w:r>
+      <w:r>
+        <w:rPr>
+          <w:rFonts w:ascii="Times New Roman" w:eastAsiaTheme="minorEastAsia" w:hAnsi="Times New Roman" w:cs="Times New Roman"/>
+        </w:rPr>
+        <w:t>а именно 2 крайние ячейки</w:t>
+      </w:r>
+      <w:r>
+        <w:rPr>
+          <w:rFonts w:ascii="Times New Roman" w:eastAsiaTheme="minorEastAsia" w:hAnsi="Times New Roman" w:cs="Times New Roman"/>
+        </w:rPr>
+        <w:t>.</w:t>
+      </w:r>
+    </w:p>
+    <w:p>
+      <w:pPr>
+        <w:rPr>
+          <w:rFonts w:ascii="Times New Roman" w:eastAsiaTheme="minorEastAsia" w:hAnsi="Times New Roman" w:cs="Times New Roman"/>
+          <w:iCs/>
+        </w:rPr>
+      </w:pPr>
+      <w:r>
+        <w:rPr>
+          <w:rFonts w:ascii="Times New Roman" w:eastAsiaTheme="minorEastAsia" w:hAnsi="Times New Roman" w:cs="Times New Roman"/>
+          <w:iCs/>
+          <w:noProof/>
+        </w:rPr>
+        <w:drawing>
+          <wp:anchor distT="0" distB="0" distL="114300" distR="114300" simplePos="0" relativeHeight="251660288" behindDoc="0" locked="0" layoutInCell="1" allowOverlap="1">
+            <wp:simplePos x="0" y="0"/>
+            <wp:positionH relativeFrom="margin">
+              <wp:posOffset>3306296</wp:posOffset>
+            </wp:positionH>
+            <wp:positionV relativeFrom="margin">
+              <wp:posOffset>6447304</wp:posOffset>
+            </wp:positionV>
+            <wp:extent cx="2428875" cy="1788160"/>
+            <wp:effectExtent l="0" t="0" r="0" b="2540"/>
+            <wp:wrapSquare wrapText="bothSides"/>
+            <wp:docPr id="7" name="Рисунок 7"/>
+            <wp:cNvGraphicFramePr>
+              <a:graphicFrameLocks xmlns:a="http://schemas.openxmlformats.org/drawingml/2006/main" noChangeAspect="1"/>
+            </wp:cNvGraphicFramePr>
+            <a:graphic xmlns:a="http://schemas.openxmlformats.org/drawingml/2006/main">
+              <a:graphicData uri="http://schemas.openxmlformats.org/drawingml/2006/picture">
+                <pic:pic xmlns:pic="http://schemas.openxmlformats.org/drawingml/2006/picture">
+                  <pic:nvPicPr>
+                    <pic:cNvPr id="7" name="Рисунок 7"/>
+                    <pic:cNvPicPr/>
+                  </pic:nvPicPr>
+                  <pic:blipFill>
+                    <a:blip r:embed="rId10" cstate="print">
+                      <a:extLst>
+                        <a:ext uri="{28A0092B-C50C-407E-A947-70E740481C1C}">
+                          <a14:useLocalDpi xmlns:a14="http://schemas.microsoft.com/office/drawing/2010/main" val="0"/>
+                        </a:ext>
+                      </a:extLst>
+                    </a:blip>
+                    <a:stretch>
+                      <a:fillRect/>
+                    </a:stretch>
+                  </pic:blipFill>
+                  <pic:spPr>
+                    <a:xfrm>
+                      <a:off x="0" y="0"/>
+                      <a:ext cx="2428875" cy="1788160"/>
+                    </a:xfrm>
+                    <a:prstGeom prst="rect">
+                      <a:avLst/>
+                    </a:prstGeom>
+                  </pic:spPr>
+                </pic:pic>
+              </a:graphicData>
+            </a:graphic>
+          </wp:anchor>
+        </w:drawing>
+      </w:r>
+    </w:p>
+    <w:p>
+      <w:pPr>
+        <w:rPr>
+          <w:rFonts w:ascii="Times New Roman" w:eastAsiaTheme="minorEastAsia" w:hAnsi="Times New Roman" w:cs="Times New Roman"/>
+          <w:iCs/>
+        </w:rPr>
+      </w:pPr>
+      <w:r>
+        <w:rPr>
+          <w:rFonts w:ascii="Times New Roman" w:eastAsiaTheme="minorEastAsia" w:hAnsi="Times New Roman" w:cs="Times New Roman"/>
+          <w:iCs/>
+        </w:rPr>
+        <w:t xml:space="preserve">Расстановка поворотных магнитов в тяжелоионной структуре </w:t>
+      </w:r>
+      <w:r>
+        <w:rPr>
+          <w:rFonts w:ascii="Times New Roman" w:eastAsiaTheme="minorEastAsia" w:hAnsi="Times New Roman" w:cs="Times New Roman"/>
+          <w:iCs/>
+        </w:rPr>
+        <w:t xml:space="preserve">на краях арки </w:t>
+      </w:r>
+      <w:r>
+        <w:rPr>
+          <w:rFonts w:ascii="Times New Roman" w:eastAsiaTheme="minorEastAsia" w:hAnsi="Times New Roman" w:cs="Times New Roman"/>
+          <w:iCs/>
+        </w:rPr>
+        <w:t>не позволяет</w:t>
+      </w:r>
+      <w:r>
+        <w:rPr>
+          <w:rFonts w:ascii="Times New Roman" w:eastAsiaTheme="minorEastAsia" w:hAnsi="Times New Roman" w:cs="Times New Roman"/>
+          <w:iCs/>
+        </w:rPr>
+        <w:t xml:space="preserve"> реализовать подавление дисперсии как в случае а)</w:t>
+      </w:r>
+      <w:r>
+        <w:rPr>
+          <w:rFonts w:ascii="Times New Roman" w:eastAsiaTheme="minorEastAsia" w:hAnsi="Times New Roman" w:cs="Times New Roman"/>
+          <w:iCs/>
+        </w:rPr>
+        <w:t xml:space="preserve">, </w:t>
+      </w:r>
+      <w:r>
+        <w:rPr>
+          <w:rFonts w:ascii="Times New Roman" w:eastAsiaTheme="minorEastAsia" w:hAnsi="Times New Roman" w:cs="Times New Roman"/>
+          <w:iCs/>
+        </w:rPr>
+        <w:t>так и в случае б)</w:t>
+      </w:r>
+      <w:r>
+        <w:rPr>
+          <w:rFonts w:ascii="Times New Roman" w:eastAsiaTheme="minorEastAsia" w:hAnsi="Times New Roman" w:cs="Times New Roman"/>
+          <w:iCs/>
+        </w:rPr>
+        <w:t>.</w:t>
+      </w:r>
+      <w:r>
+        <w:rPr>
+          <w:rFonts w:ascii="Times New Roman" w:eastAsiaTheme="minorEastAsia" w:hAnsi="Times New Roman" w:cs="Times New Roman"/>
+          <w:iCs/>
+        </w:rPr>
+        <w:t xml:space="preserve"> </w:t>
+      </w:r>
+      <w:r>
+        <w:rPr>
+          <w:rFonts w:ascii="Times New Roman" w:eastAsiaTheme="minorEastAsia" w:hAnsi="Times New Roman" w:cs="Times New Roman"/>
+          <w:iCs/>
+        </w:rPr>
+        <w:t xml:space="preserve">На рисунке </w:t>
+      </w:r>
+      <w:r>
+        <w:rPr>
+          <w:rFonts w:ascii="Times New Roman" w:eastAsiaTheme="minorEastAsia" w:hAnsi="Times New Roman" w:cs="Times New Roman"/>
+          <w:iCs/>
+        </w:rPr>
+        <w:t>4 изображены 3 ФОДО ячейки</w:t>
+      </w:r>
+      <w:r>
+        <w:rPr>
+          <w:rFonts w:ascii="Times New Roman" w:eastAsiaTheme="minorEastAsia" w:hAnsi="Times New Roman" w:cs="Times New Roman"/>
+          <w:iCs/>
+        </w:rPr>
+        <w:t xml:space="preserve">, </w:t>
+      </w:r>
+      <w:r>
+        <w:rPr>
+          <w:rFonts w:ascii="Times New Roman" w:eastAsiaTheme="minorEastAsia" w:hAnsi="Times New Roman" w:cs="Times New Roman"/>
+          <w:iCs/>
+        </w:rPr>
+        <w:t>подавляющие дисперсию на краю арки</w:t>
+      </w:r>
+      <w:r>
+        <w:rPr>
+          <w:rFonts w:ascii="Times New Roman" w:eastAsiaTheme="minorEastAsia" w:hAnsi="Times New Roman" w:cs="Times New Roman"/>
+          <w:iCs/>
+        </w:rPr>
+        <w:t xml:space="preserve"> </w:t>
+      </w:r>
+      <w:r>
+        <w:rPr>
+          <w:rFonts w:ascii="Times New Roman" w:eastAsiaTheme="minorEastAsia" w:hAnsi="Times New Roman" w:cs="Times New Roman"/>
+          <w:iCs/>
+        </w:rPr>
+        <w:t>для регулярной тяжелоионной структуры</w:t>
+      </w:r>
+      <w:r>
+        <w:rPr>
+          <w:rFonts w:ascii="Times New Roman" w:eastAsiaTheme="minorEastAsia" w:hAnsi="Times New Roman" w:cs="Times New Roman"/>
+          <w:iCs/>
+        </w:rPr>
+        <w:t>.</w:t>
+      </w:r>
+      <w:r>
+        <w:rPr>
+          <w:rFonts w:ascii="Times New Roman" w:eastAsiaTheme="minorEastAsia" w:hAnsi="Times New Roman" w:cs="Times New Roman"/>
+          <w:iCs/>
+        </w:rPr>
+        <w:t xml:space="preserve"> Отличительной особенностью является отсутствие 2-х поворотных магнитов</w:t>
+      </w:r>
+      <w:r>
+        <w:rPr>
+          <w:rFonts w:ascii="Times New Roman" w:eastAsiaTheme="minorEastAsia" w:hAnsi="Times New Roman" w:cs="Times New Roman"/>
+          <w:iCs/>
+        </w:rPr>
+        <w:t xml:space="preserve">. </w:t>
+      </w:r>
+      <w:r>
+        <w:rPr>
+          <w:rFonts w:ascii="Times New Roman" w:eastAsiaTheme="minorEastAsia" w:hAnsi="Times New Roman" w:cs="Times New Roman"/>
+          <w:iCs/>
+        </w:rPr>
+        <w:t>Это связано с тем, что в этих местах происходит инжекция частиц в коллайдер из нуклотрона</w:t>
+      </w:r>
+      <w:r>
+        <w:rPr>
+          <w:rFonts w:ascii="Times New Roman" w:eastAsiaTheme="minorEastAsia" w:hAnsi="Times New Roman" w:cs="Times New Roman"/>
+          <w:iCs/>
+        </w:rPr>
+        <w:t>.</w:t>
+      </w:r>
+    </w:p>
+    <w:p>
+      <w:pPr>
+        <w:jc w:val="right"/>
+        <w:rPr>
+          <w:rFonts w:ascii="Times New Roman" w:eastAsiaTheme="minorEastAsia" w:hAnsi="Times New Roman" w:cs="Times New Roman"/>
+          <w:iCs/>
+        </w:rPr>
+      </w:pPr>
+      <w:r>
+        <w:rPr>
+          <w:rFonts w:ascii="Times New Roman" w:eastAsiaTheme="minorEastAsia" w:hAnsi="Times New Roman" w:cs="Times New Roman"/>
+          <w:iCs/>
+        </w:rPr>
+        <w:t xml:space="preserve">Рис </w:t>
+      </w:r>
+      <w:r>
+        <w:rPr>
+          <w:rFonts w:ascii="Times New Roman" w:eastAsiaTheme="minorEastAsia" w:hAnsi="Times New Roman" w:cs="Times New Roman"/>
+          <w:iCs/>
+        </w:rPr>
+        <w:t xml:space="preserve">4. </w:t>
+      </w:r>
+      <w:r>
+        <w:rPr>
+          <w:rFonts w:ascii="Times New Roman" w:eastAsiaTheme="minorEastAsia" w:hAnsi="Times New Roman" w:cs="Times New Roman"/>
+          <w:iCs/>
+        </w:rPr>
+        <w:t>Подавление дисперсии в тяжелоионной</w:t>
+      </w:r>
+      <w:r>
+        <w:rPr>
+          <w:rFonts w:ascii="Times New Roman" w:eastAsiaTheme="minorEastAsia" w:hAnsi="Times New Roman" w:cs="Times New Roman"/>
+          <w:iCs/>
+        </w:rPr>
+        <w:t xml:space="preserve"> </w:t>
+      </w:r>
+      <w:proofErr w:type="spellStart"/>
+      <w:r>
+        <w:rPr>
+          <w:rFonts w:ascii="Times New Roman" w:eastAsiaTheme="minorEastAsia" w:hAnsi="Times New Roman" w:cs="Times New Roman"/>
+          <w:iCs/>
+        </w:rPr>
+        <w:t>струкруре</w:t>
+      </w:r>
+      <w:proofErr w:type="spellEnd"/>
+      <w:r>
+        <w:rPr>
+          <w:rFonts w:ascii="Times New Roman" w:eastAsiaTheme="minorEastAsia" w:hAnsi="Times New Roman" w:cs="Times New Roman"/>
+          <w:iCs/>
+        </w:rPr>
+        <w:t>.</w:t>
+      </w:r>
+    </w:p>
+    <w:p>
+      <w:pPr>
+        <w:jc w:val="right"/>
+        <w:rPr>
+          <w:rFonts w:ascii="Times New Roman" w:eastAsiaTheme="minorEastAsia" w:hAnsi="Times New Roman" w:cs="Times New Roman"/>
+          <w:iCs/>
+        </w:rPr>
+      </w:pPr>
+    </w:p>
+    <w:p>
+      <w:pPr>
+        <w:rPr>
+          <w:rFonts w:ascii="Times New Roman" w:eastAsiaTheme="minorEastAsia" w:hAnsi="Times New Roman" w:cs="Times New Roman"/>
+          <w:iCs/>
+        </w:rPr>
+      </w:pPr>
+    </w:p>
+    <w:p>
+      <w:pPr>
+        <w:rPr>
+          <w:rFonts w:ascii="Times New Roman" w:eastAsiaTheme="minorEastAsia" w:hAnsi="Times New Roman" w:cs="Times New Roman"/>
+          <w:iCs/>
+        </w:rPr>
+      </w:pPr>
+    </w:p>
+    <w:tbl>
+      <w:tblPr>
+        <w:tblStyle w:val="a8"/>
+        <w:tblW w:w="0" w:type="auto"/>
+        <w:tblInd w:w="-5" w:type="dxa"/>
+        <w:tblLook w:val="04A0" w:firstRow="1" w:lastRow="0" w:firstColumn="1" w:lastColumn="0" w:noHBand="0" w:noVBand="1"/>
+      </w:tblPr>
+      <w:tblGrid>
+        <w:gridCol w:w="1575"/>
+        <w:gridCol w:w="990"/>
+      </w:tblGrid>
+      <w:tr>
+        <w:trPr>
+          <w:trHeight w:val="629"/>
+        </w:trPr>
+        <w:tc>
+          <w:tcPr>
+            <w:tcW w:w="1575" w:type="dxa"/>
+          </w:tcPr>
+          <w:p>
+            <w:pPr>
+              <w:rPr>
+                <w:rFonts w:ascii="Times New Roman" w:eastAsiaTheme="minorEastAsia" w:hAnsi="Times New Roman" w:cs="Times New Roman"/>
+                <w:iCs/>
+              </w:rPr>
+            </w:pPr>
+            <w:r>
+              <w:rPr>
+                <w:rFonts w:ascii="Times New Roman" w:eastAsiaTheme="minorEastAsia" w:hAnsi="Times New Roman" w:cs="Times New Roman"/>
+                <w:iCs/>
+              </w:rPr>
+              <w:t>Квадруполи</w:t>
+            </w:r>
+          </w:p>
+        </w:tc>
+        <w:tc>
+          <w:tcPr>
+            <w:tcW w:w="990" w:type="dxa"/>
+          </w:tcPr>
+          <w:p>
+            <w:pPr>
+              <w:rPr>
+                <w:rFonts w:ascii="Times New Roman" w:eastAsiaTheme="minorEastAsia" w:hAnsi="Times New Roman" w:cs="Times New Roman"/>
+                <w:iCs/>
+                <w:lang w:val="en-US"/>
+              </w:rPr>
+            </w:pPr>
+            <w:proofErr w:type="spellStart"/>
+            <w:r>
+              <w:rPr>
+                <w:rFonts w:ascii="Times New Roman" w:eastAsiaTheme="minorEastAsia" w:hAnsi="Times New Roman" w:cs="Times New Roman"/>
+                <w:iCs/>
+                <w:lang w:val="en-US"/>
+              </w:rPr>
+              <w:t>kG</w:t>
+            </w:r>
+            <w:proofErr w:type="spellEnd"/>
+            <w:r>
+              <w:rPr>
+                <w:rFonts w:ascii="Times New Roman" w:eastAsiaTheme="minorEastAsia" w:hAnsi="Times New Roman" w:cs="Times New Roman"/>
+                <w:iCs/>
+                <w:lang w:val="en-US"/>
+              </w:rPr>
+              <w:t>/cm</w:t>
+            </w:r>
+          </w:p>
+        </w:tc>
+      </w:tr>
+      <w:tr>
+        <w:trPr>
+          <w:trHeight w:val="629"/>
+        </w:trPr>
+        <w:tc>
+          <w:tcPr>
+            <w:tcW w:w="1575" w:type="dxa"/>
+          </w:tcPr>
+          <w:p>
+            <w:pPr>
+              <w:rPr>
+                <w:rFonts w:ascii="Times New Roman" w:eastAsiaTheme="minorEastAsia" w:hAnsi="Times New Roman" w:cs="Times New Roman"/>
+                <w:iCs/>
+              </w:rPr>
+            </w:pPr>
+            <w:r>
+              <w:rPr>
+                <w:rFonts w:ascii="Times New Roman" w:eastAsiaTheme="minorEastAsia" w:hAnsi="Times New Roman" w:cs="Times New Roman"/>
+                <w:iCs/>
+                <w:lang w:val="en-US"/>
+              </w:rPr>
+              <w:lastRenderedPageBreak/>
+              <w:t>QF</w:t>
+            </w:r>
+            <w:r>
+              <w:rPr>
+                <w:rFonts w:ascii="Times New Roman" w:eastAsiaTheme="minorEastAsia" w:hAnsi="Times New Roman" w:cs="Times New Roman"/>
+                <w:iCs/>
+              </w:rPr>
+              <w:t>1</w:t>
+            </w:r>
+          </w:p>
+        </w:tc>
+        <w:tc>
+          <w:tcPr>
+            <w:tcW w:w="990" w:type="dxa"/>
+          </w:tcPr>
+          <w:p>
+            <w:pPr>
+              <w:rPr>
+                <w:rFonts w:ascii="Times New Roman" w:eastAsiaTheme="minorEastAsia" w:hAnsi="Times New Roman" w:cs="Times New Roman"/>
+                <w:iCs/>
+                <w:lang w:val="en-US"/>
+              </w:rPr>
+            </w:pPr>
+            <w:r>
+              <w:rPr>
+                <w:rFonts w:ascii="Times New Roman" w:eastAsiaTheme="minorEastAsia" w:hAnsi="Times New Roman" w:cs="Times New Roman"/>
+                <w:iCs/>
+                <w:lang w:val="en-US"/>
+              </w:rPr>
+              <w:t>2,77</w:t>
+            </w:r>
+          </w:p>
+        </w:tc>
+      </w:tr>
+      <w:tr>
+        <w:trPr>
+          <w:trHeight w:val="629"/>
+        </w:trPr>
+        <w:tc>
+          <w:tcPr>
+            <w:tcW w:w="1575" w:type="dxa"/>
+          </w:tcPr>
+          <w:p>
+            <w:pPr>
+              <w:rPr>
+                <w:rFonts w:ascii="Times New Roman" w:eastAsiaTheme="minorEastAsia" w:hAnsi="Times New Roman" w:cs="Times New Roman"/>
+                <w:iCs/>
+              </w:rPr>
+            </w:pPr>
+            <w:r>
+              <w:rPr>
+                <w:rFonts w:ascii="Times New Roman" w:eastAsiaTheme="minorEastAsia" w:hAnsi="Times New Roman" w:cs="Times New Roman"/>
+                <w:iCs/>
+                <w:lang w:val="en-US"/>
+              </w:rPr>
+              <w:t>QF2</w:t>
+            </w:r>
+          </w:p>
+        </w:tc>
+        <w:tc>
+          <w:tcPr>
+            <w:tcW w:w="990" w:type="dxa"/>
+          </w:tcPr>
+          <w:p>
+            <w:pPr>
+              <w:rPr>
+                <w:rFonts w:ascii="Times New Roman" w:eastAsiaTheme="minorEastAsia" w:hAnsi="Times New Roman" w:cs="Times New Roman"/>
+                <w:iCs/>
+                <w:lang w:val="en-US"/>
+              </w:rPr>
+            </w:pPr>
+            <w:r>
+              <w:rPr>
+                <w:rFonts w:ascii="Times New Roman" w:eastAsiaTheme="minorEastAsia" w:hAnsi="Times New Roman" w:cs="Times New Roman"/>
+                <w:iCs/>
+                <w:lang w:val="en-US"/>
+              </w:rPr>
+              <w:t>2,</w:t>
+            </w:r>
+            <w:r>
+              <w:rPr>
+                <w:rFonts w:ascii="Times New Roman" w:eastAsiaTheme="minorEastAsia" w:hAnsi="Times New Roman" w:cs="Times New Roman"/>
+                <w:iCs/>
+                <w:lang w:val="en-US"/>
+              </w:rPr>
+              <w:t>10</w:t>
+            </w:r>
+          </w:p>
+        </w:tc>
+      </w:tr>
+      <w:tr>
+        <w:trPr>
+          <w:trHeight w:val="629"/>
+        </w:trPr>
+        <w:tc>
+          <w:tcPr>
+            <w:tcW w:w="1575" w:type="dxa"/>
+          </w:tcPr>
+          <w:p>
+            <w:pPr>
+              <w:rPr>
+                <w:rFonts w:ascii="Times New Roman" w:eastAsiaTheme="minorEastAsia" w:hAnsi="Times New Roman" w:cs="Times New Roman"/>
+                <w:iCs/>
+                <w:lang w:val="en-US"/>
+              </w:rPr>
+            </w:pPr>
+            <w:r>
+              <w:rPr>
+                <w:rFonts w:ascii="Times New Roman" w:eastAsiaTheme="minorEastAsia" w:hAnsi="Times New Roman" w:cs="Times New Roman"/>
+                <w:iCs/>
+                <w:lang w:val="en-US"/>
+              </w:rPr>
+              <w:t>QD</w:t>
+            </w:r>
+          </w:p>
+        </w:tc>
+        <w:tc>
+          <w:tcPr>
+            <w:tcW w:w="990" w:type="dxa"/>
+          </w:tcPr>
+          <w:p>
+            <w:pPr>
+              <w:rPr>
+                <w:rFonts w:ascii="Times New Roman" w:eastAsiaTheme="minorEastAsia" w:hAnsi="Times New Roman" w:cs="Times New Roman"/>
+                <w:iCs/>
+                <w:lang w:val="en-US"/>
+              </w:rPr>
+            </w:pPr>
+            <w:r>
+              <w:rPr>
+                <w:rFonts w:ascii="Times New Roman" w:eastAsiaTheme="minorEastAsia" w:hAnsi="Times New Roman" w:cs="Times New Roman"/>
+                <w:iCs/>
+                <w:lang w:val="en-US"/>
+              </w:rPr>
+              <w:t>2,25</w:t>
+            </w:r>
+          </w:p>
+        </w:tc>
+      </w:tr>
+      <w:tr>
+        <w:trPr>
+          <w:trHeight w:val="629"/>
+        </w:trPr>
+        <w:tc>
+          <w:tcPr>
+            <w:tcW w:w="1575" w:type="dxa"/>
+          </w:tcPr>
+          <w:p>
+            <w:pPr>
+              <w:rPr>
+                <w:rFonts w:ascii="Times New Roman" w:eastAsiaTheme="minorEastAsia" w:hAnsi="Times New Roman" w:cs="Times New Roman"/>
+                <w:iCs/>
+                <w:lang w:val="en-US"/>
+              </w:rPr>
+            </w:pPr>
+            <w:r>
+              <w:rPr>
+                <w:rFonts w:ascii="Times New Roman" w:eastAsiaTheme="minorEastAsia" w:hAnsi="Times New Roman" w:cs="Times New Roman"/>
+                <w:iCs/>
+                <w:lang w:val="en-US"/>
+              </w:rPr>
+              <w:t>QFE1</w:t>
+            </w:r>
+          </w:p>
+        </w:tc>
+        <w:tc>
+          <w:tcPr>
+            <w:tcW w:w="990" w:type="dxa"/>
+          </w:tcPr>
+          <w:p>
+            <w:pPr>
+              <w:rPr>
+                <w:rFonts w:ascii="Times New Roman" w:eastAsiaTheme="minorEastAsia" w:hAnsi="Times New Roman" w:cs="Times New Roman"/>
+                <w:iCs/>
+                <w:lang w:val="en-US"/>
+              </w:rPr>
+            </w:pPr>
+            <w:r>
+              <w:rPr>
+                <w:rFonts w:ascii="Times New Roman" w:eastAsiaTheme="minorEastAsia" w:hAnsi="Times New Roman" w:cs="Times New Roman"/>
+                <w:iCs/>
+                <w:lang w:val="en-US"/>
+              </w:rPr>
+              <w:t>3,</w:t>
+            </w:r>
+            <w:r>
+              <w:rPr>
+                <w:rFonts w:ascii="Times New Roman" w:eastAsiaTheme="minorEastAsia" w:hAnsi="Times New Roman" w:cs="Times New Roman"/>
+                <w:iCs/>
+                <w:lang w:val="en-US"/>
+              </w:rPr>
+              <w:t>21</w:t>
+            </w:r>
+          </w:p>
+        </w:tc>
+      </w:tr>
+      <w:tr>
+        <w:trPr>
+          <w:trHeight w:val="629"/>
+        </w:trPr>
+        <w:tc>
+          <w:tcPr>
+            <w:tcW w:w="1575" w:type="dxa"/>
+          </w:tcPr>
+          <w:p>
+            <w:pPr>
+              <w:rPr>
+                <w:rFonts w:ascii="Times New Roman" w:eastAsiaTheme="minorEastAsia" w:hAnsi="Times New Roman" w:cs="Times New Roman"/>
+                <w:iCs/>
+                <w:lang w:val="en-US"/>
+              </w:rPr>
+            </w:pPr>
+            <w:r>
+              <w:rPr>
+                <w:rFonts w:ascii="Times New Roman" w:eastAsiaTheme="minorEastAsia" w:hAnsi="Times New Roman" w:cs="Times New Roman"/>
+                <w:iCs/>
+                <w:lang w:val="en-US"/>
+              </w:rPr>
+              <w:t>QFE2</w:t>
+            </w:r>
+          </w:p>
+        </w:tc>
+        <w:tc>
+          <w:tcPr>
+            <w:tcW w:w="990" w:type="dxa"/>
+          </w:tcPr>
+          <w:p>
+            <w:pPr>
+              <w:rPr>
+                <w:rFonts w:ascii="Times New Roman" w:eastAsiaTheme="minorEastAsia" w:hAnsi="Times New Roman" w:cs="Times New Roman"/>
+                <w:iCs/>
+                <w:lang w:val="en-US"/>
+              </w:rPr>
+            </w:pPr>
+            <w:r>
+              <w:rPr>
+                <w:rFonts w:ascii="Times New Roman" w:eastAsiaTheme="minorEastAsia" w:hAnsi="Times New Roman" w:cs="Times New Roman"/>
+                <w:iCs/>
+                <w:lang w:val="en-US"/>
+              </w:rPr>
+              <w:t>2,</w:t>
+            </w:r>
+            <w:r>
+              <w:rPr>
+                <w:rFonts w:ascii="Times New Roman" w:eastAsiaTheme="minorEastAsia" w:hAnsi="Times New Roman" w:cs="Times New Roman"/>
+                <w:iCs/>
+                <w:lang w:val="en-US"/>
+              </w:rPr>
+              <w:t>31</w:t>
+            </w:r>
+          </w:p>
+        </w:tc>
+      </w:tr>
+    </w:tbl>
+    <w:p>
+      <w:pPr>
+        <w:rPr>
+          <w:rFonts w:ascii="Times New Roman" w:eastAsiaTheme="minorEastAsia" w:hAnsi="Times New Roman" w:cs="Times New Roman"/>
+          <w:iCs/>
+        </w:rPr>
+      </w:pPr>
+      <w:r>
+        <w:rPr>
+          <w:rFonts w:ascii="Times New Roman" w:eastAsiaTheme="minorEastAsia" w:hAnsi="Times New Roman" w:cs="Times New Roman"/>
+          <w:iCs/>
+          <w:noProof/>
+        </w:rPr>
+        <w:drawing>
+          <wp:anchor distT="0" distB="0" distL="114300" distR="114300" simplePos="0" relativeHeight="251661312" behindDoc="0" locked="0" layoutInCell="1" allowOverlap="1">
+            <wp:simplePos x="0" y="0"/>
+            <wp:positionH relativeFrom="column">
+              <wp:posOffset>2190115</wp:posOffset>
+            </wp:positionH>
+            <wp:positionV relativeFrom="paragraph">
+              <wp:posOffset>-2440903</wp:posOffset>
+            </wp:positionV>
+            <wp:extent cx="3667760" cy="3578225"/>
+            <wp:effectExtent l="0" t="0" r="2540" b="3175"/>
+            <wp:wrapSquare wrapText="bothSides"/>
+            <wp:docPr id="8" name="Рисунок 8"/>
+            <wp:cNvGraphicFramePr>
+              <a:graphicFrameLocks xmlns:a="http://schemas.openxmlformats.org/drawingml/2006/main" noChangeAspect="1"/>
+            </wp:cNvGraphicFramePr>
+            <a:graphic xmlns:a="http://schemas.openxmlformats.org/drawingml/2006/main">
+              <a:graphicData uri="http://schemas.openxmlformats.org/drawingml/2006/picture">
+                <pic:pic xmlns:pic="http://schemas.openxmlformats.org/drawingml/2006/picture">
+                  <pic:nvPicPr>
+                    <pic:cNvPr id="8" name="Рисунок 8"/>
+                    <pic:cNvPicPr/>
+                  </pic:nvPicPr>
+                  <pic:blipFill>
+                    <a:blip r:embed="rId11">
+                      <a:extLst>
+                        <a:ext uri="{28A0092B-C50C-407E-A947-70E740481C1C}">
+                          <a14:useLocalDpi xmlns:a14="http://schemas.microsoft.com/office/drawing/2010/main" val="0"/>
+                        </a:ext>
+                      </a:extLst>
+                    </a:blip>
+                    <a:stretch>
+                      <a:fillRect/>
+                    </a:stretch>
+                  </pic:blipFill>
+                  <pic:spPr>
+                    <a:xfrm>
+                      <a:off x="0" y="0"/>
+                      <a:ext cx="3667760" cy="3578225"/>
+                    </a:xfrm>
+                    <a:prstGeom prst="rect">
+                      <a:avLst/>
+                    </a:prstGeom>
+                  </pic:spPr>
+                </pic:pic>
+              </a:graphicData>
+            </a:graphic>
+            <wp14:sizeRelH relativeFrom="page">
+              <wp14:pctWidth>0</wp14:pctWidth>
+            </wp14:sizeRelH>
+            <wp14:sizeRelV relativeFrom="page">
+              <wp14:pctHeight>0</wp14:pctHeight>
+            </wp14:sizeRelV>
+          </wp:anchor>
+        </w:drawing>
+      </w:r>
+    </w:p>
+    <w:p>
+      <w:pPr>
+        <w:rPr>
+          <w:rFonts w:ascii="Times New Roman" w:eastAsiaTheme="minorEastAsia" w:hAnsi="Times New Roman" w:cs="Times New Roman"/>
+          <w:iCs/>
+        </w:rPr>
+      </w:pPr>
+    </w:p>
+    <w:p>
+      <w:pPr>
+        <w:rPr>
+          <w:rFonts w:ascii="Times New Roman" w:eastAsiaTheme="minorEastAsia" w:hAnsi="Times New Roman" w:cs="Times New Roman"/>
+          <w:iCs/>
+        </w:rPr>
+      </w:pPr>
+    </w:p>
+    <w:p>
+      <w:pPr>
+        <w:rPr>
+          <w:rFonts w:ascii="Times New Roman" w:eastAsiaTheme="minorEastAsia" w:hAnsi="Times New Roman" w:cs="Times New Roman"/>
+          <w:iCs/>
+        </w:rPr>
+      </w:pPr>
+      <w:r>
+        <w:rPr>
+          <w:rFonts w:ascii="Times New Roman" w:eastAsiaTheme="minorEastAsia" w:hAnsi="Times New Roman" w:cs="Times New Roman"/>
+          <w:iCs/>
+        </w:rPr>
+        <w:t>Рис</w:t>
+      </w:r>
+      <w:r>
+        <w:rPr>
+          <w:rFonts w:ascii="Times New Roman" w:eastAsiaTheme="minorEastAsia" w:hAnsi="Times New Roman" w:cs="Times New Roman"/>
+          <w:iCs/>
+        </w:rPr>
+        <w:t xml:space="preserve">.5 </w:t>
+      </w:r>
+      <w:r>
+        <w:rPr>
+          <w:rFonts w:ascii="Times New Roman" w:eastAsiaTheme="minorEastAsia" w:hAnsi="Times New Roman" w:cs="Times New Roman"/>
+          <w:iCs/>
+        </w:rPr>
+        <w:t xml:space="preserve">Слева </w:t>
+      </w:r>
+      <w:r>
+        <w:rPr>
+          <w:rFonts w:ascii="Times New Roman" w:eastAsiaTheme="minorEastAsia" w:hAnsi="Times New Roman" w:cs="Times New Roman"/>
+          <w:iCs/>
+        </w:rPr>
+        <w:t>– таблица со значением градиента в квадруполях</w:t>
+      </w:r>
+      <w:r>
+        <w:rPr>
+          <w:rFonts w:ascii="Times New Roman" w:eastAsiaTheme="minorEastAsia" w:hAnsi="Times New Roman" w:cs="Times New Roman"/>
+          <w:iCs/>
+        </w:rPr>
+        <w:t xml:space="preserve">. </w:t>
+      </w:r>
+      <w:r>
+        <w:rPr>
+          <w:rFonts w:ascii="Times New Roman" w:eastAsiaTheme="minorEastAsia" w:hAnsi="Times New Roman" w:cs="Times New Roman"/>
+          <w:iCs/>
+        </w:rPr>
+        <w:t>Справа – п</w:t>
+      </w:r>
+      <w:r>
+        <w:rPr>
+          <w:rFonts w:ascii="Times New Roman" w:eastAsiaTheme="minorEastAsia" w:hAnsi="Times New Roman" w:cs="Times New Roman"/>
+          <w:iCs/>
+        </w:rPr>
+        <w:t>одавленная дисперсия в арке</w:t>
+      </w:r>
+      <w:r>
+        <w:rPr>
+          <w:rFonts w:ascii="Times New Roman" w:eastAsiaTheme="minorEastAsia" w:hAnsi="Times New Roman" w:cs="Times New Roman"/>
+          <w:iCs/>
+        </w:rPr>
+        <w:t>.</w:t>
+      </w:r>
+    </w:p>
+    <w:p>
+      <w:pPr>
+        <w:rPr>
+          <w:rFonts w:ascii="Times New Roman" w:eastAsiaTheme="minorEastAsia" w:hAnsi="Times New Roman" w:cs="Times New Roman"/>
+          <w:iCs/>
+        </w:rPr>
+      </w:pPr>
+    </w:p>
+    <w:p>
+      <w:pPr>
+        <w:rPr>
+          <w:rFonts w:ascii="Times New Roman" w:eastAsiaTheme="minorEastAsia" w:hAnsi="Times New Roman" w:cs="Times New Roman"/>
+        </w:rPr>
+      </w:pPr>
+      <w:r>
+        <w:rPr>
+          <w:rFonts w:ascii="Times New Roman" w:eastAsiaTheme="minorEastAsia" w:hAnsi="Times New Roman" w:cs="Times New Roman"/>
+          <w:iCs/>
+        </w:rPr>
+        <w:t xml:space="preserve">Подавление дисперсии также осуществляется с помощью 2-х </w:t>
+      </w:r>
+      <w:proofErr w:type="gramStart"/>
+      <w:r>
+        <w:rPr>
+          <w:rFonts w:ascii="Times New Roman" w:eastAsiaTheme="minorEastAsia" w:hAnsi="Times New Roman" w:cs="Times New Roman"/>
+          <w:iCs/>
+        </w:rPr>
+        <w:t>семейств</w:t>
+      </w:r>
+      <w:proofErr w:type="gramEnd"/>
+      <w:r>
+        <w:rPr>
+          <w:rFonts w:ascii="Times New Roman" w:eastAsiaTheme="minorEastAsia" w:hAnsi="Times New Roman" w:cs="Times New Roman"/>
+          <w:iCs/>
+        </w:rPr>
+        <w:t xml:space="preserve"> фокусирующих</w:t>
+      </w:r>
+      <w:r>
+        <w:rPr>
+          <w:rFonts w:ascii="Times New Roman" w:eastAsiaTheme="minorEastAsia" w:hAnsi="Times New Roman" w:cs="Times New Roman"/>
+          <w:iCs/>
+        </w:rPr>
+        <w:t xml:space="preserve"> </w:t>
+      </w:r>
+      <w:r>
+        <w:rPr>
+          <w:rFonts w:ascii="Times New Roman" w:eastAsiaTheme="minorEastAsia" w:hAnsi="Times New Roman" w:cs="Times New Roman"/>
+          <w:iCs/>
+          <w:lang w:val="en-US"/>
+        </w:rPr>
+        <w:t>QFE</w:t>
+      </w:r>
+      <w:r>
+        <w:rPr>
+          <w:rFonts w:ascii="Times New Roman" w:eastAsiaTheme="minorEastAsia" w:hAnsi="Times New Roman" w:cs="Times New Roman"/>
+          <w:iCs/>
+        </w:rPr>
+        <w:t xml:space="preserve">1 </w:t>
+      </w:r>
+      <w:r>
+        <w:rPr>
+          <w:rFonts w:ascii="Times New Roman" w:eastAsiaTheme="minorEastAsia" w:hAnsi="Times New Roman" w:cs="Times New Roman"/>
+          <w:iCs/>
+        </w:rPr>
+        <w:t xml:space="preserve">и </w:t>
+      </w:r>
+      <w:r>
+        <w:rPr>
+          <w:rFonts w:ascii="Times New Roman" w:eastAsiaTheme="minorEastAsia" w:hAnsi="Times New Roman" w:cs="Times New Roman"/>
+          <w:iCs/>
+          <w:lang w:val="en-US"/>
+        </w:rPr>
+        <w:t>QFE</w:t>
+      </w:r>
+      <w:r>
+        <w:rPr>
+          <w:rFonts w:ascii="Times New Roman" w:eastAsiaTheme="minorEastAsia" w:hAnsi="Times New Roman" w:cs="Times New Roman"/>
+          <w:iCs/>
+        </w:rPr>
+        <w:t>2</w:t>
+      </w:r>
+      <w:r>
+        <w:rPr>
+          <w:rFonts w:ascii="Times New Roman" w:eastAsiaTheme="minorEastAsia" w:hAnsi="Times New Roman" w:cs="Times New Roman"/>
+          <w:iCs/>
+        </w:rPr>
+        <w:t xml:space="preserve"> квадруполей в начале и конце арки</w:t>
+      </w:r>
+      <w:r>
+        <w:rPr>
+          <w:rFonts w:ascii="Times New Roman" w:eastAsiaTheme="minorEastAsia" w:hAnsi="Times New Roman" w:cs="Times New Roman"/>
+          <w:iCs/>
+        </w:rPr>
+        <w:t>.</w:t>
+      </w:r>
+      <w:r>
+        <w:rPr>
+          <w:rFonts w:ascii="Times New Roman" w:eastAsiaTheme="minorEastAsia" w:hAnsi="Times New Roman" w:cs="Times New Roman"/>
+          <w:iCs/>
+        </w:rPr>
+        <w:t xml:space="preserve"> </w:t>
+      </w:r>
+      <w:r>
+        <w:rPr>
+          <w:rFonts w:ascii="Times New Roman" w:eastAsiaTheme="minorEastAsia" w:hAnsi="Times New Roman" w:cs="Times New Roman"/>
+          <w:iCs/>
+        </w:rPr>
+        <w:t xml:space="preserve"> </w:t>
+      </w:r>
+      <w:r>
+        <w:rPr>
+          <w:rFonts w:ascii="Times New Roman" w:eastAsiaTheme="minorEastAsia" w:hAnsi="Times New Roman" w:cs="Times New Roman"/>
+          <w:iCs/>
+        </w:rPr>
+        <w:t>Таким образом для прямых участков дисперсионная функция будет нулевой</w:t>
+      </w:r>
+      <w:r>
+        <w:rPr>
+          <w:rFonts w:ascii="Times New Roman" w:eastAsiaTheme="minorEastAsia" w:hAnsi="Times New Roman" w:cs="Times New Roman"/>
+          <w:iCs/>
+        </w:rPr>
+        <w:t>.</w:t>
+      </w:r>
+      <w:r>
+        <w:rPr>
+          <w:rFonts w:ascii="Times New Roman" w:eastAsiaTheme="minorEastAsia" w:hAnsi="Times New Roman" w:cs="Times New Roman"/>
+          <w:iCs/>
+        </w:rPr>
+        <w:t xml:space="preserve"> </w:t>
+      </w:r>
+      <w:r>
+        <w:rPr>
+          <w:rFonts w:ascii="Times New Roman" w:eastAsiaTheme="minorEastAsia" w:hAnsi="Times New Roman" w:cs="Times New Roman"/>
+          <w:iCs/>
+        </w:rPr>
+        <w:t xml:space="preserve">Для полученной арки значение критической энергии </w:t>
+      </w:r>
+      <m:oMath>
+        <m:sSubSup>
+          <m:sSubSupPr>
+            <m:ctrlPr>
+              <w:rPr>
+                <w:rFonts w:ascii="Cambria Math" w:hAnsi="Cambria Math" w:cs="Times New Roman"/>
+                <w:i/>
+              </w:rPr>
+            </m:ctrlPr>
+          </m:sSubSupPr>
+          <m:e>
+            <m:r>
+              <w:rPr>
+                <w:rFonts w:ascii="Cambria Math" w:hAnsi="Cambria Math" w:cs="Times New Roman"/>
+              </w:rPr>
+              <m:t>γ</m:t>
+            </m:r>
+          </m:e>
+          <m:sub>
+            <m:r>
+              <w:rPr>
+                <w:rFonts w:ascii="Cambria Math" w:hAnsi="Cambria Math" w:cs="Times New Roman"/>
+              </w:rPr>
+              <m:t>tr</m:t>
+            </m:r>
+          </m:sub>
+          <m:sup>
+            <m:r>
+              <w:rPr>
+                <w:rFonts w:ascii="Cambria Math" w:hAnsi="Cambria Math" w:cs="Times New Roman"/>
+              </w:rPr>
+              <m:t>arc</m:t>
+            </m:r>
+          </m:sup>
+        </m:sSubSup>
+        <m:r>
+          <w:rPr>
+            <w:rFonts w:ascii="Cambria Math" w:hAnsi="Cambria Math" w:cs="Times New Roman"/>
+          </w:rPr>
+          <m:t>= 10</m:t>
+        </m:r>
+      </m:oMath>
+      <w:r>
+        <w:rPr>
+          <w:rFonts w:ascii="Times New Roman" w:eastAsiaTheme="minorEastAsia" w:hAnsi="Times New Roman" w:cs="Times New Roman"/>
+        </w:rPr>
+        <w:t>.</w:t>
+      </w:r>
+    </w:p>
+    <w:p>
+      <w:pPr>
+        <w:rPr>
+          <w:rFonts w:ascii="Times New Roman" w:eastAsiaTheme="minorEastAsia" w:hAnsi="Times New Roman" w:cs="Times New Roman"/>
         </w:rPr>
       </w:pPr>
     </w:p>
@@ -1453,78 +7676,1328 @@
           <w:numId w:val="1"/>
         </w:numPr>
         <w:rPr>
-          <w:rFonts w:ascii="Times New Roman" w:hAnsi="Times New Roman" w:cs="Times New Roman"/>
-          <w:b/>
-          <w:bCs/>
-        </w:rPr>
-      </w:pPr>
-      <w:r>
-        <w:rPr>
-          <w:rFonts w:ascii="Times New Roman" w:hAnsi="Times New Roman" w:cs="Times New Roman"/>
-          <w:b/>
-          <w:bCs/>
-        </w:rPr>
-        <w:t>Модуляция дисперсионной функции</w:t>
-      </w:r>
-    </w:p>
-    <w:p>
-      <w:pPr>
-        <w:rPr>
-          <w:rFonts w:ascii="Times New Roman" w:hAnsi="Times New Roman" w:cs="Times New Roman"/>
-          <w:b/>
-          <w:bCs/>
-        </w:rPr>
-      </w:pPr>
-    </w:p>
-    <w:p>
-      <w:pPr>
-        <w:rPr>
-          <w:rFonts w:ascii="Times New Roman" w:hAnsi="Times New Roman" w:cs="Times New Roman"/>
+          <w:rFonts w:ascii="Times New Roman" w:eastAsiaTheme="minorEastAsia" w:hAnsi="Times New Roman" w:cs="Times New Roman"/>
           <w:b/>
           <w:bCs/>
           <w:lang w:val="en-US"/>
         </w:rPr>
       </w:pPr>
-    </w:p>
-    <w:p>
-      <w:pPr>
-        <w:ind w:left="360"/>
-        <w:rPr>
-          <w:rFonts w:ascii="Times New Roman" w:hAnsi="Times New Roman" w:cs="Times New Roman"/>
+      <w:r>
+        <w:rPr>
+          <w:rFonts w:ascii="Times New Roman" w:eastAsiaTheme="minorEastAsia" w:hAnsi="Times New Roman" w:cs="Times New Roman"/>
+          <w:b/>
+          <w:bCs/>
+        </w:rPr>
+        <w:t>Подавление хроматичности</w:t>
+      </w:r>
+    </w:p>
+    <w:p>
+      <w:pPr>
+        <w:rPr>
+          <w:rFonts w:ascii="Times New Roman" w:eastAsiaTheme="minorEastAsia" w:hAnsi="Times New Roman" w:cs="Times New Roman"/>
+          <w:lang w:val="en-US"/>
+        </w:rPr>
+      </w:pPr>
+    </w:p>
+    <w:p>
+      <w:pPr>
+        <w:ind w:firstLine="360"/>
+        <w:rPr>
+          <w:rFonts w:ascii="Times New Roman" w:eastAsiaTheme="minorEastAsia" w:hAnsi="Times New Roman" w:cs="Times New Roman"/>
+        </w:rPr>
+      </w:pPr>
+      <w:r>
+        <w:rPr>
+          <w:rFonts w:ascii="Times New Roman" w:eastAsiaTheme="minorEastAsia" w:hAnsi="Times New Roman" w:cs="Times New Roman"/>
+        </w:rPr>
+        <w:t xml:space="preserve">Добавление </w:t>
+      </w:r>
+      <w:proofErr w:type="spellStart"/>
+      <w:r>
+        <w:rPr>
+          <w:rFonts w:ascii="Times New Roman" w:eastAsiaTheme="minorEastAsia" w:hAnsi="Times New Roman" w:cs="Times New Roman"/>
+        </w:rPr>
+        <w:t>секступолей</w:t>
+      </w:r>
+      <w:proofErr w:type="spellEnd"/>
+      <w:r>
+        <w:rPr>
+          <w:rFonts w:ascii="Times New Roman" w:eastAsiaTheme="minorEastAsia" w:hAnsi="Times New Roman" w:cs="Times New Roman"/>
+        </w:rPr>
+        <w:t xml:space="preserve">, подавляющих </w:t>
+      </w:r>
+      <w:proofErr w:type="spellStart"/>
+      <w:r>
+        <w:rPr>
+          <w:rFonts w:ascii="Times New Roman" w:eastAsiaTheme="minorEastAsia" w:hAnsi="Times New Roman" w:cs="Times New Roman"/>
+        </w:rPr>
+        <w:t>хроматичность</w:t>
+      </w:r>
+      <w:proofErr w:type="spellEnd"/>
+      <w:r>
+        <w:rPr>
+          <w:rFonts w:ascii="Times New Roman" w:eastAsiaTheme="minorEastAsia" w:hAnsi="Times New Roman" w:cs="Times New Roman"/>
+        </w:rPr>
+        <w:t xml:space="preserve"> внутри арки делает арку ахроматом второго порядка, что убирает зависимость бетатронных колебаний от импульса и способствует сохранению динамической апертуры в большом диапазоне энергий. </w:t>
+      </w:r>
+      <w:r>
+        <w:rPr>
+          <w:rFonts w:ascii="Times New Roman" w:eastAsiaTheme="minorEastAsia" w:hAnsi="Times New Roman" w:cs="Times New Roman"/>
+        </w:rPr>
+        <w:t>В</w:t>
+      </w:r>
+      <w:r>
+        <w:rPr>
+          <w:rFonts w:ascii="Times New Roman" w:eastAsiaTheme="minorEastAsia" w:hAnsi="Times New Roman" w:cs="Times New Roman"/>
+        </w:rPr>
+        <w:t xml:space="preserve">ыбор нечетного значения частоты на арке </w:t>
+      </w:r>
+      <m:oMath>
+        <m:sSub>
+          <m:sSubPr>
+            <m:ctrlPr>
+              <w:rPr>
+                <w:rFonts w:ascii="Cambria Math" w:hAnsi="Cambria Math" w:cs="Times New Roman"/>
+                <w:i/>
+              </w:rPr>
+            </m:ctrlPr>
+          </m:sSubPr>
+          <m:e>
+            <m:r>
+              <w:rPr>
+                <w:rFonts w:ascii="Cambria Math" w:hAnsi="Cambria Math" w:cs="Times New Roman"/>
+              </w:rPr>
+              <m:t>ν</m:t>
+            </m:r>
+          </m:e>
+          <m:sub>
+            <m:r>
+              <w:rPr>
+                <w:rFonts w:ascii="Cambria Math" w:hAnsi="Cambria Math" w:cs="Times New Roman"/>
+              </w:rPr>
+              <m:t>x, arc</m:t>
+            </m:r>
+          </m:sub>
+        </m:sSub>
+        <m:r>
+          <w:rPr>
+            <w:rFonts w:ascii="Cambria Math"/>
+          </w:rPr>
+          <m:t>=3</m:t>
+        </m:r>
+      </m:oMath>
+      <w:r>
+        <w:rPr>
+          <w:rFonts w:ascii="Times New Roman" w:eastAsiaTheme="minorEastAsia" w:hAnsi="Times New Roman" w:cs="Times New Roman"/>
+        </w:rPr>
+        <w:t xml:space="preserve"> и четного значения</w:t>
+      </w:r>
+      <w:r>
+        <w:rPr>
+          <w:rFonts w:ascii="Times New Roman" w:eastAsiaTheme="minorEastAsia" w:hAnsi="Times New Roman" w:cs="Times New Roman"/>
+        </w:rPr>
+        <w:t xml:space="preserve"> </w:t>
+      </w:r>
+      <w:proofErr w:type="spellStart"/>
+      <w:r>
+        <w:rPr>
+          <w:rFonts w:ascii="Times New Roman" w:eastAsiaTheme="minorEastAsia" w:hAnsi="Times New Roman" w:cs="Times New Roman"/>
+        </w:rPr>
+        <w:t>суперпериодичности</w:t>
+      </w:r>
+      <w:proofErr w:type="spellEnd"/>
+      <w:r>
+        <w:rPr>
+          <w:rFonts w:ascii="Times New Roman" w:eastAsiaTheme="minorEastAsia" w:hAnsi="Times New Roman" w:cs="Times New Roman"/>
+        </w:rPr>
+        <w:t xml:space="preserve"> арки </w:t>
+      </w:r>
+      <m:oMath>
+        <m:r>
+          <w:rPr>
+            <w:rFonts w:ascii="Cambria Math" w:hAnsi="Cambria Math" w:cs="Times New Roman"/>
+          </w:rPr>
+          <m:t>S</m:t>
+        </m:r>
+        <m:r>
+          <w:rPr>
+            <w:rFonts w:ascii="Cambria Math" w:eastAsiaTheme="minorEastAsia" w:hAnsi="Cambria Math" w:cs="Times New Roman"/>
+          </w:rPr>
+          <m:t>=4</m:t>
+        </m:r>
+      </m:oMath>
+      <w:r>
+        <w:rPr>
+          <w:rFonts w:ascii="Times New Roman" w:eastAsiaTheme="minorEastAsia" w:hAnsi="Times New Roman" w:cs="Times New Roman"/>
+        </w:rPr>
+        <w:t xml:space="preserve"> замечателен еще и тем, что позволяет компенсировать нелинейный вклад секступолей внутри арки. В этом случае набег фазы радиальных колебаний между ячейками, расположенными в разных половинках арки и разделенных S/2 числом суперпериодов равен:</w:t>
+      </w:r>
+    </w:p>
+    <w:p>
+      <w:pPr>
+        <w:rPr>
+          <w:rFonts w:ascii="Times New Roman" w:eastAsiaTheme="minorEastAsia" w:hAnsi="Times New Roman" w:cs="Times New Roman"/>
+        </w:rPr>
+      </w:pPr>
+    </w:p>
+    <w:p>
+      <w:pPr>
+        <w:rPr>
+          <w:rFonts w:ascii="Times New Roman" w:eastAsiaTheme="minorEastAsia" w:hAnsi="Times New Roman" w:cs="Times New Roman"/>
+          <w:i/>
+        </w:rPr>
+      </w:pPr>
+      <m:oMathPara>
+        <m:oMath>
+          <m:r>
+            <m:rPr>
+              <m:sty m:val="p"/>
+            </m:rPr>
+            <w:rPr>
+              <w:rFonts w:ascii="Cambria Math"/>
+            </w:rPr>
+            <m:t>2</m:t>
+          </m:r>
+          <m:r>
+            <w:rPr>
+              <w:rFonts w:ascii="Cambria Math"/>
+            </w:rPr>
+            <m:t>π</m:t>
+          </m:r>
+          <m:r>
+            <m:rPr>
+              <m:sty m:val="p"/>
+            </m:rPr>
+            <w:rPr>
+              <w:rFonts w:ascii="Cambria Math" w:hAnsi="Cambria Math" w:cs="Cambria Math"/>
+            </w:rPr>
+            <m:t>⋅</m:t>
+          </m:r>
+          <m:f>
+            <m:fPr>
+              <m:ctrlPr>
+                <w:rPr>
+                  <w:rFonts w:ascii="Cambria Math" w:hAnsi="Cambria Math"/>
+                </w:rPr>
+              </m:ctrlPr>
+            </m:fPr>
+            <m:num>
+              <m:sSub>
+                <m:sSubPr>
+                  <m:ctrlPr>
+                    <w:rPr>
+                      <w:rFonts w:ascii="Cambria Math" w:hAnsi="Cambria Math"/>
+                    </w:rPr>
+                  </m:ctrlPr>
+                </m:sSubPr>
+                <m:e>
+                  <m:r>
+                    <w:rPr>
+                      <w:rFonts w:ascii="Cambria Math"/>
+                    </w:rPr>
+                    <m:t>ν</m:t>
+                  </m:r>
+                </m:e>
+                <m:sub>
+                  <m:r>
+                    <w:rPr>
+                      <w:rFonts w:ascii="Cambria Math"/>
+                    </w:rPr>
+                    <m:t>arc</m:t>
+                  </m:r>
+                </m:sub>
+              </m:sSub>
+            </m:num>
+            <m:den>
+              <m:sSub>
+                <m:sSubPr>
+                  <m:ctrlPr>
+                    <w:rPr>
+                      <w:rFonts w:ascii="Cambria Math" w:hAnsi="Cambria Math"/>
+                    </w:rPr>
+                  </m:ctrlPr>
+                </m:sSubPr>
+                <m:e>
+                  <m:r>
+                    <w:rPr>
+                      <w:rFonts w:ascii="Cambria Math"/>
+                    </w:rPr>
+                    <m:t>S</m:t>
+                  </m:r>
+                </m:e>
+                <m:sub>
+                  <m:r>
+                    <w:rPr>
+                      <w:rFonts w:ascii="Cambria Math"/>
+                    </w:rPr>
+                    <m:t>arc</m:t>
+                  </m:r>
+                </m:sub>
+              </m:sSub>
+            </m:den>
+          </m:f>
+          <m:r>
+            <m:rPr>
+              <m:sty m:val="p"/>
+            </m:rPr>
+            <w:rPr>
+              <w:rFonts w:ascii="Cambria Math" w:hAnsi="Cambria Math" w:cs="Cambria Math"/>
+            </w:rPr>
+            <m:t>⋅</m:t>
+          </m:r>
+          <m:f>
+            <m:fPr>
+              <m:ctrlPr>
+                <w:rPr>
+                  <w:rFonts w:ascii="Cambria Math" w:hAnsi="Cambria Math"/>
+                </w:rPr>
+              </m:ctrlPr>
+            </m:fPr>
+            <m:num>
+              <m:sSub>
+                <m:sSubPr>
+                  <m:ctrlPr>
+                    <w:rPr>
+                      <w:rFonts w:ascii="Cambria Math" w:hAnsi="Cambria Math"/>
+                    </w:rPr>
+                  </m:ctrlPr>
+                </m:sSubPr>
+                <m:e>
+                  <m:r>
+                    <w:rPr>
+                      <w:rFonts w:ascii="Cambria Math"/>
+                    </w:rPr>
+                    <m:t>S</m:t>
+                  </m:r>
+                </m:e>
+                <m:sub>
+                  <m:r>
+                    <w:rPr>
+                      <w:rFonts w:ascii="Cambria Math"/>
+                    </w:rPr>
+                    <m:t>arc</m:t>
+                  </m:r>
+                </m:sub>
+              </m:sSub>
+            </m:num>
+            <m:den>
+              <m:r>
+                <m:rPr>
+                  <m:sty m:val="p"/>
+                </m:rPr>
+                <w:rPr>
+                  <w:rFonts w:ascii="Cambria Math"/>
+                </w:rPr>
+                <m:t>2</m:t>
+              </m:r>
+            </m:den>
+          </m:f>
+          <m:r>
+            <m:rPr>
+              <m:sty m:val="p"/>
+            </m:rPr>
+            <w:rPr>
+              <w:rFonts w:ascii="Cambria Math"/>
+            </w:rPr>
+            <m:t>=2</m:t>
+          </m:r>
+          <m:r>
+            <w:rPr>
+              <w:rFonts w:ascii="Cambria Math"/>
+            </w:rPr>
+            <m:t>π</m:t>
+          </m:r>
+          <m:r>
+            <m:rPr>
+              <m:sty m:val="p"/>
+            </m:rPr>
+            <w:rPr>
+              <w:rFonts w:ascii="Cambria Math" w:hAnsi="Cambria Math" w:cs="Cambria Math"/>
+            </w:rPr>
+            <m:t>⋅</m:t>
+          </m:r>
+          <m:f>
+            <m:fPr>
+              <m:ctrlPr>
+                <w:rPr>
+                  <w:rFonts w:ascii="Cambria Math" w:hAnsi="Cambria Math"/>
+                </w:rPr>
+              </m:ctrlPr>
+            </m:fPr>
+            <m:num>
+              <m:sSub>
+                <m:sSubPr>
+                  <m:ctrlPr>
+                    <w:rPr>
+                      <w:rFonts w:ascii="Cambria Math" w:hAnsi="Cambria Math"/>
+                    </w:rPr>
+                  </m:ctrlPr>
+                </m:sSubPr>
+                <m:e>
+                  <m:r>
+                    <w:rPr>
+                      <w:rFonts w:ascii="Cambria Math"/>
+                    </w:rPr>
+                    <m:t>ν</m:t>
+                  </m:r>
+                </m:e>
+                <m:sub>
+                  <m:r>
+                    <w:rPr>
+                      <w:rFonts w:ascii="Cambria Math"/>
+                    </w:rPr>
+                    <m:t>arc</m:t>
+                  </m:r>
+                </m:sub>
+              </m:sSub>
+            </m:num>
+            <m:den>
+              <m:r>
+                <m:rPr>
+                  <m:sty m:val="p"/>
+                </m:rPr>
+                <w:rPr>
+                  <w:rFonts w:ascii="Cambria Math"/>
+                </w:rPr>
+                <m:t>2</m:t>
+              </m:r>
+            </m:den>
+          </m:f>
+          <m:r>
+            <m:rPr>
+              <m:sty m:val="p"/>
+            </m:rPr>
+            <w:rPr>
+              <w:rFonts w:ascii="Cambria Math"/>
+            </w:rPr>
+            <m:t>=</m:t>
+          </m:r>
+          <m:r>
+            <w:rPr>
+              <w:rFonts w:ascii="Cambria Math"/>
+            </w:rPr>
+            <m:t>π</m:t>
+          </m:r>
+          <m:r>
+            <m:rPr>
+              <m:sty m:val="p"/>
+            </m:rPr>
+            <w:rPr>
+              <w:rFonts w:ascii="Cambria Math"/>
+            </w:rPr>
+            <m:t>+2</m:t>
+          </m:r>
+          <m:r>
+            <w:rPr>
+              <w:rFonts w:ascii="Cambria Math"/>
+            </w:rPr>
+            <m:t xml:space="preserve">πn, </m:t>
+          </m:r>
+          <m:r>
+            <w:rPr>
+              <w:rFonts w:ascii="Cambria Math" w:eastAsiaTheme="minorEastAsia" w:hAnsi="Cambria Math" w:cs="Times New Roman"/>
+            </w:rPr>
+            <m:t>(4)</m:t>
+          </m:r>
+        </m:oMath>
+      </m:oMathPara>
+    </w:p>
+    <w:p>
+      <w:pPr>
+        <w:rPr>
+          <w:rFonts w:ascii="Times New Roman" w:eastAsiaTheme="minorEastAsia" w:hAnsi="Times New Roman" w:cs="Times New Roman"/>
+          <w:i/>
+        </w:rPr>
+      </w:pPr>
+    </w:p>
+    <w:p>
+      <w:pPr>
+        <w:rPr>
+          <w:rFonts w:ascii="Times New Roman" w:eastAsiaTheme="minorEastAsia" w:hAnsi="Times New Roman" w:cs="Times New Roman"/>
+          <w:iCs/>
+        </w:rPr>
+      </w:pPr>
+      <w:r>
+        <w:rPr>
+          <w:rFonts w:ascii="Times New Roman" w:eastAsiaTheme="minorEastAsia" w:hAnsi="Times New Roman" w:cs="Times New Roman"/>
+          <w:iCs/>
+        </w:rPr>
+        <w:t xml:space="preserve">что соответствует условию компенсации нелинейного влияния </w:t>
+      </w:r>
+      <w:proofErr w:type="spellStart"/>
+      <w:r>
+        <w:rPr>
+          <w:rFonts w:ascii="Times New Roman" w:eastAsiaTheme="minorEastAsia" w:hAnsi="Times New Roman" w:cs="Times New Roman"/>
+          <w:iCs/>
+        </w:rPr>
+        <w:t>секступолей</w:t>
+      </w:r>
+      <w:proofErr w:type="spellEnd"/>
+      <w:r>
+        <w:rPr>
+          <w:rFonts w:ascii="Times New Roman" w:eastAsiaTheme="minorEastAsia" w:hAnsi="Times New Roman" w:cs="Times New Roman"/>
+          <w:iCs/>
+        </w:rPr>
+        <w:t xml:space="preserve"> в первом приближении во всей арке. Это замечательное свойство также относится к высшим </w:t>
+      </w:r>
+      <w:proofErr w:type="spellStart"/>
+      <w:r>
+        <w:rPr>
+          <w:rFonts w:ascii="Times New Roman" w:eastAsiaTheme="minorEastAsia" w:hAnsi="Times New Roman" w:cs="Times New Roman"/>
+          <w:iCs/>
+        </w:rPr>
+        <w:t>мультиполям</w:t>
+      </w:r>
+      <w:proofErr w:type="spellEnd"/>
+      <w:r>
+        <w:rPr>
+          <w:rFonts w:ascii="Times New Roman" w:eastAsiaTheme="minorEastAsia" w:hAnsi="Times New Roman" w:cs="Times New Roman"/>
+          <w:iCs/>
+        </w:rPr>
+        <w:t xml:space="preserve"> в квадруполях и отклоняющих магнитах. Эта связь через число суперпериодов </w:t>
+      </w:r>
+      <m:oMath>
+        <m:sSub>
+          <m:sSubPr>
+            <m:ctrlPr>
+              <w:rPr>
+                <w:rFonts w:ascii="Cambria Math" w:hAnsi="Cambria Math" w:cs="Times New Roman"/>
+                <w:i/>
+              </w:rPr>
+            </m:ctrlPr>
+          </m:sSubPr>
+          <m:e>
+            <m:r>
+              <w:rPr>
+                <w:rFonts w:ascii="Cambria Math" w:hAnsi="Cambria Math" w:cs="Times New Roman"/>
+              </w:rPr>
+              <m:t>S</m:t>
+            </m:r>
+          </m:e>
+          <m:sub>
+            <m:r>
+              <w:rPr>
+                <w:rFonts w:ascii="Cambria Math" w:hAnsi="Cambria Math" w:cs="Times New Roman"/>
+              </w:rPr>
+              <m:t>arc</m:t>
+            </m:r>
+          </m:sub>
+        </m:sSub>
+        <m:r>
+          <m:rPr>
+            <m:lit/>
+          </m:rPr>
+          <w:rPr>
+            <w:rFonts w:ascii="Cambria Math" w:hAnsi="Cambria Math" w:cs="Times New Roman"/>
+          </w:rPr>
+          <m:t>/</m:t>
+        </m:r>
+        <m:r>
+          <w:rPr>
+            <w:rFonts w:ascii="Cambria Math" w:hAnsi="Cambria Math" w:cs="Times New Roman"/>
+          </w:rPr>
+          <m:t>2</m:t>
+        </m:r>
+      </m:oMath>
+      <w:r>
+        <w:rPr>
+          <w:rFonts w:ascii="Times New Roman" w:eastAsiaTheme="minorEastAsia" w:hAnsi="Times New Roman" w:cs="Times New Roman"/>
+          <w:iCs/>
+        </w:rPr>
+        <w:t xml:space="preserve"> будет называться длинной связью.</w:t>
+      </w:r>
+    </w:p>
+    <w:p>
+      <w:pPr>
+        <w:rPr>
+          <w:rFonts w:ascii="Times New Roman" w:eastAsiaTheme="minorEastAsia" w:hAnsi="Times New Roman" w:cs="Times New Roman"/>
+          <w:iCs/>
+        </w:rPr>
+      </w:pPr>
+    </w:p>
+    <w:p>
+      <w:pPr>
+        <w:ind w:firstLine="360"/>
+        <w:rPr>
+          <w:rFonts w:ascii="Times New Roman" w:eastAsiaTheme="minorEastAsia" w:hAnsi="Times New Roman" w:cs="Times New Roman"/>
+        </w:rPr>
+      </w:pPr>
+      <w:r>
+        <w:rPr>
+          <w:rFonts w:ascii="Times New Roman" w:hAnsi="Times New Roman" w:cs="Times New Roman"/>
+          <w:noProof/>
+        </w:rPr>
+        <w:drawing>
+          <wp:inline distT="0" distB="0" distL="0" distR="0" wp14:anchorId="5DA80286" wp14:editId="1175C4D8">
+            <wp:extent cx="5305529" cy="1093432"/>
+            <wp:effectExtent l="0" t="0" r="3175" b="0"/>
+            <wp:docPr id="11" name="Рисунок 11"/>
+            <wp:cNvGraphicFramePr>
+              <a:graphicFrameLocks xmlns:a="http://schemas.openxmlformats.org/drawingml/2006/main" noChangeAspect="1"/>
+            </wp:cNvGraphicFramePr>
+            <a:graphic xmlns:a="http://schemas.openxmlformats.org/drawingml/2006/main">
+              <a:graphicData uri="http://schemas.openxmlformats.org/drawingml/2006/picture">
+                <pic:pic xmlns:pic="http://schemas.openxmlformats.org/drawingml/2006/picture">
+                  <pic:nvPicPr>
+                    <pic:cNvPr id="2" name="Рисунок 2"/>
+                    <pic:cNvPicPr/>
+                  </pic:nvPicPr>
+                  <pic:blipFill>
+                    <a:blip r:embed="rId6">
+                      <a:extLst>
+                        <a:ext uri="{28A0092B-C50C-407E-A947-70E740481C1C}">
+                          <a14:useLocalDpi xmlns:a14="http://schemas.microsoft.com/office/drawing/2010/main" val="0"/>
+                        </a:ext>
+                      </a:extLst>
+                    </a:blip>
+                    <a:stretch>
+                      <a:fillRect/>
+                    </a:stretch>
+                  </pic:blipFill>
+                  <pic:spPr>
+                    <a:xfrm>
+                      <a:off x="0" y="0"/>
+                      <a:ext cx="5346314" cy="1101838"/>
+                    </a:xfrm>
+                    <a:prstGeom prst="rect">
+                      <a:avLst/>
+                    </a:prstGeom>
+                  </pic:spPr>
+                </pic:pic>
+              </a:graphicData>
+            </a:graphic>
+          </wp:inline>
+        </w:drawing>
+      </w:r>
+    </w:p>
+    <w:p>
+      <w:pPr>
+        <w:ind w:firstLine="360"/>
+        <w:jc w:val="center"/>
+        <w:rPr>
+          <w:rFonts w:ascii="Times New Roman" w:eastAsiaTheme="minorEastAsia" w:hAnsi="Times New Roman" w:cs="Times New Roman"/>
+        </w:rPr>
+      </w:pPr>
+      <w:r>
+        <w:rPr>
+          <w:rFonts w:ascii="Times New Roman" w:eastAsiaTheme="minorEastAsia" w:hAnsi="Times New Roman" w:cs="Times New Roman"/>
+        </w:rPr>
+        <w:t>Рис 6</w:t>
+      </w:r>
+      <w:r>
+        <w:rPr>
+          <w:rFonts w:ascii="Times New Roman" w:eastAsiaTheme="minorEastAsia" w:hAnsi="Times New Roman" w:cs="Times New Roman"/>
+        </w:rPr>
+        <w:t xml:space="preserve">. </w:t>
+      </w:r>
+      <w:proofErr w:type="spellStart"/>
+      <w:r>
+        <w:rPr>
+          <w:rFonts w:ascii="Times New Roman" w:eastAsiaTheme="minorEastAsia" w:hAnsi="Times New Roman" w:cs="Times New Roman"/>
+        </w:rPr>
+        <w:t>Суперпериод</w:t>
+      </w:r>
+      <w:proofErr w:type="spellEnd"/>
+      <w:r>
+        <w:rPr>
+          <w:rFonts w:ascii="Times New Roman" w:eastAsiaTheme="minorEastAsia" w:hAnsi="Times New Roman" w:cs="Times New Roman"/>
+        </w:rPr>
+        <w:t xml:space="preserve">. </w:t>
+      </w:r>
+      <w:r>
+        <w:rPr>
+          <w:rFonts w:ascii="Times New Roman" w:eastAsiaTheme="minorEastAsia" w:hAnsi="Times New Roman" w:cs="Times New Roman"/>
+        </w:rPr>
+        <w:t xml:space="preserve">Зеленым цветом указана расстановка </w:t>
+      </w:r>
+      <w:proofErr w:type="spellStart"/>
+      <w:r>
+        <w:rPr>
+          <w:rFonts w:ascii="Times New Roman" w:eastAsiaTheme="minorEastAsia" w:hAnsi="Times New Roman" w:cs="Times New Roman"/>
+        </w:rPr>
+        <w:t>секступолей</w:t>
+      </w:r>
+      <w:proofErr w:type="spellEnd"/>
+      <w:r>
+        <w:rPr>
+          <w:rFonts w:ascii="Times New Roman" w:eastAsiaTheme="minorEastAsia" w:hAnsi="Times New Roman" w:cs="Times New Roman"/>
+        </w:rPr>
+        <w:t>.</w:t>
+      </w:r>
+    </w:p>
+    <w:p>
+      <w:pPr>
+        <w:ind w:firstLine="360"/>
+        <w:jc w:val="center"/>
+        <w:rPr>
+          <w:rFonts w:ascii="Times New Roman" w:eastAsiaTheme="minorEastAsia" w:hAnsi="Times New Roman" w:cs="Times New Roman"/>
+        </w:rPr>
+      </w:pPr>
+    </w:p>
+    <w:p>
+      <w:pPr>
+        <w:ind w:firstLine="360"/>
+        <w:jc w:val="center"/>
+        <w:rPr>
+          <w:rFonts w:ascii="Times New Roman" w:eastAsiaTheme="minorEastAsia" w:hAnsi="Times New Roman" w:cs="Times New Roman"/>
+        </w:rPr>
+      </w:pPr>
+    </w:p>
+    <w:p>
+      <w:pPr>
+        <w:rPr>
+          <w:rFonts w:ascii="Times New Roman" w:eastAsiaTheme="minorEastAsia" w:hAnsi="Times New Roman" w:cs="Times New Roman"/>
+          <w:iCs/>
+        </w:rPr>
+      </w:pPr>
+      <w:r>
+        <w:rPr>
+          <w:rFonts w:ascii="Times New Roman" w:eastAsiaTheme="minorEastAsia" w:hAnsi="Times New Roman" w:cs="Times New Roman"/>
+          <w:iCs/>
+          <w:noProof/>
+        </w:rPr>
+        <w:drawing>
+          <wp:inline distT="0" distB="0" distL="0" distR="0">
+            <wp:extent cx="5940425" cy="3484245"/>
+            <wp:effectExtent l="0" t="0" r="3175" b="0"/>
+            <wp:docPr id="12" name="Рисунок 12"/>
+            <wp:cNvGraphicFramePr>
+              <a:graphicFrameLocks xmlns:a="http://schemas.openxmlformats.org/drawingml/2006/main" noChangeAspect="1"/>
+            </wp:cNvGraphicFramePr>
+            <a:graphic xmlns:a="http://schemas.openxmlformats.org/drawingml/2006/main">
+              <a:graphicData uri="http://schemas.openxmlformats.org/drawingml/2006/picture">
+                <pic:pic xmlns:pic="http://schemas.openxmlformats.org/drawingml/2006/picture">
+                  <pic:nvPicPr>
+                    <pic:cNvPr id="12" name="Рисунок 12"/>
+                    <pic:cNvPicPr/>
+                  </pic:nvPicPr>
+                  <pic:blipFill>
+                    <a:blip r:embed="rId12" cstate="print">
+                      <a:extLst>
+                        <a:ext uri="{28A0092B-C50C-407E-A947-70E740481C1C}">
+                          <a14:useLocalDpi xmlns:a14="http://schemas.microsoft.com/office/drawing/2010/main" val="0"/>
+                        </a:ext>
+                      </a:extLst>
+                    </a:blip>
+                    <a:stretch>
+                      <a:fillRect/>
+                    </a:stretch>
+                  </pic:blipFill>
+                  <pic:spPr>
+                    <a:xfrm>
+                      <a:off x="0" y="0"/>
+                      <a:ext cx="5940425" cy="3484245"/>
+                    </a:xfrm>
+                    <a:prstGeom prst="rect">
+                      <a:avLst/>
+                    </a:prstGeom>
+                  </pic:spPr>
+                </pic:pic>
+              </a:graphicData>
+            </a:graphic>
+          </wp:inline>
+        </w:drawing>
+      </w:r>
+    </w:p>
+    <w:p>
+      <w:pPr>
+        <w:rPr>
+          <w:rFonts w:ascii="Times New Roman" w:eastAsiaTheme="minorEastAsia" w:hAnsi="Times New Roman" w:cs="Times New Roman"/>
+          <w:iCs/>
+        </w:rPr>
+      </w:pPr>
+    </w:p>
+    <w:p>
+      <w:pPr>
+        <w:jc w:val="center"/>
+        <w:rPr>
+          <w:rFonts w:ascii="Times New Roman" w:eastAsiaTheme="minorEastAsia" w:hAnsi="Times New Roman" w:cs="Times New Roman"/>
+          <w:iCs/>
+        </w:rPr>
+      </w:pPr>
+      <w:r>
+        <w:rPr>
+          <w:rFonts w:ascii="Times New Roman" w:eastAsiaTheme="minorEastAsia" w:hAnsi="Times New Roman" w:cs="Times New Roman"/>
+          <w:iCs/>
+        </w:rPr>
+        <w:t>Рис</w:t>
+      </w:r>
+      <w:r>
+        <w:rPr>
+          <w:rFonts w:ascii="Times New Roman" w:eastAsiaTheme="minorEastAsia" w:hAnsi="Times New Roman" w:cs="Times New Roman"/>
+          <w:iCs/>
+        </w:rPr>
+        <w:t xml:space="preserve">.7 </w:t>
+      </w:r>
+      <w:r>
+        <w:rPr>
+          <w:rFonts w:ascii="Times New Roman" w:eastAsiaTheme="minorEastAsia" w:hAnsi="Times New Roman" w:cs="Times New Roman"/>
+          <w:iCs/>
+          <w:lang w:val="en-US"/>
+        </w:rPr>
+        <w:t>Twiss</w:t>
+      </w:r>
+      <w:r>
+        <w:rPr>
+          <w:rFonts w:ascii="Times New Roman" w:eastAsiaTheme="minorEastAsia" w:hAnsi="Times New Roman" w:cs="Times New Roman"/>
+          <w:iCs/>
+        </w:rPr>
+        <w:t>-</w:t>
+      </w:r>
+      <w:r>
+        <w:rPr>
+          <w:rFonts w:ascii="Times New Roman" w:eastAsiaTheme="minorEastAsia" w:hAnsi="Times New Roman" w:cs="Times New Roman"/>
+          <w:iCs/>
+        </w:rPr>
+        <w:t xml:space="preserve">параметры протонной опции коллайдера </w:t>
+      </w:r>
+      <w:r>
+        <w:rPr>
+          <w:rFonts w:ascii="Times New Roman" w:eastAsiaTheme="minorEastAsia" w:hAnsi="Times New Roman" w:cs="Times New Roman"/>
+          <w:iCs/>
+          <w:lang w:val="en-US"/>
+        </w:rPr>
+        <w:t>NICA</w:t>
+      </w:r>
+      <w:r>
+        <w:rPr>
+          <w:rFonts w:ascii="Times New Roman" w:eastAsiaTheme="minorEastAsia" w:hAnsi="Times New Roman" w:cs="Times New Roman"/>
+          <w:iCs/>
+        </w:rPr>
+        <w:t xml:space="preserve"> </w:t>
+      </w:r>
+      <w:r>
+        <w:rPr>
+          <w:rFonts w:ascii="Times New Roman" w:eastAsiaTheme="minorEastAsia" w:hAnsi="Times New Roman" w:cs="Times New Roman"/>
+          <w:iCs/>
+        </w:rPr>
+        <w:t xml:space="preserve">с </w:t>
+      </w:r>
+      <m:oMath>
+        <m:sSubSup>
+          <m:sSubSupPr>
+            <m:ctrlPr>
+              <w:rPr>
+                <w:rFonts w:ascii="Cambria Math" w:hAnsi="Cambria Math" w:cs="Times New Roman"/>
+                <w:i/>
+              </w:rPr>
+            </m:ctrlPr>
+          </m:sSubSupPr>
+          <m:e>
+            <m:r>
+              <w:rPr>
+                <w:rFonts w:ascii="Cambria Math" w:hAnsi="Cambria Math" w:cs="Times New Roman"/>
+              </w:rPr>
+              <m:t>γ</m:t>
+            </m:r>
+          </m:e>
+          <m:sub>
+            <m:r>
+              <w:rPr>
+                <w:rFonts w:ascii="Cambria Math" w:hAnsi="Cambria Math" w:cs="Times New Roman"/>
+              </w:rPr>
+              <m:t>tr</m:t>
+            </m:r>
+          </m:sub>
+          <m:sup>
+            <m:r>
+              <w:rPr>
+                <w:rFonts w:ascii="Cambria Math" w:hAnsi="Cambria Math" w:cs="Times New Roman"/>
+                <w:lang w:val="en-US"/>
+              </w:rPr>
+              <m:t>tot</m:t>
+            </m:r>
+          </m:sup>
+        </m:sSubSup>
+        <m:r>
+          <w:rPr>
+            <w:rFonts w:ascii="Cambria Math" w:hAnsi="Cambria Math" w:cs="Times New Roman"/>
+          </w:rPr>
+          <m:t>≈13</m:t>
+        </m:r>
+      </m:oMath>
+      <w:r>
+        <w:rPr>
+          <w:rFonts w:ascii="Times New Roman" w:eastAsiaTheme="minorEastAsia" w:hAnsi="Times New Roman" w:cs="Times New Roman"/>
+        </w:rPr>
+        <w:t>.</w:t>
+      </w:r>
+    </w:p>
+    <w:p>
+      <w:pPr>
+        <w:rPr>
+          <w:rFonts w:ascii="Times New Roman" w:eastAsiaTheme="minorEastAsia" w:hAnsi="Times New Roman" w:cs="Times New Roman"/>
+          <w:iCs/>
+        </w:rPr>
+      </w:pPr>
+    </w:p>
+    <w:p>
+      <w:pPr>
+        <w:rPr>
+          <w:rFonts w:ascii="Times New Roman" w:eastAsiaTheme="minorEastAsia" w:hAnsi="Times New Roman" w:cs="Times New Roman"/>
+          <w:b/>
+          <w:bCs/>
+          <w:iCs/>
+        </w:rPr>
+      </w:pPr>
+      <w:r>
+        <w:rPr>
+          <w:rFonts w:ascii="Times New Roman" w:eastAsiaTheme="minorEastAsia" w:hAnsi="Times New Roman" w:cs="Times New Roman"/>
+          <w:b/>
+          <w:bCs/>
+          <w:iCs/>
+        </w:rPr>
+        <w:t>Заключение</w:t>
+      </w:r>
+    </w:p>
+    <w:p>
+      <w:pPr>
+        <w:rPr>
+          <w:rFonts w:ascii="Times New Roman" w:eastAsiaTheme="minorEastAsia" w:hAnsi="Times New Roman" w:cs="Times New Roman"/>
+          <w:b/>
+          <w:bCs/>
+          <w:iCs/>
+        </w:rPr>
+      </w:pPr>
+    </w:p>
+    <w:p>
+      <w:pPr>
+        <w:ind w:firstLine="708"/>
+        <w:rPr>
+          <w:rFonts w:ascii="Times New Roman" w:eastAsiaTheme="minorEastAsia" w:hAnsi="Times New Roman" w:cs="Times New Roman"/>
+          <w:iCs/>
+        </w:rPr>
+      </w:pPr>
+      <w:r>
+        <w:rPr>
+          <w:rFonts w:ascii="Times New Roman" w:eastAsiaTheme="minorEastAsia" w:hAnsi="Times New Roman" w:cs="Times New Roman"/>
+          <w:iCs/>
+        </w:rPr>
+        <w:t>Рассмотрена методика вариации критической энергии методом модуляции градиента квадрупольных линз на арках</w:t>
+      </w:r>
+      <w:r>
+        <w:rPr>
+          <w:rFonts w:ascii="Times New Roman" w:eastAsiaTheme="minorEastAsia" w:hAnsi="Times New Roman" w:cs="Times New Roman"/>
+          <w:iCs/>
+        </w:rPr>
+        <w:t xml:space="preserve"> </w:t>
+      </w:r>
+      <w:r>
+        <w:rPr>
+          <w:rFonts w:ascii="Times New Roman" w:eastAsiaTheme="minorEastAsia" w:hAnsi="Times New Roman" w:cs="Times New Roman"/>
+          <w:iCs/>
+        </w:rPr>
+        <w:t xml:space="preserve">в </w:t>
+      </w:r>
+      <w:r>
+        <w:rPr>
+          <w:rFonts w:ascii="Times New Roman" w:eastAsiaTheme="minorEastAsia" w:hAnsi="Times New Roman" w:cs="Times New Roman"/>
+          <w:iCs/>
+        </w:rPr>
+        <w:t>применении</w:t>
+      </w:r>
+      <w:r>
+        <w:rPr>
+          <w:rFonts w:ascii="Times New Roman" w:eastAsiaTheme="minorEastAsia" w:hAnsi="Times New Roman" w:cs="Times New Roman"/>
+          <w:iCs/>
+        </w:rPr>
+        <w:t xml:space="preserve"> к ускорительному комплексу </w:t>
+      </w:r>
+      <w:r>
+        <w:rPr>
+          <w:rFonts w:ascii="Times New Roman" w:eastAsiaTheme="minorEastAsia" w:hAnsi="Times New Roman" w:cs="Times New Roman"/>
+          <w:iCs/>
+          <w:lang w:val="en-US"/>
+        </w:rPr>
+        <w:t>NICA</w:t>
+      </w:r>
+      <w:r>
+        <w:rPr>
+          <w:rFonts w:ascii="Times New Roman" w:eastAsiaTheme="minorEastAsia" w:hAnsi="Times New Roman" w:cs="Times New Roman"/>
+          <w:iCs/>
+        </w:rPr>
+        <w:t xml:space="preserve">. </w:t>
+      </w:r>
+      <w:r>
+        <w:rPr>
+          <w:rFonts w:ascii="Times New Roman" w:eastAsiaTheme="minorEastAsia" w:hAnsi="Times New Roman" w:cs="Times New Roman"/>
+          <w:iCs/>
+        </w:rPr>
+        <w:t>Такой случай предполагает раздельное питание квадруполей</w:t>
+      </w:r>
+      <w:r>
+        <w:rPr>
+          <w:rFonts w:ascii="Times New Roman" w:eastAsiaTheme="minorEastAsia" w:hAnsi="Times New Roman" w:cs="Times New Roman"/>
+          <w:iCs/>
+        </w:rPr>
+        <w:t xml:space="preserve">. </w:t>
+      </w:r>
+      <w:r>
+        <w:rPr>
+          <w:rFonts w:ascii="Times New Roman" w:eastAsiaTheme="minorEastAsia" w:hAnsi="Times New Roman" w:cs="Times New Roman"/>
+          <w:iCs/>
+        </w:rPr>
+        <w:t>Также учтена необходимость подавления дисперсии на краях арки</w:t>
+      </w:r>
+      <w:r>
+        <w:rPr>
+          <w:rFonts w:ascii="Times New Roman" w:eastAsiaTheme="minorEastAsia" w:hAnsi="Times New Roman" w:cs="Times New Roman"/>
+          <w:iCs/>
+        </w:rPr>
+        <w:t xml:space="preserve"> </w:t>
+      </w:r>
+      <w:r>
+        <w:rPr>
+          <w:rFonts w:ascii="Times New Roman" w:eastAsiaTheme="minorEastAsia" w:hAnsi="Times New Roman" w:cs="Times New Roman"/>
+          <w:iCs/>
+        </w:rPr>
+        <w:t>в имеющейся структуре</w:t>
+      </w:r>
+      <w:r>
+        <w:rPr>
+          <w:rFonts w:ascii="Times New Roman" w:eastAsiaTheme="minorEastAsia" w:hAnsi="Times New Roman" w:cs="Times New Roman"/>
+          <w:iCs/>
+        </w:rPr>
+        <w:t xml:space="preserve"> и подавление хроматичности на всем кольце коллайдера</w:t>
+      </w:r>
+      <w:r>
+        <w:rPr>
+          <w:rFonts w:ascii="Times New Roman" w:eastAsiaTheme="minorEastAsia" w:hAnsi="Times New Roman" w:cs="Times New Roman"/>
+          <w:iCs/>
+        </w:rPr>
+        <w:t>.</w:t>
+      </w:r>
+    </w:p>
+    <w:p>
+      <w:pPr>
+        <w:rPr>
+          <w:rFonts w:ascii="Times New Roman" w:eastAsiaTheme="minorEastAsia" w:hAnsi="Times New Roman" w:cs="Times New Roman"/>
+          <w:iCs/>
+        </w:rPr>
+      </w:pPr>
+    </w:p>
+    <w:p>
+      <w:pPr>
+        <w:jc w:val="center"/>
+        <w:rPr>
+          <w:rFonts w:ascii="Times New Roman" w:hAnsi="Times New Roman" w:cs="Times New Roman"/>
+          <w:b/>
+          <w:bCs/>
+        </w:rPr>
+      </w:pPr>
+      <w:r>
+        <w:rPr>
+          <w:rFonts w:ascii="Times New Roman" w:hAnsi="Times New Roman" w:cs="Times New Roman"/>
+          <w:b/>
+          <w:bCs/>
+        </w:rPr>
+        <w:t>Литература</w:t>
+      </w:r>
+    </w:p>
+    <w:p>
+      <w:pPr>
+        <w:ind w:firstLine="360"/>
+        <w:jc w:val="center"/>
+        <w:rPr>
+          <w:rFonts w:ascii="Times New Roman" w:hAnsi="Times New Roman" w:cs="Times New Roman"/>
+          <w:b/>
+          <w:bCs/>
         </w:rPr>
       </w:pPr>
     </w:p>
     <w:p>
       <w:pPr>
         <w:pStyle w:val="a5"/>
-        <w:rPr>
-          <w:rFonts w:ascii="Times New Roman" w:hAnsi="Times New Roman" w:cs="Times New Roman"/>
-        </w:rPr>
-      </w:pPr>
+        <w:numPr>
+          <w:ilvl w:val="0"/>
+          <w:numId w:val="9"/>
+        </w:numPr>
+        <w:ind w:firstLine="360"/>
+        <w:rPr>
+          <w:rFonts w:ascii="Times New Roman" w:hAnsi="Times New Roman" w:cs="Times New Roman"/>
+          <w:sz w:val="22"/>
+          <w:szCs w:val="22"/>
+          <w:lang w:val="en-US"/>
+        </w:rPr>
+      </w:pPr>
+      <w:r>
+        <w:rPr>
+          <w:rFonts w:ascii="Times New Roman" w:hAnsi="Times New Roman" w:cs="Times New Roman"/>
+          <w:sz w:val="22"/>
+          <w:szCs w:val="22"/>
+          <w:lang w:val="en-US"/>
+        </w:rPr>
+        <w:t xml:space="preserve">Yu. V. </w:t>
+      </w:r>
+      <w:proofErr w:type="spellStart"/>
+      <w:r>
+        <w:rPr>
+          <w:rFonts w:ascii="Times New Roman" w:hAnsi="Times New Roman" w:cs="Times New Roman"/>
+          <w:sz w:val="22"/>
+          <w:szCs w:val="22"/>
+          <w:lang w:val="en-US"/>
+        </w:rPr>
+        <w:t>Senichev</w:t>
+      </w:r>
+      <w:proofErr w:type="spellEnd"/>
+      <w:r>
+        <w:rPr>
+          <w:rFonts w:ascii="Times New Roman" w:hAnsi="Times New Roman" w:cs="Times New Roman"/>
+          <w:sz w:val="22"/>
+          <w:szCs w:val="22"/>
+          <w:lang w:val="en-US"/>
+        </w:rPr>
+        <w:t xml:space="preserve"> and A. N. </w:t>
+      </w:r>
+      <w:proofErr w:type="spellStart"/>
+      <w:r>
+        <w:rPr>
+          <w:rFonts w:ascii="Times New Roman" w:hAnsi="Times New Roman" w:cs="Times New Roman"/>
+          <w:sz w:val="22"/>
+          <w:szCs w:val="22"/>
+          <w:lang w:val="en-US"/>
+        </w:rPr>
+        <w:t>Chechenin</w:t>
+      </w:r>
+      <w:proofErr w:type="spellEnd"/>
+      <w:r>
+        <w:rPr>
+          <w:rFonts w:ascii="Times New Roman" w:hAnsi="Times New Roman" w:cs="Times New Roman"/>
+          <w:sz w:val="22"/>
+          <w:szCs w:val="22"/>
+          <w:lang w:val="en-US"/>
+        </w:rPr>
+        <w:t>. Theory of “Resonant” Lattices for Synchrotrons with Negative Momentum Compaction Factor. Journal of Experimental and Theoretical Physics, 2007, Vol. 105, No. 5, pp. 988–997</w:t>
+      </w:r>
     </w:p>
     <w:p>
       <w:pPr>
         <w:pStyle w:val="a5"/>
-        <w:rPr>
-          <w:rFonts w:ascii="Times New Roman" w:hAnsi="Times New Roman" w:cs="Times New Roman"/>
-        </w:rPr>
-      </w:pPr>
-    </w:p>
-    <w:p>
-      <w:pPr>
-        <w:rPr>
-          <w:rFonts w:ascii="Times New Roman" w:hAnsi="Times New Roman" w:cs="Times New Roman"/>
-        </w:rPr>
-      </w:pPr>
-    </w:p>
-    <w:p>
-      <w:pPr>
-        <w:rPr>
-          <w:rFonts w:ascii="Times New Roman" w:hAnsi="Times New Roman" w:cs="Times New Roman"/>
+        <w:numPr>
+          <w:ilvl w:val="0"/>
+          <w:numId w:val="9"/>
+        </w:numPr>
+        <w:ind w:firstLine="360"/>
+        <w:rPr>
+          <w:rFonts w:ascii="Times New Roman" w:hAnsi="Times New Roman" w:cs="Times New Roman"/>
+          <w:sz w:val="22"/>
+          <w:szCs w:val="22"/>
+          <w:lang w:val="en-US"/>
+        </w:rPr>
+      </w:pPr>
+      <w:r>
+        <w:rPr>
+          <w:rFonts w:ascii="Times New Roman" w:hAnsi="Times New Roman" w:cs="Times New Roman"/>
+          <w:lang w:val="en-US"/>
+        </w:rPr>
+        <w:t xml:space="preserve">Yu. V. </w:t>
+      </w:r>
+      <w:proofErr w:type="spellStart"/>
+      <w:r>
+        <w:rPr>
+          <w:rFonts w:ascii="Times New Roman" w:hAnsi="Times New Roman" w:cs="Times New Roman"/>
+          <w:lang w:val="en-US"/>
+        </w:rPr>
+        <w:t>Senichev</w:t>
+      </w:r>
+      <w:proofErr w:type="spellEnd"/>
+      <w:r>
+        <w:rPr>
+          <w:rFonts w:ascii="Times New Roman" w:hAnsi="Times New Roman" w:cs="Times New Roman"/>
+          <w:lang w:val="en-US"/>
+        </w:rPr>
+        <w:t xml:space="preserve"> and A. N. </w:t>
+      </w:r>
+      <w:proofErr w:type="spellStart"/>
+      <w:r>
+        <w:rPr>
+          <w:rFonts w:ascii="Times New Roman" w:hAnsi="Times New Roman" w:cs="Times New Roman"/>
+          <w:lang w:val="en-US"/>
+        </w:rPr>
+        <w:t>Chechenin</w:t>
+      </w:r>
+      <w:proofErr w:type="spellEnd"/>
+      <w:r>
+        <w:rPr>
+          <w:rFonts w:ascii="Times New Roman" w:hAnsi="Times New Roman" w:cs="Times New Roman"/>
+          <w:lang w:val="en-US"/>
+        </w:rPr>
+        <w:t>.</w:t>
+      </w:r>
+      <w:r>
+        <w:rPr>
+          <w:rFonts w:ascii="Times New Roman" w:hAnsi="Times New Roman" w:cs="Times New Roman"/>
+          <w:lang w:val="en-US"/>
+        </w:rPr>
+        <w:t xml:space="preserve"> </w:t>
+      </w:r>
+      <w:r>
+        <w:rPr>
+          <w:rFonts w:ascii="Times New Roman" w:hAnsi="Times New Roman" w:cs="Times New Roman"/>
+          <w:sz w:val="22"/>
+          <w:szCs w:val="22"/>
+          <w:lang w:val="en-US"/>
+        </w:rPr>
+        <w:t>Construction of “Resonant” Magneto-Optical Lattices with Controlled Momentum Compaction Factor</w:t>
+      </w:r>
+      <w:r>
+        <w:rPr>
+          <w:rFonts w:ascii="Times New Roman" w:hAnsi="Times New Roman" w:cs="Times New Roman"/>
+          <w:sz w:val="22"/>
+          <w:szCs w:val="22"/>
+          <w:lang w:val="en-US"/>
+        </w:rPr>
+        <w:t xml:space="preserve"> </w:t>
+      </w:r>
+      <w:r>
+        <w:rPr>
+          <w:rFonts w:ascii="Times New Roman" w:hAnsi="Times New Roman" w:cs="Times New Roman"/>
+          <w:sz w:val="22"/>
+          <w:szCs w:val="22"/>
+          <w:lang w:val="en-US"/>
+        </w:rPr>
+        <w:t>Journal of Experimental and Theoretical Physics, 2007, Vol. 105, No. 6, pp. 1141–1156.</w:t>
+      </w:r>
+    </w:p>
+    <w:p>
+      <w:pPr>
+        <w:pStyle w:val="a5"/>
+        <w:numPr>
+          <w:ilvl w:val="0"/>
+          <w:numId w:val="9"/>
+        </w:numPr>
+        <w:ind w:firstLine="360"/>
+        <w:rPr>
+          <w:rFonts w:ascii="Times New Roman" w:hAnsi="Times New Roman" w:cs="Times New Roman"/>
+          <w:sz w:val="22"/>
+          <w:szCs w:val="22"/>
+          <w:lang w:val="en-US"/>
+        </w:rPr>
+        <w:sectPr>
+          <w:type w:val="continuous"/>
+          <w:pgSz w:w="11906" w:h="16838"/>
+          <w:pgMar w:top="1134" w:right="850" w:bottom="1134" w:left="1701" w:header="708" w:footer="708" w:gutter="0"/>
+          <w:cols w:space="708"/>
+          <w:docGrid w:linePitch="360"/>
+        </w:sectPr>
+      </w:pPr>
+      <w:r>
+        <w:rPr>
+          <w:rFonts w:ascii="Times New Roman" w:hAnsi="Times New Roman" w:cs="Times New Roman"/>
+          <w:sz w:val="22"/>
+          <w:szCs w:val="22"/>
+          <w:lang w:val="en-US"/>
+        </w:rPr>
+        <w:t xml:space="preserve">Yu. </w:t>
+      </w:r>
+      <w:proofErr w:type="spellStart"/>
+      <w:r>
+        <w:rPr>
+          <w:rFonts w:ascii="Times New Roman" w:hAnsi="Times New Roman" w:cs="Times New Roman"/>
+          <w:sz w:val="22"/>
+          <w:szCs w:val="22"/>
+          <w:lang w:val="en-US"/>
+        </w:rPr>
+        <w:t>Senichev</w:t>
+      </w:r>
+      <w:proofErr w:type="spellEnd"/>
+      <w:r>
+        <w:rPr>
+          <w:rFonts w:ascii="Times New Roman" w:hAnsi="Times New Roman" w:cs="Times New Roman"/>
+          <w:sz w:val="22"/>
+          <w:szCs w:val="22"/>
+          <w:lang w:val="en-US"/>
+        </w:rPr>
+        <w:t xml:space="preserve">, A. </w:t>
+      </w:r>
+      <w:proofErr w:type="spellStart"/>
+      <w:r>
+        <w:rPr>
+          <w:rFonts w:ascii="Times New Roman" w:hAnsi="Times New Roman" w:cs="Times New Roman"/>
+          <w:sz w:val="22"/>
+          <w:szCs w:val="22"/>
+          <w:lang w:val="en-US"/>
+        </w:rPr>
+        <w:t>Chechenin</w:t>
+      </w:r>
+      <w:proofErr w:type="spellEnd"/>
+      <w:r>
+        <w:rPr>
+          <w:rFonts w:ascii="Times New Roman" w:hAnsi="Times New Roman" w:cs="Times New Roman"/>
+          <w:sz w:val="22"/>
+          <w:szCs w:val="22"/>
+          <w:lang w:val="en-US"/>
+        </w:rPr>
+        <w:t xml:space="preserve">, S. </w:t>
+      </w:r>
+      <w:proofErr w:type="spellStart"/>
+      <w:r>
+        <w:rPr>
+          <w:rFonts w:ascii="Times New Roman" w:hAnsi="Times New Roman" w:cs="Times New Roman"/>
+          <w:sz w:val="22"/>
+          <w:szCs w:val="22"/>
+          <w:lang w:val="en-US"/>
+        </w:rPr>
+        <w:t>Kostromi</w:t>
+      </w:r>
+      <w:r>
+        <w:rPr>
+          <w:rFonts w:ascii="Times New Roman" w:hAnsi="Times New Roman" w:cs="Times New Roman"/>
+          <w:sz w:val="22"/>
+          <w:szCs w:val="22"/>
+          <w:lang w:val="en-US"/>
+        </w:rPr>
+        <w:t>n</w:t>
+      </w:r>
+      <w:proofErr w:type="spellEnd"/>
+      <w:r>
+        <w:rPr>
+          <w:rFonts w:ascii="Times New Roman" w:hAnsi="Times New Roman" w:cs="Times New Roman"/>
+          <w:sz w:val="22"/>
+          <w:szCs w:val="22"/>
+          <w:lang w:val="en-US"/>
+        </w:rPr>
+        <w:t xml:space="preserve">. </w:t>
+      </w:r>
+      <w:r>
+        <w:rPr>
+          <w:rFonts w:ascii="Times New Roman" w:hAnsi="Times New Roman" w:cs="Times New Roman"/>
+          <w:sz w:val="22"/>
+          <w:szCs w:val="22"/>
+          <w:lang w:val="en-GB"/>
+        </w:rPr>
+        <w:t>Variable Transition Energy Lattices based on different periodic cells with various types of dispersion suppressor</w:t>
+      </w:r>
+      <w:r>
+        <w:rPr>
+          <w:rFonts w:ascii="Times New Roman" w:hAnsi="Times New Roman" w:cs="Times New Roman"/>
+          <w:sz w:val="22"/>
+          <w:szCs w:val="22"/>
+          <w:lang w:val="en-GB"/>
+        </w:rPr>
+        <w:t>.</w:t>
+      </w:r>
+    </w:p>
+    <w:p>
+      <w:pPr>
+        <w:rPr>
+          <w:rFonts w:ascii="Times New Roman" w:eastAsiaTheme="minorEastAsia" w:hAnsi="Times New Roman" w:cs="Times New Roman"/>
+          <w:iCs/>
+          <w:lang w:val="en-US"/>
+        </w:rPr>
+      </w:pPr>
+    </w:p>
+    <w:p>
+      <w:pPr>
+        <w:rPr>
+          <w:rFonts w:ascii="Times New Roman" w:eastAsiaTheme="minorEastAsia" w:hAnsi="Times New Roman" w:cs="Times New Roman"/>
+          <w:iCs/>
+          <w:lang w:val="en-US"/>
         </w:rPr>
       </w:pPr>
     </w:p>
     <w:sectPr>
+      <w:type w:val="continuous"/>
       <w:pgSz w:w="11906" w:h="16838"/>
       <w:pgMar w:top="1134" w:right="850" w:bottom="1134" w:left="1701" w:header="708" w:footer="708" w:gutter="0"/>
       <w:cols w:space="708"/>
@@ -1537,7 +9010,240 @@
 <file path=word/numbering.xml><?xml version="1.0" encoding="utf-8"?>
 <w:numbering xmlns:wpc="http://schemas.microsoft.com/office/word/2010/wordprocessingCanvas" xmlns:cx="http://schemas.microsoft.com/office/drawing/2014/chartex" xmlns:cx1="http://schemas.microsoft.com/office/drawing/2015/9/8/chartex" xmlns:cx2="http://schemas.microsoft.com/office/drawing/2015/10/21/chartex" xmlns:cx3="http://schemas.microsoft.com/office/drawing/2016/5/9/chartex" xmlns:cx4="http://schemas.microsoft.com/office/drawing/2016/5/10/chartex" xmlns:cx5="http://schemas.microsoft.com/office/drawing/2016/5/11/chartex" xmlns:cx6="http://schemas.microsoft.com/office/drawing/2016/5/12/chartex" xmlns:cx7="http://schemas.microsoft.com/office/drawing/2016/5/13/chartex" xmlns:cx8="http://schemas.microsoft.com/office/drawing/2016/5/14/chartex" xmlns:mc="http://schemas.openxmlformats.org/markup-compatibility/2006" xmlns:aink="http://schemas.microsoft.com/office/drawing/2016/ink" xmlns:am3d="http://schemas.microsoft.com/office/drawing/2017/model3d" xmlns:o="urn:schemas-microsoft-com:office:office" xmlns:r="http://schemas.openxmlformats.org/officeDocument/2006/relationships" xmlns:m="http://schemas.openxmlformats.org/officeDocument/2006/math" xmlns:v="urn:schemas-microsoft-com:vml" xmlns:wp14="http://schemas.microsoft.com/office/word/2010/wordprocessingDrawing" xmlns:wp="http://schemas.openxmlformats.org/drawingml/2006/wordprocessingDrawing" xmlns:w10="urn:schemas-microsoft-com:office:word" xmlns:w="http://schemas.openxmlformats.org/wordprocessingml/2006/main" xmlns:w14="http://schemas.microsoft.com/office/word/2010/wordml" xmlns:w15="http://schemas.microsoft.com/office/word/2012/wordml" xmlns:w16cex="http://schemas.microsoft.com/office/word/2018/wordml/cex" xmlns:w16cid="http://schemas.microsoft.com/office/word/2016/wordml/cid" xmlns:w16="http://schemas.microsoft.com/office/word/2018/wordml" xmlns:w16se="http://schemas.microsoft.com/office/word/2015/wordml/symex" xmlns:wpg="http://schemas.microsoft.com/office/word/2010/wordprocessingGroup" xmlns:wpi="http://schemas.microsoft.com/office/word/2010/wordprocessingInk" xmlns:wne="http://schemas.microsoft.com/office/word/2006/wordml" xmlns:wps="http://schemas.microsoft.com/office/word/2010/wordprocessingShape" mc:Ignorable="w14 w15 w16se w16cid w16 w16cex wp14">
   <w:abstractNum w:abstractNumId="0" w15:restartNumberingAfterBreak="0">
-    <w:nsid w:val="6B852CB3"/>
+    <w:nsid w:val="164D3ECC"/>
+    <w:multiLevelType w:val="hybridMultilevel"/>
+    <w:tmpl w:val="6FD26966"/>
+    <w:lvl w:ilvl="0" w:tplc="EA043D0C">
+      <w:numFmt w:val="bullet"/>
+      <w:lvlText w:val="–"/>
+      <w:lvlJc w:val="left"/>
+      <w:pPr>
+        <w:ind w:left="720" w:hanging="360"/>
+      </w:pPr>
+      <w:rPr>
+        <w:rFonts w:ascii="Times New Roman" w:eastAsiaTheme="minorEastAsia" w:hAnsi="Times New Roman" w:cs="Times New Roman" w:hint="default"/>
+      </w:rPr>
+    </w:lvl>
+    <w:lvl w:ilvl="1" w:tplc="04190003" w:tentative="1">
+      <w:start w:val="1"/>
+      <w:numFmt w:val="bullet"/>
+      <w:lvlText w:val="o"/>
+      <w:lvlJc w:val="left"/>
+      <w:pPr>
+        <w:ind w:left="1440" w:hanging="360"/>
+      </w:pPr>
+      <w:rPr>
+        <w:rFonts w:ascii="Courier New" w:hAnsi="Courier New" w:hint="default"/>
+      </w:rPr>
+    </w:lvl>
+    <w:lvl w:ilvl="2" w:tplc="04190005" w:tentative="1">
+      <w:start w:val="1"/>
+      <w:numFmt w:val="bullet"/>
+      <w:lvlText w:val=""/>
+      <w:lvlJc w:val="left"/>
+      <w:pPr>
+        <w:ind w:left="2160" w:hanging="360"/>
+      </w:pPr>
+      <w:rPr>
+        <w:rFonts w:ascii="Wingdings" w:hAnsi="Wingdings" w:hint="default"/>
+      </w:rPr>
+    </w:lvl>
+    <w:lvl w:ilvl="3" w:tplc="04190001" w:tentative="1">
+      <w:start w:val="1"/>
+      <w:numFmt w:val="bullet"/>
+      <w:lvlText w:val=""/>
+      <w:lvlJc w:val="left"/>
+      <w:pPr>
+        <w:ind w:left="2880" w:hanging="360"/>
+      </w:pPr>
+      <w:rPr>
+        <w:rFonts w:ascii="Symbol" w:hAnsi="Symbol" w:hint="default"/>
+      </w:rPr>
+    </w:lvl>
+    <w:lvl w:ilvl="4" w:tplc="04190003" w:tentative="1">
+      <w:start w:val="1"/>
+      <w:numFmt w:val="bullet"/>
+      <w:lvlText w:val="o"/>
+      <w:lvlJc w:val="left"/>
+      <w:pPr>
+        <w:ind w:left="3600" w:hanging="360"/>
+      </w:pPr>
+      <w:rPr>
+        <w:rFonts w:ascii="Courier New" w:hAnsi="Courier New" w:hint="default"/>
+      </w:rPr>
+    </w:lvl>
+    <w:lvl w:ilvl="5" w:tplc="04190005" w:tentative="1">
+      <w:start w:val="1"/>
+      <w:numFmt w:val="bullet"/>
+      <w:lvlText w:val=""/>
+      <w:lvlJc w:val="left"/>
+      <w:pPr>
+        <w:ind w:left="4320" w:hanging="360"/>
+      </w:pPr>
+      <w:rPr>
+        <w:rFonts w:ascii="Wingdings" w:hAnsi="Wingdings" w:hint="default"/>
+      </w:rPr>
+    </w:lvl>
+    <w:lvl w:ilvl="6" w:tplc="04190001" w:tentative="1">
+      <w:start w:val="1"/>
+      <w:numFmt w:val="bullet"/>
+      <w:lvlText w:val=""/>
+      <w:lvlJc w:val="left"/>
+      <w:pPr>
+        <w:ind w:left="5040" w:hanging="360"/>
+      </w:pPr>
+      <w:rPr>
+        <w:rFonts w:ascii="Symbol" w:hAnsi="Symbol" w:hint="default"/>
+      </w:rPr>
+    </w:lvl>
+    <w:lvl w:ilvl="7" w:tplc="04190003" w:tentative="1">
+      <w:start w:val="1"/>
+      <w:numFmt w:val="bullet"/>
+      <w:lvlText w:val="o"/>
+      <w:lvlJc w:val="left"/>
+      <w:pPr>
+        <w:ind w:left="5760" w:hanging="360"/>
+      </w:pPr>
+      <w:rPr>
+        <w:rFonts w:ascii="Courier New" w:hAnsi="Courier New" w:hint="default"/>
+      </w:rPr>
+    </w:lvl>
+    <w:lvl w:ilvl="8" w:tplc="04190005" w:tentative="1">
+      <w:start w:val="1"/>
+      <w:numFmt w:val="bullet"/>
+      <w:lvlText w:val=""/>
+      <w:lvlJc w:val="left"/>
+      <w:pPr>
+        <w:ind w:left="6480" w:hanging="360"/>
+      </w:pPr>
+      <w:rPr>
+        <w:rFonts w:ascii="Wingdings" w:hAnsi="Wingdings" w:hint="default"/>
+      </w:rPr>
+    </w:lvl>
+  </w:abstractNum>
+  <w:abstractNum w:abstractNumId="1" w15:restartNumberingAfterBreak="0">
+    <w:nsid w:val="284D3AA9"/>
+    <w:multiLevelType w:val="multilevel"/>
+    <w:tmpl w:val="64102D14"/>
+    <w:lvl w:ilvl="0">
+      <w:start w:val="1"/>
+      <w:numFmt w:val="decimal"/>
+      <w:lvlText w:val="%1."/>
+      <w:lvlJc w:val="left"/>
+      <w:pPr>
+        <w:ind w:left="720" w:hanging="360"/>
+      </w:pPr>
+      <w:rPr>
+        <w:rFonts w:hint="default"/>
+      </w:rPr>
+    </w:lvl>
+    <w:lvl w:ilvl="1">
+      <w:start w:val="1"/>
+      <w:numFmt w:val="decimal"/>
+      <w:isLgl/>
+      <w:lvlText w:val="%1.%2"/>
+      <w:lvlJc w:val="left"/>
+      <w:pPr>
+        <w:ind w:left="720" w:hanging="360"/>
+      </w:pPr>
+      <w:rPr>
+        <w:rFonts w:hint="default"/>
+      </w:rPr>
+    </w:lvl>
+    <w:lvl w:ilvl="2">
+      <w:start w:val="1"/>
+      <w:numFmt w:val="decimal"/>
+      <w:isLgl/>
+      <w:lvlText w:val="%1.%2.%3"/>
+      <w:lvlJc w:val="left"/>
+      <w:pPr>
+        <w:ind w:left="1080" w:hanging="720"/>
+      </w:pPr>
+      <w:rPr>
+        <w:rFonts w:hint="default"/>
+      </w:rPr>
+    </w:lvl>
+    <w:lvl w:ilvl="3">
+      <w:start w:val="1"/>
+      <w:numFmt w:val="decimal"/>
+      <w:isLgl/>
+      <w:lvlText w:val="%1.%2.%3.%4"/>
+      <w:lvlJc w:val="left"/>
+      <w:pPr>
+        <w:ind w:left="1080" w:hanging="720"/>
+      </w:pPr>
+      <w:rPr>
+        <w:rFonts w:hint="default"/>
+      </w:rPr>
+    </w:lvl>
+    <w:lvl w:ilvl="4">
+      <w:start w:val="1"/>
+      <w:numFmt w:val="decimal"/>
+      <w:isLgl/>
+      <w:lvlText w:val="%1.%2.%3.%4.%5"/>
+      <w:lvlJc w:val="left"/>
+      <w:pPr>
+        <w:ind w:left="1440" w:hanging="1080"/>
+      </w:pPr>
+      <w:rPr>
+        <w:rFonts w:hint="default"/>
+      </w:rPr>
+    </w:lvl>
+    <w:lvl w:ilvl="5">
+      <w:start w:val="1"/>
+      <w:numFmt w:val="decimal"/>
+      <w:isLgl/>
+      <w:lvlText w:val="%1.%2.%3.%4.%5.%6"/>
+      <w:lvlJc w:val="left"/>
+      <w:pPr>
+        <w:ind w:left="1440" w:hanging="1080"/>
+      </w:pPr>
+      <w:rPr>
+        <w:rFonts w:hint="default"/>
+      </w:rPr>
+    </w:lvl>
+    <w:lvl w:ilvl="6">
+      <w:start w:val="1"/>
+      <w:numFmt w:val="decimal"/>
+      <w:isLgl/>
+      <w:lvlText w:val="%1.%2.%3.%4.%5.%6.%7"/>
+      <w:lvlJc w:val="left"/>
+      <w:pPr>
+        <w:ind w:left="1800" w:hanging="1440"/>
+      </w:pPr>
+      <w:rPr>
+        <w:rFonts w:hint="default"/>
+      </w:rPr>
+    </w:lvl>
+    <w:lvl w:ilvl="7">
+      <w:start w:val="1"/>
+      <w:numFmt w:val="decimal"/>
+      <w:isLgl/>
+      <w:lvlText w:val="%1.%2.%3.%4.%5.%6.%7.%8"/>
+      <w:lvlJc w:val="left"/>
+      <w:pPr>
+        <w:ind w:left="1800" w:hanging="1440"/>
+      </w:pPr>
+      <w:rPr>
+        <w:rFonts w:hint="default"/>
+      </w:rPr>
+    </w:lvl>
+    <w:lvl w:ilvl="8">
+      <w:start w:val="1"/>
+      <w:numFmt w:val="decimal"/>
+      <w:isLgl/>
+      <w:lvlText w:val="%1.%2.%3.%4.%5.%6.%7.%8.%9"/>
+      <w:lvlJc w:val="left"/>
+      <w:pPr>
+        <w:ind w:left="2160" w:hanging="1800"/>
+      </w:pPr>
+      <w:rPr>
+        <w:rFonts w:hint="default"/>
+      </w:rPr>
+    </w:lvl>
+  </w:abstractNum>
+  <w:abstractNum w:abstractNumId="2" w15:restartNumberingAfterBreak="0">
+    <w:nsid w:val="2F3C590C"/>
     <w:multiLevelType w:val="hybridMultilevel"/>
     <w:tmpl w:val="BC98C7F6"/>
     <w:lvl w:ilvl="0" w:tplc="0419000F">
@@ -1625,8 +9331,632 @@
       </w:pPr>
     </w:lvl>
   </w:abstractNum>
+  <w:abstractNum w:abstractNumId="3" w15:restartNumberingAfterBreak="0">
+    <w:nsid w:val="49A347A6"/>
+    <w:multiLevelType w:val="hybridMultilevel"/>
+    <w:tmpl w:val="9238F48A"/>
+    <w:lvl w:ilvl="0" w:tplc="04190017">
+      <w:start w:val="1"/>
+      <w:numFmt w:val="lowerLetter"/>
+      <w:lvlText w:val="%1)"/>
+      <w:lvlJc w:val="left"/>
+      <w:pPr>
+        <w:ind w:left="720" w:hanging="360"/>
+      </w:pPr>
+      <w:rPr>
+        <w:rFonts w:hint="default"/>
+      </w:rPr>
+    </w:lvl>
+    <w:lvl w:ilvl="1" w:tplc="04190019" w:tentative="1">
+      <w:start w:val="1"/>
+      <w:numFmt w:val="lowerLetter"/>
+      <w:lvlText w:val="%2."/>
+      <w:lvlJc w:val="left"/>
+      <w:pPr>
+        <w:ind w:left="1440" w:hanging="360"/>
+      </w:pPr>
+    </w:lvl>
+    <w:lvl w:ilvl="2" w:tplc="0419001B" w:tentative="1">
+      <w:start w:val="1"/>
+      <w:numFmt w:val="lowerRoman"/>
+      <w:lvlText w:val="%3."/>
+      <w:lvlJc w:val="right"/>
+      <w:pPr>
+        <w:ind w:left="2160" w:hanging="180"/>
+      </w:pPr>
+    </w:lvl>
+    <w:lvl w:ilvl="3" w:tplc="0419000F" w:tentative="1">
+      <w:start w:val="1"/>
+      <w:numFmt w:val="decimal"/>
+      <w:lvlText w:val="%4."/>
+      <w:lvlJc w:val="left"/>
+      <w:pPr>
+        <w:ind w:left="2880" w:hanging="360"/>
+      </w:pPr>
+    </w:lvl>
+    <w:lvl w:ilvl="4" w:tplc="04190019" w:tentative="1">
+      <w:start w:val="1"/>
+      <w:numFmt w:val="lowerLetter"/>
+      <w:lvlText w:val="%5."/>
+      <w:lvlJc w:val="left"/>
+      <w:pPr>
+        <w:ind w:left="3600" w:hanging="360"/>
+      </w:pPr>
+    </w:lvl>
+    <w:lvl w:ilvl="5" w:tplc="0419001B" w:tentative="1">
+      <w:start w:val="1"/>
+      <w:numFmt w:val="lowerRoman"/>
+      <w:lvlText w:val="%6."/>
+      <w:lvlJc w:val="right"/>
+      <w:pPr>
+        <w:ind w:left="4320" w:hanging="180"/>
+      </w:pPr>
+    </w:lvl>
+    <w:lvl w:ilvl="6" w:tplc="0419000F" w:tentative="1">
+      <w:start w:val="1"/>
+      <w:numFmt w:val="decimal"/>
+      <w:lvlText w:val="%7."/>
+      <w:lvlJc w:val="left"/>
+      <w:pPr>
+        <w:ind w:left="5040" w:hanging="360"/>
+      </w:pPr>
+    </w:lvl>
+    <w:lvl w:ilvl="7" w:tplc="04190019" w:tentative="1">
+      <w:start w:val="1"/>
+      <w:numFmt w:val="lowerLetter"/>
+      <w:lvlText w:val="%8."/>
+      <w:lvlJc w:val="left"/>
+      <w:pPr>
+        <w:ind w:left="5760" w:hanging="360"/>
+      </w:pPr>
+    </w:lvl>
+    <w:lvl w:ilvl="8" w:tplc="0419001B" w:tentative="1">
+      <w:start w:val="1"/>
+      <w:numFmt w:val="lowerRoman"/>
+      <w:lvlText w:val="%9."/>
+      <w:lvlJc w:val="right"/>
+      <w:pPr>
+        <w:ind w:left="6480" w:hanging="180"/>
+      </w:pPr>
+    </w:lvl>
+  </w:abstractNum>
+  <w:abstractNum w:abstractNumId="4" w15:restartNumberingAfterBreak="0">
+    <w:nsid w:val="6B852CB3"/>
+    <w:multiLevelType w:val="multilevel"/>
+    <w:tmpl w:val="A3649E5E"/>
+    <w:lvl w:ilvl="0">
+      <w:start w:val="1"/>
+      <w:numFmt w:val="decimal"/>
+      <w:lvlText w:val="%1."/>
+      <w:lvlJc w:val="left"/>
+      <w:pPr>
+        <w:ind w:left="720" w:hanging="360"/>
+      </w:pPr>
+      <w:rPr>
+        <w:rFonts w:hint="default"/>
+      </w:rPr>
+    </w:lvl>
+    <w:lvl w:ilvl="1">
+      <w:start w:val="1"/>
+      <w:numFmt w:val="decimal"/>
+      <w:isLgl/>
+      <w:lvlText w:val="%1.%2"/>
+      <w:lvlJc w:val="left"/>
+      <w:pPr>
+        <w:ind w:left="720" w:hanging="360"/>
+      </w:pPr>
+      <w:rPr>
+        <w:rFonts w:hint="default"/>
+        <w:b/>
+        <w:bCs/>
+      </w:rPr>
+    </w:lvl>
+    <w:lvl w:ilvl="2">
+      <w:start w:val="1"/>
+      <w:numFmt w:val="decimal"/>
+      <w:isLgl/>
+      <w:lvlText w:val="%1.%2.%3"/>
+      <w:lvlJc w:val="left"/>
+      <w:pPr>
+        <w:ind w:left="1080" w:hanging="720"/>
+      </w:pPr>
+      <w:rPr>
+        <w:rFonts w:hint="default"/>
+      </w:rPr>
+    </w:lvl>
+    <w:lvl w:ilvl="3">
+      <w:start w:val="1"/>
+      <w:numFmt w:val="decimal"/>
+      <w:isLgl/>
+      <w:lvlText w:val="%1.%2.%3.%4"/>
+      <w:lvlJc w:val="left"/>
+      <w:pPr>
+        <w:ind w:left="1080" w:hanging="720"/>
+      </w:pPr>
+      <w:rPr>
+        <w:rFonts w:hint="default"/>
+      </w:rPr>
+    </w:lvl>
+    <w:lvl w:ilvl="4">
+      <w:start w:val="1"/>
+      <w:numFmt w:val="decimal"/>
+      <w:isLgl/>
+      <w:lvlText w:val="%1.%2.%3.%4.%5"/>
+      <w:lvlJc w:val="left"/>
+      <w:pPr>
+        <w:ind w:left="1440" w:hanging="1080"/>
+      </w:pPr>
+      <w:rPr>
+        <w:rFonts w:hint="default"/>
+      </w:rPr>
+    </w:lvl>
+    <w:lvl w:ilvl="5">
+      <w:start w:val="1"/>
+      <w:numFmt w:val="decimal"/>
+      <w:isLgl/>
+      <w:lvlText w:val="%1.%2.%3.%4.%5.%6"/>
+      <w:lvlJc w:val="left"/>
+      <w:pPr>
+        <w:ind w:left="1440" w:hanging="1080"/>
+      </w:pPr>
+      <w:rPr>
+        <w:rFonts w:hint="default"/>
+      </w:rPr>
+    </w:lvl>
+    <w:lvl w:ilvl="6">
+      <w:start w:val="1"/>
+      <w:numFmt w:val="decimal"/>
+      <w:isLgl/>
+      <w:lvlText w:val="%1.%2.%3.%4.%5.%6.%7"/>
+      <w:lvlJc w:val="left"/>
+      <w:pPr>
+        <w:ind w:left="1800" w:hanging="1440"/>
+      </w:pPr>
+      <w:rPr>
+        <w:rFonts w:hint="default"/>
+      </w:rPr>
+    </w:lvl>
+    <w:lvl w:ilvl="7">
+      <w:start w:val="1"/>
+      <w:numFmt w:val="decimal"/>
+      <w:isLgl/>
+      <w:lvlText w:val="%1.%2.%3.%4.%5.%6.%7.%8"/>
+      <w:lvlJc w:val="left"/>
+      <w:pPr>
+        <w:ind w:left="1800" w:hanging="1440"/>
+      </w:pPr>
+      <w:rPr>
+        <w:rFonts w:hint="default"/>
+      </w:rPr>
+    </w:lvl>
+    <w:lvl w:ilvl="8">
+      <w:start w:val="1"/>
+      <w:numFmt w:val="decimal"/>
+      <w:isLgl/>
+      <w:lvlText w:val="%1.%2.%3.%4.%5.%6.%7.%8.%9"/>
+      <w:lvlJc w:val="left"/>
+      <w:pPr>
+        <w:ind w:left="2160" w:hanging="1800"/>
+      </w:pPr>
+      <w:rPr>
+        <w:rFonts w:hint="default"/>
+      </w:rPr>
+    </w:lvl>
+  </w:abstractNum>
+  <w:abstractNum w:abstractNumId="5" w15:restartNumberingAfterBreak="0">
+    <w:nsid w:val="6C804949"/>
+    <w:multiLevelType w:val="hybridMultilevel"/>
+    <w:tmpl w:val="CCD82002"/>
+    <w:lvl w:ilvl="0" w:tplc="0419000F">
+      <w:start w:val="1"/>
+      <w:numFmt w:val="decimal"/>
+      <w:lvlText w:val="%1."/>
+      <w:lvlJc w:val="left"/>
+      <w:pPr>
+        <w:ind w:left="0" w:hanging="360"/>
+      </w:pPr>
+      <w:rPr>
+        <w:rFonts w:hint="default"/>
+      </w:rPr>
+    </w:lvl>
+    <w:lvl w:ilvl="1" w:tplc="04190019" w:tentative="1">
+      <w:start w:val="1"/>
+      <w:numFmt w:val="lowerLetter"/>
+      <w:lvlText w:val="%2."/>
+      <w:lvlJc w:val="left"/>
+      <w:pPr>
+        <w:ind w:left="720" w:hanging="360"/>
+      </w:pPr>
+    </w:lvl>
+    <w:lvl w:ilvl="2" w:tplc="0419001B" w:tentative="1">
+      <w:start w:val="1"/>
+      <w:numFmt w:val="lowerRoman"/>
+      <w:lvlText w:val="%3."/>
+      <w:lvlJc w:val="right"/>
+      <w:pPr>
+        <w:ind w:left="1440" w:hanging="180"/>
+      </w:pPr>
+    </w:lvl>
+    <w:lvl w:ilvl="3" w:tplc="0419000F" w:tentative="1">
+      <w:start w:val="1"/>
+      <w:numFmt w:val="decimal"/>
+      <w:lvlText w:val="%4."/>
+      <w:lvlJc w:val="left"/>
+      <w:pPr>
+        <w:ind w:left="2160" w:hanging="360"/>
+      </w:pPr>
+    </w:lvl>
+    <w:lvl w:ilvl="4" w:tplc="04190019" w:tentative="1">
+      <w:start w:val="1"/>
+      <w:numFmt w:val="lowerLetter"/>
+      <w:lvlText w:val="%5."/>
+      <w:lvlJc w:val="left"/>
+      <w:pPr>
+        <w:ind w:left="2880" w:hanging="360"/>
+      </w:pPr>
+    </w:lvl>
+    <w:lvl w:ilvl="5" w:tplc="0419001B" w:tentative="1">
+      <w:start w:val="1"/>
+      <w:numFmt w:val="lowerRoman"/>
+      <w:lvlText w:val="%6."/>
+      <w:lvlJc w:val="right"/>
+      <w:pPr>
+        <w:ind w:left="3600" w:hanging="180"/>
+      </w:pPr>
+    </w:lvl>
+    <w:lvl w:ilvl="6" w:tplc="0419000F" w:tentative="1">
+      <w:start w:val="1"/>
+      <w:numFmt w:val="decimal"/>
+      <w:lvlText w:val="%7."/>
+      <w:lvlJc w:val="left"/>
+      <w:pPr>
+        <w:ind w:left="4320" w:hanging="360"/>
+      </w:pPr>
+    </w:lvl>
+    <w:lvl w:ilvl="7" w:tplc="04190019" w:tentative="1">
+      <w:start w:val="1"/>
+      <w:numFmt w:val="lowerLetter"/>
+      <w:lvlText w:val="%8."/>
+      <w:lvlJc w:val="left"/>
+      <w:pPr>
+        <w:ind w:left="5040" w:hanging="360"/>
+      </w:pPr>
+    </w:lvl>
+    <w:lvl w:ilvl="8" w:tplc="0419001B" w:tentative="1">
+      <w:start w:val="1"/>
+      <w:numFmt w:val="lowerRoman"/>
+      <w:lvlText w:val="%9."/>
+      <w:lvlJc w:val="right"/>
+      <w:pPr>
+        <w:ind w:left="5760" w:hanging="180"/>
+      </w:pPr>
+    </w:lvl>
+  </w:abstractNum>
+  <w:abstractNum w:abstractNumId="6" w15:restartNumberingAfterBreak="0">
+    <w:nsid w:val="6E20138B"/>
+    <w:multiLevelType w:val="hybridMultilevel"/>
+    <w:tmpl w:val="85EC355A"/>
+    <w:lvl w:ilvl="0" w:tplc="04190017">
+      <w:start w:val="1"/>
+      <w:numFmt w:val="lowerLetter"/>
+      <w:lvlText w:val="%1)"/>
+      <w:lvlJc w:val="left"/>
+      <w:pPr>
+        <w:ind w:left="720" w:hanging="360"/>
+      </w:pPr>
+      <w:rPr>
+        <w:rFonts w:hint="default"/>
+      </w:rPr>
+    </w:lvl>
+    <w:lvl w:ilvl="1" w:tplc="04190019" w:tentative="1">
+      <w:start w:val="1"/>
+      <w:numFmt w:val="lowerLetter"/>
+      <w:lvlText w:val="%2."/>
+      <w:lvlJc w:val="left"/>
+      <w:pPr>
+        <w:ind w:left="1440" w:hanging="360"/>
+      </w:pPr>
+    </w:lvl>
+    <w:lvl w:ilvl="2" w:tplc="0419001B" w:tentative="1">
+      <w:start w:val="1"/>
+      <w:numFmt w:val="lowerRoman"/>
+      <w:lvlText w:val="%3."/>
+      <w:lvlJc w:val="right"/>
+      <w:pPr>
+        <w:ind w:left="2160" w:hanging="180"/>
+      </w:pPr>
+    </w:lvl>
+    <w:lvl w:ilvl="3" w:tplc="0419000F" w:tentative="1">
+      <w:start w:val="1"/>
+      <w:numFmt w:val="decimal"/>
+      <w:lvlText w:val="%4."/>
+      <w:lvlJc w:val="left"/>
+      <w:pPr>
+        <w:ind w:left="2880" w:hanging="360"/>
+      </w:pPr>
+    </w:lvl>
+    <w:lvl w:ilvl="4" w:tplc="04190019" w:tentative="1">
+      <w:start w:val="1"/>
+      <w:numFmt w:val="lowerLetter"/>
+      <w:lvlText w:val="%5."/>
+      <w:lvlJc w:val="left"/>
+      <w:pPr>
+        <w:ind w:left="3600" w:hanging="360"/>
+      </w:pPr>
+    </w:lvl>
+    <w:lvl w:ilvl="5" w:tplc="0419001B" w:tentative="1">
+      <w:start w:val="1"/>
+      <w:numFmt w:val="lowerRoman"/>
+      <w:lvlText w:val="%6."/>
+      <w:lvlJc w:val="right"/>
+      <w:pPr>
+        <w:ind w:left="4320" w:hanging="180"/>
+      </w:pPr>
+    </w:lvl>
+    <w:lvl w:ilvl="6" w:tplc="0419000F" w:tentative="1">
+      <w:start w:val="1"/>
+      <w:numFmt w:val="decimal"/>
+      <w:lvlText w:val="%7."/>
+      <w:lvlJc w:val="left"/>
+      <w:pPr>
+        <w:ind w:left="5040" w:hanging="360"/>
+      </w:pPr>
+    </w:lvl>
+    <w:lvl w:ilvl="7" w:tplc="04190019" w:tentative="1">
+      <w:start w:val="1"/>
+      <w:numFmt w:val="lowerLetter"/>
+      <w:lvlText w:val="%8."/>
+      <w:lvlJc w:val="left"/>
+      <w:pPr>
+        <w:ind w:left="5760" w:hanging="360"/>
+      </w:pPr>
+    </w:lvl>
+    <w:lvl w:ilvl="8" w:tplc="0419001B" w:tentative="1">
+      <w:start w:val="1"/>
+      <w:numFmt w:val="lowerRoman"/>
+      <w:lvlText w:val="%9."/>
+      <w:lvlJc w:val="right"/>
+      <w:pPr>
+        <w:ind w:left="6480" w:hanging="180"/>
+      </w:pPr>
+    </w:lvl>
+  </w:abstractNum>
+  <w:abstractNum w:abstractNumId="7" w15:restartNumberingAfterBreak="0">
+    <w:nsid w:val="6E25571A"/>
+    <w:multiLevelType w:val="hybridMultilevel"/>
+    <w:tmpl w:val="85EC355A"/>
+    <w:lvl w:ilvl="0" w:tplc="04190017">
+      <w:start w:val="1"/>
+      <w:numFmt w:val="lowerLetter"/>
+      <w:lvlText w:val="%1)"/>
+      <w:lvlJc w:val="left"/>
+      <w:pPr>
+        <w:ind w:left="720" w:hanging="360"/>
+      </w:pPr>
+      <w:rPr>
+        <w:rFonts w:hint="default"/>
+      </w:rPr>
+    </w:lvl>
+    <w:lvl w:ilvl="1" w:tplc="04190019" w:tentative="1">
+      <w:start w:val="1"/>
+      <w:numFmt w:val="lowerLetter"/>
+      <w:lvlText w:val="%2."/>
+      <w:lvlJc w:val="left"/>
+      <w:pPr>
+        <w:ind w:left="1440" w:hanging="360"/>
+      </w:pPr>
+    </w:lvl>
+    <w:lvl w:ilvl="2" w:tplc="0419001B" w:tentative="1">
+      <w:start w:val="1"/>
+      <w:numFmt w:val="lowerRoman"/>
+      <w:lvlText w:val="%3."/>
+      <w:lvlJc w:val="right"/>
+      <w:pPr>
+        <w:ind w:left="2160" w:hanging="180"/>
+      </w:pPr>
+    </w:lvl>
+    <w:lvl w:ilvl="3" w:tplc="0419000F" w:tentative="1">
+      <w:start w:val="1"/>
+      <w:numFmt w:val="decimal"/>
+      <w:lvlText w:val="%4."/>
+      <w:lvlJc w:val="left"/>
+      <w:pPr>
+        <w:ind w:left="2880" w:hanging="360"/>
+      </w:pPr>
+    </w:lvl>
+    <w:lvl w:ilvl="4" w:tplc="04190019" w:tentative="1">
+      <w:start w:val="1"/>
+      <w:numFmt w:val="lowerLetter"/>
+      <w:lvlText w:val="%5."/>
+      <w:lvlJc w:val="left"/>
+      <w:pPr>
+        <w:ind w:left="3600" w:hanging="360"/>
+      </w:pPr>
+    </w:lvl>
+    <w:lvl w:ilvl="5" w:tplc="0419001B" w:tentative="1">
+      <w:start w:val="1"/>
+      <w:numFmt w:val="lowerRoman"/>
+      <w:lvlText w:val="%6."/>
+      <w:lvlJc w:val="right"/>
+      <w:pPr>
+        <w:ind w:left="4320" w:hanging="180"/>
+      </w:pPr>
+    </w:lvl>
+    <w:lvl w:ilvl="6" w:tplc="0419000F" w:tentative="1">
+      <w:start w:val="1"/>
+      <w:numFmt w:val="decimal"/>
+      <w:lvlText w:val="%7."/>
+      <w:lvlJc w:val="left"/>
+      <w:pPr>
+        <w:ind w:left="5040" w:hanging="360"/>
+      </w:pPr>
+    </w:lvl>
+    <w:lvl w:ilvl="7" w:tplc="04190019" w:tentative="1">
+      <w:start w:val="1"/>
+      <w:numFmt w:val="lowerLetter"/>
+      <w:lvlText w:val="%8."/>
+      <w:lvlJc w:val="left"/>
+      <w:pPr>
+        <w:ind w:left="5760" w:hanging="360"/>
+      </w:pPr>
+    </w:lvl>
+    <w:lvl w:ilvl="8" w:tplc="0419001B" w:tentative="1">
+      <w:start w:val="1"/>
+      <w:numFmt w:val="lowerRoman"/>
+      <w:lvlText w:val="%9."/>
+      <w:lvlJc w:val="right"/>
+      <w:pPr>
+        <w:ind w:left="6480" w:hanging="180"/>
+      </w:pPr>
+    </w:lvl>
+  </w:abstractNum>
+  <w:abstractNum w:abstractNumId="8" w15:restartNumberingAfterBreak="0">
+    <w:nsid w:val="79D23F10"/>
+    <w:multiLevelType w:val="multilevel"/>
+    <w:tmpl w:val="64102D14"/>
+    <w:lvl w:ilvl="0">
+      <w:start w:val="1"/>
+      <w:numFmt w:val="decimal"/>
+      <w:lvlText w:val="%1."/>
+      <w:lvlJc w:val="left"/>
+      <w:pPr>
+        <w:ind w:left="720" w:hanging="360"/>
+      </w:pPr>
+      <w:rPr>
+        <w:rFonts w:hint="default"/>
+      </w:rPr>
+    </w:lvl>
+    <w:lvl w:ilvl="1">
+      <w:start w:val="1"/>
+      <w:numFmt w:val="decimal"/>
+      <w:isLgl/>
+      <w:lvlText w:val="%1.%2"/>
+      <w:lvlJc w:val="left"/>
+      <w:pPr>
+        <w:ind w:left="720" w:hanging="360"/>
+      </w:pPr>
+      <w:rPr>
+        <w:rFonts w:hint="default"/>
+      </w:rPr>
+    </w:lvl>
+    <w:lvl w:ilvl="2">
+      <w:start w:val="1"/>
+      <w:numFmt w:val="decimal"/>
+      <w:isLgl/>
+      <w:lvlText w:val="%1.%2.%3"/>
+      <w:lvlJc w:val="left"/>
+      <w:pPr>
+        <w:ind w:left="1080" w:hanging="720"/>
+      </w:pPr>
+      <w:rPr>
+        <w:rFonts w:hint="default"/>
+      </w:rPr>
+    </w:lvl>
+    <w:lvl w:ilvl="3">
+      <w:start w:val="1"/>
+      <w:numFmt w:val="decimal"/>
+      <w:isLgl/>
+      <w:lvlText w:val="%1.%2.%3.%4"/>
+      <w:lvlJc w:val="left"/>
+      <w:pPr>
+        <w:ind w:left="1080" w:hanging="720"/>
+      </w:pPr>
+      <w:rPr>
+        <w:rFonts w:hint="default"/>
+      </w:rPr>
+    </w:lvl>
+    <w:lvl w:ilvl="4">
+      <w:start w:val="1"/>
+      <w:numFmt w:val="decimal"/>
+      <w:isLgl/>
+      <w:lvlText w:val="%1.%2.%3.%4.%5"/>
+      <w:lvlJc w:val="left"/>
+      <w:pPr>
+        <w:ind w:left="1440" w:hanging="1080"/>
+      </w:pPr>
+      <w:rPr>
+        <w:rFonts w:hint="default"/>
+      </w:rPr>
+    </w:lvl>
+    <w:lvl w:ilvl="5">
+      <w:start w:val="1"/>
+      <w:numFmt w:val="decimal"/>
+      <w:isLgl/>
+      <w:lvlText w:val="%1.%2.%3.%4.%5.%6"/>
+      <w:lvlJc w:val="left"/>
+      <w:pPr>
+        <w:ind w:left="1440" w:hanging="1080"/>
+      </w:pPr>
+      <w:rPr>
+        <w:rFonts w:hint="default"/>
+      </w:rPr>
+    </w:lvl>
+    <w:lvl w:ilvl="6">
+      <w:start w:val="1"/>
+      <w:numFmt w:val="decimal"/>
+      <w:isLgl/>
+      <w:lvlText w:val="%1.%2.%3.%4.%5.%6.%7"/>
+      <w:lvlJc w:val="left"/>
+      <w:pPr>
+        <w:ind w:left="1800" w:hanging="1440"/>
+      </w:pPr>
+      <w:rPr>
+        <w:rFonts w:hint="default"/>
+      </w:rPr>
+    </w:lvl>
+    <w:lvl w:ilvl="7">
+      <w:start w:val="1"/>
+      <w:numFmt w:val="decimal"/>
+      <w:isLgl/>
+      <w:lvlText w:val="%1.%2.%3.%4.%5.%6.%7.%8"/>
+      <w:lvlJc w:val="left"/>
+      <w:pPr>
+        <w:ind w:left="1800" w:hanging="1440"/>
+      </w:pPr>
+      <w:rPr>
+        <w:rFonts w:hint="default"/>
+      </w:rPr>
+    </w:lvl>
+    <w:lvl w:ilvl="8">
+      <w:start w:val="1"/>
+      <w:numFmt w:val="decimal"/>
+      <w:isLgl/>
+      <w:lvlText w:val="%1.%2.%3.%4.%5.%6.%7.%8.%9"/>
+      <w:lvlJc w:val="left"/>
+      <w:pPr>
+        <w:ind w:left="2160" w:hanging="1800"/>
+      </w:pPr>
+      <w:rPr>
+        <w:rFonts w:hint="default"/>
+      </w:rPr>
+    </w:lvl>
+  </w:abstractNum>
   <w:num w:numId="1">
+    <w:abstractNumId w:val="4"/>
+  </w:num>
+  <w:num w:numId="2">
     <w:abstractNumId w:val="0"/>
+  </w:num>
+  <w:num w:numId="3">
+    <w:abstractNumId w:val="2"/>
+  </w:num>
+  <w:num w:numId="4">
+    <w:abstractNumId w:val="3"/>
+  </w:num>
+  <w:num w:numId="5">
+    <w:abstractNumId w:val="7"/>
+  </w:num>
+  <w:num w:numId="6">
+    <w:abstractNumId w:val="6"/>
+  </w:num>
+  <w:num w:numId="7">
+    <w:abstractNumId w:val="8"/>
+  </w:num>
+  <w:num w:numId="8">
+    <w:abstractNumId w:val="1"/>
+  </w:num>
+  <w:num w:numId="9">
+    <w:abstractNumId w:val="5"/>
   </w:num>
 </w:numbering>
 </file>
@@ -2141,6 +10471,57 @@
       <w:color w:val="808080"/>
     </w:rPr>
   </w:style>
+  <w:style w:type="paragraph" w:customStyle="1" w:styleId="12">
+    <w:name w:val="Стиль12"/>
+    <w:basedOn w:val="a"/>
+    <w:qFormat/>
+    <w:rsid w:val="002C667D"/>
+    <w:pPr>
+      <w:keepNext/>
+      <w:keepLines/>
+      <w:suppressAutoHyphens/>
+      <w:spacing w:before="120" w:after="120"/>
+      <w:jc w:val="center"/>
+    </w:pPr>
+    <w:rPr>
+      <w:rFonts w:ascii="Times New Roman" w:eastAsia="Calibri" w:hAnsi="Times New Roman" w:cs="Times New Roman"/>
+      <w:sz w:val="20"/>
+      <w:szCs w:val="20"/>
+      <w:lang w:eastAsia="ru-RU"/>
+    </w:rPr>
+  </w:style>
+  <w:style w:type="table" w:styleId="a7">
+    <w:name w:val="Table Grid"/>
+    <w:basedOn w:val="a1"/>
+    <w:uiPriority w:val="39"/>
+    <w:rsid w:val="00B66A8C"/>
+    <w:tblPr>
+      <w:tblBorders>
+        <w:top w:val="single" w:sz="4" w:space="0" w:color="auto"/>
+        <w:left w:val="single" w:sz="4" w:space="0" w:color="auto"/>
+        <w:bottom w:val="single" w:sz="4" w:space="0" w:color="auto"/>
+        <w:right w:val="single" w:sz="4" w:space="0" w:color="auto"/>
+        <w:insideH w:val="single" w:sz="4" w:space="0" w:color="auto"/>
+        <w:insideV w:val="single" w:sz="4" w:space="0" w:color="auto"/>
+      </w:tblBorders>
+    </w:tblPr>
+  </w:style>
+  <w:style w:type="table" w:styleId="a8">
+    <w:name w:val="Grid Table Light"/>
+    <w:basedOn w:val="a1"/>
+    <w:uiPriority w:val="40"/>
+    <w:rsid w:val="00B66A8C"/>
+    <w:tblPr>
+      <w:tblBorders>
+        <w:top w:val="single" w:sz="4" w:space="0" w:color="BFBFBF" w:themeColor="background1" w:themeShade="BF"/>
+        <w:left w:val="single" w:sz="4" w:space="0" w:color="BFBFBF" w:themeColor="background1" w:themeShade="BF"/>
+        <w:bottom w:val="single" w:sz="4" w:space="0" w:color="BFBFBF" w:themeColor="background1" w:themeShade="BF"/>
+        <w:right w:val="single" w:sz="4" w:space="0" w:color="BFBFBF" w:themeColor="background1" w:themeShade="BF"/>
+        <w:insideH w:val="single" w:sz="4" w:space="0" w:color="BFBFBF" w:themeColor="background1" w:themeShade="BF"/>
+        <w:insideV w:val="single" w:sz="4" w:space="0" w:color="BFBFBF" w:themeColor="background1" w:themeShade="BF"/>
+      </w:tblBorders>
+    </w:tblPr>
+  </w:style>
 </w:styles>
 </file>
 

--- a/Conference/Вариация критической энергии в применении к ускорительному комплексу NICA.docx
+++ b/Conference/Вариация критической энергии в применении к ускорительному комплексу NICA.docx
@@ -5,6 +5,8 @@
     <w:p>
       <w:pPr>
         <w:jc w:val="center"/>
+      </w:pPr>
+      <w:r>
         <w:rPr>
           <w:rFonts w:ascii="Times New Roman" w:eastAsiaTheme="majorEastAsia" w:hAnsi="Times New Roman" w:cs="Times New Roman"/>
           <w:b/>
@@ -14,70 +16,9 @@
           <w:sz w:val="28"/>
           <w:szCs w:val="28"/>
         </w:rPr>
-      </w:pPr>
-      <w:r>
-        <w:rPr>
-          <w:rFonts w:ascii="Times New Roman" w:eastAsiaTheme="majorEastAsia" w:hAnsi="Times New Roman" w:cs="Times New Roman"/>
-          <w:b/>
-          <w:bCs/>
-          <w:spacing w:val="-10"/>
-          <w:kern w:val="28"/>
-          <w:sz w:val="28"/>
-          <w:szCs w:val="28"/>
-        </w:rPr>
-        <w:t xml:space="preserve">Возможные методы прохождения критической энергии в ускорительном комплексе </w:t>
-      </w:r>
-      <w:r>
-        <w:rPr>
-          <w:rFonts w:ascii="Times New Roman" w:eastAsiaTheme="majorEastAsia" w:hAnsi="Times New Roman" w:cs="Times New Roman"/>
-          <w:b/>
-          <w:bCs/>
-          <w:spacing w:val="-10"/>
-          <w:kern w:val="28"/>
-          <w:sz w:val="28"/>
-          <w:szCs w:val="28"/>
-          <w:lang w:val="en-US"/>
-        </w:rPr>
-        <w:t>NICA</w:t>
-      </w:r>
-      <w:r>
-        <w:rPr>
-          <w:rFonts w:ascii="Times New Roman" w:eastAsiaTheme="majorEastAsia" w:hAnsi="Times New Roman" w:cs="Times New Roman"/>
-          <w:b/>
-          <w:bCs/>
-          <w:spacing w:val="-10"/>
-          <w:kern w:val="28"/>
-          <w:sz w:val="28"/>
-          <w:szCs w:val="28"/>
-        </w:rPr>
-        <w:t xml:space="preserve"> </w:t>
-      </w:r>
-      <w:r>
-        <w:rPr>
-          <w:rFonts w:ascii="Times New Roman" w:eastAsiaTheme="majorEastAsia" w:hAnsi="Times New Roman" w:cs="Times New Roman"/>
-          <w:b/>
-          <w:bCs/>
-          <w:spacing w:val="-10"/>
-          <w:kern w:val="28"/>
-          <w:sz w:val="28"/>
-          <w:szCs w:val="28"/>
-        </w:rPr>
-        <w:t>для поляризованного протонного пучка</w:t>
-      </w:r>
-      <w:r>
-        <w:rPr>
-          <w:rFonts w:ascii="Times New Roman" w:eastAsiaTheme="majorEastAsia" w:hAnsi="Times New Roman" w:cs="Times New Roman"/>
-          <w:b/>
-          <w:bCs/>
-          <w:spacing w:val="-10"/>
-          <w:kern w:val="28"/>
-          <w:sz w:val="28"/>
-          <w:szCs w:val="28"/>
-        </w:rPr>
-        <w:t>.</w:t>
-      </w:r>
-    </w:p>
-    <w:p/>
+        <w:t>Вариация критической энергии в применении к ускорительному комплексу NICA.</w:t>
+      </w:r>
+    </w:p>
     <w:p>
       <w:pPr>
         <w:jc w:val="center"/>
@@ -1872,6 +1813,7 @@
         <w:rPr>
           <w:rFonts w:ascii="Times New Roman" w:hAnsi="Times New Roman" w:cs="Times New Roman"/>
         </w:rPr>
+        <w:lastRenderedPageBreak/>
         <w:t>г</w:t>
       </w:r>
       <w:r>
@@ -4895,6 +4837,14 @@
         </w:rPr>
         <w:t>.</w:t>
       </w:r>
+    </w:p>
+    <w:p>
+      <w:pPr>
+        <w:ind w:firstLine="360"/>
+        <w:rPr>
+          <w:rFonts w:ascii="Times New Roman" w:hAnsi="Times New Roman" w:cs="Times New Roman"/>
+        </w:rPr>
+      </w:pPr>
       <w:r>
         <w:rPr>
           <w:rFonts w:ascii="Times New Roman" w:hAnsi="Times New Roman" w:cs="Times New Roman"/>
@@ -5150,6 +5100,30 @@
           <w:iCs/>
         </w:rPr>
       </w:pPr>
+    </w:p>
+    <w:p>
+      <w:pPr>
+        <w:rPr>
+          <w:rFonts w:ascii="Times New Roman" w:eastAsiaTheme="minorEastAsia" w:hAnsi="Times New Roman" w:cs="Times New Roman"/>
+          <w:iCs/>
+        </w:rPr>
+        <w:sectPr>
+          <w:type w:val="continuous"/>
+          <w:pgSz w:w="11906" w:h="16838"/>
+          <w:pgMar w:top="1134" w:right="850" w:bottom="1134" w:left="1701" w:header="708" w:footer="708" w:gutter="0"/>
+          <w:cols w:space="708"/>
+          <w:docGrid w:linePitch="360"/>
+        </w:sectPr>
+      </w:pPr>
+    </w:p>
+    <w:p>
+      <w:pPr>
+        <w:jc w:val="center"/>
+        <w:rPr>
+          <w:rFonts w:ascii="Times New Roman" w:eastAsiaTheme="minorEastAsia" w:hAnsi="Times New Roman" w:cs="Times New Roman"/>
+          <w:iCs/>
+        </w:rPr>
+      </w:pPr>
       <w:r>
         <w:rPr>
           <w:rFonts w:ascii="Times New Roman" w:eastAsiaTheme="minorEastAsia" w:hAnsi="Times New Roman" w:cs="Times New Roman"/>
@@ -5160,13 +5134,13 @@
           <wp:anchor distT="0" distB="0" distL="114300" distR="114300" simplePos="0" relativeHeight="251658240" behindDoc="0" locked="0" layoutInCell="1" allowOverlap="1" wp14:anchorId="0393E040">
             <wp:simplePos x="0" y="0"/>
             <wp:positionH relativeFrom="margin">
-              <wp:posOffset>139065</wp:posOffset>
+              <wp:posOffset>138619</wp:posOffset>
             </wp:positionH>
             <wp:positionV relativeFrom="margin">
-              <wp:posOffset>3053640</wp:posOffset>
+              <wp:posOffset>2849245</wp:posOffset>
             </wp:positionV>
             <wp:extent cx="2599690" cy="2150745"/>
-            <wp:effectExtent l="0" t="0" r="3810" b="0"/>
+            <wp:effectExtent l="0" t="0" r="3175" b="6350"/>
             <wp:wrapSquare wrapText="bothSides"/>
             <wp:docPr id="5" name="Рисунок 5"/>
             <wp:cNvGraphicFramePr>
@@ -5203,6 +5177,12 @@
                 </pic:pic>
               </a:graphicData>
             </a:graphic>
+            <wp14:sizeRelH relativeFrom="margin">
+              <wp14:pctWidth>0</wp14:pctWidth>
+            </wp14:sizeRelH>
+            <wp14:sizeRelV relativeFrom="margin">
+              <wp14:pctHeight>0</wp14:pctHeight>
+            </wp14:sizeRelV>
           </wp:anchor>
         </w:drawing>
       </w:r>
@@ -5216,13 +5196,13 @@
           <wp:anchor distT="0" distB="0" distL="114300" distR="114300" simplePos="0" relativeHeight="251662336" behindDoc="0" locked="0" layoutInCell="1" allowOverlap="1">
             <wp:simplePos x="0" y="0"/>
             <wp:positionH relativeFrom="column">
-              <wp:posOffset>3082552</wp:posOffset>
+              <wp:posOffset>3121025</wp:posOffset>
             </wp:positionH>
             <wp:positionV relativeFrom="paragraph">
-              <wp:posOffset>213734</wp:posOffset>
+              <wp:posOffset>212090</wp:posOffset>
             </wp:positionV>
-            <wp:extent cx="2667635" cy="2192655"/>
-            <wp:effectExtent l="0" t="0" r="0" b="4445"/>
+            <wp:extent cx="2626360" cy="2158365"/>
+            <wp:effectExtent l="0" t="0" r="2540" b="635"/>
             <wp:wrapSquare wrapText="bothSides"/>
             <wp:docPr id="10" name="Рисунок 10"/>
             <wp:cNvGraphicFramePr>
@@ -5250,7 +5230,7 @@
                   <pic:spPr>
                     <a:xfrm>
                       <a:off x="0" y="0"/>
-                      <a:ext cx="2667635" cy="2192655"/>
+                      <a:ext cx="2626360" cy="2158365"/>
                     </a:xfrm>
                     <a:prstGeom prst="rect">
                       <a:avLst/>
@@ -5268,21 +5248,6 @@
           </wp:anchor>
         </w:drawing>
       </w:r>
-    </w:p>
-    <w:p>
-      <w:pPr>
-        <w:rPr>
-          <w:rFonts w:ascii="Times New Roman" w:eastAsiaTheme="minorEastAsia" w:hAnsi="Times New Roman" w:cs="Times New Roman"/>
-          <w:iCs/>
-        </w:rPr>
-        <w:sectPr>
-          <w:type w:val="continuous"/>
-          <w:pgSz w:w="11906" w:h="16838"/>
-          <w:pgMar w:top="1134" w:right="850" w:bottom="1134" w:left="1701" w:header="708" w:footer="708" w:gutter="0"/>
-          <w:cols w:space="708"/>
-          <w:docGrid w:linePitch="360"/>
-        </w:sectPr>
-      </w:pPr>
     </w:p>
     <w:p>
       <w:pPr>
@@ -6705,6 +6670,14 @@
           <w:iCs/>
         </w:rPr>
       </w:pPr>
+    </w:p>
+    <w:p>
+      <w:pPr>
+        <w:rPr>
+          <w:rFonts w:ascii="Times New Roman" w:eastAsiaTheme="minorEastAsia" w:hAnsi="Times New Roman" w:cs="Times New Roman"/>
+          <w:iCs/>
+        </w:rPr>
+      </w:pPr>
       <w:r>
         <w:rPr>
           <w:rFonts w:ascii="Times New Roman" w:eastAsiaTheme="minorEastAsia" w:hAnsi="Times New Roman" w:cs="Times New Roman"/>
@@ -6715,10 +6688,10 @@
           <wp:anchor distT="0" distB="0" distL="114300" distR="114300" simplePos="0" relativeHeight="251660288" behindDoc="0" locked="0" layoutInCell="1" allowOverlap="1">
             <wp:simplePos x="0" y="0"/>
             <wp:positionH relativeFrom="margin">
-              <wp:posOffset>3306296</wp:posOffset>
+              <wp:posOffset>3305810</wp:posOffset>
             </wp:positionH>
             <wp:positionV relativeFrom="margin">
-              <wp:posOffset>6447304</wp:posOffset>
+              <wp:posOffset>6214927</wp:posOffset>
             </wp:positionV>
             <wp:extent cx="2428875" cy="1788160"/>
             <wp:effectExtent l="0" t="0" r="0" b="2540"/>
@@ -6761,14 +6734,6 @@
           </wp:anchor>
         </w:drawing>
       </w:r>
-    </w:p>
-    <w:p>
-      <w:pPr>
-        <w:rPr>
-          <w:rFonts w:ascii="Times New Roman" w:eastAsiaTheme="minorEastAsia" w:hAnsi="Times New Roman" w:cs="Times New Roman"/>
-          <w:iCs/>
-        </w:rPr>
-      </w:pPr>
       <w:r>
         <w:rPr>
           <w:rFonts w:ascii="Times New Roman" w:eastAsiaTheme="minorEastAsia" w:hAnsi="Times New Roman" w:cs="Times New Roman"/>
@@ -6955,6 +6920,15 @@
         </w:rPr>
         <w:t>.</w:t>
       </w:r>
+    </w:p>
+    <w:p>
+      <w:pPr>
+        <w:jc w:val="right"/>
+        <w:rPr>
+          <w:rFonts w:ascii="Times New Roman" w:eastAsiaTheme="minorEastAsia" w:hAnsi="Times New Roman" w:cs="Times New Roman"/>
+          <w:iCs/>
+        </w:rPr>
+      </w:pPr>
     </w:p>
     <w:p>
       <w:pPr>
@@ -7012,6 +6986,7 @@
                 <w:rFonts w:ascii="Times New Roman" w:eastAsiaTheme="minorEastAsia" w:hAnsi="Times New Roman" w:cs="Times New Roman"/>
                 <w:iCs/>
               </w:rPr>
+              <w:lastRenderedPageBreak/>
               <w:t>Квадруполи</w:t>
             </w:r>
           </w:p>
@@ -7070,7 +7045,6 @@
                 <w:iCs/>
                 <w:lang w:val="en-US"/>
               </w:rPr>
-              <w:lastRenderedPageBreak/>
               <w:t>QF</w:t>
             </w:r>
             <w:r>
@@ -8217,6 +8191,14 @@
     </w:p>
     <w:p>
       <w:pPr>
+        <w:rPr>
+          <w:rFonts w:ascii="Times New Roman" w:eastAsiaTheme="minorEastAsia" w:hAnsi="Times New Roman" w:cs="Times New Roman"/>
+          <w:iCs/>
+        </w:rPr>
+      </w:pPr>
+    </w:p>
+    <w:p>
+      <w:pPr>
         <w:ind w:firstLine="360"/>
         <w:rPr>
           <w:rFonts w:ascii="Times New Roman" w:eastAsiaTheme="minorEastAsia" w:hAnsi="Times New Roman" w:cs="Times New Roman"/>
@@ -8227,6 +8209,7 @@
           <w:rFonts w:ascii="Times New Roman" w:hAnsi="Times New Roman" w:cs="Times New Roman"/>
           <w:noProof/>
         </w:rPr>
+        <w:lastRenderedPageBreak/>
         <w:drawing>
           <wp:inline distT="0" distB="0" distL="0" distR="0" wp14:anchorId="5DA80286" wp14:editId="1175C4D8">
             <wp:extent cx="5305529" cy="1093432"/>

--- a/Conference/Вариация критической энергии в применении к ускорительному комплексу NICA.docx
+++ b/Conference/Вариация критической энергии в применении к ускорительному комплексу NICA.docx
@@ -318,7 +318,13 @@
         <w:rPr>
           <w:rFonts w:ascii="Times New Roman" w:hAnsi="Times New Roman" w:cs="Times New Roman"/>
         </w:rPr>
-        <w:t xml:space="preserve">Для </w:t>
+        <w:t>В эксперименте по столкновению</w:t>
+      </w:r>
+      <w:r>
+        <w:rPr>
+          <w:rFonts w:ascii="Times New Roman" w:hAnsi="Times New Roman" w:cs="Times New Roman"/>
+        </w:rPr>
+        <w:t xml:space="preserve"> </w:t>
       </w:r>
       <w:r>
         <w:rPr>
@@ -422,25 +428,33 @@
         <w:rPr>
           <w:rFonts w:ascii="Times New Roman" w:hAnsi="Times New Roman" w:cs="Times New Roman"/>
         </w:rPr>
-        <w:t xml:space="preserve">ритическая энергия коллайдера </w:t>
-      </w:r>
-      <w:r>
-        <w:rPr>
-          <w:rFonts w:ascii="Times New Roman" w:hAnsi="Times New Roman" w:cs="Times New Roman"/>
-        </w:rPr>
-        <w:t>равн</w:t>
-      </w:r>
-      <w:r>
-        <w:rPr>
-          <w:rFonts w:ascii="Times New Roman" w:hAnsi="Times New Roman" w:cs="Times New Roman"/>
-        </w:rPr>
-        <w:t>а</w:t>
-      </w:r>
-      <w:r>
-        <w:rPr>
-          <w:rFonts w:ascii="Times New Roman" w:hAnsi="Times New Roman" w:cs="Times New Roman"/>
-        </w:rPr>
-        <w:t xml:space="preserve"> </w:t>
+        <w:t xml:space="preserve">ритическая энергия </w:t>
+      </w:r>
+      <w:proofErr w:type="spellStart"/>
+      <w:r>
+        <w:rPr>
+          <w:rFonts w:ascii="Times New Roman" w:hAnsi="Times New Roman" w:cs="Times New Roman"/>
+        </w:rPr>
+        <w:t>магнито</w:t>
+      </w:r>
+      <w:proofErr w:type="spellEnd"/>
+      <w:r>
+        <w:rPr>
+          <w:rFonts w:ascii="Times New Roman" w:hAnsi="Times New Roman" w:cs="Times New Roman"/>
+        </w:rPr>
+        <w:t xml:space="preserve">-оптической </w:t>
+      </w:r>
+      <w:r>
+        <w:rPr>
+          <w:rFonts w:ascii="Times New Roman" w:hAnsi="Times New Roman" w:cs="Times New Roman"/>
+        </w:rPr>
+        <w:t xml:space="preserve">коллайдера </w:t>
+      </w:r>
+      <w:r>
+        <w:rPr>
+          <w:rFonts w:ascii="Times New Roman" w:hAnsi="Times New Roman" w:cs="Times New Roman"/>
+        </w:rPr>
+        <w:t xml:space="preserve">составляет </w:t>
       </w:r>
       <m:oMath>
         <m:sSubSup>
@@ -873,14 +887,33 @@
       <w:pPr>
         <w:ind w:firstLine="360"/>
         <w:rPr>
-          <w:rFonts w:ascii="Times New Roman" w:hAnsi="Times New Roman" w:cs="Times New Roman"/>
-        </w:rPr>
-      </w:pPr>
-      <w:r>
-        <w:rPr>
-          <w:rFonts w:ascii="Times New Roman" w:eastAsiaTheme="minorEastAsia" w:hAnsi="Times New Roman" w:cs="Times New Roman"/>
-        </w:rPr>
-        <w:t xml:space="preserve">При ускорении протонов магнитная жесткость в поворотных арках остаётся неизменной </w:t>
+          <w:rFonts w:ascii="Times New Roman" w:eastAsiaTheme="minorEastAsia" w:hAnsi="Times New Roman" w:cs="Times New Roman"/>
+          <w:lang w:val="en-US"/>
+        </w:rPr>
+      </w:pPr>
+      <w:r>
+        <w:rPr>
+          <w:rFonts w:ascii="Times New Roman" w:eastAsiaTheme="minorEastAsia" w:hAnsi="Times New Roman" w:cs="Times New Roman"/>
+        </w:rPr>
+        <w:t>М</w:t>
+      </w:r>
+      <w:r>
+        <w:rPr>
+          <w:rFonts w:ascii="Times New Roman" w:eastAsiaTheme="minorEastAsia" w:hAnsi="Times New Roman" w:cs="Times New Roman"/>
+        </w:rPr>
+        <w:t xml:space="preserve">агнитная жесткость поворотных </w:t>
+      </w:r>
+      <w:r>
+        <w:rPr>
+          <w:rFonts w:ascii="Times New Roman" w:eastAsiaTheme="minorEastAsia" w:hAnsi="Times New Roman" w:cs="Times New Roman"/>
+        </w:rPr>
+        <w:t xml:space="preserve">магнитов </w:t>
+      </w:r>
+      <w:r>
+        <w:rPr>
+          <w:rFonts w:ascii="Times New Roman" w:eastAsiaTheme="minorEastAsia" w:hAnsi="Times New Roman" w:cs="Times New Roman"/>
+        </w:rPr>
+        <w:t xml:space="preserve">постоянна </w:t>
       </w:r>
       <m:oMath>
         <m:sSub>
@@ -1005,13 +1038,7 @@
         <w:rPr>
           <w:rFonts w:ascii="Times New Roman" w:eastAsiaTheme="minorEastAsia" w:hAnsi="Times New Roman" w:cs="Times New Roman"/>
         </w:rPr>
-        <w:t xml:space="preserve"> </w:t>
-      </w:r>
-      <w:r>
-        <w:rPr>
-          <w:rFonts w:ascii="Times New Roman" w:eastAsiaTheme="minorEastAsia" w:hAnsi="Times New Roman" w:cs="Times New Roman"/>
-        </w:rPr>
-        <w:t xml:space="preserve">для любых частиц при максимальном магнитном поле в поворотных магнитах. Тем самым, определяется максимально возможная энергия для протонов </w:t>
+        <w:t xml:space="preserve">. Тем самым, определяется максимально возможная энергия для протонов </w:t>
       </w:r>
       <m:oMath>
         <m:sSubSup>
@@ -1074,7 +1101,13 @@
         <w:rPr>
           <w:rFonts w:ascii="Times New Roman" w:eastAsiaTheme="minorEastAsia" w:hAnsi="Times New Roman" w:cs="Times New Roman"/>
         </w:rPr>
-        <w:t xml:space="preserve"> (</w:t>
+        <w:t>,</w:t>
+      </w:r>
+      <w:r>
+        <w:rPr>
+          <w:rFonts w:ascii="Times New Roman" w:eastAsiaTheme="minorEastAsia" w:hAnsi="Times New Roman" w:cs="Times New Roman"/>
+        </w:rPr>
+        <w:t xml:space="preserve"> следовательно критическая энергия должна быть </w:t>
       </w:r>
       <m:oMath>
         <m:sSubSup>
@@ -1114,8 +1147,9 @@
             <m:r>
               <w:rPr>
                 <w:rFonts w:ascii="Cambria Math" w:hAnsi="Cambria Math" w:cs="Times New Roman"/>
-              </w:rPr>
-              <m:t>Au-Au</m:t>
+                <w:lang w:val="en-US"/>
+              </w:rPr>
+              <m:t>p</m:t>
             </m:r>
           </m:sup>
         </m:sSubSup>
@@ -1123,20 +1157,38 @@
           <w:rPr>
             <w:rFonts w:ascii="Cambria Math" w:hAnsi="Cambria Math" w:cs="Times New Roman"/>
           </w:rPr>
-          <m:t>=14,3</m:t>
+          <m:t>&gt;</m:t>
+        </m:r>
+        <m:r>
+          <w:rPr>
+            <w:rFonts w:ascii="Cambria Math" w:hAnsi="Cambria Math" w:cs="Times New Roman"/>
+          </w:rPr>
+          <m:t>1</m:t>
+        </m:r>
+        <m:r>
+          <w:rPr>
+            <w:rFonts w:ascii="Cambria Math" w:hAnsi="Cambria Math" w:cs="Times New Roman"/>
+          </w:rPr>
+          <m:t>5-16</m:t>
         </m:r>
       </m:oMath>
       <w:r>
         <w:rPr>
           <w:rFonts w:ascii="Times New Roman" w:eastAsiaTheme="minorEastAsia" w:hAnsi="Times New Roman" w:cs="Times New Roman"/>
         </w:rPr>
-        <w:t>)</w:t>
-      </w:r>
-      <w:r>
-        <w:rPr>
-          <w:rFonts w:ascii="Times New Roman" w:eastAsiaTheme="minorEastAsia" w:hAnsi="Times New Roman" w:cs="Times New Roman"/>
-        </w:rPr>
-        <w:t xml:space="preserve">, что заведомо выше критической энергии для ионной регулярной структуры </w:t>
+        <w:t xml:space="preserve">, </w:t>
+      </w:r>
+      <w:r>
+        <w:rPr>
+          <w:rFonts w:ascii="Times New Roman" w:eastAsiaTheme="minorEastAsia" w:hAnsi="Times New Roman" w:cs="Times New Roman"/>
+        </w:rPr>
+        <w:t xml:space="preserve">что </w:t>
+      </w:r>
+      <w:r>
+        <w:rPr>
+          <w:rFonts w:ascii="Times New Roman" w:eastAsiaTheme="minorEastAsia" w:hAnsi="Times New Roman" w:cs="Times New Roman"/>
+        </w:rPr>
+        <w:t xml:space="preserve">заведомо выше критической энергии для ионной регулярной структуры </w:t>
       </w:r>
       <m:oMath>
         <m:sSubSup>
@@ -1262,6 +1314,19 @@
         </w:rPr>
         <w:t xml:space="preserve">). </w:t>
       </w:r>
+      <w:r>
+        <w:rPr>
+          <w:rFonts w:ascii="Times New Roman" w:eastAsiaTheme="minorEastAsia" w:hAnsi="Times New Roman" w:cs="Times New Roman"/>
+        </w:rPr>
+        <w:t xml:space="preserve"> </w:t>
+      </w:r>
+    </w:p>
+    <w:p>
+      <w:pPr>
+        <w:rPr>
+          <w:rFonts w:ascii="Times New Roman" w:hAnsi="Times New Roman" w:cs="Times New Roman"/>
+        </w:rPr>
+      </w:pPr>
       <w:r>
         <w:rPr>
           <w:rFonts w:ascii="Times New Roman" w:eastAsiaTheme="minorEastAsia" w:hAnsi="Times New Roman" w:cs="Times New Roman"/>
@@ -1617,31 +1682,12 @@
               </m:r>
             </m:num>
             <m:den>
-              <m:sSub>
-                <m:sSubPr>
-                  <m:ctrlPr>
-                    <w:rPr>
-                      <w:rFonts w:ascii="Cambria Math" w:hAnsi="Cambria Math" w:cs="Times New Roman"/>
-                    </w:rPr>
-                  </m:ctrlPr>
-                </m:sSubPr>
-                <m:e>
-                  <m:r>
-                    <w:rPr>
-                      <w:rFonts w:ascii="Cambria Math" w:hAnsi="Cambria Math" w:cs="Times New Roman"/>
-                    </w:rPr>
-                    <m:t>γ</m:t>
-                  </m:r>
-                </m:e>
-                <m:sub>
-                  <m:r>
-                    <w:rPr>
-                      <w:rFonts w:ascii="Cambria Math" w:hAnsi="Cambria Math" w:cs="Times New Roman"/>
-                    </w:rPr>
-                    <m:t>tr</m:t>
-                  </m:r>
-                </m:sub>
-              </m:sSub>
+              <m:r>
+                <w:rPr>
+                  <w:rFonts w:ascii="Cambria Math" w:hAnsi="Cambria Math" w:cs="Times New Roman"/>
+                </w:rPr>
+                <m:t>γ</m:t>
+              </m:r>
             </m:den>
           </m:f>
           <m:r>
@@ -2131,7 +2177,56 @@
           <w:rPr>
             <w:rFonts w:ascii="Cambria Math" w:hAnsi="Cambria Math" w:cs="Times New Roman"/>
           </w:rPr>
-          <m:t>=0</m:t>
+          <m:t>=</m:t>
+        </m:r>
+        <m:f>
+          <m:fPr>
+            <m:ctrlPr>
+              <w:rPr>
+                <w:rFonts w:ascii="Cambria Math" w:hAnsi="Cambria Math" w:cs="Times New Roman"/>
+              </w:rPr>
+            </m:ctrlPr>
+          </m:fPr>
+          <m:num>
+            <m:r>
+              <w:rPr>
+                <w:rFonts w:ascii="Cambria Math" w:hAnsi="Cambria Math" w:cs="Times New Roman"/>
+              </w:rPr>
+              <m:t>1</m:t>
+            </m:r>
+          </m:num>
+          <m:den>
+            <m:r>
+              <w:rPr>
+                <w:rFonts w:ascii="Cambria Math" w:hAnsi="Cambria Math" w:cs="Times New Roman"/>
+              </w:rPr>
+              <m:t>ρ</m:t>
+            </m:r>
+            <m:d>
+              <m:dPr>
+                <m:ctrlPr>
+                  <w:rPr>
+                    <w:rFonts w:ascii="Cambria Math" w:hAnsi="Cambria Math" w:cs="Times New Roman"/>
+                    <w:i/>
+                  </w:rPr>
+                </m:ctrlPr>
+              </m:dPr>
+              <m:e>
+                <m:r>
+                  <w:rPr>
+                    <w:rFonts w:ascii="Cambria Math" w:hAnsi="Cambria Math" w:cs="Times New Roman"/>
+                  </w:rPr>
+                  <m:t>s</m:t>
+                </m:r>
+              </m:e>
+            </m:d>
+          </m:den>
+        </m:f>
+        <m:r>
+          <w:rPr>
+            <w:rFonts w:ascii="Cambria Math" w:hAnsi="Cambria Math" w:cs="Times New Roman"/>
+          </w:rPr>
+          <m:t xml:space="preserve"> </m:t>
         </m:r>
       </m:oMath>
       <w:r>
@@ -2450,16 +2545,8 @@
         <w:rPr>
           <w:rFonts w:ascii="Times New Roman" w:eastAsiaTheme="minorEastAsia" w:hAnsi="Times New Roman" w:cs="Times New Roman"/>
         </w:rPr>
-        <w:t xml:space="preserve"> </w:t>
-      </w:r>
-      <w:proofErr w:type="spellStart"/>
-      <w:r>
-        <w:rPr>
-          <w:rFonts w:ascii="Times New Roman" w:eastAsiaTheme="minorEastAsia" w:hAnsi="Times New Roman" w:cs="Times New Roman"/>
-        </w:rPr>
-        <w:t>суперпериодическая</w:t>
-      </w:r>
-      <w:proofErr w:type="spellEnd"/>
+        <w:t xml:space="preserve"> суперпериодическая</w:t>
+      </w:r>
       <w:r>
         <w:rPr>
           <w:rFonts w:ascii="Times New Roman" w:eastAsiaTheme="minorEastAsia" w:hAnsi="Times New Roman" w:cs="Times New Roman"/>
@@ -2675,16 +2762,8 @@
         <w:rPr>
           <w:rFonts w:ascii="Times New Roman" w:hAnsi="Times New Roman" w:cs="Times New Roman"/>
         </w:rPr>
-        <w:t xml:space="preserve">Поэтому мы используем только модуляцию силы квадрупольных линз по длине </w:t>
-      </w:r>
-      <w:proofErr w:type="spellStart"/>
-      <w:r>
-        <w:rPr>
-          <w:rFonts w:ascii="Times New Roman" w:hAnsi="Times New Roman" w:cs="Times New Roman"/>
-        </w:rPr>
-        <w:t>суперпериода</w:t>
-      </w:r>
-      <w:proofErr w:type="spellEnd"/>
+        <w:t>Поэтому мы используем только модуляцию силы квадрупольных линз по длине суперпериода</w:t>
+      </w:r>
       <w:r>
         <w:rPr>
           <w:rFonts w:ascii="Times New Roman" w:hAnsi="Times New Roman" w:cs="Times New Roman"/>
@@ -2788,41 +2867,13 @@
         <w:rPr>
           <w:rFonts w:ascii="Times New Roman" w:eastAsiaTheme="minorEastAsia" w:hAnsi="Times New Roman" w:cs="Times New Roman"/>
         </w:rPr>
-        <w:t xml:space="preserve">имеет периодичность </w:t>
-      </w:r>
-      <w:proofErr w:type="spellStart"/>
-      <w:r>
-        <w:rPr>
-          <w:rFonts w:ascii="Times New Roman" w:eastAsiaTheme="minorEastAsia" w:hAnsi="Times New Roman" w:cs="Times New Roman"/>
-        </w:rPr>
-        <w:t>суперпериода</w:t>
-      </w:r>
-      <w:proofErr w:type="spellEnd"/>
-      <w:r>
-        <w:rPr>
-          <w:rFonts w:ascii="Times New Roman" w:eastAsiaTheme="minorEastAsia" w:hAnsi="Times New Roman" w:cs="Times New Roman"/>
-        </w:rPr>
-        <w:t>.</w:t>
-      </w:r>
-      <w:r>
-        <w:rPr>
-          <w:rFonts w:ascii="Times New Roman" w:eastAsiaTheme="minorEastAsia" w:hAnsi="Times New Roman" w:cs="Times New Roman"/>
-        </w:rPr>
-        <w:t xml:space="preserve"> Для одного </w:t>
-      </w:r>
-      <w:proofErr w:type="spellStart"/>
-      <w:r>
-        <w:rPr>
-          <w:rFonts w:ascii="Times New Roman" w:eastAsiaTheme="minorEastAsia" w:hAnsi="Times New Roman" w:cs="Times New Roman"/>
-        </w:rPr>
-        <w:t>суперпериода</w:t>
-      </w:r>
-      <w:proofErr w:type="spellEnd"/>
-      <w:r>
-        <w:rPr>
-          <w:rFonts w:ascii="Times New Roman" w:eastAsiaTheme="minorEastAsia" w:hAnsi="Times New Roman" w:cs="Times New Roman"/>
-        </w:rPr>
-        <w:t xml:space="preserve"> </w:t>
+        <w:t>имеет периодичность суперпериода.</w:t>
+      </w:r>
+      <w:r>
+        <w:rPr>
+          <w:rFonts w:ascii="Times New Roman" w:eastAsiaTheme="minorEastAsia" w:hAnsi="Times New Roman" w:cs="Times New Roman"/>
+        </w:rPr>
+        <w:t xml:space="preserve"> Для одного суперпериода </w:t>
       </w:r>
       <w:r>
         <w:rPr>
@@ -3476,50 +3527,74 @@
         <w:rPr>
           <w:rFonts w:ascii="Times New Roman" w:eastAsiaTheme="minorEastAsia" w:hAnsi="Times New Roman" w:cs="Times New Roman"/>
         </w:rPr>
+        <w:t xml:space="preserve"> –</w:t>
+      </w:r>
+      <w:r>
+        <w:rPr>
+          <w:rFonts w:ascii="Times New Roman" w:eastAsiaTheme="minorEastAsia" w:hAnsi="Times New Roman" w:cs="Times New Roman"/>
+        </w:rPr>
+        <w:t xml:space="preserve"> число </w:t>
+      </w:r>
+      <w:r>
+        <w:rPr>
+          <w:rFonts w:ascii="Times New Roman" w:eastAsiaTheme="minorEastAsia" w:hAnsi="Times New Roman" w:cs="Times New Roman"/>
+        </w:rPr>
+        <w:t>бетатронных колебаний</w:t>
+      </w:r>
+      <w:r>
+        <w:rPr>
+          <w:rFonts w:ascii="Times New Roman" w:eastAsiaTheme="minorEastAsia" w:hAnsi="Times New Roman" w:cs="Times New Roman"/>
+        </w:rPr>
+        <w:t xml:space="preserve"> </w:t>
+      </w:r>
+      <w:r>
+        <w:rPr>
+          <w:rFonts w:ascii="Times New Roman" w:eastAsiaTheme="minorEastAsia" w:hAnsi="Times New Roman" w:cs="Times New Roman"/>
+        </w:rPr>
+        <w:t>на</w:t>
+      </w:r>
+      <w:r>
+        <w:rPr>
+          <w:rFonts w:ascii="Times New Roman" w:eastAsiaTheme="minorEastAsia" w:hAnsi="Times New Roman" w:cs="Times New Roman"/>
+        </w:rPr>
+        <w:t xml:space="preserve"> длине </w:t>
+      </w:r>
+      <w:r>
+        <w:rPr>
+          <w:rFonts w:ascii="Times New Roman" w:eastAsiaTheme="minorEastAsia" w:hAnsi="Times New Roman" w:cs="Times New Roman"/>
+        </w:rPr>
+        <w:t>арке</w:t>
+      </w:r>
+      <w:r>
+        <w:rPr>
+          <w:rFonts w:ascii="Times New Roman" w:eastAsiaTheme="minorEastAsia" w:hAnsi="Times New Roman" w:cs="Times New Roman"/>
+        </w:rPr>
+        <w:t xml:space="preserve">, </w:t>
+      </w:r>
+      <w:r>
+        <w:rPr>
+          <w:rFonts w:ascii="Times New Roman" w:eastAsiaTheme="minorEastAsia" w:hAnsi="Times New Roman" w:cs="Times New Roman"/>
+          <w:lang w:val="en-US"/>
+        </w:rPr>
+        <w:t>S</w:t>
+      </w:r>
+      <w:r>
+        <w:rPr>
+          <w:rFonts w:ascii="Times New Roman" w:eastAsiaTheme="minorEastAsia" w:hAnsi="Times New Roman" w:cs="Times New Roman"/>
+        </w:rPr>
         <w:t xml:space="preserve"> – </w:t>
       </w:r>
       <w:r>
         <w:rPr>
           <w:rFonts w:ascii="Times New Roman" w:eastAsiaTheme="minorEastAsia" w:hAnsi="Times New Roman" w:cs="Times New Roman"/>
         </w:rPr>
-        <w:t>частота горизонтальных бетатронных колебаний</w:t>
-      </w:r>
-      <w:r>
-        <w:rPr>
-          <w:rFonts w:ascii="Times New Roman" w:eastAsiaTheme="minorEastAsia" w:hAnsi="Times New Roman" w:cs="Times New Roman"/>
-        </w:rPr>
-        <w:t xml:space="preserve"> </w:t>
-      </w:r>
-      <w:r>
-        <w:rPr>
-          <w:rFonts w:ascii="Times New Roman" w:eastAsiaTheme="minorEastAsia" w:hAnsi="Times New Roman" w:cs="Times New Roman"/>
-        </w:rPr>
-        <w:t>на арке</w:t>
-      </w:r>
-      <w:r>
-        <w:rPr>
-          <w:rFonts w:ascii="Times New Roman" w:eastAsiaTheme="minorEastAsia" w:hAnsi="Times New Roman" w:cs="Times New Roman"/>
-        </w:rPr>
-        <w:t xml:space="preserve">, </w:t>
-      </w:r>
-      <w:r>
-        <w:rPr>
-          <w:rFonts w:ascii="Times New Roman" w:eastAsiaTheme="minorEastAsia" w:hAnsi="Times New Roman" w:cs="Times New Roman"/>
-          <w:lang w:val="en-US"/>
-        </w:rPr>
-        <w:t>S</w:t>
-      </w:r>
-      <w:r>
-        <w:rPr>
-          <w:rFonts w:ascii="Times New Roman" w:eastAsiaTheme="minorEastAsia" w:hAnsi="Times New Roman" w:cs="Times New Roman"/>
-        </w:rPr>
-        <w:t xml:space="preserve"> – </w:t>
-      </w:r>
-      <w:r>
-        <w:rPr>
-          <w:rFonts w:ascii="Times New Roman" w:eastAsiaTheme="minorEastAsia" w:hAnsi="Times New Roman" w:cs="Times New Roman"/>
-        </w:rPr>
         <w:t>количество суперпериодов</w:t>
+      </w:r>
+      <w:r>
+        <w:rPr>
+          <w:rFonts w:ascii="Times New Roman" w:eastAsiaTheme="minorEastAsia" w:hAnsi="Times New Roman" w:cs="Times New Roman"/>
+        </w:rPr>
+        <w:t xml:space="preserve"> на одной арке</w:t>
       </w:r>
       <w:r>
         <w:rPr>
@@ -4683,25 +4758,7 @@
           <w:b/>
           <w:bCs/>
         </w:rPr>
-        <w:t xml:space="preserve">Введение </w:t>
-      </w:r>
-      <w:proofErr w:type="spellStart"/>
-      <w:r>
-        <w:rPr>
-          <w:rFonts w:ascii="Times New Roman" w:hAnsi="Times New Roman" w:cs="Times New Roman"/>
-          <w:b/>
-          <w:bCs/>
-        </w:rPr>
-        <w:t>суперпериодичности</w:t>
-      </w:r>
-      <w:proofErr w:type="spellEnd"/>
-      <w:r>
-        <w:rPr>
-          <w:rFonts w:ascii="Times New Roman" w:hAnsi="Times New Roman" w:cs="Times New Roman"/>
-          <w:b/>
-          <w:bCs/>
-        </w:rPr>
-        <w:t xml:space="preserve"> на арках</w:t>
+        <w:t>Введение суперпериодичности на арках</w:t>
       </w:r>
       <w:r>
         <w:rPr>
@@ -4733,53 +4790,59 @@
         <w:rPr>
           <w:rFonts w:ascii="Times New Roman" w:hAnsi="Times New Roman" w:cs="Times New Roman"/>
         </w:rPr>
+        <w:t xml:space="preserve">Одинаковые элементы объединяют в одно семейство. </w:t>
+      </w:r>
+      <w:r>
+        <w:rPr>
+          <w:rFonts w:ascii="Times New Roman" w:hAnsi="Times New Roman" w:cs="Times New Roman"/>
+        </w:rPr>
+        <w:t xml:space="preserve">Один </w:t>
+      </w:r>
+      <w:proofErr w:type="spellStart"/>
+      <w:r>
+        <w:rPr>
+          <w:rFonts w:ascii="Times New Roman" w:hAnsi="Times New Roman" w:cs="Times New Roman"/>
+        </w:rPr>
+        <w:t>суперпериод</w:t>
+      </w:r>
+      <w:proofErr w:type="spellEnd"/>
+      <w:r>
+        <w:rPr>
+          <w:rFonts w:ascii="Times New Roman" w:hAnsi="Times New Roman" w:cs="Times New Roman"/>
+        </w:rPr>
+        <w:t xml:space="preserve"> состоит из 3-х ФОДО ячеек</w:t>
+      </w:r>
+      <w:r>
+        <w:rPr>
+          <w:rFonts w:ascii="Times New Roman" w:hAnsi="Times New Roman" w:cs="Times New Roman"/>
+        </w:rPr>
+        <w:t xml:space="preserve">, </w:t>
+      </w:r>
+      <w:r>
+        <w:rPr>
+          <w:rFonts w:ascii="Times New Roman" w:hAnsi="Times New Roman" w:cs="Times New Roman"/>
+          <w:lang w:val="en-US"/>
+        </w:rPr>
+        <w:t>c</w:t>
+      </w:r>
+      <w:r>
+        <w:rPr>
+          <w:rFonts w:ascii="Times New Roman" w:hAnsi="Times New Roman" w:cs="Times New Roman"/>
+        </w:rPr>
+        <w:t xml:space="preserve"> </w:t>
+      </w:r>
+      <w:r>
+        <w:rPr>
+          <w:rFonts w:ascii="Times New Roman" w:hAnsi="Times New Roman" w:cs="Times New Roman"/>
+        </w:rPr>
+        <w:t xml:space="preserve">двумя семействами фокусирующих квадруполей и одним семейством </w:t>
+      </w:r>
+      <w:proofErr w:type="spellStart"/>
+      <w:r>
+        <w:rPr>
+          <w:rFonts w:ascii="Times New Roman" w:hAnsi="Times New Roman" w:cs="Times New Roman"/>
+        </w:rPr>
         <w:lastRenderedPageBreak/>
-        <w:t xml:space="preserve">Один </w:t>
-      </w:r>
-      <w:proofErr w:type="spellStart"/>
-      <w:r>
-        <w:rPr>
-          <w:rFonts w:ascii="Times New Roman" w:hAnsi="Times New Roman" w:cs="Times New Roman"/>
-        </w:rPr>
-        <w:t>суперпериод</w:t>
-      </w:r>
-      <w:proofErr w:type="spellEnd"/>
-      <w:r>
-        <w:rPr>
-          <w:rFonts w:ascii="Times New Roman" w:hAnsi="Times New Roman" w:cs="Times New Roman"/>
-        </w:rPr>
-        <w:t xml:space="preserve"> состоит из 3-х ФОДО ячеек</w:t>
-      </w:r>
-      <w:r>
-        <w:rPr>
-          <w:rFonts w:ascii="Times New Roman" w:hAnsi="Times New Roman" w:cs="Times New Roman"/>
-        </w:rPr>
-        <w:t xml:space="preserve">, </w:t>
-      </w:r>
-      <w:r>
-        <w:rPr>
-          <w:rFonts w:ascii="Times New Roman" w:hAnsi="Times New Roman" w:cs="Times New Roman"/>
-          <w:lang w:val="en-US"/>
-        </w:rPr>
-        <w:t>c</w:t>
-      </w:r>
-      <w:r>
-        <w:rPr>
-          <w:rFonts w:ascii="Times New Roman" w:hAnsi="Times New Roman" w:cs="Times New Roman"/>
-        </w:rPr>
-        <w:t xml:space="preserve"> </w:t>
-      </w:r>
-      <w:r>
-        <w:rPr>
-          <w:rFonts w:ascii="Times New Roman" w:hAnsi="Times New Roman" w:cs="Times New Roman"/>
-        </w:rPr>
-        <w:t xml:space="preserve">двумя семействами фокусирующих квадруполей и одним семейством </w:t>
-      </w:r>
-      <w:proofErr w:type="spellStart"/>
-      <w:r>
-        <w:rPr>
-          <w:rFonts w:ascii="Times New Roman" w:hAnsi="Times New Roman" w:cs="Times New Roman"/>
-        </w:rPr>
         <w:t>дефокусирующих</w:t>
       </w:r>
       <w:proofErr w:type="spellEnd"/>
@@ -5106,6 +5169,15 @@
         <w:rPr>
           <w:rFonts w:ascii="Times New Roman" w:eastAsiaTheme="minorEastAsia" w:hAnsi="Times New Roman" w:cs="Times New Roman"/>
           <w:iCs/>
+        </w:rPr>
+      </w:pPr>
+    </w:p>
+    <w:p>
+      <w:pPr>
+        <w:rPr>
+          <w:rFonts w:ascii="Times New Roman" w:eastAsiaTheme="minorEastAsia" w:hAnsi="Times New Roman" w:cs="Times New Roman"/>
+          <w:iCs/>
+          <w:lang w:val="en-US"/>
         </w:rPr>
         <w:sectPr>
           <w:type w:val="continuous"/>
@@ -5364,7 +5436,165 @@
           <w:rFonts w:ascii="Times New Roman" w:eastAsiaTheme="minorEastAsia" w:hAnsi="Times New Roman" w:cs="Times New Roman"/>
           <w:iCs/>
         </w:rPr>
-        <w:t xml:space="preserve">введением </w:t>
+        <w:t>введением суперпериодичности</w:t>
+      </w:r>
+      <w:r>
+        <w:rPr>
+          <w:rFonts w:ascii="Times New Roman" w:eastAsiaTheme="minorEastAsia" w:hAnsi="Times New Roman" w:cs="Times New Roman"/>
+          <w:iCs/>
+        </w:rPr>
+        <w:t xml:space="preserve">, </w:t>
+      </w:r>
+      <w:r>
+        <w:rPr>
+          <w:rFonts w:ascii="Times New Roman" w:eastAsiaTheme="minorEastAsia" w:hAnsi="Times New Roman" w:cs="Times New Roman"/>
+          <w:iCs/>
+        </w:rPr>
+        <w:t>глубина модуляции</w:t>
+      </w:r>
+      <w:r>
+        <w:rPr>
+          <w:rFonts w:ascii="Times New Roman" w:eastAsiaTheme="minorEastAsia" w:hAnsi="Times New Roman" w:cs="Times New Roman"/>
+          <w:iCs/>
+        </w:rPr>
+        <w:t xml:space="preserve"> </w:t>
+      </w:r>
+      <w:r>
+        <w:rPr>
+          <w:rFonts w:ascii="Times New Roman" w:eastAsiaTheme="minorEastAsia" w:hAnsi="Times New Roman" w:cs="Times New Roman"/>
+          <w:iCs/>
+        </w:rPr>
+        <w:t>2</w:t>
+      </w:r>
+      <w:r>
+        <w:rPr>
+          <w:rFonts w:ascii="Times New Roman" w:eastAsiaTheme="minorEastAsia" w:hAnsi="Times New Roman" w:cs="Times New Roman"/>
+          <w:iCs/>
+        </w:rPr>
+        <w:t>4</w:t>
+      </w:r>
+      <w:r>
+        <w:rPr>
+          <w:rFonts w:ascii="Times New Roman" w:eastAsiaTheme="minorEastAsia" w:hAnsi="Times New Roman" w:cs="Times New Roman"/>
+          <w:iCs/>
+        </w:rPr>
+        <w:t>%</w:t>
+      </w:r>
+      <w:r>
+        <w:rPr>
+          <w:rFonts w:ascii="Times New Roman" w:eastAsiaTheme="minorEastAsia" w:hAnsi="Times New Roman" w:cs="Times New Roman"/>
+          <w:iCs/>
+        </w:rPr>
+        <w:t>.</w:t>
+      </w:r>
+    </w:p>
+    <w:p>
+      <w:pPr>
+        <w:rPr>
+          <w:rFonts w:ascii="Times New Roman" w:eastAsiaTheme="minorEastAsia" w:hAnsi="Times New Roman" w:cs="Times New Roman"/>
+          <w:iCs/>
+        </w:rPr>
+      </w:pPr>
+    </w:p>
+    <w:p>
+      <w:pPr>
+        <w:rPr>
+          <w:rFonts w:ascii="Times New Roman" w:eastAsiaTheme="minorEastAsia" w:hAnsi="Times New Roman" w:cs="Times New Roman"/>
+          <w:iCs/>
+        </w:rPr>
+      </w:pPr>
+      <w:r>
+        <w:rPr>
+          <w:rFonts w:ascii="Times New Roman" w:eastAsiaTheme="minorEastAsia" w:hAnsi="Times New Roman" w:cs="Times New Roman"/>
+          <w:iCs/>
+        </w:rPr>
+        <w:t>На рис</w:t>
+      </w:r>
+      <w:r>
+        <w:rPr>
+          <w:rFonts w:ascii="Times New Roman" w:eastAsiaTheme="minorEastAsia" w:hAnsi="Times New Roman" w:cs="Times New Roman"/>
+          <w:iCs/>
+        </w:rPr>
+        <w:t xml:space="preserve">.2 </w:t>
+      </w:r>
+      <w:r>
+        <w:rPr>
+          <w:rFonts w:ascii="Times New Roman" w:eastAsiaTheme="minorEastAsia" w:hAnsi="Times New Roman" w:cs="Times New Roman"/>
+          <w:iCs/>
+        </w:rPr>
+        <w:t>приведены 3 ФОДО ячейки</w:t>
+      </w:r>
+      <w:r>
+        <w:rPr>
+          <w:rFonts w:ascii="Times New Roman" w:eastAsiaTheme="minorEastAsia" w:hAnsi="Times New Roman" w:cs="Times New Roman"/>
+          <w:iCs/>
+        </w:rPr>
+        <w:t xml:space="preserve">, </w:t>
+      </w:r>
+      <w:r>
+        <w:rPr>
+          <w:rFonts w:ascii="Times New Roman" w:eastAsiaTheme="minorEastAsia" w:hAnsi="Times New Roman" w:cs="Times New Roman"/>
+          <w:iCs/>
+        </w:rPr>
+        <w:t>первая – используется в регулярной тяжелоионной структуре</w:t>
+      </w:r>
+      <w:r>
+        <w:rPr>
+          <w:rFonts w:ascii="Times New Roman" w:eastAsiaTheme="minorEastAsia" w:hAnsi="Times New Roman" w:cs="Times New Roman"/>
+          <w:iCs/>
+        </w:rPr>
+        <w:t xml:space="preserve">, </w:t>
+      </w:r>
+      <w:r>
+        <w:rPr>
+          <w:rFonts w:ascii="Times New Roman" w:eastAsiaTheme="minorEastAsia" w:hAnsi="Times New Roman" w:cs="Times New Roman"/>
+          <w:iCs/>
+        </w:rPr>
+        <w:t>в этом случае модуляция отсутствует</w:t>
+      </w:r>
+      <w:r>
+        <w:rPr>
+          <w:rFonts w:ascii="Times New Roman" w:eastAsiaTheme="minorEastAsia" w:hAnsi="Times New Roman" w:cs="Times New Roman"/>
+          <w:iCs/>
+        </w:rPr>
+        <w:t xml:space="preserve">, </w:t>
+      </w:r>
+      <w:r>
+        <w:rPr>
+          <w:rFonts w:ascii="Times New Roman" w:eastAsiaTheme="minorEastAsia" w:hAnsi="Times New Roman" w:cs="Times New Roman"/>
+          <w:iCs/>
+        </w:rPr>
+        <w:t xml:space="preserve">вторая – модулированная </w:t>
+      </w:r>
+      <w:proofErr w:type="gramStart"/>
+      <w:r>
+        <w:rPr>
+          <w:rFonts w:ascii="Times New Roman" w:eastAsiaTheme="minorEastAsia" w:hAnsi="Times New Roman" w:cs="Times New Roman"/>
+          <w:iCs/>
+        </w:rPr>
+        <w:t>структура</w:t>
+      </w:r>
+      <w:r>
+        <w:rPr>
+          <w:rFonts w:ascii="Times New Roman" w:eastAsiaTheme="minorEastAsia" w:hAnsi="Times New Roman" w:cs="Times New Roman"/>
+          <w:iCs/>
+        </w:rPr>
+        <w:t xml:space="preserve">,  </w:t>
+      </w:r>
+      <w:r>
+        <w:rPr>
+          <w:rFonts w:ascii="Times New Roman" w:eastAsiaTheme="minorEastAsia" w:hAnsi="Times New Roman" w:cs="Times New Roman"/>
+          <w:iCs/>
+        </w:rPr>
+        <w:t>которая</w:t>
+      </w:r>
+      <w:proofErr w:type="gramEnd"/>
+      <w:r>
+        <w:rPr>
+          <w:rFonts w:ascii="Times New Roman" w:eastAsiaTheme="minorEastAsia" w:hAnsi="Times New Roman" w:cs="Times New Roman"/>
+          <w:iCs/>
+        </w:rPr>
+        <w:t xml:space="preserve"> и образует один </w:t>
       </w:r>
       <w:proofErr w:type="spellStart"/>
       <w:r>
@@ -5372,7 +5602,7 @@
           <w:rFonts w:ascii="Times New Roman" w:eastAsiaTheme="minorEastAsia" w:hAnsi="Times New Roman" w:cs="Times New Roman"/>
           <w:iCs/>
         </w:rPr>
-        <w:t>суперпериодичности</w:t>
+        <w:t>суперпериод</w:t>
       </w:r>
       <w:proofErr w:type="spellEnd"/>
       <w:r>
@@ -5380,173 +5610,6 @@
           <w:rFonts w:ascii="Times New Roman" w:eastAsiaTheme="minorEastAsia" w:hAnsi="Times New Roman" w:cs="Times New Roman"/>
           <w:iCs/>
         </w:rPr>
-        <w:t xml:space="preserve">, </w:t>
-      </w:r>
-      <w:r>
-        <w:rPr>
-          <w:rFonts w:ascii="Times New Roman" w:eastAsiaTheme="minorEastAsia" w:hAnsi="Times New Roman" w:cs="Times New Roman"/>
-          <w:iCs/>
-        </w:rPr>
-        <w:t>глубина модуляции</w:t>
-      </w:r>
-      <w:r>
-        <w:rPr>
-          <w:rFonts w:ascii="Times New Roman" w:eastAsiaTheme="minorEastAsia" w:hAnsi="Times New Roman" w:cs="Times New Roman"/>
-          <w:iCs/>
-        </w:rPr>
-        <w:t xml:space="preserve"> </w:t>
-      </w:r>
-      <w:r>
-        <w:rPr>
-          <w:rFonts w:ascii="Times New Roman" w:eastAsiaTheme="minorEastAsia" w:hAnsi="Times New Roman" w:cs="Times New Roman"/>
-          <w:iCs/>
-        </w:rPr>
-        <w:t>2</w:t>
-      </w:r>
-      <w:r>
-        <w:rPr>
-          <w:rFonts w:ascii="Times New Roman" w:eastAsiaTheme="minorEastAsia" w:hAnsi="Times New Roman" w:cs="Times New Roman"/>
-          <w:iCs/>
-        </w:rPr>
-        <w:t>4</w:t>
-      </w:r>
-      <w:r>
-        <w:rPr>
-          <w:rFonts w:ascii="Times New Roman" w:eastAsiaTheme="minorEastAsia" w:hAnsi="Times New Roman" w:cs="Times New Roman"/>
-          <w:iCs/>
-        </w:rPr>
-        <w:t>%</w:t>
-      </w:r>
-      <w:r>
-        <w:rPr>
-          <w:rFonts w:ascii="Times New Roman" w:eastAsiaTheme="minorEastAsia" w:hAnsi="Times New Roman" w:cs="Times New Roman"/>
-          <w:iCs/>
-        </w:rPr>
-        <w:t>.</w:t>
-      </w:r>
-    </w:p>
-    <w:p>
-      <w:pPr>
-        <w:rPr>
-          <w:rFonts w:ascii="Times New Roman" w:eastAsiaTheme="minorEastAsia" w:hAnsi="Times New Roman" w:cs="Times New Roman"/>
-          <w:iCs/>
-        </w:rPr>
-      </w:pPr>
-    </w:p>
-    <w:p>
-      <w:pPr>
-        <w:rPr>
-          <w:rFonts w:ascii="Times New Roman" w:eastAsiaTheme="minorEastAsia" w:hAnsi="Times New Roman" w:cs="Times New Roman"/>
-          <w:iCs/>
-        </w:rPr>
-      </w:pPr>
-      <w:r>
-        <w:rPr>
-          <w:rFonts w:ascii="Times New Roman" w:eastAsiaTheme="minorEastAsia" w:hAnsi="Times New Roman" w:cs="Times New Roman"/>
-          <w:iCs/>
-        </w:rPr>
-        <w:t>На рис</w:t>
-      </w:r>
-      <w:r>
-        <w:rPr>
-          <w:rFonts w:ascii="Times New Roman" w:eastAsiaTheme="minorEastAsia" w:hAnsi="Times New Roman" w:cs="Times New Roman"/>
-          <w:iCs/>
-        </w:rPr>
-        <w:t xml:space="preserve">.2 </w:t>
-      </w:r>
-      <w:r>
-        <w:rPr>
-          <w:rFonts w:ascii="Times New Roman" w:eastAsiaTheme="minorEastAsia" w:hAnsi="Times New Roman" w:cs="Times New Roman"/>
-          <w:iCs/>
-        </w:rPr>
-        <w:t>приведены 3 ФОДО ячейки</w:t>
-      </w:r>
-      <w:r>
-        <w:rPr>
-          <w:rFonts w:ascii="Times New Roman" w:eastAsiaTheme="minorEastAsia" w:hAnsi="Times New Roman" w:cs="Times New Roman"/>
-          <w:iCs/>
-        </w:rPr>
-        <w:t xml:space="preserve">, </w:t>
-      </w:r>
-      <w:r>
-        <w:rPr>
-          <w:rFonts w:ascii="Times New Roman" w:eastAsiaTheme="minorEastAsia" w:hAnsi="Times New Roman" w:cs="Times New Roman"/>
-          <w:iCs/>
-        </w:rPr>
-        <w:t>первая – используется в регулярной тяжелоионной структуре</w:t>
-      </w:r>
-      <w:r>
-        <w:rPr>
-          <w:rFonts w:ascii="Times New Roman" w:eastAsiaTheme="minorEastAsia" w:hAnsi="Times New Roman" w:cs="Times New Roman"/>
-          <w:iCs/>
-        </w:rPr>
-        <w:t xml:space="preserve">, </w:t>
-      </w:r>
-      <w:r>
-        <w:rPr>
-          <w:rFonts w:ascii="Times New Roman" w:eastAsiaTheme="minorEastAsia" w:hAnsi="Times New Roman" w:cs="Times New Roman"/>
-          <w:iCs/>
-        </w:rPr>
-        <w:t>в этом случае модуляция отсутствует</w:t>
-      </w:r>
-      <w:r>
-        <w:rPr>
-          <w:rFonts w:ascii="Times New Roman" w:eastAsiaTheme="minorEastAsia" w:hAnsi="Times New Roman" w:cs="Times New Roman"/>
-          <w:iCs/>
-        </w:rPr>
-        <w:t xml:space="preserve">, </w:t>
-      </w:r>
-      <w:r>
-        <w:rPr>
-          <w:rFonts w:ascii="Times New Roman" w:eastAsiaTheme="minorEastAsia" w:hAnsi="Times New Roman" w:cs="Times New Roman"/>
-          <w:iCs/>
-        </w:rPr>
-        <w:t xml:space="preserve">вторая – модулированная </w:t>
-      </w:r>
-      <w:proofErr w:type="gramStart"/>
-      <w:r>
-        <w:rPr>
-          <w:rFonts w:ascii="Times New Roman" w:eastAsiaTheme="minorEastAsia" w:hAnsi="Times New Roman" w:cs="Times New Roman"/>
-          <w:iCs/>
-        </w:rPr>
-        <w:t>структура</w:t>
-      </w:r>
-      <w:r>
-        <w:rPr>
-          <w:rFonts w:ascii="Times New Roman" w:eastAsiaTheme="minorEastAsia" w:hAnsi="Times New Roman" w:cs="Times New Roman"/>
-          <w:iCs/>
-        </w:rPr>
-        <w:t xml:space="preserve">,  </w:t>
-      </w:r>
-      <w:r>
-        <w:rPr>
-          <w:rFonts w:ascii="Times New Roman" w:eastAsiaTheme="minorEastAsia" w:hAnsi="Times New Roman" w:cs="Times New Roman"/>
-          <w:iCs/>
-        </w:rPr>
-        <w:t>которая</w:t>
-      </w:r>
-      <w:proofErr w:type="gramEnd"/>
-      <w:r>
-        <w:rPr>
-          <w:rFonts w:ascii="Times New Roman" w:eastAsiaTheme="minorEastAsia" w:hAnsi="Times New Roman" w:cs="Times New Roman"/>
-          <w:iCs/>
-        </w:rPr>
-        <w:t xml:space="preserve"> и образует один </w:t>
-      </w:r>
-      <w:proofErr w:type="spellStart"/>
-      <w:r>
-        <w:rPr>
-          <w:rFonts w:ascii="Times New Roman" w:eastAsiaTheme="minorEastAsia" w:hAnsi="Times New Roman" w:cs="Times New Roman"/>
-          <w:iCs/>
-        </w:rPr>
-        <w:t>суперпериод</w:t>
-      </w:r>
-      <w:proofErr w:type="spellEnd"/>
-      <w:r>
-        <w:rPr>
-          <w:rFonts w:ascii="Times New Roman" w:eastAsiaTheme="minorEastAsia" w:hAnsi="Times New Roman" w:cs="Times New Roman"/>
-          <w:iCs/>
-        </w:rPr>
         <w:t xml:space="preserve">. </w:t>
       </w:r>
       <w:r>
@@ -5554,16 +5617,29 @@
           <w:rFonts w:ascii="Times New Roman" w:eastAsiaTheme="minorEastAsia" w:hAnsi="Times New Roman" w:cs="Times New Roman"/>
           <w:iCs/>
         </w:rPr>
-        <w:t xml:space="preserve">В обоих случаях частота бетатронных колебаний </w:t>
-      </w:r>
-    </w:p>
-    <w:p>
-      <w:pPr>
-        <w:rPr>
-          <w:rFonts w:ascii="Times New Roman" w:eastAsiaTheme="minorEastAsia" w:hAnsi="Times New Roman" w:cs="Times New Roman"/>
-          <w:iCs/>
-        </w:rPr>
-      </w:pPr>
+        <w:t xml:space="preserve">В обоих случаях </w:t>
+      </w:r>
+      <w:r>
+        <w:rPr>
+          <w:rFonts w:ascii="Times New Roman" w:eastAsiaTheme="minorEastAsia" w:hAnsi="Times New Roman" w:cs="Times New Roman"/>
+          <w:iCs/>
+        </w:rPr>
+        <w:t xml:space="preserve">количество </w:t>
+      </w:r>
+      <w:r>
+        <w:rPr>
+          <w:rFonts w:ascii="Times New Roman" w:eastAsiaTheme="minorEastAsia" w:hAnsi="Times New Roman" w:cs="Times New Roman"/>
+          <w:iCs/>
+        </w:rPr>
+        <w:t xml:space="preserve">бетатронных колебаний </w:t>
+      </w:r>
+      <w:r>
+        <w:rPr>
+          <w:rFonts w:ascii="Times New Roman" w:eastAsiaTheme="minorEastAsia" w:hAnsi="Times New Roman" w:cs="Times New Roman"/>
+          <w:iCs/>
+        </w:rPr>
+        <w:t xml:space="preserve">на арке </w:t>
+      </w:r>
       <m:oMath>
         <m:sSub>
           <m:sSubPr>
@@ -5630,7 +5706,7 @@
           <w:rFonts w:ascii="Times New Roman" w:eastAsiaTheme="minorEastAsia" w:hAnsi="Times New Roman" w:cs="Times New Roman"/>
           <w:iCs/>
         </w:rPr>
-        <w:t xml:space="preserve">таким образом для 4-х суперпериодов частота </w:t>
+        <w:t xml:space="preserve">таким образом для 4-х суперпериодов </w:t>
       </w:r>
       <m:oMath>
         <m:sSub>
@@ -6012,7 +6088,42 @@
           <w:rFonts w:ascii="Times New Roman" w:eastAsiaTheme="minorEastAsia" w:hAnsi="Times New Roman" w:cs="Times New Roman"/>
           <w:iCs/>
         </w:rPr>
-        <w:t xml:space="preserve">Для регулярной арки из 4-х одинаковых суперпериодов </w:t>
+        <w:t>Для</w:t>
+      </w:r>
+      <w:r>
+        <w:rPr>
+          <w:rFonts w:ascii="Times New Roman" w:eastAsiaTheme="minorEastAsia" w:hAnsi="Times New Roman" w:cs="Times New Roman"/>
+          <w:iCs/>
+        </w:rPr>
+        <w:t xml:space="preserve"> </w:t>
+      </w:r>
+      <w:r>
+        <w:rPr>
+          <w:rFonts w:ascii="Times New Roman" w:eastAsiaTheme="minorEastAsia" w:hAnsi="Times New Roman" w:cs="Times New Roman"/>
+          <w:iCs/>
+        </w:rPr>
+        <w:t>арки</w:t>
+      </w:r>
+      <w:r>
+        <w:rPr>
+          <w:rFonts w:ascii="Times New Roman" w:eastAsiaTheme="minorEastAsia" w:hAnsi="Times New Roman" w:cs="Times New Roman"/>
+          <w:iCs/>
+        </w:rPr>
+        <w:t xml:space="preserve">, </w:t>
+      </w:r>
+      <w:r>
+        <w:rPr>
+          <w:rFonts w:ascii="Times New Roman" w:eastAsiaTheme="minorEastAsia" w:hAnsi="Times New Roman" w:cs="Times New Roman"/>
+          <w:iCs/>
+        </w:rPr>
+        <w:t>составленной</w:t>
+      </w:r>
+      <w:r>
+        <w:rPr>
+          <w:rFonts w:ascii="Times New Roman" w:eastAsiaTheme="minorEastAsia" w:hAnsi="Times New Roman" w:cs="Times New Roman"/>
+          <w:iCs/>
+        </w:rPr>
+        <w:t xml:space="preserve"> из 4-х одинаковых суперпериодов </w:t>
       </w:r>
       <w:r>
         <w:rPr>
@@ -6226,14 +6337,6 @@
           <w:iCs/>
         </w:rPr>
       </w:pPr>
-    </w:p>
-    <w:p>
-      <w:pPr>
-        <w:rPr>
-          <w:rFonts w:ascii="Times New Roman" w:eastAsiaTheme="minorEastAsia" w:hAnsi="Times New Roman" w:cs="Times New Roman"/>
-          <w:iCs/>
-        </w:rPr>
-      </w:pPr>
       <w:r>
         <w:rPr>
           <w:rFonts w:ascii="Times New Roman" w:eastAsiaTheme="minorEastAsia" w:hAnsi="Times New Roman" w:cs="Times New Roman"/>
@@ -6241,10 +6344,10 @@
           <w:noProof/>
         </w:rPr>
         <w:drawing>
-          <wp:inline distT="0" distB="0" distL="0" distR="0" wp14:anchorId="5F6390B0" wp14:editId="09B2958B">
-            <wp:extent cx="5940425" cy="3186430"/>
-            <wp:effectExtent l="0" t="0" r="3175" b="1270"/>
-            <wp:docPr id="4" name="Рисунок 4"/>
+          <wp:inline distT="0" distB="0" distL="0" distR="0">
+            <wp:extent cx="5940425" cy="4264660"/>
+            <wp:effectExtent l="0" t="0" r="3175" b="2540"/>
+            <wp:docPr id="1" name="Рисунок 1"/>
             <wp:cNvGraphicFramePr>
               <a:graphicFrameLocks xmlns:a="http://schemas.openxmlformats.org/drawingml/2006/main" noChangeAspect="1"/>
             </wp:cNvGraphicFramePr>
@@ -6252,11 +6355,11 @@
               <a:graphicData uri="http://schemas.openxmlformats.org/drawingml/2006/picture">
                 <pic:pic xmlns:pic="http://schemas.openxmlformats.org/drawingml/2006/picture">
                   <pic:nvPicPr>
-                    <pic:cNvPr id="4" name="Рисунок 4"/>
+                    <pic:cNvPr id="1" name="Рисунок 1"/>
                     <pic:cNvPicPr/>
                   </pic:nvPicPr>
                   <pic:blipFill>
-                    <a:blip r:embed="rId9">
+                    <a:blip r:embed="rId9" cstate="print">
                       <a:extLst>
                         <a:ext uri="{28A0092B-C50C-407E-A947-70E740481C1C}">
                           <a14:useLocalDpi xmlns:a14="http://schemas.microsoft.com/office/drawing/2010/main" val="0"/>
@@ -6270,7 +6373,7 @@
                   <pic:spPr>
                     <a:xfrm>
                       <a:off x="0" y="0"/>
-                      <a:ext cx="5940425" cy="3186430"/>
+                      <a:ext cx="5940425" cy="4264660"/>
                     </a:xfrm>
                     <a:prstGeom prst="rect">
                       <a:avLst/>
@@ -6282,6 +6385,14 @@
           </wp:inline>
         </w:drawing>
       </w:r>
+    </w:p>
+    <w:p>
+      <w:pPr>
+        <w:rPr>
+          <w:rFonts w:ascii="Times New Roman" w:eastAsiaTheme="minorEastAsia" w:hAnsi="Times New Roman" w:cs="Times New Roman"/>
+          <w:iCs/>
+        </w:rPr>
+      </w:pPr>
     </w:p>
     <w:p>
       <w:pPr>
@@ -6986,7 +7097,6 @@
                 <w:rFonts w:ascii="Times New Roman" w:eastAsiaTheme="minorEastAsia" w:hAnsi="Times New Roman" w:cs="Times New Roman"/>
                 <w:iCs/>
               </w:rPr>
-              <w:lastRenderedPageBreak/>
               <w:t>Квадруполи</w:t>
             </w:r>
           </w:p>
@@ -7772,19 +7882,11 @@
         </w:rPr>
         <w:t xml:space="preserve"> </w:t>
       </w:r>
-      <w:proofErr w:type="spellStart"/>
-      <w:r>
-        <w:rPr>
-          <w:rFonts w:ascii="Times New Roman" w:eastAsiaTheme="minorEastAsia" w:hAnsi="Times New Roman" w:cs="Times New Roman"/>
-        </w:rPr>
-        <w:t>суперпериодичности</w:t>
-      </w:r>
-      <w:proofErr w:type="spellEnd"/>
-      <w:r>
-        <w:rPr>
-          <w:rFonts w:ascii="Times New Roman" w:eastAsiaTheme="minorEastAsia" w:hAnsi="Times New Roman" w:cs="Times New Roman"/>
-        </w:rPr>
-        <w:t xml:space="preserve"> арки </w:t>
+      <w:r>
+        <w:rPr>
+          <w:rFonts w:ascii="Times New Roman" w:eastAsiaTheme="minorEastAsia" w:hAnsi="Times New Roman" w:cs="Times New Roman"/>
+        </w:rPr>
+        <w:t xml:space="preserve">суперпериодичности арки </w:t>
       </w:r>
       <m:oMath>
         <m:r>
